--- a/competitors/diagramatix-vs-signavio-aris-primebpm-2026-07.docx
+++ b/competitors/diagramatix-vs-signavio-aris-primebpm-2026-07.docx
@@ -2,13 +2,13 @@
 <file path=word/document.xml><?xml version="1.0" encoding="utf-8"?>
 <w:document xmlns:w="http://schemas.openxmlformats.org/wordprocessingml/2006/main" xmlns:m="http://schemas.openxmlformats.org/officeDocument/2006/math" xmlns:r="http://schemas.openxmlformats.org/officeDocument/2006/relationships" xmlns:o="urn:schemas-microsoft-com:office:office" xmlns:v="urn:schemas-microsoft-com:vml" xmlns:w10="urn:schemas-microsoft-com:office:word" xmlns:a="http://schemas.openxmlformats.org/drawingml/2006/main" xmlns:pic="http://schemas.openxmlformats.org/drawingml/2006/picture" xmlns:wp="http://schemas.openxmlformats.org/drawingml/2006/wordprocessingDrawing">
   <w:body>
-    <w:bookmarkStart w:id="18" w:name="X7f33d1d8547d3db6aac1006f6504c8981455714"/>
+    <w:bookmarkStart w:id="19" w:name="X31021a1797a56f2efb3f802f283a82334e8a0d1"/>
     <w:p>
       <w:pPr>
         <w:pStyle w:val="Heading1"/>
       </w:pPr>
       <w:r>
-        <w:t xml:space="preserve">Diagramatix Feature Comparison — July 2026 (rev 2)</w:t>
+        <w:t xml:space="preserve">Diagramatix Feature Comparison — July 2026 (rev 3)</w:t>
       </w:r>
     </w:p>
     <w:bookmarkStart w:id="9" w:name="X40bfa75883298e912b1b0b744ef0242ee75b805"/>
@@ -35,7 +35,7 @@
         <w:t xml:space="preserve"> </w:t>
       </w:r>
       <w:r>
-        <w:t xml:space="preserve">5 July 2026</w:t>
+        <w:t xml:space="preserve">7 July 2026</w:t>
       </w:r>
       <w:r>
         <w:t xml:space="preserve"> </w:t>
@@ -51,7 +51,7 @@
         <w:t xml:space="preserve"> </w:t>
       </w:r>
       <w:r>
-        <w:t xml:space="preserve">the 4 July 2026 refresh (which itself superseded the 21 June edition)</w:t>
+        <w:t xml:space="preserve">the 5 July 2026 edition (rev 2) — which superseded the 4 July refresh and the 21 June edition</w:t>
       </w:r>
       <w:r>
         <w:t xml:space="preserve"> </w:t>
@@ -104,13 +104,13 @@
       </w:r>
     </w:p>
     <w:bookmarkEnd w:id="9"/>
-    <w:bookmarkStart w:id="10" w:name="what-changed-since-the-last-refresh"/>
+    <w:bookmarkStart w:id="10" w:name="X647fdb4e345d24d5a5c7e95282f780678929a39"/>
     <w:p>
       <w:pPr>
         <w:pStyle w:val="Heading2"/>
       </w:pPr>
       <w:r>
-        <w:t xml:space="preserve">What changed since the last refresh</w:t>
+        <w:t xml:space="preserve">Update — 7 July 2026 (rev 3): continuous, org-wide compliance monitoring</w:t>
       </w:r>
     </w:p>
     <w:p>
@@ -118,55 +118,20 @@
         <w:pStyle w:val="FirstParagraph"/>
       </w:pPr>
       <w:r>
-        <w:t xml:space="preserve">The 21 June comparison called out</w:t>
-      </w:r>
-      <w:r>
-        <w:t xml:space="preserve"> </w:t>
-      </w:r>
-      <w:r>
-        <w:rPr>
-          <w:b/>
-          <w:bCs/>
-        </w:rPr>
-        <w:t xml:space="preserve">process mining/conformance</w:t>
-      </w:r>
-      <w:r>
-        <w:t xml:space="preserve"> </w:t>
-      </w:r>
-      <w:r>
-        <w:t xml:space="preserve">as Diagramatix’s clearest gap; the 4 July refresh closed it. Since then Diagramatix has also shipped the</w:t>
-      </w:r>
-      <w:r>
-        <w:t xml:space="preserve"> </w:t>
-      </w:r>
-      <w:r>
-        <w:rPr>
-          <w:i/>
-          <w:iCs/>
-        </w:rPr>
-        <w:t xml:space="preserve">other</w:t>
-      </w:r>
-      <w:r>
-        <w:t xml:space="preserve"> </w:t>
-      </w:r>
-      <w:r>
-        <w:t xml:space="preserve">historically-missing enterprise pillar —</w:t>
-      </w:r>
-      <w:r>
-        <w:t xml:space="preserve"> </w:t>
-      </w:r>
-      <w:r>
-        <w:rPr>
-          <w:b/>
-          <w:bCs/>
-        </w:rPr>
-        <w:t xml:space="preserve">Risk &amp; Compliance / GRC</w:t>
-      </w:r>
-      <w:r>
-        <w:t xml:space="preserve"> </w:t>
-      </w:r>
-      <w:r>
-        <w:t xml:space="preserve">— and, critically, wired it to the mining engine:</w:t>
+        <w:t xml:space="preserve">Since the 5 July edition, Diagramatix extended GRC from a point-in-time matrix to</w:t>
+      </w:r>
+      <w:r>
+        <w:t xml:space="preserve"> </w:t>
+      </w:r>
+      <w:r>
+        <w:rPr>
+          <w:b/>
+          <w:bCs/>
+        </w:rPr>
+        <w:t xml:space="preserve">continuous, organisation-wide compliance monitoring</w:t>
+      </w:r>
+      <w:r>
+        <w:t xml:space="preserve">:</w:t>
       </w:r>
     </w:p>
     <w:p>
@@ -182,29 +147,103 @@
           <w:b/>
           <w:bCs/>
         </w:rPr>
-        <w:t xml:space="preserve">Risk &amp; Control on the process model.</w:t>
-      </w:r>
-      <w:r>
-        <w:t xml:space="preserve"> </w:t>
-      </w:r>
-      <w:r>
-        <w:t xml:space="preserve">Attach</w:t>
-      </w:r>
-      <w:r>
-        <w:t xml:space="preserve"> </w:t>
-      </w:r>
-      <w:r>
-        <w:rPr>
-          <w:b/>
-          <w:bCs/>
-        </w:rPr>
-        <w:t xml:space="preserve">Risks and Controls</w:t>
-      </w:r>
-      <w:r>
-        <w:t xml:space="preserve"> </w:t>
-      </w:r>
-      <w:r>
-        <w:t xml:space="preserve">(and Policies, Regulations, Audit Findings, KRIs, KPIs) to the real process steps, from an org-master catalog each project adopts. Controls carry type (preventive/detective/corrective), automation (manual/automated/IT-dependent), owner, framework reference, evidence, test method and residual-risk rating.</w:t>
+        <w:t xml:space="preserve">Compliance Monitoring console.</w:t>
+      </w:r>
+      <w:r>
+        <w:t xml:space="preserve"> </w:t>
+      </w:r>
+      <w:r>
+        <w:t xml:space="preserve">A new</w:t>
+      </w:r>
+      <w:r>
+        <w:t xml:space="preserve"> </w:t>
+      </w:r>
+      <w:r>
+        <w:rPr>
+          <w:b/>
+          <w:bCs/>
+        </w:rPr>
+        <w:t xml:space="preserve">org-level</w:t>
+      </w:r>
+      <w:r>
+        <w:t xml:space="preserve"> </w:t>
+      </w:r>
+      <w:r>
+        <w:t xml:space="preserve">console (a peer of the Simulator, Miner and Risk &amp; Control screens) that trends</w:t>
+      </w:r>
+      <w:r>
+        <w:t xml:space="preserve"> </w:t>
+      </w:r>
+      <w:r>
+        <w:rPr>
+          <w:b/>
+          <w:bCs/>
+        </w:rPr>
+        <w:t xml:space="preserve">control operating-effectiveness over time</w:t>
+      </w:r>
+      <w:r>
+        <w:t xml:space="preserve"> </w:t>
+      </w:r>
+      <w:r>
+        <w:t xml:space="preserve">across</w:t>
+      </w:r>
+      <w:r>
+        <w:t xml:space="preserve"> </w:t>
+      </w:r>
+      <w:r>
+        <w:rPr>
+          <w:i/>
+          <w:iCs/>
+        </w:rPr>
+        <w:t xml:space="preserve">every</w:t>
+      </w:r>
+      <w:r>
+        <w:t xml:space="preserve"> </w:t>
+      </w:r>
+      <w:r>
+        <w:t xml:space="preserve">project in the organisation, assembled from the retained process-mining runs. It shows an org-wide</w:t>
+      </w:r>
+      <w:r>
+        <w:t xml:space="preserve"> </w:t>
+      </w:r>
+      <w:r>
+        <w:rPr>
+          <w:b/>
+          <w:bCs/>
+        </w:rPr>
+        <w:t xml:space="preserve">effectiveness-vs-conformance-fitness trend</w:t>
+      </w:r>
+      <w:r>
+        <w:t xml:space="preserve">, per-control trend charts,</w:t>
+      </w:r>
+      <w:r>
+        <w:t xml:space="preserve"> </w:t>
+      </w:r>
+      <w:r>
+        <w:rPr>
+          <w:b/>
+          <w:bCs/>
+        </w:rPr>
+        <w:t xml:space="preserve">below-threshold and declining-control alerts</w:t>
+      </w:r>
+      <w:r>
+        <w:t xml:space="preserve">, and a by-project posture table — with per-run</w:t>
+      </w:r>
+      <w:r>
+        <w:t xml:space="preserve"> </w:t>
+      </w:r>
+      <w:r>
+        <w:rPr>
+          <w:b/>
+          <w:bCs/>
+        </w:rPr>
+        <w:t xml:space="preserve">include/exclude</w:t>
+      </w:r>
+      <w:r>
+        <w:t xml:space="preserve"> </w:t>
+      </w:r>
+      <w:r>
+        <w:t xml:space="preserve">so throwaway/test runs don’t skew the trend.</w:t>
       </w:r>
     </w:p>
     <w:p>
@@ -220,45 +259,66 @@
           <w:b/>
           <w:bCs/>
         </w:rPr>
-        <w:t xml:space="preserve">Risk-Control Matrix (RCM) export.</w:t>
-      </w:r>
-      <w:r>
-        <w:t xml:space="preserve"> </w:t>
-      </w:r>
-      <w:r>
-        <w:t xml:space="preserve">One click produces the auditor-standard, flat</w:t>
-      </w:r>
-      <w:r>
-        <w:t xml:space="preserve"> </w:t>
-      </w:r>
-      <w:r>
-        <w:rPr>
-          <w:b/>
-          <w:bCs/>
-        </w:rPr>
-        <w:t xml:space="preserve">Activity × Risk × Control</w:t>
-      </w:r>
-      <w:r>
-        <w:t xml:space="preserve"> </w:t>
-      </w:r>
-      <w:r>
-        <w:t xml:space="preserve">grid (plus registers, a coverage summary and a full</w:t>
-      </w:r>
-      <w:r>
-        <w:t xml:space="preserve"> </w:t>
-      </w:r>
-      <w:r>
-        <w:rPr>
-          <w:b/>
-          <w:bCs/>
-        </w:rPr>
-        <w:t xml:space="preserve">traceability</w:t>
-      </w:r>
-      <w:r>
-        <w:t xml:space="preserve"> </w:t>
-      </w:r>
-      <w:r>
-        <w:t xml:space="preserve">sheet), in Excel.</w:t>
+        <w:t xml:space="preserve">Org-wide Risk &amp; Control numbering + Org Owner.</w:t>
+      </w:r>
+      <w:r>
+        <w:t xml:space="preserve"> </w:t>
+      </w:r>
+      <w:r>
+        <w:t xml:space="preserve">Risk / Control / Policy codes (</w:t>
+      </w:r>
+      <w:r>
+        <w:rPr>
+          <w:rStyle w:val="VerbatimChar"/>
+        </w:rPr>
+        <w:t xml:space="preserve">R-001</w:t>
+      </w:r>
+      <w:r>
+        <w:t xml:space="preserve">,</w:t>
+      </w:r>
+      <w:r>
+        <w:t xml:space="preserve"> </w:t>
+      </w:r>
+      <w:r>
+        <w:rPr>
+          <w:rStyle w:val="VerbatimChar"/>
+        </w:rPr>
+        <w:t xml:space="preserve">C-001</w:t>
+      </w:r>
+      <w:r>
+        <w:t xml:space="preserve">…) are now a single</w:t>
+      </w:r>
+      <w:r>
+        <w:t xml:space="preserve"> </w:t>
+      </w:r>
+      <w:r>
+        <w:rPr>
+          <w:b/>
+          <w:bCs/>
+        </w:rPr>
+        <w:t xml:space="preserve">organisation-wide</w:t>
+      </w:r>
+      <w:r>
+        <w:t xml:space="preserve"> </w:t>
+      </w:r>
+      <w:r>
+        <w:t xml:space="preserve">sequence shared across all of an org’s projects, so the same control reads the same code everywhere. A SuperAdmin-settable</w:t>
+      </w:r>
+      <w:r>
+        <w:t xml:space="preserve"> </w:t>
+      </w:r>
+      <w:r>
+        <w:rPr>
+          <w:b/>
+          <w:bCs/>
+        </w:rPr>
+        <w:t xml:space="preserve">Org Owner</w:t>
+      </w:r>
+      <w:r>
+        <w:t xml:space="preserve"> </w:t>
+      </w:r>
+      <w:r>
+        <w:t xml:space="preserve">governs which organisation a project — and its numbering — belongs to.</w:t>
       </w:r>
     </w:p>
     <w:p>
@@ -274,89 +334,63 @@
           <w:b/>
           <w:bCs/>
         </w:rPr>
-        <w:t xml:space="preserve">Coverage + Segregation-of-Duties checks.</w:t>
-      </w:r>
-      <w:r>
-        <w:t xml:space="preserve"> </w:t>
-      </w:r>
-      <w:r>
-        <w:t xml:space="preserve">The diagram scan flags a Risk with no mitigating Control, and a lane that both raises and approves the same work.</w:t>
-      </w:r>
-    </w:p>
-    <w:p>
-      <w:pPr>
-        <w:pStyle w:val="Compact"/>
-        <w:numPr>
-          <w:ilvl w:val="0"/>
-          <w:numId w:val="1001"/>
-        </w:numPr>
-      </w:pPr>
-      <w:r>
-        <w:rPr>
-          <w:b/>
-          <w:bCs/>
-        </w:rPr>
-        <w:t xml:space="preserve">Traceability graph.</w:t>
-      </w:r>
-      <w:r>
-        <w:t xml:space="preserve"> </w:t>
-      </w:r>
-      <w:r>
-        <w:t xml:space="preserve">A directed</w:t>
-      </w:r>
-      <w:r>
-        <w:t xml:space="preserve"> </w:t>
-      </w:r>
-      <w:r>
-        <w:rPr>
-          <w:b/>
-          <w:bCs/>
-        </w:rPr>
-        <w:t xml:space="preserve">activity → risk → control → policy → regulation</w:t>
-      </w:r>
-      <w:r>
-        <w:t xml:space="preserve"> </w:t>
-      </w:r>
-      <w:r>
-        <w:t xml:space="preserve">(with KRIs/KPIs) graph, exportable — end-to-end from a BPMN step to the controls and regulations that govern it.</w:t>
-      </w:r>
-    </w:p>
-    <w:p>
-      <w:pPr>
-        <w:pStyle w:val="Compact"/>
-        <w:numPr>
-          <w:ilvl w:val="0"/>
-          <w:numId w:val="1001"/>
-        </w:numPr>
-      </w:pPr>
-      <w:r>
-        <w:rPr>
-          <w:b/>
-          <w:bCs/>
-        </w:rPr>
-        <w:t xml:space="preserve">Control operating-effectiveness from mined data.</w:t>
-      </w:r>
-      <w:r>
-        <w:t xml:space="preserve"> </w:t>
-      </w:r>
-      <w:r>
-        <w:t xml:space="preserve">Tie a Control to the mining-conformance deviation a bypass would produce, and the RCM shows it was</w:t>
-      </w:r>
-      <w:r>
-        <w:t xml:space="preserve"> </w:t>
-      </w:r>
-      <w:r>
-        <w:rPr>
-          <w:b/>
-          <w:bCs/>
-        </w:rPr>
-        <w:t xml:space="preserve">“bypassed in N of M cases”</w:t>
-      </w:r>
-      <w:r>
-        <w:t xml:space="preserve"> </w:t>
-      </w:r>
-      <w:r>
-        <w:t xml:space="preserve">— evidence the control is actually</w:t>
+        <w:t xml:space="preserve">RCM analytics + on-model highlight.</w:t>
+      </w:r>
+      <w:r>
+        <w:t xml:space="preserve"> </w:t>
+      </w:r>
+      <w:r>
+        <w:t xml:space="preserve">An in-console</w:t>
+      </w:r>
+      <w:r>
+        <w:t xml:space="preserve"> </w:t>
+      </w:r>
+      <w:r>
+        <w:rPr>
+          <w:b/>
+          <w:bCs/>
+        </w:rPr>
+        <w:t xml:space="preserve">analytics</w:t>
+      </w:r>
+      <w:r>
+        <w:t xml:space="preserve"> </w:t>
+      </w:r>
+      <w:r>
+        <w:t xml:space="preserve">view (coverage, inherent/residual risk posture, control type/automation mix, operating-effectiveness distribution) plus</w:t>
+      </w:r>
+      <w:r>
+        <w:t xml:space="preserve"> </w:t>
+      </w:r>
+      <w:r>
+        <w:rPr>
+          <w:b/>
+          <w:bCs/>
+        </w:rPr>
+        <w:t xml:space="preserve">red/green highlighting</w:t>
+      </w:r>
+      <w:r>
+        <w:t xml:space="preserve"> </w:t>
+      </w:r>
+      <w:r>
+        <w:t xml:space="preserve">of risk- and control-carrying steps directly on the diagram, and one-click navigation from a control to the exact step it guards.</w:t>
+      </w:r>
+    </w:p>
+    <w:p>
+      <w:pPr>
+        <w:pStyle w:val="FirstParagraph"/>
+      </w:pPr>
+      <w:r>
+        <w:rPr>
+          <w:b/>
+          <w:bCs/>
+        </w:rPr>
+        <w:t xml:space="preserve">Net effect:</w:t>
+      </w:r>
+      <w:r>
+        <w:t xml:space="preserve"> </w:t>
+      </w:r>
+      <w:r>
+        <w:t xml:space="preserve">the governance story moves from</w:t>
       </w:r>
       <w:r>
         <w:t xml:space="preserve"> </w:t>
@@ -366,32 +400,13 @@
           <w:i/>
           <w:iCs/>
         </w:rPr>
-        <w:t xml:space="preserve">operating</w:t>
-      </w:r>
-      <w:r>
-        <w:t xml:space="preserve">, computed from the real event log.</w:t>
-      </w:r>
-    </w:p>
-    <w:p>
-      <w:pPr>
-        <w:pStyle w:val="Compact"/>
-        <w:numPr>
-          <w:ilvl w:val="0"/>
-          <w:numId w:val="1001"/>
-        </w:numPr>
-      </w:pPr>
-      <w:r>
-        <w:rPr>
-          <w:b/>
-          <w:bCs/>
-        </w:rPr>
-        <w:t xml:space="preserve">A 3rd example catalog</w:t>
-      </w:r>
-      <w:r>
-        <w:t xml:space="preserve"> </w:t>
-      </w:r>
-      <w:r>
-        <w:t xml:space="preserve">—</w:t>
+        <w:t xml:space="preserve">“produce a Risk-Control Matrix”</w:t>
+      </w:r>
+      <w:r>
+        <w:t xml:space="preserve"> </w:t>
+      </w:r>
+      <w:r>
+        <w:t xml:space="preserve">to</w:t>
       </w:r>
       <w:r>
         <w:t xml:space="preserve"> </w:t>
@@ -401,62 +416,45 @@
           <w:i/>
           <w:iCs/>
         </w:rPr>
-        <w:t xml:space="preserve">Risk &amp; Control (GRC) Examples</w:t>
-      </w:r>
-      <w:r>
-        <w:t xml:space="preserve"> </w:t>
-      </w:r>
-      <w:r>
-        <w:t xml:space="preserve">— parallel to the Simulator and Mining galleries, with a one-click Order-to-Cash study (real process + risks/controls + a mined run proving effectiveness).</w:t>
-      </w:r>
-    </w:p>
-    <w:p>
-      <w:pPr>
-        <w:pStyle w:val="FirstParagraph"/>
-      </w:pPr>
-      <w:r>
-        <w:t xml:space="preserve">Net effect: Diagramatix now spans</w:t>
-      </w:r>
-      <w:r>
-        <w:t xml:space="preserve"> </w:t>
-      </w:r>
-      <w:r>
-        <w:rPr>
-          <w:b/>
-          <w:bCs/>
-        </w:rPr>
-        <w:t xml:space="preserve">model → publish → mine → conform → simulate → govern → improve</w:t>
-      </w:r>
-      <w:r>
-        <w:t xml:space="preserve"> </w:t>
-      </w:r>
-      <w:r>
-        <w:t xml:space="preserve">in one workspace. The two capabilities that used to be</w:t>
-      </w:r>
-      <w:r>
-        <w:t xml:space="preserve"> </w:t>
-      </w:r>
-      <w:r>
-        <w:t xml:space="preserve">“enterprise-suite only”</w:t>
-      </w:r>
-      <w:r>
-        <w:t xml:space="preserve"> </w:t>
-      </w:r>
-      <w:r>
-        <w:t xml:space="preserve">— process mining and GRC — are both present</w:t>
-      </w:r>
-      <w:r>
-        <w:t xml:space="preserve"> </w:t>
-      </w:r>
-      <w:r>
-        <w:rPr>
-          <w:i/>
-          <w:iCs/>
-        </w:rPr>
-        <w:t xml:space="preserve">and integrated with each other</w:t>
-      </w:r>
-      <w:r>
-        <w:t xml:space="preserve">, which even the enterprise suites keep in separate products.</w:t>
+        <w:t xml:space="preserve">“monitor whether controls keep operating — organisation-wide, over time.”</w:t>
+      </w:r>
+      <w:r>
+        <w:t xml:space="preserve"> </w:t>
+      </w:r>
+      <w:r>
+        <w:t xml:space="preserve">This begins to close the previously-noted</w:t>
+      </w:r>
+      <w:r>
+        <w:t xml:space="preserve"> </w:t>
+      </w:r>
+      <w:r>
+        <w:rPr>
+          <w:b/>
+          <w:bCs/>
+        </w:rPr>
+        <w:t xml:space="preserve">org-wide analytics</w:t>
+      </w:r>
+      <w:r>
+        <w:t xml:space="preserve"> </w:t>
+      </w:r>
+      <w:r>
+        <w:t xml:space="preserve">gap for the</w:t>
+      </w:r>
+      <w:r>
+        <w:t xml:space="preserve"> </w:t>
+      </w:r>
+      <w:r>
+        <w:rPr>
+          <w:b/>
+          <w:bCs/>
+        </w:rPr>
+        <w:t xml:space="preserve">compliance</w:t>
+      </w:r>
+      <w:r>
+        <w:t xml:space="preserve"> </w:t>
+      </w:r>
+      <w:r>
+        <w:t xml:space="preserve">domain specifically (control-effectiveness trending across projects) — a capability the enterprise suites deliver only by combining a separate process-intelligence product with a separate GRC product.</w:t>
       </w:r>
     </w:p>
     <w:p>
@@ -467,13 +465,13 @@
       </w:r>
     </w:p>
     <w:bookmarkEnd w:id="10"/>
-    <w:bookmarkStart w:id="11" w:name="basis-of-comparison"/>
+    <w:bookmarkStart w:id="11" w:name="X56b099fa31e9f47fe03cd0e7033c7a6a1668206"/>
     <w:p>
       <w:pPr>
         <w:pStyle w:val="Heading2"/>
       </w:pPr>
       <w:r>
-        <w:t xml:space="preserve">Basis of comparison</w:t>
+        <w:t xml:space="preserve">Earlier context — the GRC addition (5 July 2026)</w:t>
       </w:r>
     </w:p>
     <w:p>
@@ -481,20 +479,55 @@
         <w:pStyle w:val="FirstParagraph"/>
       </w:pPr>
       <w:r>
-        <w:t xml:space="preserve">The Diagramatix side is grounded in the shipped feature catalogue. The comparator side is based on public product pages and documentation — this is a</w:t>
-      </w:r>
-      <w:r>
-        <w:t xml:space="preserve"> </w:t>
-      </w:r>
-      <w:r>
-        <w:rPr>
-          <w:b/>
-          <w:bCs/>
-        </w:rPr>
-        <w:t xml:space="preserve">public-document comparison, not a hands-on bake-off</w:t>
-      </w:r>
-      <w:r>
-        <w:t xml:space="preserve">:</w:t>
+        <w:t xml:space="preserve">The 21 June comparison called out</w:t>
+      </w:r>
+      <w:r>
+        <w:t xml:space="preserve"> </w:t>
+      </w:r>
+      <w:r>
+        <w:rPr>
+          <w:b/>
+          <w:bCs/>
+        </w:rPr>
+        <w:t xml:space="preserve">process mining/conformance</w:t>
+      </w:r>
+      <w:r>
+        <w:t xml:space="preserve"> </w:t>
+      </w:r>
+      <w:r>
+        <w:t xml:space="preserve">as Diagramatix’s clearest gap; the 4 July refresh closed it. Since then Diagramatix has also shipped the</w:t>
+      </w:r>
+      <w:r>
+        <w:t xml:space="preserve"> </w:t>
+      </w:r>
+      <w:r>
+        <w:rPr>
+          <w:i/>
+          <w:iCs/>
+        </w:rPr>
+        <w:t xml:space="preserve">other</w:t>
+      </w:r>
+      <w:r>
+        <w:t xml:space="preserve"> </w:t>
+      </w:r>
+      <w:r>
+        <w:t xml:space="preserve">historically-missing enterprise pillar —</w:t>
+      </w:r>
+      <w:r>
+        <w:t xml:space="preserve"> </w:t>
+      </w:r>
+      <w:r>
+        <w:rPr>
+          <w:b/>
+          <w:bCs/>
+        </w:rPr>
+        <w:t xml:space="preserve">Risk &amp; Compliance / GRC</w:t>
+      </w:r>
+      <w:r>
+        <w:t xml:space="preserve"> </w:t>
+      </w:r>
+      <w:r>
+        <w:t xml:space="preserve">— and, critically, wired it to the mining engine:</w:t>
       </w:r>
     </w:p>
     <w:p>
@@ -510,13 +543,29 @@
           <w:b/>
           <w:bCs/>
         </w:rPr>
-        <w:t xml:space="preserve">Strong</w:t>
-      </w:r>
-      <w:r>
-        <w:t xml:space="preserve"> </w:t>
-      </w:r>
-      <w:r>
-        <w:t xml:space="preserve">— clear public evidence of a matching or very close capability.</w:t>
+        <w:t xml:space="preserve">Risk &amp; Control on the process model.</w:t>
+      </w:r>
+      <w:r>
+        <w:t xml:space="preserve"> </w:t>
+      </w:r>
+      <w:r>
+        <w:t xml:space="preserve">Attach</w:t>
+      </w:r>
+      <w:r>
+        <w:t xml:space="preserve"> </w:t>
+      </w:r>
+      <w:r>
+        <w:rPr>
+          <w:b/>
+          <w:bCs/>
+        </w:rPr>
+        <w:t xml:space="preserve">Risks and Controls</w:t>
+      </w:r>
+      <w:r>
+        <w:t xml:space="preserve"> </w:t>
+      </w:r>
+      <w:r>
+        <w:t xml:space="preserve">(and Policies, Regulations, Audit Findings, KRIs, KPIs) to the real process steps, from an org-master catalog each project adopts. Controls carry type (preventive/detective/corrective), automation (manual/automated/IT-dependent), owner, framework reference, evidence, test method and residual-risk rating.</w:t>
       </w:r>
     </w:p>
     <w:p>
@@ -532,13 +581,45 @@
           <w:b/>
           <w:bCs/>
         </w:rPr>
-        <w:t xml:space="preserve">Partial</w:t>
-      </w:r>
-      <w:r>
-        <w:t xml:space="preserve"> </w:t>
-      </w:r>
-      <w:r>
-        <w:t xml:space="preserve">— an adjacent capability, but not the exact Diagramatix feature as described.</w:t>
+        <w:t xml:space="preserve">Risk-Control Matrix (RCM) export.</w:t>
+      </w:r>
+      <w:r>
+        <w:t xml:space="preserve"> </w:t>
+      </w:r>
+      <w:r>
+        <w:t xml:space="preserve">One click produces the auditor-standard, flat</w:t>
+      </w:r>
+      <w:r>
+        <w:t xml:space="preserve"> </w:t>
+      </w:r>
+      <w:r>
+        <w:rPr>
+          <w:b/>
+          <w:bCs/>
+        </w:rPr>
+        <w:t xml:space="preserve">Activity × Risk × Control</w:t>
+      </w:r>
+      <w:r>
+        <w:t xml:space="preserve"> </w:t>
+      </w:r>
+      <w:r>
+        <w:t xml:space="preserve">grid (plus registers, a coverage summary and a full</w:t>
+      </w:r>
+      <w:r>
+        <w:t xml:space="preserve"> </w:t>
+      </w:r>
+      <w:r>
+        <w:rPr>
+          <w:b/>
+          <w:bCs/>
+        </w:rPr>
+        <w:t xml:space="preserve">traceability</w:t>
+      </w:r>
+      <w:r>
+        <w:t xml:space="preserve"> </w:t>
+      </w:r>
+      <w:r>
+        <w:t xml:space="preserve">sheet), in Excel.</w:t>
       </w:r>
     </w:p>
     <w:p>
@@ -554,29 +635,189 @@
           <w:b/>
           <w:bCs/>
         </w:rPr>
-        <w:t xml:space="preserve">Not found</w:t>
-      </w:r>
-      <w:r>
-        <w:t xml:space="preserve"> </w:t>
-      </w:r>
-      <w:r>
-        <w:t xml:space="preserve">— no reliable public evidence for that exact feature (this does</w:t>
-      </w:r>
-      <w:r>
-        <w:t xml:space="preserve"> </w:t>
-      </w:r>
-      <w:r>
-        <w:rPr>
-          <w:b/>
-          <w:bCs/>
-        </w:rPr>
-        <w:t xml:space="preserve">not</w:t>
-      </w:r>
-      <w:r>
-        <w:t xml:space="preserve"> </w:t>
-      </w:r>
-      <w:r>
-        <w:t xml:space="preserve">prove absence).</w:t>
+        <w:t xml:space="preserve">Coverage + Segregation-of-Duties checks.</w:t>
+      </w:r>
+      <w:r>
+        <w:t xml:space="preserve"> </w:t>
+      </w:r>
+      <w:r>
+        <w:t xml:space="preserve">The diagram scan flags a Risk with no mitigating Control, and a lane that both raises and approves the same work.</w:t>
+      </w:r>
+    </w:p>
+    <w:p>
+      <w:pPr>
+        <w:pStyle w:val="Compact"/>
+        <w:numPr>
+          <w:ilvl w:val="0"/>
+          <w:numId w:val="1002"/>
+        </w:numPr>
+      </w:pPr>
+      <w:r>
+        <w:rPr>
+          <w:b/>
+          <w:bCs/>
+        </w:rPr>
+        <w:t xml:space="preserve">Traceability graph.</w:t>
+      </w:r>
+      <w:r>
+        <w:t xml:space="preserve"> </w:t>
+      </w:r>
+      <w:r>
+        <w:t xml:space="preserve">A directed</w:t>
+      </w:r>
+      <w:r>
+        <w:t xml:space="preserve"> </w:t>
+      </w:r>
+      <w:r>
+        <w:rPr>
+          <w:b/>
+          <w:bCs/>
+        </w:rPr>
+        <w:t xml:space="preserve">activity → risk → control → policy → regulation</w:t>
+      </w:r>
+      <w:r>
+        <w:t xml:space="preserve"> </w:t>
+      </w:r>
+      <w:r>
+        <w:t xml:space="preserve">(with KRIs/KPIs) graph, exportable — end-to-end from a BPMN step to the controls and regulations that govern it.</w:t>
+      </w:r>
+    </w:p>
+    <w:p>
+      <w:pPr>
+        <w:pStyle w:val="Compact"/>
+        <w:numPr>
+          <w:ilvl w:val="0"/>
+          <w:numId w:val="1002"/>
+        </w:numPr>
+      </w:pPr>
+      <w:r>
+        <w:rPr>
+          <w:b/>
+          <w:bCs/>
+        </w:rPr>
+        <w:t xml:space="preserve">Control operating-effectiveness from mined data.</w:t>
+      </w:r>
+      <w:r>
+        <w:t xml:space="preserve"> </w:t>
+      </w:r>
+      <w:r>
+        <w:t xml:space="preserve">Tie a Control to the mining-conformance deviation a bypass would produce, and the RCM shows it was</w:t>
+      </w:r>
+      <w:r>
+        <w:t xml:space="preserve"> </w:t>
+      </w:r>
+      <w:r>
+        <w:rPr>
+          <w:b/>
+          <w:bCs/>
+        </w:rPr>
+        <w:t xml:space="preserve">“bypassed in N of M cases”</w:t>
+      </w:r>
+      <w:r>
+        <w:t xml:space="preserve"> </w:t>
+      </w:r>
+      <w:r>
+        <w:t xml:space="preserve">— evidence the control is actually</w:t>
+      </w:r>
+      <w:r>
+        <w:t xml:space="preserve"> </w:t>
+      </w:r>
+      <w:r>
+        <w:rPr>
+          <w:i/>
+          <w:iCs/>
+        </w:rPr>
+        <w:t xml:space="preserve">operating</w:t>
+      </w:r>
+      <w:r>
+        <w:t xml:space="preserve">, computed from the real event log.</w:t>
+      </w:r>
+    </w:p>
+    <w:p>
+      <w:pPr>
+        <w:pStyle w:val="Compact"/>
+        <w:numPr>
+          <w:ilvl w:val="0"/>
+          <w:numId w:val="1002"/>
+        </w:numPr>
+      </w:pPr>
+      <w:r>
+        <w:rPr>
+          <w:b/>
+          <w:bCs/>
+        </w:rPr>
+        <w:t xml:space="preserve">A 3rd example catalog</w:t>
+      </w:r>
+      <w:r>
+        <w:t xml:space="preserve"> </w:t>
+      </w:r>
+      <w:r>
+        <w:t xml:space="preserve">—</w:t>
+      </w:r>
+      <w:r>
+        <w:t xml:space="preserve"> </w:t>
+      </w:r>
+      <w:r>
+        <w:rPr>
+          <w:i/>
+          <w:iCs/>
+        </w:rPr>
+        <w:t xml:space="preserve">Risk &amp; Control (GRC) Examples</w:t>
+      </w:r>
+      <w:r>
+        <w:t xml:space="preserve"> </w:t>
+      </w:r>
+      <w:r>
+        <w:t xml:space="preserve">— parallel to the Simulator and Mining galleries, with a one-click Order-to-Cash study (real process + risks/controls + a mined run proving effectiveness).</w:t>
+      </w:r>
+    </w:p>
+    <w:p>
+      <w:pPr>
+        <w:pStyle w:val="FirstParagraph"/>
+      </w:pPr>
+      <w:r>
+        <w:t xml:space="preserve">Net effect: Diagramatix now spans</w:t>
+      </w:r>
+      <w:r>
+        <w:t xml:space="preserve"> </w:t>
+      </w:r>
+      <w:r>
+        <w:rPr>
+          <w:b/>
+          <w:bCs/>
+        </w:rPr>
+        <w:t xml:space="preserve">model → publish → mine → conform → simulate → govern → improve</w:t>
+      </w:r>
+      <w:r>
+        <w:t xml:space="preserve"> </w:t>
+      </w:r>
+      <w:r>
+        <w:t xml:space="preserve">in one workspace. The two capabilities that used to be</w:t>
+      </w:r>
+      <w:r>
+        <w:t xml:space="preserve"> </w:t>
+      </w:r>
+      <w:r>
+        <w:t xml:space="preserve">“enterprise-suite only”</w:t>
+      </w:r>
+      <w:r>
+        <w:t xml:space="preserve"> </w:t>
+      </w:r>
+      <w:r>
+        <w:t xml:space="preserve">— process mining and GRC — are both present</w:t>
+      </w:r>
+      <w:r>
+        <w:t xml:space="preserve"> </w:t>
+      </w:r>
+      <w:r>
+        <w:rPr>
+          <w:i/>
+          <w:iCs/>
+        </w:rPr>
+        <w:t xml:space="preserve">and integrated with each other</w:t>
+      </w:r>
+      <w:r>
+        <w:t xml:space="preserve">, which even the enterprise suites keep in separate products.</w:t>
       </w:r>
     </w:p>
     <w:p>
@@ -587,13 +828,13 @@
       </w:r>
     </w:p>
     <w:bookmarkEnd w:id="11"/>
-    <w:bookmarkStart w:id="12" w:name="executive-summary"/>
+    <w:bookmarkStart w:id="12" w:name="basis-of-comparison"/>
     <w:p>
       <w:pPr>
         <w:pStyle w:val="Heading2"/>
       </w:pPr>
       <w:r>
-        <w:t xml:space="preserve">Executive summary</w:t>
+        <w:t xml:space="preserve">Basis of comparison</w:t>
       </w:r>
     </w:p>
     <w:p>
@@ -601,60 +842,20 @@
         <w:pStyle w:val="FirstParagraph"/>
       </w:pPr>
       <w:r>
-        <w:rPr>
-          <w:b/>
-          <w:bCs/>
-        </w:rPr>
-        <w:t xml:space="preserve">Diagramatix</w:t>
-      </w:r>
-      <w:r>
-        <w:t xml:space="preserve"> </w:t>
-      </w:r>
-      <w:r>
-        <w:t xml:space="preserve">is now a</w:t>
-      </w:r>
-      <w:r>
-        <w:t xml:space="preserve"> </w:t>
-      </w:r>
-      <w:r>
-        <w:rPr>
-          <w:b/>
-          <w:bCs/>
-        </w:rPr>
-        <w:t xml:space="preserve">full-loop process</w:t>
-      </w:r>
-      <w:r>
-        <w:rPr>
-          <w:b/>
-          <w:bCs/>
-        </w:rPr>
-        <w:t xml:space="preserve"> </w:t>
-      </w:r>
-      <w:r>
-        <w:rPr>
-          <w:b/>
-          <w:bCs/>
-          <w:i/>
-          <w:iCs/>
-        </w:rPr>
-        <w:t xml:space="preserve">and governance</w:t>
-      </w:r>
-      <w:r>
-        <w:rPr>
-          <w:b/>
-          <w:bCs/>
-        </w:rPr>
-        <w:t xml:space="preserve"> </w:t>
-      </w:r>
-      <w:r>
-        <w:rPr>
-          <w:b/>
-          <w:bCs/>
-        </w:rPr>
-        <w:t xml:space="preserve">platform for the SMB and mid-market</w:t>
-      </w:r>
-      <w:r>
-        <w:t xml:space="preserve">: author in any notation, publish to a business audience, mine the real process from event logs, check conformance, calibrate a digital twin, simulate the redesign — and govern it with risks, controls and a Risk-Control Matrix, all without leaving the tool. Its distinctive, hard-to-match claims are now:</w:t>
+        <w:t xml:space="preserve">The Diagramatix side is grounded in the shipped feature catalogue. The comparator side is based on public product pages and documentation — this is a</w:t>
+      </w:r>
+      <w:r>
+        <w:t xml:space="preserve"> </w:t>
+      </w:r>
+      <w:r>
+        <w:rPr>
+          <w:b/>
+          <w:bCs/>
+        </w:rPr>
+        <w:t xml:space="preserve">public-document comparison, not a hands-on bake-off</w:t>
+      </w:r>
+      <w:r>
+        <w:t xml:space="preserve">:</w:t>
       </w:r>
     </w:p>
     <w:p>
@@ -670,61 +871,13 @@
           <w:b/>
           <w:bCs/>
         </w:rPr>
-        <w:t xml:space="preserve">A closed mine → conform → simulate → improve loop in one product.</w:t>
-      </w:r>
-      <w:r>
-        <w:t xml:space="preserve"> </w:t>
-      </w:r>
-      <w:r>
-        <w:t xml:space="preserve">Most tools do</w:t>
-      </w:r>
-      <w:r>
-        <w:t xml:space="preserve"> </w:t>
-      </w:r>
-      <w:r>
-        <w:rPr>
-          <w:i/>
-          <w:iCs/>
-        </w:rPr>
-        <w:t xml:space="preserve">either</w:t>
-      </w:r>
-      <w:r>
-        <w:t xml:space="preserve"> </w:t>
-      </w:r>
-      <w:r>
-        <w:t xml:space="preserve">mining (Celonis, Signavio PI, ARIS Mining)</w:t>
-      </w:r>
-      <w:r>
-        <w:t xml:space="preserve"> </w:t>
-      </w:r>
-      <w:r>
-        <w:rPr>
-          <w:i/>
-          <w:iCs/>
-        </w:rPr>
-        <w:t xml:space="preserve">or</w:t>
-      </w:r>
-      <w:r>
-        <w:t xml:space="preserve"> </w:t>
-      </w:r>
-      <w:r>
-        <w:t xml:space="preserve">modelling+simulation (Signavio Modeler, ARIS, PRIME). Diagramatix does both and</w:t>
-      </w:r>
-      <w:r>
-        <w:t xml:space="preserve"> </w:t>
-      </w:r>
-      <w:r>
-        <w:rPr>
-          <w:b/>
-          <w:bCs/>
-        </w:rPr>
-        <w:t xml:space="preserve">wires mining output straight into a calibrated simulation twin</w:t>
-      </w:r>
-      <w:r>
-        <w:t xml:space="preserve"> </w:t>
-      </w:r>
-      <w:r>
-        <w:t xml:space="preserve">— a workflow even the enterprise suites keep in separate modules.</w:t>
+        <w:t xml:space="preserve">Strong</w:t>
+      </w:r>
+      <w:r>
+        <w:t xml:space="preserve"> </w:t>
+      </w:r>
+      <w:r>
+        <w:t xml:space="preserve">— clear public evidence of a matching or very close capability.</w:t>
       </w:r>
     </w:p>
     <w:p>
@@ -740,48 +893,13 @@
           <w:b/>
           <w:bCs/>
         </w:rPr>
-        <w:t xml:space="preserve">Governance on the process, proven by data.</w:t>
-      </w:r>
-      <w:r>
-        <w:t xml:space="preserve"> </w:t>
-      </w:r>
-      <w:r>
-        <w:t xml:space="preserve">Attach Risks &amp; Controls to the real steps, produce a Risk-Control Matrix, and — uniquely at this tier — see each control’s</w:t>
-      </w:r>
-      <w:r>
-        <w:t xml:space="preserve"> </w:t>
-      </w:r>
-      <w:r>
-        <w:rPr>
-          <w:b/>
-          <w:bCs/>
-        </w:rPr>
-        <w:t xml:space="preserve">operating effectiveness</w:t>
-      </w:r>
-      <w:r>
-        <w:t xml:space="preserve"> </w:t>
-      </w:r>
-      <w:r>
-        <w:t xml:space="preserve">(</w:t>
-      </w:r>
-      <w:r>
-        <w:t xml:space="preserve">“bypassed in N of M cases”</w:t>
-      </w:r>
-      <w:r>
-        <w:t xml:space="preserve">) computed from the</w:t>
-      </w:r>
-      <w:r>
-        <w:t xml:space="preserve"> </w:t>
-      </w:r>
-      <w:r>
-        <w:rPr>
-          <w:i/>
-          <w:iCs/>
-        </w:rPr>
-        <w:t xml:space="preserve">mined conformance</w:t>
-      </w:r>
-      <w:r>
-        <w:t xml:space="preserve">. Enterprise GRC suites keep risk/control and process mining in separate products; Diagramatix does both on one model.</w:t>
+        <w:t xml:space="preserve">Partial</w:t>
+      </w:r>
+      <w:r>
+        <w:t xml:space="preserve"> </w:t>
+      </w:r>
+      <w:r>
+        <w:t xml:space="preserve">— an adjacent capability, but not the exact Diagramatix feature as described.</w:t>
       </w:r>
     </w:p>
     <w:p>
@@ -797,42 +915,107 @@
           <w:b/>
           <w:bCs/>
         </w:rPr>
-        <w:t xml:space="preserve">Entity-lifecycle mining + state-machine conformance.</w:t>
-      </w:r>
-      <w:r>
-        <w:t xml:space="preserve"> </w:t>
-      </w:r>
-      <w:r>
-        <w:t xml:space="preserve">Beyond directly-follows BPMN discovery, Diagramatix mines the business entity’s</w:t>
-      </w:r>
-      <w:r>
-        <w:t xml:space="preserve"> </w:t>
-      </w:r>
-      <w:r>
-        <w:rPr>
-          <w:b/>
-          <w:bCs/>
-        </w:rPr>
-        <w:t xml:space="preserve">state machine</w:t>
-      </w:r>
-      <w:r>
-        <w:t xml:space="preserve"> </w:t>
-      </w:r>
-      <w:r>
-        <w:t xml:space="preserve">and replays it against a reference lifecycle — conformance framed as</w:t>
-      </w:r>
-      <w:r>
-        <w:t xml:space="preserve"> </w:t>
-      </w:r>
-      <w:r>
-        <w:rPr>
+        <w:t xml:space="preserve">Not found</w:t>
+      </w:r>
+      <w:r>
+        <w:t xml:space="preserve"> </w:t>
+      </w:r>
+      <w:r>
+        <w:t xml:space="preserve">— no reliable public evidence for that exact feature (this does</w:t>
+      </w:r>
+      <w:r>
+        <w:t xml:space="preserve"> </w:t>
+      </w:r>
+      <w:r>
+        <w:rPr>
+          <w:b/>
+          <w:bCs/>
+        </w:rPr>
+        <w:t xml:space="preserve">not</w:t>
+      </w:r>
+      <w:r>
+        <w:t xml:space="preserve"> </w:t>
+      </w:r>
+      <w:r>
+        <w:t xml:space="preserve">prove absence).</w:t>
+      </w:r>
+    </w:p>
+    <w:p>
+      <w:r>
+        <w:pict>
+          <v:rect style="width:0;height:1.5pt" o:hralign="center" o:hrstd="t" o:hr="t"/>
+        </w:pict>
+      </w:r>
+    </w:p>
+    <w:bookmarkEnd w:id="12"/>
+    <w:bookmarkStart w:id="13" w:name="executive-summary"/>
+    <w:p>
+      <w:pPr>
+        <w:pStyle w:val="Heading2"/>
+      </w:pPr>
+      <w:r>
+        <w:t xml:space="preserve">Executive summary</w:t>
+      </w:r>
+    </w:p>
+    <w:p>
+      <w:pPr>
+        <w:pStyle w:val="FirstParagraph"/>
+      </w:pPr>
+      <w:r>
+        <w:rPr>
+          <w:b/>
+          <w:bCs/>
+        </w:rPr>
+        <w:t xml:space="preserve">Diagramatix</w:t>
+      </w:r>
+      <w:r>
+        <w:t xml:space="preserve"> </w:t>
+      </w:r>
+      <w:r>
+        <w:t xml:space="preserve">is now a</w:t>
+      </w:r>
+      <w:r>
+        <w:t xml:space="preserve"> </w:t>
+      </w:r>
+      <w:r>
+        <w:rPr>
+          <w:b/>
+          <w:bCs/>
+        </w:rPr>
+        <w:t xml:space="preserve">full-loop process</w:t>
+      </w:r>
+      <w:r>
+        <w:rPr>
+          <w:b/>
+          <w:bCs/>
+        </w:rPr>
+        <w:t xml:space="preserve"> </w:t>
+      </w:r>
+      <w:r>
+        <w:rPr>
+          <w:b/>
+          <w:bCs/>
           <w:i/>
           <w:iCs/>
         </w:rPr>
-        <w:t xml:space="preserve">legal states/transitions</w:t>
-      </w:r>
-      <w:r>
-        <w:t xml:space="preserve">, unusually precise for this tier.</w:t>
+        <w:t xml:space="preserve">and governance</w:t>
+      </w:r>
+      <w:r>
+        <w:rPr>
+          <w:b/>
+          <w:bCs/>
+        </w:rPr>
+        <w:t xml:space="preserve"> </w:t>
+      </w:r>
+      <w:r>
+        <w:rPr>
+          <w:b/>
+          <w:bCs/>
+        </w:rPr>
+        <w:t xml:space="preserve">platform for the SMB and mid-market</w:t>
+      </w:r>
+      <w:r>
+        <w:t xml:space="preserve">: author in any notation, publish to a business audience, mine the real process from event logs, check conformance, calibrate a digital twin, simulate the redesign — and govern it with risks, controls and a Risk-Control Matrix, all without leaving the tool. Its distinctive, hard-to-match claims are now:</w:t>
       </w:r>
     </w:p>
     <w:p>
@@ -840,7 +1023,233 @@
         <w:pStyle w:val="Compact"/>
         <w:numPr>
           <w:ilvl w:val="0"/>
-          <w:numId w:val="1003"/>
+          <w:numId w:val="1004"/>
+        </w:numPr>
+      </w:pPr>
+      <w:r>
+        <w:rPr>
+          <w:b/>
+          <w:bCs/>
+        </w:rPr>
+        <w:t xml:space="preserve">A closed mine → conform → simulate → improve loop in one product.</w:t>
+      </w:r>
+      <w:r>
+        <w:t xml:space="preserve"> </w:t>
+      </w:r>
+      <w:r>
+        <w:t xml:space="preserve">Most tools do</w:t>
+      </w:r>
+      <w:r>
+        <w:t xml:space="preserve"> </w:t>
+      </w:r>
+      <w:r>
+        <w:rPr>
+          <w:i/>
+          <w:iCs/>
+        </w:rPr>
+        <w:t xml:space="preserve">either</w:t>
+      </w:r>
+      <w:r>
+        <w:t xml:space="preserve"> </w:t>
+      </w:r>
+      <w:r>
+        <w:t xml:space="preserve">mining (Celonis, Signavio PI, ARIS Mining)</w:t>
+      </w:r>
+      <w:r>
+        <w:t xml:space="preserve"> </w:t>
+      </w:r>
+      <w:r>
+        <w:rPr>
+          <w:i/>
+          <w:iCs/>
+        </w:rPr>
+        <w:t xml:space="preserve">or</w:t>
+      </w:r>
+      <w:r>
+        <w:t xml:space="preserve"> </w:t>
+      </w:r>
+      <w:r>
+        <w:t xml:space="preserve">modelling+simulation (Signavio Modeler, ARIS, PRIME). Diagramatix does both and</w:t>
+      </w:r>
+      <w:r>
+        <w:t xml:space="preserve"> </w:t>
+      </w:r>
+      <w:r>
+        <w:rPr>
+          <w:b/>
+          <w:bCs/>
+        </w:rPr>
+        <w:t xml:space="preserve">wires mining output straight into a calibrated simulation twin</w:t>
+      </w:r>
+      <w:r>
+        <w:t xml:space="preserve"> </w:t>
+      </w:r>
+      <w:r>
+        <w:t xml:space="preserve">— a workflow even the enterprise suites keep in separate modules.</w:t>
+      </w:r>
+    </w:p>
+    <w:p>
+      <w:pPr>
+        <w:pStyle w:val="Compact"/>
+        <w:numPr>
+          <w:ilvl w:val="0"/>
+          <w:numId w:val="1004"/>
+        </w:numPr>
+      </w:pPr>
+      <w:r>
+        <w:rPr>
+          <w:b/>
+          <w:bCs/>
+        </w:rPr>
+        <w:t xml:space="preserve">Governance on the process, proven by data — and monitored over time.</w:t>
+      </w:r>
+      <w:r>
+        <w:t xml:space="preserve"> </w:t>
+      </w:r>
+      <w:r>
+        <w:t xml:space="preserve">Attach Risks &amp; Controls to the real steps, produce a Risk-Control Matrix, and — uniquely at this tier — see each control’s</w:t>
+      </w:r>
+      <w:r>
+        <w:t xml:space="preserve"> </w:t>
+      </w:r>
+      <w:r>
+        <w:rPr>
+          <w:b/>
+          <w:bCs/>
+        </w:rPr>
+        <w:t xml:space="preserve">operating effectiveness</w:t>
+      </w:r>
+      <w:r>
+        <w:t xml:space="preserve"> </w:t>
+      </w:r>
+      <w:r>
+        <w:t xml:space="preserve">(</w:t>
+      </w:r>
+      <w:r>
+        <w:t xml:space="preserve">“bypassed in N of M cases”</w:t>
+      </w:r>
+      <w:r>
+        <w:t xml:space="preserve">) computed from the</w:t>
+      </w:r>
+      <w:r>
+        <w:t xml:space="preserve"> </w:t>
+      </w:r>
+      <w:r>
+        <w:rPr>
+          <w:i/>
+          <w:iCs/>
+        </w:rPr>
+        <w:t xml:space="preserve">mined conformance</w:t>
+      </w:r>
+      <w:r>
+        <w:t xml:space="preserve">, now</w:t>
+      </w:r>
+      <w:r>
+        <w:t xml:space="preserve"> </w:t>
+      </w:r>
+      <w:r>
+        <w:rPr>
+          <w:b/>
+          <w:bCs/>
+        </w:rPr>
+        <w:t xml:space="preserve">trended organisation-wide over time</w:t>
+      </w:r>
+      <w:r>
+        <w:t xml:space="preserve"> </w:t>
+      </w:r>
+      <w:r>
+        <w:t xml:space="preserve">in a dedicated</w:t>
+      </w:r>
+      <w:r>
+        <w:t xml:space="preserve"> </w:t>
+      </w:r>
+      <w:r>
+        <w:rPr>
+          <w:b/>
+          <w:bCs/>
+        </w:rPr>
+        <w:t xml:space="preserve">Compliance Monitoring</w:t>
+      </w:r>
+      <w:r>
+        <w:t xml:space="preserve"> </w:t>
+      </w:r>
+      <w:r>
+        <w:t xml:space="preserve">console with declining-control alerts. Enterprise GRC suites keep risk/control and process mining in separate products; Diagramatix does both on one model</w:t>
+      </w:r>
+      <w:r>
+        <w:t xml:space="preserve"> </w:t>
+      </w:r>
+      <w:r>
+        <w:rPr>
+          <w:i/>
+          <w:iCs/>
+        </w:rPr>
+        <w:t xml:space="preserve">and</w:t>
+      </w:r>
+      <w:r>
+        <w:t xml:space="preserve"> </w:t>
+      </w:r>
+      <w:r>
+        <w:t xml:space="preserve">monitors compliance continuously.</w:t>
+      </w:r>
+    </w:p>
+    <w:p>
+      <w:pPr>
+        <w:pStyle w:val="Compact"/>
+        <w:numPr>
+          <w:ilvl w:val="0"/>
+          <w:numId w:val="1004"/>
+        </w:numPr>
+      </w:pPr>
+      <w:r>
+        <w:rPr>
+          <w:b/>
+          <w:bCs/>
+        </w:rPr>
+        <w:t xml:space="preserve">Entity-lifecycle mining + state-machine conformance.</w:t>
+      </w:r>
+      <w:r>
+        <w:t xml:space="preserve"> </w:t>
+      </w:r>
+      <w:r>
+        <w:t xml:space="preserve">Beyond directly-follows BPMN discovery, Diagramatix mines the business entity’s</w:t>
+      </w:r>
+      <w:r>
+        <w:t xml:space="preserve"> </w:t>
+      </w:r>
+      <w:r>
+        <w:rPr>
+          <w:b/>
+          <w:bCs/>
+        </w:rPr>
+        <w:t xml:space="preserve">state machine</w:t>
+      </w:r>
+      <w:r>
+        <w:t xml:space="preserve"> </w:t>
+      </w:r>
+      <w:r>
+        <w:t xml:space="preserve">and replays it against a reference lifecycle — conformance framed as</w:t>
+      </w:r>
+      <w:r>
+        <w:t xml:space="preserve"> </w:t>
+      </w:r>
+      <w:r>
+        <w:rPr>
+          <w:i/>
+          <w:iCs/>
+        </w:rPr>
+        <w:t xml:space="preserve">legal states/transitions</w:t>
+      </w:r>
+      <w:r>
+        <w:t xml:space="preserve">, unusually precise for this tier.</w:t>
+      </w:r>
+    </w:p>
+    <w:p>
+      <w:pPr>
+        <w:pStyle w:val="Compact"/>
+        <w:numPr>
+          <w:ilvl w:val="0"/>
+          <w:numId w:val="1004"/>
         </w:numPr>
       </w:pPr>
       <w:r>
@@ -1161,8 +1570,8 @@
         </w:pict>
       </w:r>
     </w:p>
-    <w:bookmarkEnd w:id="12"/>
-    <w:bookmarkStart w:id="13" w:name="high-level-positioning"/>
+    <w:bookmarkEnd w:id="13"/>
+    <w:bookmarkStart w:id="14" w:name="high-level-positioning"/>
     <w:p>
       <w:pPr>
         <w:pStyle w:val="Heading2"/>
@@ -1270,6 +1679,19 @@
               <w:t xml:space="preserve">risk &amp; control + Risk-Control Matrix with mining-proven control effectiveness</w:t>
             </w:r>
             <w:r>
+              <w:t xml:space="preserve">,</w:t>
+            </w:r>
+            <w:r>
+              <w:t xml:space="preserve"> </w:t>
+            </w:r>
+            <w:r>
+              <w:rPr>
+                <w:b/>
+                <w:bCs/>
+              </w:rPr>
+              <w:t xml:space="preserve">continuous org-wide compliance monitoring</w:t>
+            </w:r>
+            <w:r>
               <w:t xml:space="preserve">, health checking</w:t>
             </w:r>
           </w:p>
@@ -1281,7 +1703,7 @@
               <w:pStyle w:val="Compact"/>
             </w:pPr>
             <w:r>
-              <w:t xml:space="preserve">Enterprise-scale mining connectors &amp; org-wide process-intelligence dashboards; deep repository governance at ARIS/Signavio scale</w:t>
+              <w:t xml:space="preserve">Enterprise-scale mining connectors &amp; general org-wide process-intelligence dashboards; deep repository governance at ARIS/Signavio scale</w:t>
             </w:r>
           </w:p>
         </w:tc>
@@ -1411,8 +1833,8 @@
         </w:pict>
       </w:r>
     </w:p>
-    <w:bookmarkEnd w:id="13"/>
-    <w:bookmarkStart w:id="14" w:name="capability-comparison-grouped"/>
+    <w:bookmarkEnd w:id="14"/>
+    <w:bookmarkStart w:id="15" w:name="capability-comparison-grouped"/>
     <w:p>
       <w:pPr>
         <w:pStyle w:val="Heading2"/>
@@ -3172,6 +3594,152 @@
               <w:pStyle w:val="Compact"/>
             </w:pPr>
             <w:r>
+              <w:rPr>
+                <w:b/>
+                <w:bCs/>
+              </w:rPr>
+              <w:t xml:space="preserve">Continuous compliance monitoring — control effectiveness trended over time, org-wide across all projects</w:t>
+            </w:r>
+          </w:p>
+        </w:tc>
+        <w:tc>
+          <w:tcPr/>
+          <w:p>
+            <w:pPr>
+              <w:pStyle w:val="Compact"/>
+            </w:pPr>
+            <w:r>
+              <w:rPr>
+                <w:b/>
+                <w:bCs/>
+              </w:rPr>
+              <w:t xml:space="preserve">Strong</w:t>
+            </w:r>
+            <w:r>
+              <w:t xml:space="preserve"> </w:t>
+            </w:r>
+            <w:r>
+              <w:t xml:space="preserve">(distinctive, integrated)</w:t>
+            </w:r>
+          </w:p>
+        </w:tc>
+        <w:tc>
+          <w:tcPr/>
+          <w:p>
+            <w:pPr>
+              <w:pStyle w:val="Compact"/>
+            </w:pPr>
+            <w:r>
+              <w:t xml:space="preserve">Partial (separate PI + GRC)</w:t>
+            </w:r>
+          </w:p>
+        </w:tc>
+        <w:tc>
+          <w:tcPr/>
+          <w:p>
+            <w:pPr>
+              <w:pStyle w:val="Compact"/>
+            </w:pPr>
+            <w:r>
+              <w:t xml:space="preserve">Partial (separate mining + ARCM)</w:t>
+            </w:r>
+          </w:p>
+        </w:tc>
+        <w:tc>
+          <w:tcPr/>
+          <w:p>
+            <w:pPr>
+              <w:pStyle w:val="Compact"/>
+            </w:pPr>
+            <w:r>
+              <w:t xml:space="preserve">Not found</w:t>
+            </w:r>
+          </w:p>
+        </w:tc>
+      </w:tr>
+      <w:tr>
+        <w:tc>
+          <w:tcPr/>
+          <w:p>
+            <w:pPr>
+              <w:pStyle w:val="Compact"/>
+            </w:pPr>
+            <w:r>
+              <w:rPr>
+                <w:b/>
+                <w:bCs/>
+              </w:rPr>
+              <w:t xml:space="preserve">Org-wide risk/control numbering + SuperAdmin Org Owner</w:t>
+            </w:r>
+          </w:p>
+        </w:tc>
+        <w:tc>
+          <w:tcPr/>
+          <w:p>
+            <w:pPr>
+              <w:pStyle w:val="Compact"/>
+            </w:pPr>
+            <w:r>
+              <w:rPr>
+                <w:b/>
+                <w:bCs/>
+              </w:rPr>
+              <w:t xml:space="preserve">Strong</w:t>
+            </w:r>
+          </w:p>
+        </w:tc>
+        <w:tc>
+          <w:tcPr/>
+          <w:p>
+            <w:pPr>
+              <w:pStyle w:val="Compact"/>
+            </w:pPr>
+            <w:r>
+              <w:t xml:space="preserve">Partial</w:t>
+            </w:r>
+          </w:p>
+        </w:tc>
+        <w:tc>
+          <w:tcPr/>
+          <w:p>
+            <w:pPr>
+              <w:pStyle w:val="Compact"/>
+            </w:pPr>
+            <w:r>
+              <w:rPr>
+                <w:b/>
+                <w:bCs/>
+              </w:rPr>
+              <w:t xml:space="preserve">Strong</w:t>
+            </w:r>
+            <w:r>
+              <w:t xml:space="preserve"> </w:t>
+            </w:r>
+            <w:r>
+              <w:t xml:space="preserve">(repository)</w:t>
+            </w:r>
+          </w:p>
+        </w:tc>
+        <w:tc>
+          <w:tcPr/>
+          <w:p>
+            <w:pPr>
+              <w:pStyle w:val="Compact"/>
+            </w:pPr>
+            <w:r>
+              <w:t xml:space="preserve">Not found</w:t>
+            </w:r>
+          </w:p>
+        </w:tc>
+      </w:tr>
+      <w:tr>
+        <w:tc>
+          <w:tcPr/>
+          <w:p>
+            <w:pPr>
+              <w:pStyle w:val="Compact"/>
+            </w:pPr>
+            <w:r>
               <w:t xml:space="preserve">Enterprise-scale mining connectors (live system extraction)</w:t>
             </w:r>
           </w:p>
@@ -3550,134 +4118,14 @@
         </w:pict>
       </w:r>
     </w:p>
-    <w:bookmarkEnd w:id="14"/>
-    <w:bookmarkStart w:id="15" w:name="where-diagramatix-now-leads"/>
+    <w:bookmarkEnd w:id="15"/>
+    <w:bookmarkStart w:id="16" w:name="where-diagramatix-now-leads"/>
     <w:p>
       <w:pPr>
         <w:pStyle w:val="Heading2"/>
       </w:pPr>
       <w:r>
         <w:t xml:space="preserve">Where Diagramatix now leads</w:t>
-      </w:r>
-    </w:p>
-    <w:p>
-      <w:pPr>
-        <w:pStyle w:val="Compact"/>
-        <w:numPr>
-          <w:ilvl w:val="0"/>
-          <w:numId w:val="1004"/>
-        </w:numPr>
-      </w:pPr>
-      <w:r>
-        <w:rPr>
-          <w:b/>
-          <w:bCs/>
-        </w:rPr>
-        <w:t xml:space="preserve">Mining-proven control effectiveness on one model.</w:t>
-      </w:r>
-      <w:r>
-        <w:t xml:space="preserve"> </w:t>
-      </w:r>
-      <w:r>
-        <w:t xml:space="preserve">Risks/controls sit on the same process the mining engine analyses, so the Risk-Control Matrix shows whether each control actually</w:t>
-      </w:r>
-      <w:r>
-        <w:t xml:space="preserve"> </w:t>
-      </w:r>
-      <w:r>
-        <w:rPr>
-          <w:i/>
-          <w:iCs/>
-        </w:rPr>
-        <w:t xml:space="preserve">operates</w:t>
-      </w:r>
-      <w:r>
-        <w:t xml:space="preserve"> </w:t>
-      </w:r>
-      <w:r>
-        <w:t xml:space="preserve">(</w:t>
-      </w:r>
-      <w:r>
-        <w:t xml:space="preserve">“bypassed in N of M cases”</w:t>
-      </w:r>
-      <w:r>
-        <w:t xml:space="preserve">) — the enterprise suites keep GRC and process mining in separate products.</w:t>
-      </w:r>
-    </w:p>
-    <w:p>
-      <w:pPr>
-        <w:pStyle w:val="Compact"/>
-        <w:numPr>
-          <w:ilvl w:val="0"/>
-          <w:numId w:val="1004"/>
-        </w:numPr>
-      </w:pPr>
-      <w:r>
-        <w:rPr>
-          <w:b/>
-          <w:bCs/>
-        </w:rPr>
-        <w:t xml:space="preserve">The integrated loop.</w:t>
-      </w:r>
-      <w:r>
-        <w:t xml:space="preserve"> </w:t>
-      </w:r>
-      <w:r>
-        <w:t xml:space="preserve">Mining output feeds a calibrated simulation twin in one click — discovery, conformance and simulation aren’t separate modules with separate effort.</w:t>
-      </w:r>
-    </w:p>
-    <w:p>
-      <w:pPr>
-        <w:pStyle w:val="Compact"/>
-        <w:numPr>
-          <w:ilvl w:val="0"/>
-          <w:numId w:val="1004"/>
-        </w:numPr>
-      </w:pPr>
-      <w:r>
-        <w:rPr>
-          <w:b/>
-          <w:bCs/>
-        </w:rPr>
-        <w:t xml:space="preserve">Entity-lifecycle conformance.</w:t>
-      </w:r>
-      <w:r>
-        <w:t xml:space="preserve"> </w:t>
-      </w:r>
-      <w:r>
-        <w:t xml:space="preserve">State-machine discovery + replay against a reference lifecycle (legal states/transitions) is more precise than DFG-only conformance and rare at this tier.</w:t>
-      </w:r>
-    </w:p>
-    <w:p>
-      <w:pPr>
-        <w:pStyle w:val="Compact"/>
-        <w:numPr>
-          <w:ilvl w:val="0"/>
-          <w:numId w:val="1004"/>
-        </w:numPr>
-      </w:pPr>
-      <w:r>
-        <w:rPr>
-          <w:b/>
-          <w:bCs/>
-        </w:rPr>
-        <w:t xml:space="preserve">Input breadth + self-service economics.</w:t>
-      </w:r>
-      <w:r>
-        <w:t xml:space="preserve"> </w:t>
-      </w:r>
-      <w:r>
-        <w:t xml:space="preserve">Text, image and voice to diagram across every notation; Visio round-trip both directions; free tier + self-serve upgrade vs enterprise sales motions.</w:t>
-      </w:r>
-    </w:p>
-    <w:bookmarkEnd w:id="15"/>
-    <w:bookmarkStart w:id="16" w:name="Xc5c32f78889ee5584ab9078a5332f3e65567679"/>
-    <w:p>
-      <w:pPr>
-        <w:pStyle w:val="Heading2"/>
-      </w:pPr>
-      <w:r>
-        <w:t xml:space="preserve">Where Diagramatix still trails (honest gaps)</w:t>
       </w:r>
     </w:p>
     <w:p>
@@ -3693,13 +4141,35 @@
           <w:b/>
           <w:bCs/>
         </w:rPr>
-        <w:t xml:space="preserve">Enterprise mining at scale.</w:t>
-      </w:r>
-      <w:r>
-        <w:t xml:space="preserve"> </w:t>
-      </w:r>
-      <w:r>
-        <w:t xml:space="preserve">Diagramatix mines uploaded event logs; Celonis/Signavio PI/ARIS extract live from source systems (SAP, ServiceNow…) with pre-built connectors and org-wide dashboards.</w:t>
+        <w:t xml:space="preserve">Mining-proven control effectiveness on one model.</w:t>
+      </w:r>
+      <w:r>
+        <w:t xml:space="preserve"> </w:t>
+      </w:r>
+      <w:r>
+        <w:t xml:space="preserve">Risks/controls sit on the same process the mining engine analyses, so the Risk-Control Matrix shows whether each control actually</w:t>
+      </w:r>
+      <w:r>
+        <w:t xml:space="preserve"> </w:t>
+      </w:r>
+      <w:r>
+        <w:rPr>
+          <w:i/>
+          <w:iCs/>
+        </w:rPr>
+        <w:t xml:space="preserve">operates</w:t>
+      </w:r>
+      <w:r>
+        <w:t xml:space="preserve"> </w:t>
+      </w:r>
+      <w:r>
+        <w:t xml:space="preserve">(</w:t>
+      </w:r>
+      <w:r>
+        <w:t xml:space="preserve">“bypassed in N of M cases”</w:t>
+      </w:r>
+      <w:r>
+        <w:t xml:space="preserve">) — the enterprise suites keep GRC and process mining in separate products.</w:t>
       </w:r>
     </w:p>
     <w:p>
@@ -3715,13 +4185,29 @@
           <w:b/>
           <w:bCs/>
         </w:rPr>
-        <w:t xml:space="preserve">Repository governance.</w:t>
-      </w:r>
-      <w:r>
-        <w:t xml:space="preserve"> </w:t>
-      </w:r>
-      <w:r>
-        <w:t xml:space="preserve">ARIS/Signavio offer deep repository objects, glossaries, lifecycle governance and enterprise access control beyond project sharing.</w:t>
+        <w:t xml:space="preserve">Continuous, org-wide compliance monitoring.</w:t>
+      </w:r>
+      <w:r>
+        <w:t xml:space="preserve"> </w:t>
+      </w:r>
+      <w:r>
+        <w:t xml:space="preserve">The Compliance Monitoring console trends each control’s operating-effectiveness</w:t>
+      </w:r>
+      <w:r>
+        <w:t xml:space="preserve"> </w:t>
+      </w:r>
+      <w:r>
+        <w:rPr>
+          <w:i/>
+          <w:iCs/>
+        </w:rPr>
+        <w:t xml:space="preserve">over time</w:t>
+      </w:r>
+      <w:r>
+        <w:t xml:space="preserve"> </w:t>
+      </w:r>
+      <w:r>
+        <w:t xml:space="preserve">across every project in the organisation, with declining-control and below-threshold alerts and a by-project posture view — governance as an ongoing monitor, not a one-off matrix. Enterprise suites provide this only by stitching a process-intelligence product to a separate GRC product.</w:t>
       </w:r>
     </w:p>
     <w:p>
@@ -3737,42 +4223,67 @@
           <w:b/>
           <w:bCs/>
         </w:rPr>
-        <w:t xml:space="preserve">Org-wide analytics surface.</w:t>
-      </w:r>
-      <w:r>
-        <w:t xml:space="preserve"> </w:t>
-      </w:r>
-      <w:r>
-        <w:t xml:space="preserve">No org-wide KPI / process-intelligence dashboarding layer (yet).</w:t>
-      </w:r>
-    </w:p>
-    <w:p>
-      <w:pPr>
-        <w:pStyle w:val="FirstParagraph"/>
-      </w:pPr>
-      <w:r>
-        <w:rPr>
-          <w:i/>
-          <w:iCs/>
-        </w:rPr>
-        <w:t xml:space="preserve">(Risk/compliance is no longer a gap — see the GRC rows above.)</w:t>
-      </w:r>
-    </w:p>
-    <w:p>
-      <w:r>
-        <w:pict>
-          <v:rect style="width:0;height:1.5pt" o:hralign="center" o:hrstd="t" o:hr="t"/>
-        </w:pict>
+        <w:t xml:space="preserve">The integrated loop.</w:t>
+      </w:r>
+      <w:r>
+        <w:t xml:space="preserve"> </w:t>
+      </w:r>
+      <w:r>
+        <w:t xml:space="preserve">Mining output feeds a calibrated simulation twin in one click — discovery, conformance and simulation aren’t separate modules with separate effort.</w:t>
+      </w:r>
+    </w:p>
+    <w:p>
+      <w:pPr>
+        <w:pStyle w:val="Compact"/>
+        <w:numPr>
+          <w:ilvl w:val="0"/>
+          <w:numId w:val="1005"/>
+        </w:numPr>
+      </w:pPr>
+      <w:r>
+        <w:rPr>
+          <w:b/>
+          <w:bCs/>
+        </w:rPr>
+        <w:t xml:space="preserve">Entity-lifecycle conformance.</w:t>
+      </w:r>
+      <w:r>
+        <w:t xml:space="preserve"> </w:t>
+      </w:r>
+      <w:r>
+        <w:t xml:space="preserve">State-machine discovery + replay against a reference lifecycle (legal states/transitions) is more precise than DFG-only conformance and rare at this tier.</w:t>
+      </w:r>
+    </w:p>
+    <w:p>
+      <w:pPr>
+        <w:pStyle w:val="Compact"/>
+        <w:numPr>
+          <w:ilvl w:val="0"/>
+          <w:numId w:val="1005"/>
+        </w:numPr>
+      </w:pPr>
+      <w:r>
+        <w:rPr>
+          <w:b/>
+          <w:bCs/>
+        </w:rPr>
+        <w:t xml:space="preserve">Input breadth + self-service economics.</w:t>
+      </w:r>
+      <w:r>
+        <w:t xml:space="preserve"> </w:t>
+      </w:r>
+      <w:r>
+        <w:t xml:space="preserve">Text, image and voice to diagram across every notation; Visio round-trip both directions; free tier + self-serve upgrade vs enterprise sales motions.</w:t>
       </w:r>
     </w:p>
     <w:bookmarkEnd w:id="16"/>
-    <w:bookmarkStart w:id="17" w:name="recommended-positioning-statements"/>
+    <w:bookmarkStart w:id="17" w:name="Xc5c32f78889ee5584ab9078a5332f3e65567679"/>
     <w:p>
       <w:pPr>
         <w:pStyle w:val="Heading2"/>
       </w:pPr>
       <w:r>
-        <w:t xml:space="preserve">Recommended positioning statements</w:t>
+        <w:t xml:space="preserve">Where Diagramatix still trails (honest gaps)</w:t>
       </w:r>
     </w:p>
     <w:p>
@@ -3788,13 +4299,13 @@
           <w:b/>
           <w:bCs/>
         </w:rPr>
-        <w:t xml:space="preserve">vs Signavio/ARIS:</w:t>
-      </w:r>
-      <w:r>
-        <w:t xml:space="preserve"> </w:t>
-      </w:r>
-      <w:r>
-        <w:t xml:space="preserve">“The full model-to-mine-to-govern-to-simulate loop, self-service, without the enterprise stack or the enterprise bill — with control effectiveness proven from your own event data on the same model.”</w:t>
+        <w:t xml:space="preserve">Enterprise mining at scale.</w:t>
+      </w:r>
+      <w:r>
+        <w:t xml:space="preserve"> </w:t>
+      </w:r>
+      <w:r>
+        <w:t xml:space="preserve">Diagramatix mines uploaded event logs; Celonis/Signavio PI/ARIS extract live from source systems (SAP, ServiceNow…) with pre-built connectors and org-wide dashboards.</w:t>
       </w:r>
     </w:p>
     <w:p>
@@ -3810,29 +4321,13 @@
           <w:b/>
           <w:bCs/>
         </w:rPr>
-        <w:t xml:space="preserve">vs Celonis:</w:t>
-      </w:r>
-      <w:r>
-        <w:t xml:space="preserve"> </w:t>
-      </w:r>
-      <w:r>
-        <w:t xml:space="preserve">“Bring your event log; get discovery, conformance, a runnable digital twin</w:t>
-      </w:r>
-      <w:r>
-        <w:t xml:space="preserve"> </w:t>
-      </w:r>
-      <w:r>
-        <w:rPr>
-          <w:b/>
-          <w:bCs/>
-        </w:rPr>
-        <w:t xml:space="preserve">and</w:t>
-      </w:r>
-      <w:r>
-        <w:t xml:space="preserve"> </w:t>
-      </w:r>
-      <w:r>
-        <w:t xml:space="preserve">a Risk-Control Matrix that shows which controls were bypassed — not just a dashboard.”</w:t>
+        <w:t xml:space="preserve">Repository governance.</w:t>
+      </w:r>
+      <w:r>
+        <w:t xml:space="preserve"> </w:t>
+      </w:r>
+      <w:r>
+        <w:t xml:space="preserve">ARIS/Signavio offer deep repository objects, glossaries, lifecycle governance and enterprise access control beyond project sharing.</w:t>
       </w:r>
     </w:p>
     <w:p>
@@ -3848,13 +4343,57 @@
           <w:b/>
           <w:bCs/>
         </w:rPr>
-        <w:t xml:space="preserve">vs PRIME BPM:</w:t>
-      </w:r>
-      <w:r>
-        <w:t xml:space="preserve"> </w:t>
-      </w:r>
-      <w:r>
-        <w:t xml:space="preserve">“Everything PRIME does for BPMN improvement, plus real process mining, conformance, digital-twin simulation and a data-proven Risk-Control Matrix.”</w:t>
+        <w:t xml:space="preserve">Org-wide analytics surface (general process intelligence).</w:t>
+      </w:r>
+      <w:r>
+        <w:t xml:space="preserve"> </w:t>
+      </w:r>
+      <w:r>
+        <w:t xml:space="preserve">For</w:t>
+      </w:r>
+      <w:r>
+        <w:t xml:space="preserve"> </w:t>
+      </w:r>
+      <w:r>
+        <w:rPr>
+          <w:b/>
+          <w:bCs/>
+        </w:rPr>
+        <w:t xml:space="preserve">compliance</w:t>
+      </w:r>
+      <w:r>
+        <w:t xml:space="preserve"> </w:t>
+      </w:r>
+      <w:r>
+        <w:t xml:space="preserve">specifically this is now covered — the Compliance Monitoring console trends control effectiveness org-wide across projects. A general</w:t>
+      </w:r>
+      <w:r>
+        <w:t xml:space="preserve"> </w:t>
+      </w:r>
+      <w:r>
+        <w:rPr>
+          <w:b/>
+          <w:bCs/>
+        </w:rPr>
+        <w:t xml:space="preserve">process-intelligence KPI dashboard</w:t>
+      </w:r>
+      <w:r>
+        <w:t xml:space="preserve"> </w:t>
+      </w:r>
+      <w:r>
+        <w:t xml:space="preserve">(throughput, cycle-time and cost analytics across the whole organisation, live) is still not present.</w:t>
+      </w:r>
+    </w:p>
+    <w:p>
+      <w:pPr>
+        <w:pStyle w:val="FirstParagraph"/>
+      </w:pPr>
+      <w:r>
+        <w:rPr>
+          <w:i/>
+          <w:iCs/>
+        </w:rPr>
+        <w:t xml:space="preserve">(Risk/compliance is no longer a gap — see the GRC rows above; org-wide compliance trending is now shipped.)</w:t>
       </w:r>
     </w:p>
     <w:p>
@@ -3864,6 +4403,127 @@
         </w:pict>
       </w:r>
     </w:p>
+    <w:bookmarkEnd w:id="17"/>
+    <w:bookmarkStart w:id="18" w:name="recommended-positioning-statements"/>
+    <w:p>
+      <w:pPr>
+        <w:pStyle w:val="Heading2"/>
+      </w:pPr>
+      <w:r>
+        <w:t xml:space="preserve">Recommended positioning statements</w:t>
+      </w:r>
+    </w:p>
+    <w:p>
+      <w:pPr>
+        <w:pStyle w:val="Compact"/>
+        <w:numPr>
+          <w:ilvl w:val="0"/>
+          <w:numId w:val="1007"/>
+        </w:numPr>
+      </w:pPr>
+      <w:r>
+        <w:rPr>
+          <w:b/>
+          <w:bCs/>
+        </w:rPr>
+        <w:t xml:space="preserve">vs Signavio/ARIS:</w:t>
+      </w:r>
+      <w:r>
+        <w:t xml:space="preserve"> </w:t>
+      </w:r>
+      <w:r>
+        <w:t xml:space="preserve">“The full model-to-mine-to-govern-to-simulate loop, self-service, without the enterprise stack or the enterprise bill — with control effectiveness proven from your own event data on the same model, and monitored organisation-wide over time.”</w:t>
+      </w:r>
+    </w:p>
+    <w:p>
+      <w:pPr>
+        <w:pStyle w:val="Compact"/>
+        <w:numPr>
+          <w:ilvl w:val="0"/>
+          <w:numId w:val="1007"/>
+        </w:numPr>
+      </w:pPr>
+      <w:r>
+        <w:rPr>
+          <w:b/>
+          <w:bCs/>
+        </w:rPr>
+        <w:t xml:space="preserve">vs Celonis:</w:t>
+      </w:r>
+      <w:r>
+        <w:t xml:space="preserve"> </w:t>
+      </w:r>
+      <w:r>
+        <w:t xml:space="preserve">“Bring your event log; get discovery, conformance, a runnable digital twin</w:t>
+      </w:r>
+      <w:r>
+        <w:t xml:space="preserve"> </w:t>
+      </w:r>
+      <w:r>
+        <w:rPr>
+          <w:b/>
+          <w:bCs/>
+        </w:rPr>
+        <w:t xml:space="preserve">and</w:t>
+      </w:r>
+      <w:r>
+        <w:t xml:space="preserve"> </w:t>
+      </w:r>
+      <w:r>
+        <w:t xml:space="preserve">a Risk-Control Matrix that shows which controls were bypassed — not just a dashboard.”</w:t>
+      </w:r>
+    </w:p>
+    <w:p>
+      <w:pPr>
+        <w:pStyle w:val="Compact"/>
+        <w:numPr>
+          <w:ilvl w:val="0"/>
+          <w:numId w:val="1007"/>
+        </w:numPr>
+      </w:pPr>
+      <w:r>
+        <w:rPr>
+          <w:b/>
+          <w:bCs/>
+        </w:rPr>
+        <w:t xml:space="preserve">vs PRIME BPM:</w:t>
+      </w:r>
+      <w:r>
+        <w:t xml:space="preserve"> </w:t>
+      </w:r>
+      <w:r>
+        <w:t xml:space="preserve">“Everything PRIME does for BPMN improvement, plus real process mining, conformance, digital-twin simulation and a data-proven Risk-Control Matrix.”</w:t>
+      </w:r>
+    </w:p>
+    <w:p>
+      <w:pPr>
+        <w:pStyle w:val="Compact"/>
+        <w:numPr>
+          <w:ilvl w:val="0"/>
+          <w:numId w:val="1007"/>
+        </w:numPr>
+      </w:pPr>
+      <w:r>
+        <w:rPr>
+          <w:b/>
+          <w:bCs/>
+        </w:rPr>
+        <w:t xml:space="preserve">On compliance:</w:t>
+      </w:r>
+      <w:r>
+        <w:t xml:space="preserve"> </w:t>
+      </w:r>
+      <w:r>
+        <w:t xml:space="preserve">“Not just a Risk-Control Matrix — a live compliance monitor that trends whether your controls keep operating, organisation-wide, from your own event data, and flags the ones sliding below threshold.”</w:t>
+      </w:r>
+    </w:p>
+    <w:p>
+      <w:r>
+        <w:pict>
+          <v:rect style="width:0;height:1.5pt" o:hralign="center" o:hrstd="t" o:hr="t"/>
+        </w:pict>
+      </w:r>
+    </w:p>
     <w:p>
       <w:pPr>
         <w:pStyle w:val="FirstParagraph"/>
@@ -3873,7 +4533,7 @@
           <w:i/>
           <w:iCs/>
         </w:rPr>
-        <w:t xml:space="preserve">Assessments reflect public product material as of July 2026 and the current Diagramatix feature catalogue.</w:t>
+        <w:t xml:space="preserve">Assessments reflect public product material as of 7 July 2026 and the current Diagramatix feature catalogue.</w:t>
       </w:r>
       <w:r>
         <w:rPr>
@@ -3901,11 +4561,11 @@
           <w:i/>
           <w:iCs/>
         </w:rPr>
-        <w:t xml:space="preserve">indicates no confirmed public evidence, not proven absence. Competitor GRC cells (SAP GRC / ARIS ARCM) reflect documented enterprise modules and warrant a human verification pass before external use.</w:t>
-      </w:r>
-    </w:p>
-    <w:bookmarkEnd w:id="17"/>
+        <w:t xml:space="preserve">indicates no confirmed public evidence, not proven absence. Competitor GRC / process-intelligence cells (SAP GRC + Signavio PI / ARIS ARCM + ARIS Mining) reflect documented enterprise modules and warrant a human verification pass before external use.</w:t>
+      </w:r>
+    </w:p>
     <w:bookmarkEnd w:id="18"/>
+    <w:bookmarkEnd w:id="19"/>
     <w:sectPr>
       <w:footnotePr>
         <w:numRestart w:val="eachSect"/>
@@ -4217,34 +4877,7 @@
     <w:abstractNumId w:val="991"/>
   </w:num>
   <w:num w:numId="1004">
-    <w:abstractNumId w:val="99411"/>
-    <w:lvlOverride w:ilvl="0">
-      <w:startOverride w:val="1"/>
-    </w:lvlOverride>
-    <w:lvlOverride w:ilvl="1">
-      <w:startOverride w:val="1"/>
-    </w:lvlOverride>
-    <w:lvlOverride w:ilvl="2">
-      <w:startOverride w:val="1"/>
-    </w:lvlOverride>
-    <w:lvlOverride w:ilvl="3">
-      <w:startOverride w:val="1"/>
-    </w:lvlOverride>
-    <w:lvlOverride w:ilvl="4">
-      <w:startOverride w:val="1"/>
-    </w:lvlOverride>
-    <w:lvlOverride w:ilvl="5">
-      <w:startOverride w:val="1"/>
-    </w:lvlOverride>
-    <w:lvlOverride w:ilvl="6">
-      <w:startOverride w:val="1"/>
-    </w:lvlOverride>
-    <w:lvlOverride w:ilvl="7">
-      <w:startOverride w:val="1"/>
-    </w:lvlOverride>
-    <w:lvlOverride w:ilvl="8">
-      <w:startOverride w:val="1"/>
-    </w:lvlOverride>
+    <w:abstractNumId w:val="991"/>
   </w:num>
   <w:num w:numId="1005">
     <w:abstractNumId w:val="99411"/>
@@ -4277,6 +4910,36 @@
     </w:lvlOverride>
   </w:num>
   <w:num w:numId="1006">
+    <w:abstractNumId w:val="99411"/>
+    <w:lvlOverride w:ilvl="0">
+      <w:startOverride w:val="1"/>
+    </w:lvlOverride>
+    <w:lvlOverride w:ilvl="1">
+      <w:startOverride w:val="1"/>
+    </w:lvlOverride>
+    <w:lvlOverride w:ilvl="2">
+      <w:startOverride w:val="1"/>
+    </w:lvlOverride>
+    <w:lvlOverride w:ilvl="3">
+      <w:startOverride w:val="1"/>
+    </w:lvlOverride>
+    <w:lvlOverride w:ilvl="4">
+      <w:startOverride w:val="1"/>
+    </w:lvlOverride>
+    <w:lvlOverride w:ilvl="5">
+      <w:startOverride w:val="1"/>
+    </w:lvlOverride>
+    <w:lvlOverride w:ilvl="6">
+      <w:startOverride w:val="1"/>
+    </w:lvlOverride>
+    <w:lvlOverride w:ilvl="7">
+      <w:startOverride w:val="1"/>
+    </w:lvlOverride>
+    <w:lvlOverride w:ilvl="8">
+      <w:startOverride w:val="1"/>
+    </w:lvlOverride>
+  </w:num>
+  <w:num w:numId="1007">
     <w:abstractNumId w:val="991"/>
   </w:num>
 </w:numbering>

--- a/competitors/diagramatix-vs-signavio-aris-primebpm-2026-07.docx
+++ b/competitors/diagramatix-vs-signavio-aris-primebpm-2026-07.docx
@@ -2,13 +2,13 @@
 <file path=word/document.xml><?xml version="1.0" encoding="utf-8"?>
 <w:document xmlns:w="http://schemas.openxmlformats.org/wordprocessingml/2006/main" xmlns:m="http://schemas.openxmlformats.org/officeDocument/2006/math" xmlns:r="http://schemas.openxmlformats.org/officeDocument/2006/relationships" xmlns:o="urn:schemas-microsoft-com:office:office" xmlns:v="urn:schemas-microsoft-com:vml" xmlns:w10="urn:schemas-microsoft-com:office:word" xmlns:a="http://schemas.openxmlformats.org/drawingml/2006/main" xmlns:pic="http://schemas.openxmlformats.org/drawingml/2006/picture" xmlns:wp="http://schemas.openxmlformats.org/drawingml/2006/wordprocessingDrawing">
   <w:body>
-    <w:bookmarkStart w:id="19" w:name="X31021a1797a56f2efb3f802f283a82334e8a0d1"/>
+    <w:bookmarkStart w:id="20" w:name="X150a55a7268fb9b6f6afad6bddc2b7289c28f59"/>
     <w:p>
       <w:pPr>
         <w:pStyle w:val="Heading1"/>
       </w:pPr>
       <w:r>
-        <w:t xml:space="preserve">Diagramatix Feature Comparison — July 2026 (rev 3)</w:t>
+        <w:t xml:space="preserve">Diagramatix Feature Comparison — July 2026 (rev 4)</w:t>
       </w:r>
     </w:p>
     <w:bookmarkStart w:id="9" w:name="X40bfa75883298e912b1b0b744ef0242ee75b805"/>
@@ -35,7 +35,7 @@
         <w:t xml:space="preserve"> </w:t>
       </w:r>
       <w:r>
-        <w:t xml:space="preserve">7 July 2026</w:t>
+        <w:t xml:space="preserve">8 July 2026</w:t>
       </w:r>
       <w:r>
         <w:t xml:space="preserve"> </w:t>
@@ -51,7 +51,7 @@
         <w:t xml:space="preserve"> </w:t>
       </w:r>
       <w:r>
-        <w:t xml:space="preserve">the 5 July 2026 edition (rev 2) — which superseded the 4 July refresh and the 21 June edition</w:t>
+        <w:t xml:space="preserve">the 7 July 2026 edition (rev 3) — which superseded the 5 July (rev 2), 4 July refresh and 21 June editions</w:t>
       </w:r>
       <w:r>
         <w:t xml:space="preserve"> </w:t>
@@ -104,13 +104,13 @@
       </w:r>
     </w:p>
     <w:bookmarkEnd w:id="9"/>
-    <w:bookmarkStart w:id="10" w:name="X647fdb4e345d24d5a5c7e95282f780678929a39"/>
+    <w:bookmarkStart w:id="10" w:name="X6ff754e623684859bdea32038466e9f80536bc2"/>
     <w:p>
       <w:pPr>
         <w:pStyle w:val="Heading2"/>
       </w:pPr>
       <w:r>
-        <w:t xml:space="preserve">Update — 7 July 2026 (rev 3): continuous, org-wide compliance monitoring</w:t>
+        <w:t xml:space="preserve">Update — 8 July 2026 (rev 4): the APQC Process Classification Framework, done as a living framework</w:t>
       </w:r>
     </w:p>
     <w:p>
@@ -118,17 +118,49 @@
         <w:pStyle w:val="FirstParagraph"/>
       </w:pPr>
       <w:r>
-        <w:t xml:space="preserve">Since the 5 July edition, Diagramatix extended GRC from a point-in-time matrix to</w:t>
-      </w:r>
-      <w:r>
-        <w:t xml:space="preserve"> </w:t>
-      </w:r>
-      <w:r>
-        <w:rPr>
-          <w:b/>
-          <w:bCs/>
-        </w:rPr>
-        <w:t xml:space="preserve">continuous, organisation-wide compliance monitoring</w:t>
+        <w:t xml:space="preserve">Since rev 3, Diagramatix added a full</w:t>
+      </w:r>
+      <w:r>
+        <w:t xml:space="preserve"> </w:t>
+      </w:r>
+      <w:r>
+        <w:rPr>
+          <w:b/>
+          <w:bCs/>
+        </w:rPr>
+        <w:t xml:space="preserve">APQC Process Classification Framework® (PCF)</w:t>
+      </w:r>
+      <w:r>
+        <w:t xml:space="preserve"> </w:t>
+      </w:r>
+      <w:r>
+        <w:t xml:space="preserve">capability — and, importantly, went past</w:t>
+      </w:r>
+      <w:r>
+        <w:t xml:space="preserve"> </w:t>
+      </w:r>
+      <w:r>
+        <w:rPr>
+          <w:i/>
+          <w:iCs/>
+        </w:rPr>
+        <w:t xml:space="preserve">“we ship the APQC library”</w:t>
+      </w:r>
+      <w:r>
+        <w:t xml:space="preserve"> </w:t>
+      </w:r>
+      <w:r>
+        <w:t xml:space="preserve">(PRIME BPM’s headline claim, and an ARIS/Signavio reference-content feature) to</w:t>
+      </w:r>
+      <w:r>
+        <w:t xml:space="preserve"> </w:t>
+      </w:r>
+      <w:r>
+        <w:rPr>
+          <w:b/>
+          <w:bCs/>
+        </w:rPr>
+        <w:t xml:space="preserve">wire the standard into the live process estate</w:t>
       </w:r>
       <w:r>
         <w:t xml:space="preserve">:</w:t>
@@ -147,103 +179,29 @@
           <w:b/>
           <w:bCs/>
         </w:rPr>
-        <w:t xml:space="preserve">Compliance Monitoring console.</w:t>
-      </w:r>
-      <w:r>
-        <w:t xml:space="preserve"> </w:t>
-      </w:r>
-      <w:r>
-        <w:t xml:space="preserve">A new</w:t>
-      </w:r>
-      <w:r>
-        <w:t xml:space="preserve"> </w:t>
-      </w:r>
-      <w:r>
-        <w:rPr>
-          <w:b/>
-          <w:bCs/>
-        </w:rPr>
-        <w:t xml:space="preserve">org-level</w:t>
-      </w:r>
-      <w:r>
-        <w:t xml:space="preserve"> </w:t>
-      </w:r>
-      <w:r>
-        <w:t xml:space="preserve">console (a peer of the Simulator, Miner and Risk &amp; Control screens) that trends</w:t>
-      </w:r>
-      <w:r>
-        <w:t xml:space="preserve"> </w:t>
-      </w:r>
-      <w:r>
-        <w:rPr>
-          <w:b/>
-          <w:bCs/>
-        </w:rPr>
-        <w:t xml:space="preserve">control operating-effectiveness over time</w:t>
-      </w:r>
-      <w:r>
-        <w:t xml:space="preserve"> </w:t>
-      </w:r>
-      <w:r>
-        <w:t xml:space="preserve">across</w:t>
-      </w:r>
-      <w:r>
-        <w:t xml:space="preserve"> </w:t>
-      </w:r>
-      <w:r>
-        <w:rPr>
-          <w:i/>
-          <w:iCs/>
-        </w:rPr>
-        <w:t xml:space="preserve">every</w:t>
-      </w:r>
-      <w:r>
-        <w:t xml:space="preserve"> </w:t>
-      </w:r>
-      <w:r>
-        <w:t xml:space="preserve">project in the organisation, assembled from the retained process-mining runs. It shows an org-wide</w:t>
-      </w:r>
-      <w:r>
-        <w:t xml:space="preserve"> </w:t>
-      </w:r>
-      <w:r>
-        <w:rPr>
-          <w:b/>
-          <w:bCs/>
-        </w:rPr>
-        <w:t xml:space="preserve">effectiveness-vs-conformance-fitness trend</w:t>
-      </w:r>
-      <w:r>
-        <w:t xml:space="preserve">, per-control trend charts,</w:t>
-      </w:r>
-      <w:r>
-        <w:t xml:space="preserve"> </w:t>
-      </w:r>
-      <w:r>
-        <w:rPr>
-          <w:b/>
-          <w:bCs/>
-        </w:rPr>
-        <w:t xml:space="preserve">below-threshold and declining-control alerts</w:t>
-      </w:r>
-      <w:r>
-        <w:t xml:space="preserve">, and a by-project posture table — with per-run</w:t>
-      </w:r>
-      <w:r>
-        <w:t xml:space="preserve"> </w:t>
-      </w:r>
-      <w:r>
-        <w:rPr>
-          <w:b/>
-          <w:bCs/>
-        </w:rPr>
-        <w:t xml:space="preserve">include/exclude</w:t>
-      </w:r>
-      <w:r>
-        <w:t xml:space="preserve"> </w:t>
-      </w:r>
-      <w:r>
-        <w:t xml:space="preserve">so throwaway/test runs don’t skew the trend.</w:t>
+        <w:t xml:space="preserve">Reference library (L0).</w:t>
+      </w:r>
+      <w:r>
+        <w:t xml:space="preserve"> </w:t>
+      </w:r>
+      <w:r>
+        <w:t xml:space="preserve">The Cross-Industry framework</w:t>
+      </w:r>
+      <w:r>
+        <w:t xml:space="preserve"> </w:t>
+      </w:r>
+      <w:r>
+        <w:rPr>
+          <w:b/>
+          <w:bCs/>
+        </w:rPr>
+        <w:t xml:space="preserve">plus every industry variant</w:t>
+      </w:r>
+      <w:r>
+        <w:t xml:space="preserve"> </w:t>
+      </w:r>
+      <w:r>
+        <w:t xml:space="preserve">(Banking, Healthcare, Retail, Telecommunications, Utilities, Aerospace, Automotive, Consumer Products/Electronics, Education, Government, Life Sciences, Petroleum, Insurance…) imported from the APQC workbooks as a searchable 5-level hierarchy (Category → Process Group → Process → Activity → Task), including the legacy workbook format and per-family version history.</w:t>
       </w:r>
     </w:p>
     <w:p>
@@ -259,66 +217,42 @@
           <w:b/>
           <w:bCs/>
         </w:rPr>
-        <w:t xml:space="preserve">Org-wide Risk &amp; Control numbering + Org Owner.</w:t>
-      </w:r>
-      <w:r>
-        <w:t xml:space="preserve"> </w:t>
-      </w:r>
-      <w:r>
-        <w:t xml:space="preserve">Risk / Control / Policy codes (</w:t>
-      </w:r>
-      <w:r>
-        <w:rPr>
-          <w:rStyle w:val="VerbatimChar"/>
-        </w:rPr>
-        <w:t xml:space="preserve">R-001</w:t>
-      </w:r>
-      <w:r>
-        <w:t xml:space="preserve">,</w:t>
-      </w:r>
-      <w:r>
-        <w:t xml:space="preserve"> </w:t>
-      </w:r>
-      <w:r>
-        <w:rPr>
-          <w:rStyle w:val="VerbatimChar"/>
-        </w:rPr>
-        <w:t xml:space="preserve">C-001</w:t>
-      </w:r>
-      <w:r>
-        <w:t xml:space="preserve">…) are now a single</w:t>
-      </w:r>
-      <w:r>
-        <w:t xml:space="preserve"> </w:t>
-      </w:r>
-      <w:r>
-        <w:rPr>
-          <w:b/>
-          <w:bCs/>
-        </w:rPr>
-        <w:t xml:space="preserve">organisation-wide</w:t>
-      </w:r>
-      <w:r>
-        <w:t xml:space="preserve"> </w:t>
-      </w:r>
-      <w:r>
-        <w:t xml:space="preserve">sequence shared across all of an org’s projects, so the same control reads the same code everywhere. A SuperAdmin-settable</w:t>
-      </w:r>
-      <w:r>
-        <w:t xml:space="preserve"> </w:t>
-      </w:r>
-      <w:r>
-        <w:rPr>
-          <w:b/>
-          <w:bCs/>
-        </w:rPr>
-        <w:t xml:space="preserve">Org Owner</w:t>
-      </w:r>
-      <w:r>
-        <w:t xml:space="preserve"> </w:t>
-      </w:r>
-      <w:r>
-        <w:t xml:space="preserve">governs which organisation a project — and its numbering — belongs to.</w:t>
+        <w:t xml:space="preserve">Classify + structure (L1–L2).</w:t>
+      </w:r>
+      <w:r>
+        <w:t xml:space="preserve"> </w:t>
+      </w:r>
+      <w:r>
+        <w:t xml:space="preserve">Tag any diagram against a PCF element (keyed on APQC’s</w:t>
+      </w:r>
+      <w:r>
+        <w:t xml:space="preserve"> </w:t>
+      </w:r>
+      <w:r>
+        <w:rPr>
+          <w:b/>
+          <w:bCs/>
+        </w:rPr>
+        <w:t xml:space="preserve">stable process id</w:t>
+      </w:r>
+      <w:r>
+        <w:t xml:space="preserve">, so tags survive version changes), and</w:t>
+      </w:r>
+      <w:r>
+        <w:t xml:space="preserve"> </w:t>
+      </w:r>
+      <w:r>
+        <w:rPr>
+          <w:b/>
+          <w:bCs/>
+        </w:rPr>
+        <w:t xml:space="preserve">Create APQC Project</w:t>
+      </w:r>
+      <w:r>
+        <w:t xml:space="preserve"> </w:t>
+      </w:r>
+      <w:r>
+        <w:t xml:space="preserve">— spin up a project whose folder tree mirrors a chosen PCF branch to any depth.</w:t>
       </w:r>
     </w:p>
     <w:p>
@@ -334,49 +268,295 @@
           <w:b/>
           <w:bCs/>
         </w:rPr>
-        <w:t xml:space="preserve">RCM analytics + on-model highlight.</w:t>
-      </w:r>
-      <w:r>
-        <w:t xml:space="preserve"> </w:t>
-      </w:r>
-      <w:r>
-        <w:t xml:space="preserve">An in-console</w:t>
-      </w:r>
-      <w:r>
-        <w:t xml:space="preserve"> </w:t>
-      </w:r>
-      <w:r>
-        <w:rPr>
-          <w:b/>
-          <w:bCs/>
-        </w:rPr>
-        <w:t xml:space="preserve">analytics</w:t>
-      </w:r>
-      <w:r>
-        <w:t xml:space="preserve"> </w:t>
-      </w:r>
-      <w:r>
-        <w:t xml:space="preserve">view (coverage, inherent/residual risk posture, control type/automation mix, operating-effectiveness distribution) plus</w:t>
-      </w:r>
-      <w:r>
-        <w:t xml:space="preserve"> </w:t>
-      </w:r>
-      <w:r>
-        <w:rPr>
-          <w:b/>
-          <w:bCs/>
-        </w:rPr>
-        <w:t xml:space="preserve">red/green highlighting</w:t>
-      </w:r>
-      <w:r>
-        <w:t xml:space="preserve"> </w:t>
-      </w:r>
-      <w:r>
-        <w:t xml:space="preserve">of risk- and control-carrying steps directly on the diagram, and one-click navigation from a control to the exact step it guards.</w:t>
+        <w:t xml:space="preserve">Generate from the standard (the flagship).</w:t>
+      </w:r>
+      <w:r>
+        <w:t xml:space="preserve"> </w:t>
+      </w:r>
+      <w:r>
+        <w:rPr>
+          <w:b/>
+          <w:bCs/>
+        </w:rPr>
+        <w:t xml:space="preserve">Create APQC Process</w:t>
+      </w:r>
+      <w:r>
+        <w:t xml:space="preserve"> </w:t>
+      </w:r>
+      <w:r>
+        <w:t xml:space="preserve">turns a standard process into a real BPMN model in one click: a higher-level process</w:t>
+      </w:r>
+      <w:r>
+        <w:t xml:space="preserve"> </w:t>
+      </w:r>
+      <w:r>
+        <w:rPr>
+          <w:b/>
+          <w:bCs/>
+        </w:rPr>
+        <w:t xml:space="preserve">decomposes</w:t>
+      </w:r>
+      <w:r>
+        <w:t xml:space="preserve"> </w:t>
+      </w:r>
+      <w:r>
+        <w:t xml:space="preserve">into collapsed sub-processes; a task-level process is</w:t>
+      </w:r>
+      <w:r>
+        <w:t xml:space="preserve"> </w:t>
+      </w:r>
+      <w:r>
+        <w:rPr>
+          <w:b/>
+          <w:bCs/>
+        </w:rPr>
+        <w:t xml:space="preserve">AI-generated</w:t>
+      </w:r>
+      <w:r>
+        <w:t xml:space="preserve">, grounded on the APQC branch; optional</w:t>
+      </w:r>
+      <w:r>
+        <w:t xml:space="preserve"> </w:t>
+      </w:r>
+      <w:r>
+        <w:rPr>
+          <w:b/>
+          <w:bCs/>
+        </w:rPr>
+        <w:t xml:space="preserve">APQC numbering</w:t>
+      </w:r>
+      <w:r>
+        <w:t xml:space="preserve"> </w:t>
+      </w:r>
+      <w:r>
+        <w:t xml:space="preserve">codes every step. Nobody else turns an APQC entry into a running, editable model.</w:t>
       </w:r>
     </w:p>
     <w:p>
       <w:pPr>
+        <w:pStyle w:val="Compact"/>
+        <w:numPr>
+          <w:ilvl w:val="0"/>
+          <w:numId w:val="1001"/>
+        </w:numPr>
+      </w:pPr>
+      <w:r>
+        <w:rPr>
+          <w:b/>
+          <w:bCs/>
+        </w:rPr>
+        <w:t xml:space="preserve">Coverage analytics (L4a).</w:t>
+      </w:r>
+      <w:r>
+        <w:t xml:space="preserve"> </w:t>
+      </w:r>
+      <w:r>
+        <w:t xml:space="preserve">A live view of which APQC processes are</w:t>
+      </w:r>
+      <w:r>
+        <w:t xml:space="preserve"> </w:t>
+      </w:r>
+      <w:r>
+        <w:rPr>
+          <w:b/>
+          <w:bCs/>
+        </w:rPr>
+        <w:t xml:space="preserve">modelled vs. gaps</w:t>
+      </w:r>
+      <w:r>
+        <w:t xml:space="preserve">, by category and level — a standards-coverage map of the whole estate.</w:t>
+      </w:r>
+    </w:p>
+    <w:p>
+      <w:pPr>
+        <w:pStyle w:val="Compact"/>
+        <w:numPr>
+          <w:ilvl w:val="0"/>
+          <w:numId w:val="1001"/>
+        </w:numPr>
+      </w:pPr>
+      <w:r>
+        <w:rPr>
+          <w:b/>
+          <w:bCs/>
+        </w:rPr>
+        <w:t xml:space="preserve">Control-effectiveness by APQC category (L4b).</w:t>
+      </w:r>
+      <w:r>
+        <w:t xml:space="preserve"> </w:t>
+      </w:r>
+      <w:r>
+        <w:t xml:space="preserve">The org compliance monitor rolls control operating-effectiveness and conformance fitness up</w:t>
+      </w:r>
+      <w:r>
+        <w:t xml:space="preserve"> </w:t>
+      </w:r>
+      <w:r>
+        <w:rPr>
+          <w:b/>
+          <w:bCs/>
+        </w:rPr>
+        <w:t xml:space="preserve">by APQC category</w:t>
+      </w:r>
+      <w:r>
+        <w:t xml:space="preserve"> </w:t>
+      </w:r>
+      <w:r>
+        <w:t xml:space="preserve">— the standard becomes the reporting spine for governance.</w:t>
+      </w:r>
+    </w:p>
+    <w:p>
+      <w:pPr>
+        <w:pStyle w:val="Compact"/>
+        <w:numPr>
+          <w:ilvl w:val="0"/>
+          <w:numId w:val="1001"/>
+        </w:numPr>
+      </w:pPr>
+      <w:r>
+        <w:rPr>
+          <w:b/>
+          <w:bCs/>
+        </w:rPr>
+        <w:t xml:space="preserve">Tailored, upgradeable frameworks (L5 — the standout).</w:t>
+      </w:r>
+      <w:r>
+        <w:t xml:space="preserve"> </w:t>
+      </w:r>
+      <w:r>
+        <w:t xml:space="preserve">An org</w:t>
+      </w:r>
+      <w:r>
+        <w:t xml:space="preserve"> </w:t>
+      </w:r>
+      <w:r>
+        <w:rPr>
+          <w:b/>
+          <w:bCs/>
+        </w:rPr>
+        <w:t xml:space="preserve">composes its own framework</w:t>
+      </w:r>
+      <w:r>
+        <w:t xml:space="preserve"> </w:t>
+      </w:r>
+      <w:r>
+        <w:t xml:space="preserve">from one or more industry variants,</w:t>
+      </w:r>
+      <w:r>
+        <w:t xml:space="preserve"> </w:t>
+      </w:r>
+      <w:r>
+        <w:rPr>
+          <w:b/>
+          <w:bCs/>
+        </w:rPr>
+        <w:t xml:space="preserve">extends</w:t>
+      </w:r>
+      <w:r>
+        <w:t xml:space="preserve"> </w:t>
+      </w:r>
+      <w:r>
+        <w:t xml:space="preserve">it with custom processes,</w:t>
+      </w:r>
+      <w:r>
+        <w:t xml:space="preserve"> </w:t>
+      </w:r>
+      <w:r>
+        <w:rPr>
+          <w:b/>
+          <w:bCs/>
+        </w:rPr>
+        <w:t xml:space="preserve">curates</w:t>
+      </w:r>
+      <w:r>
+        <w:t xml:space="preserve"> </w:t>
+      </w:r>
+      <w:r>
+        <w:t xml:space="preserve">it to its own terminology and codes, and</w:t>
+      </w:r>
+      <w:r>
+        <w:t xml:space="preserve"> </w:t>
+      </w:r>
+      <w:r>
+        <w:rPr>
+          <w:b/>
+          <w:bCs/>
+        </w:rPr>
+        <w:t xml:space="preserve">scopes it to divisions</w:t>
+      </w:r>
+      <w:r>
+        <w:t xml:space="preserve"> </w:t>
+      </w:r>
+      <w:r>
+        <w:t xml:space="preserve">— every node keeping</w:t>
+      </w:r>
+      <w:r>
+        <w:t xml:space="preserve"> </w:t>
+      </w:r>
+      <w:r>
+        <w:rPr>
+          <w:b/>
+          <w:bCs/>
+        </w:rPr>
+        <w:t xml:space="preserve">provenance</w:t>
+      </w:r>
+      <w:r>
+        <w:t xml:space="preserve"> </w:t>
+      </w:r>
+      <w:r>
+        <w:t xml:space="preserve">back to APQC. A</w:t>
+      </w:r>
+      <w:r>
+        <w:t xml:space="preserve"> </w:t>
+      </w:r>
+      <w:r>
+        <w:rPr>
+          <w:b/>
+          <w:bCs/>
+        </w:rPr>
+        <w:t xml:space="preserve">version-upgrade wizard</w:t>
+      </w:r>
+      <w:r>
+        <w:t xml:space="preserve"> </w:t>
+      </w:r>
+      <w:r>
+        <w:t xml:space="preserve">imports a newer APQC release,</w:t>
+      </w:r>
+      <w:r>
+        <w:t xml:space="preserve"> </w:t>
+      </w:r>
+      <w:r>
+        <w:rPr>
+          <w:b/>
+          <w:bCs/>
+        </w:rPr>
+        <w:t xml:space="preserve">diffs</w:t>
+      </w:r>
+      <w:r>
+        <w:t xml:space="preserve"> </w:t>
+      </w:r>
+      <w:r>
+        <w:t xml:space="preserve">it (added / renamed / removed) and</w:t>
+      </w:r>
+      <w:r>
+        <w:t xml:space="preserve"> </w:t>
+      </w:r>
+      <w:r>
+        <w:rPr>
+          <w:b/>
+          <w:bCs/>
+        </w:rPr>
+        <w:t xml:space="preserve">re-points</w:t>
+      </w:r>
+      <w:r>
+        <w:t xml:space="preserve"> </w:t>
+      </w:r>
+      <w:r>
+        <w:t xml:space="preserve">classifications and tailored nodes by stable id, flagging anything removed. Attribution travels automatically into every export that carries PCF content.</w:t>
+      </w:r>
+    </w:p>
+    <w:p>
+      <w:pPr>
         <w:pStyle w:val="FirstParagraph"/>
       </w:pPr>
       <w:r>
@@ -390,55 +570,68 @@
         <w:t xml:space="preserve"> </w:t>
       </w:r>
       <w:r>
-        <w:t xml:space="preserve">the governance story moves from</w:t>
-      </w:r>
-      <w:r>
-        <w:t xml:space="preserve"> </w:t>
-      </w:r>
-      <w:r>
-        <w:rPr>
-          <w:i/>
-          <w:iCs/>
-        </w:rPr>
-        <w:t xml:space="preserve">“produce a Risk-Control Matrix”</w:t>
-      </w:r>
-      <w:r>
-        <w:t xml:space="preserve"> </w:t>
-      </w:r>
-      <w:r>
-        <w:t xml:space="preserve">to</w:t>
-      </w:r>
-      <w:r>
-        <w:t xml:space="preserve"> </w:t>
-      </w:r>
-      <w:r>
-        <w:rPr>
-          <w:i/>
-          <w:iCs/>
-        </w:rPr>
-        <w:t xml:space="preserve">“monitor whether controls keep operating — organisation-wide, over time.”</w:t>
-      </w:r>
-      <w:r>
-        <w:t xml:space="preserve"> </w:t>
-      </w:r>
-      <w:r>
-        <w:t xml:space="preserve">This begins to close the previously-noted</w:t>
-      </w:r>
-      <w:r>
-        <w:t xml:space="preserve"> </w:t>
-      </w:r>
-      <w:r>
-        <w:rPr>
-          <w:b/>
-          <w:bCs/>
-        </w:rPr>
-        <w:t xml:space="preserve">org-wide analytics</w:t>
-      </w:r>
-      <w:r>
-        <w:t xml:space="preserve"> </w:t>
-      </w:r>
-      <w:r>
-        <w:t xml:space="preserve">gap for the</w:t>
+        <w:t xml:space="preserve">competitors treat APQC as a</w:t>
+      </w:r>
+      <w:r>
+        <w:t xml:space="preserve"> </w:t>
+      </w:r>
+      <w:r>
+        <w:rPr>
+          <w:b/>
+          <w:bCs/>
+        </w:rPr>
+        <w:t xml:space="preserve">static content library</w:t>
+      </w:r>
+      <w:r>
+        <w:t xml:space="preserve"> </w:t>
+      </w:r>
+      <w:r>
+        <w:t xml:space="preserve">you copy from. Diagramatix treats it as a</w:t>
+      </w:r>
+      <w:r>
+        <w:t xml:space="preserve"> </w:t>
+      </w:r>
+      <w:r>
+        <w:rPr>
+          <w:b/>
+          <w:bCs/>
+        </w:rPr>
+        <w:t xml:space="preserve">living framework</w:t>
+      </w:r>
+      <w:r>
+        <w:t xml:space="preserve"> </w:t>
+      </w:r>
+      <w:r>
+        <w:t xml:space="preserve">you classify against,</w:t>
+      </w:r>
+      <w:r>
+        <w:t xml:space="preserve"> </w:t>
+      </w:r>
+      <w:r>
+        <w:rPr>
+          <w:b/>
+          <w:bCs/>
+        </w:rPr>
+        <w:t xml:space="preserve">generate from</w:t>
+      </w:r>
+      <w:r>
+        <w:t xml:space="preserve">, measure</w:t>
+      </w:r>
+      <w:r>
+        <w:t xml:space="preserve"> </w:t>
+      </w:r>
+      <w:r>
+        <w:rPr>
+          <w:b/>
+          <w:bCs/>
+        </w:rPr>
+        <w:t xml:space="preserve">coverage</w:t>
+      </w:r>
+      <w:r>
+        <w:t xml:space="preserve"> </w:t>
+      </w:r>
+      <w:r>
+        <w:t xml:space="preserve">and</w:t>
       </w:r>
       <w:r>
         <w:t xml:space="preserve"> </w:t>
@@ -454,7 +647,35 @@
         <w:t xml:space="preserve"> </w:t>
       </w:r>
       <w:r>
-        <w:t xml:space="preserve">domain specifically (control-effectiveness trending across projects) — a capability the enterprise suites deliver only by combining a separate process-intelligence product with a separate GRC product.</w:t>
+        <w:t xml:space="preserve">against, and</w:t>
+      </w:r>
+      <w:r>
+        <w:t xml:space="preserve"> </w:t>
+      </w:r>
+      <w:r>
+        <w:rPr>
+          <w:b/>
+          <w:bCs/>
+        </w:rPr>
+        <w:t xml:space="preserve">compose, version and divisionalise</w:t>
+      </w:r>
+      <w:r>
+        <w:t xml:space="preserve"> </w:t>
+      </w:r>
+      <w:r>
+        <w:t xml:space="preserve">as your own — provenance-linked back to the standard. This converts PRIME BPM’s</w:t>
+      </w:r>
+      <w:r>
+        <w:t xml:space="preserve"> </w:t>
+      </w:r>
+      <w:r>
+        <w:t xml:space="preserve">“we have the APQC library”</w:t>
+      </w:r>
+      <w:r>
+        <w:t xml:space="preserve"> </w:t>
+      </w:r>
+      <w:r>
+        <w:t xml:space="preserve">from a differentiator into table stakes, and gives Diagramatix a governed-process-architecture story that the enterprise suites deliver only across multiple products.</w:t>
       </w:r>
     </w:p>
     <w:p>
@@ -465,13 +686,13 @@
       </w:r>
     </w:p>
     <w:bookmarkEnd w:id="10"/>
-    <w:bookmarkStart w:id="11" w:name="X56b099fa31e9f47fe03cd0e7033c7a6a1668206"/>
+    <w:bookmarkStart w:id="11" w:name="X647fdb4e345d24d5a5c7e95282f780678929a39"/>
     <w:p>
       <w:pPr>
         <w:pStyle w:val="Heading2"/>
       </w:pPr>
       <w:r>
-        <w:t xml:space="preserve">Earlier context — the GRC addition (5 July 2026)</w:t>
+        <w:t xml:space="preserve">Update — 7 July 2026 (rev 3): continuous, org-wide compliance monitoring</w:t>
       </w:r>
     </w:p>
     <w:p>
@@ -479,55 +700,20 @@
         <w:pStyle w:val="FirstParagraph"/>
       </w:pPr>
       <w:r>
-        <w:t xml:space="preserve">The 21 June comparison called out</w:t>
-      </w:r>
-      <w:r>
-        <w:t xml:space="preserve"> </w:t>
-      </w:r>
-      <w:r>
-        <w:rPr>
-          <w:b/>
-          <w:bCs/>
-        </w:rPr>
-        <w:t xml:space="preserve">process mining/conformance</w:t>
-      </w:r>
-      <w:r>
-        <w:t xml:space="preserve"> </w:t>
-      </w:r>
-      <w:r>
-        <w:t xml:space="preserve">as Diagramatix’s clearest gap; the 4 July refresh closed it. Since then Diagramatix has also shipped the</w:t>
-      </w:r>
-      <w:r>
-        <w:t xml:space="preserve"> </w:t>
-      </w:r>
-      <w:r>
-        <w:rPr>
-          <w:i/>
-          <w:iCs/>
-        </w:rPr>
-        <w:t xml:space="preserve">other</w:t>
-      </w:r>
-      <w:r>
-        <w:t xml:space="preserve"> </w:t>
-      </w:r>
-      <w:r>
-        <w:t xml:space="preserve">historically-missing enterprise pillar —</w:t>
-      </w:r>
-      <w:r>
-        <w:t xml:space="preserve"> </w:t>
-      </w:r>
-      <w:r>
-        <w:rPr>
-          <w:b/>
-          <w:bCs/>
-        </w:rPr>
-        <w:t xml:space="preserve">Risk &amp; Compliance / GRC</w:t>
-      </w:r>
-      <w:r>
-        <w:t xml:space="preserve"> </w:t>
-      </w:r>
-      <w:r>
-        <w:t xml:space="preserve">— and, critically, wired it to the mining engine:</w:t>
+        <w:t xml:space="preserve">Since the 5 July edition, Diagramatix extended GRC from a point-in-time matrix to</w:t>
+      </w:r>
+      <w:r>
+        <w:t xml:space="preserve"> </w:t>
+      </w:r>
+      <w:r>
+        <w:rPr>
+          <w:b/>
+          <w:bCs/>
+        </w:rPr>
+        <w:t xml:space="preserve">continuous, organisation-wide compliance monitoring</w:t>
+      </w:r>
+      <w:r>
+        <w:t xml:space="preserve">:</w:t>
       </w:r>
     </w:p>
     <w:p>
@@ -543,29 +729,103 @@
           <w:b/>
           <w:bCs/>
         </w:rPr>
-        <w:t xml:space="preserve">Risk &amp; Control on the process model.</w:t>
-      </w:r>
-      <w:r>
-        <w:t xml:space="preserve"> </w:t>
-      </w:r>
-      <w:r>
-        <w:t xml:space="preserve">Attach</w:t>
-      </w:r>
-      <w:r>
-        <w:t xml:space="preserve"> </w:t>
-      </w:r>
-      <w:r>
-        <w:rPr>
-          <w:b/>
-          <w:bCs/>
-        </w:rPr>
-        <w:t xml:space="preserve">Risks and Controls</w:t>
-      </w:r>
-      <w:r>
-        <w:t xml:space="preserve"> </w:t>
-      </w:r>
-      <w:r>
-        <w:t xml:space="preserve">(and Policies, Regulations, Audit Findings, KRIs, KPIs) to the real process steps, from an org-master catalog each project adopts. Controls carry type (preventive/detective/corrective), automation (manual/automated/IT-dependent), owner, framework reference, evidence, test method and residual-risk rating.</w:t>
+        <w:t xml:space="preserve">Compliance Monitoring console.</w:t>
+      </w:r>
+      <w:r>
+        <w:t xml:space="preserve"> </w:t>
+      </w:r>
+      <w:r>
+        <w:t xml:space="preserve">A new</w:t>
+      </w:r>
+      <w:r>
+        <w:t xml:space="preserve"> </w:t>
+      </w:r>
+      <w:r>
+        <w:rPr>
+          <w:b/>
+          <w:bCs/>
+        </w:rPr>
+        <w:t xml:space="preserve">org-level</w:t>
+      </w:r>
+      <w:r>
+        <w:t xml:space="preserve"> </w:t>
+      </w:r>
+      <w:r>
+        <w:t xml:space="preserve">console (a peer of the Simulator, Miner and Risk &amp; Control screens) that trends</w:t>
+      </w:r>
+      <w:r>
+        <w:t xml:space="preserve"> </w:t>
+      </w:r>
+      <w:r>
+        <w:rPr>
+          <w:b/>
+          <w:bCs/>
+        </w:rPr>
+        <w:t xml:space="preserve">control operating-effectiveness over time</w:t>
+      </w:r>
+      <w:r>
+        <w:t xml:space="preserve"> </w:t>
+      </w:r>
+      <w:r>
+        <w:t xml:space="preserve">across</w:t>
+      </w:r>
+      <w:r>
+        <w:t xml:space="preserve"> </w:t>
+      </w:r>
+      <w:r>
+        <w:rPr>
+          <w:i/>
+          <w:iCs/>
+        </w:rPr>
+        <w:t xml:space="preserve">every</w:t>
+      </w:r>
+      <w:r>
+        <w:t xml:space="preserve"> </w:t>
+      </w:r>
+      <w:r>
+        <w:t xml:space="preserve">project in the organisation, assembled from the retained process-mining runs. It shows an org-wide</w:t>
+      </w:r>
+      <w:r>
+        <w:t xml:space="preserve"> </w:t>
+      </w:r>
+      <w:r>
+        <w:rPr>
+          <w:b/>
+          <w:bCs/>
+        </w:rPr>
+        <w:t xml:space="preserve">effectiveness-vs-conformance-fitness trend</w:t>
+      </w:r>
+      <w:r>
+        <w:t xml:space="preserve">, per-control trend charts,</w:t>
+      </w:r>
+      <w:r>
+        <w:t xml:space="preserve"> </w:t>
+      </w:r>
+      <w:r>
+        <w:rPr>
+          <w:b/>
+          <w:bCs/>
+        </w:rPr>
+        <w:t xml:space="preserve">below-threshold and declining-control alerts</w:t>
+      </w:r>
+      <w:r>
+        <w:t xml:space="preserve">, and a by-project posture table — with per-run</w:t>
+      </w:r>
+      <w:r>
+        <w:t xml:space="preserve"> </w:t>
+      </w:r>
+      <w:r>
+        <w:rPr>
+          <w:b/>
+          <w:bCs/>
+        </w:rPr>
+        <w:t xml:space="preserve">include/exclude</w:t>
+      </w:r>
+      <w:r>
+        <w:t xml:space="preserve"> </w:t>
+      </w:r>
+      <w:r>
+        <w:t xml:space="preserve">so throwaway/test runs don’t skew the trend.</w:t>
       </w:r>
     </w:p>
     <w:p>
@@ -581,45 +841,66 @@
           <w:b/>
           <w:bCs/>
         </w:rPr>
-        <w:t xml:space="preserve">Risk-Control Matrix (RCM) export.</w:t>
-      </w:r>
-      <w:r>
-        <w:t xml:space="preserve"> </w:t>
-      </w:r>
-      <w:r>
-        <w:t xml:space="preserve">One click produces the auditor-standard, flat</w:t>
-      </w:r>
-      <w:r>
-        <w:t xml:space="preserve"> </w:t>
-      </w:r>
-      <w:r>
-        <w:rPr>
-          <w:b/>
-          <w:bCs/>
-        </w:rPr>
-        <w:t xml:space="preserve">Activity × Risk × Control</w:t>
-      </w:r>
-      <w:r>
-        <w:t xml:space="preserve"> </w:t>
-      </w:r>
-      <w:r>
-        <w:t xml:space="preserve">grid (plus registers, a coverage summary and a full</w:t>
-      </w:r>
-      <w:r>
-        <w:t xml:space="preserve"> </w:t>
-      </w:r>
-      <w:r>
-        <w:rPr>
-          <w:b/>
-          <w:bCs/>
-        </w:rPr>
-        <w:t xml:space="preserve">traceability</w:t>
-      </w:r>
-      <w:r>
-        <w:t xml:space="preserve"> </w:t>
-      </w:r>
-      <w:r>
-        <w:t xml:space="preserve">sheet), in Excel.</w:t>
+        <w:t xml:space="preserve">Org-wide Risk &amp; Control numbering + Org Owner.</w:t>
+      </w:r>
+      <w:r>
+        <w:t xml:space="preserve"> </w:t>
+      </w:r>
+      <w:r>
+        <w:t xml:space="preserve">Risk / Control / Policy codes (</w:t>
+      </w:r>
+      <w:r>
+        <w:rPr>
+          <w:rStyle w:val="VerbatimChar"/>
+        </w:rPr>
+        <w:t xml:space="preserve">R-001</w:t>
+      </w:r>
+      <w:r>
+        <w:t xml:space="preserve">,</w:t>
+      </w:r>
+      <w:r>
+        <w:t xml:space="preserve"> </w:t>
+      </w:r>
+      <w:r>
+        <w:rPr>
+          <w:rStyle w:val="VerbatimChar"/>
+        </w:rPr>
+        <w:t xml:space="preserve">C-001</w:t>
+      </w:r>
+      <w:r>
+        <w:t xml:space="preserve">…) are now a single</w:t>
+      </w:r>
+      <w:r>
+        <w:t xml:space="preserve"> </w:t>
+      </w:r>
+      <w:r>
+        <w:rPr>
+          <w:b/>
+          <w:bCs/>
+        </w:rPr>
+        <w:t xml:space="preserve">organisation-wide</w:t>
+      </w:r>
+      <w:r>
+        <w:t xml:space="preserve"> </w:t>
+      </w:r>
+      <w:r>
+        <w:t xml:space="preserve">sequence shared across all of an org’s projects, so the same control reads the same code everywhere. A SuperAdmin-settable</w:t>
+      </w:r>
+      <w:r>
+        <w:t xml:space="preserve"> </w:t>
+      </w:r>
+      <w:r>
+        <w:rPr>
+          <w:b/>
+          <w:bCs/>
+        </w:rPr>
+        <w:t xml:space="preserve">Org Owner</w:t>
+      </w:r>
+      <w:r>
+        <w:t xml:space="preserve"> </w:t>
+      </w:r>
+      <w:r>
+        <w:t xml:space="preserve">governs which organisation a project — and its numbering — belongs to.</w:t>
       </w:r>
     </w:p>
     <w:p>
@@ -635,89 +916,63 @@
           <w:b/>
           <w:bCs/>
         </w:rPr>
-        <w:t xml:space="preserve">Coverage + Segregation-of-Duties checks.</w:t>
-      </w:r>
-      <w:r>
-        <w:t xml:space="preserve"> </w:t>
-      </w:r>
-      <w:r>
-        <w:t xml:space="preserve">The diagram scan flags a Risk with no mitigating Control, and a lane that both raises and approves the same work.</w:t>
+        <w:t xml:space="preserve">RCM analytics + on-model highlight.</w:t>
+      </w:r>
+      <w:r>
+        <w:t xml:space="preserve"> </w:t>
+      </w:r>
+      <w:r>
+        <w:t xml:space="preserve">An in-console</w:t>
+      </w:r>
+      <w:r>
+        <w:t xml:space="preserve"> </w:t>
+      </w:r>
+      <w:r>
+        <w:rPr>
+          <w:b/>
+          <w:bCs/>
+        </w:rPr>
+        <w:t xml:space="preserve">analytics</w:t>
+      </w:r>
+      <w:r>
+        <w:t xml:space="preserve"> </w:t>
+      </w:r>
+      <w:r>
+        <w:t xml:space="preserve">view (coverage, inherent/residual risk posture, control type/automation mix, operating-effectiveness distribution) plus</w:t>
+      </w:r>
+      <w:r>
+        <w:t xml:space="preserve"> </w:t>
+      </w:r>
+      <w:r>
+        <w:rPr>
+          <w:b/>
+          <w:bCs/>
+        </w:rPr>
+        <w:t xml:space="preserve">red/green highlighting</w:t>
+      </w:r>
+      <w:r>
+        <w:t xml:space="preserve"> </w:t>
+      </w:r>
+      <w:r>
+        <w:t xml:space="preserve">of risk- and control-carrying steps directly on the diagram, and one-click navigation from a control to the exact step it guards.</w:t>
       </w:r>
     </w:p>
     <w:p>
       <w:pPr>
-        <w:pStyle w:val="Compact"/>
-        <w:numPr>
-          <w:ilvl w:val="0"/>
-          <w:numId w:val="1002"/>
-        </w:numPr>
-      </w:pPr>
-      <w:r>
-        <w:rPr>
-          <w:b/>
-          <w:bCs/>
-        </w:rPr>
-        <w:t xml:space="preserve">Traceability graph.</w:t>
-      </w:r>
-      <w:r>
-        <w:t xml:space="preserve"> </w:t>
-      </w:r>
-      <w:r>
-        <w:t xml:space="preserve">A directed</w:t>
-      </w:r>
-      <w:r>
-        <w:t xml:space="preserve"> </w:t>
-      </w:r>
-      <w:r>
-        <w:rPr>
-          <w:b/>
-          <w:bCs/>
-        </w:rPr>
-        <w:t xml:space="preserve">activity → risk → control → policy → regulation</w:t>
-      </w:r>
-      <w:r>
-        <w:t xml:space="preserve"> </w:t>
-      </w:r>
-      <w:r>
-        <w:t xml:space="preserve">(with KRIs/KPIs) graph, exportable — end-to-end from a BPMN step to the controls and regulations that govern it.</w:t>
-      </w:r>
-    </w:p>
-    <w:p>
-      <w:pPr>
-        <w:pStyle w:val="Compact"/>
-        <w:numPr>
-          <w:ilvl w:val="0"/>
-          <w:numId w:val="1002"/>
-        </w:numPr>
-      </w:pPr>
-      <w:r>
-        <w:rPr>
-          <w:b/>
-          <w:bCs/>
-        </w:rPr>
-        <w:t xml:space="preserve">Control operating-effectiveness from mined data.</w:t>
-      </w:r>
-      <w:r>
-        <w:t xml:space="preserve"> </w:t>
-      </w:r>
-      <w:r>
-        <w:t xml:space="preserve">Tie a Control to the mining-conformance deviation a bypass would produce, and the RCM shows it was</w:t>
-      </w:r>
-      <w:r>
-        <w:t xml:space="preserve"> </w:t>
-      </w:r>
-      <w:r>
-        <w:rPr>
-          <w:b/>
-          <w:bCs/>
-        </w:rPr>
-        <w:t xml:space="preserve">“bypassed in N of M cases”</w:t>
-      </w:r>
-      <w:r>
-        <w:t xml:space="preserve"> </w:t>
-      </w:r>
-      <w:r>
-        <w:t xml:space="preserve">— evidence the control is actually</w:t>
+        <w:pStyle w:val="FirstParagraph"/>
+      </w:pPr>
+      <w:r>
+        <w:rPr>
+          <w:b/>
+          <w:bCs/>
+        </w:rPr>
+        <w:t xml:space="preserve">Net effect:</w:t>
+      </w:r>
+      <w:r>
+        <w:t xml:space="preserve"> </w:t>
+      </w:r>
+      <w:r>
+        <w:t xml:space="preserve">the governance story moves from</w:t>
       </w:r>
       <w:r>
         <w:t xml:space="preserve"> </w:t>
@@ -727,32 +982,13 @@
           <w:i/>
           <w:iCs/>
         </w:rPr>
-        <w:t xml:space="preserve">operating</w:t>
-      </w:r>
-      <w:r>
-        <w:t xml:space="preserve">, computed from the real event log.</w:t>
-      </w:r>
-    </w:p>
-    <w:p>
-      <w:pPr>
-        <w:pStyle w:val="Compact"/>
-        <w:numPr>
-          <w:ilvl w:val="0"/>
-          <w:numId w:val="1002"/>
-        </w:numPr>
-      </w:pPr>
-      <w:r>
-        <w:rPr>
-          <w:b/>
-          <w:bCs/>
-        </w:rPr>
-        <w:t xml:space="preserve">A 3rd example catalog</w:t>
-      </w:r>
-      <w:r>
-        <w:t xml:space="preserve"> </w:t>
-      </w:r>
-      <w:r>
-        <w:t xml:space="preserve">—</w:t>
+        <w:t xml:space="preserve">“produce a Risk-Control Matrix”</w:t>
+      </w:r>
+      <w:r>
+        <w:t xml:space="preserve"> </w:t>
+      </w:r>
+      <w:r>
+        <w:t xml:space="preserve">to</w:t>
       </w:r>
       <w:r>
         <w:t xml:space="preserve"> </w:t>
@@ -762,62 +998,45 @@
           <w:i/>
           <w:iCs/>
         </w:rPr>
-        <w:t xml:space="preserve">Risk &amp; Control (GRC) Examples</w:t>
-      </w:r>
-      <w:r>
-        <w:t xml:space="preserve"> </w:t>
-      </w:r>
-      <w:r>
-        <w:t xml:space="preserve">— parallel to the Simulator and Mining galleries, with a one-click Order-to-Cash study (real process + risks/controls + a mined run proving effectiveness).</w:t>
-      </w:r>
-    </w:p>
-    <w:p>
-      <w:pPr>
-        <w:pStyle w:val="FirstParagraph"/>
-      </w:pPr>
-      <w:r>
-        <w:t xml:space="preserve">Net effect: Diagramatix now spans</w:t>
-      </w:r>
-      <w:r>
-        <w:t xml:space="preserve"> </w:t>
-      </w:r>
-      <w:r>
-        <w:rPr>
-          <w:b/>
-          <w:bCs/>
-        </w:rPr>
-        <w:t xml:space="preserve">model → publish → mine → conform → simulate → govern → improve</w:t>
-      </w:r>
-      <w:r>
-        <w:t xml:space="preserve"> </w:t>
-      </w:r>
-      <w:r>
-        <w:t xml:space="preserve">in one workspace. The two capabilities that used to be</w:t>
-      </w:r>
-      <w:r>
-        <w:t xml:space="preserve"> </w:t>
-      </w:r>
-      <w:r>
-        <w:t xml:space="preserve">“enterprise-suite only”</w:t>
-      </w:r>
-      <w:r>
-        <w:t xml:space="preserve"> </w:t>
-      </w:r>
-      <w:r>
-        <w:t xml:space="preserve">— process mining and GRC — are both present</w:t>
-      </w:r>
-      <w:r>
-        <w:t xml:space="preserve"> </w:t>
-      </w:r>
-      <w:r>
-        <w:rPr>
-          <w:i/>
-          <w:iCs/>
-        </w:rPr>
-        <w:t xml:space="preserve">and integrated with each other</w:t>
-      </w:r>
-      <w:r>
-        <w:t xml:space="preserve">, which even the enterprise suites keep in separate products.</w:t>
+        <w:t xml:space="preserve">“monitor whether controls keep operating — organisation-wide, over time.”</w:t>
+      </w:r>
+      <w:r>
+        <w:t xml:space="preserve"> </w:t>
+      </w:r>
+      <w:r>
+        <w:t xml:space="preserve">This begins to close the previously-noted</w:t>
+      </w:r>
+      <w:r>
+        <w:t xml:space="preserve"> </w:t>
+      </w:r>
+      <w:r>
+        <w:rPr>
+          <w:b/>
+          <w:bCs/>
+        </w:rPr>
+        <w:t xml:space="preserve">org-wide analytics</w:t>
+      </w:r>
+      <w:r>
+        <w:t xml:space="preserve"> </w:t>
+      </w:r>
+      <w:r>
+        <w:t xml:space="preserve">gap for the</w:t>
+      </w:r>
+      <w:r>
+        <w:t xml:space="preserve"> </w:t>
+      </w:r>
+      <w:r>
+        <w:rPr>
+          <w:b/>
+          <w:bCs/>
+        </w:rPr>
+        <w:t xml:space="preserve">compliance</w:t>
+      </w:r>
+      <w:r>
+        <w:t xml:space="preserve"> </w:t>
+      </w:r>
+      <w:r>
+        <w:t xml:space="preserve">domain specifically (control-effectiveness trending across projects) — a capability the enterprise suites deliver only by combining a separate process-intelligence product with a separate GRC product.</w:t>
       </w:r>
     </w:p>
     <w:p>
@@ -828,13 +1047,13 @@
       </w:r>
     </w:p>
     <w:bookmarkEnd w:id="11"/>
-    <w:bookmarkStart w:id="12" w:name="basis-of-comparison"/>
+    <w:bookmarkStart w:id="12" w:name="X56b099fa31e9f47fe03cd0e7033c7a6a1668206"/>
     <w:p>
       <w:pPr>
         <w:pStyle w:val="Heading2"/>
       </w:pPr>
       <w:r>
-        <w:t xml:space="preserve">Basis of comparison</w:t>
+        <w:t xml:space="preserve">Earlier context — the GRC addition (5 July 2026)</w:t>
       </w:r>
     </w:p>
     <w:p>
@@ -842,20 +1061,55 @@
         <w:pStyle w:val="FirstParagraph"/>
       </w:pPr>
       <w:r>
-        <w:t xml:space="preserve">The Diagramatix side is grounded in the shipped feature catalogue. The comparator side is based on public product pages and documentation — this is a</w:t>
-      </w:r>
-      <w:r>
-        <w:t xml:space="preserve"> </w:t>
-      </w:r>
-      <w:r>
-        <w:rPr>
-          <w:b/>
-          <w:bCs/>
-        </w:rPr>
-        <w:t xml:space="preserve">public-document comparison, not a hands-on bake-off</w:t>
-      </w:r>
-      <w:r>
-        <w:t xml:space="preserve">:</w:t>
+        <w:t xml:space="preserve">The 21 June comparison called out</w:t>
+      </w:r>
+      <w:r>
+        <w:t xml:space="preserve"> </w:t>
+      </w:r>
+      <w:r>
+        <w:rPr>
+          <w:b/>
+          <w:bCs/>
+        </w:rPr>
+        <w:t xml:space="preserve">process mining/conformance</w:t>
+      </w:r>
+      <w:r>
+        <w:t xml:space="preserve"> </w:t>
+      </w:r>
+      <w:r>
+        <w:t xml:space="preserve">as Diagramatix’s clearest gap; the 4 July refresh closed it. Since then Diagramatix has also shipped the</w:t>
+      </w:r>
+      <w:r>
+        <w:t xml:space="preserve"> </w:t>
+      </w:r>
+      <w:r>
+        <w:rPr>
+          <w:i/>
+          <w:iCs/>
+        </w:rPr>
+        <w:t xml:space="preserve">other</w:t>
+      </w:r>
+      <w:r>
+        <w:t xml:space="preserve"> </w:t>
+      </w:r>
+      <w:r>
+        <w:t xml:space="preserve">historically-missing enterprise pillar —</w:t>
+      </w:r>
+      <w:r>
+        <w:t xml:space="preserve"> </w:t>
+      </w:r>
+      <w:r>
+        <w:rPr>
+          <w:b/>
+          <w:bCs/>
+        </w:rPr>
+        <w:t xml:space="preserve">Risk &amp; Compliance / GRC</w:t>
+      </w:r>
+      <w:r>
+        <w:t xml:space="preserve"> </w:t>
+      </w:r>
+      <w:r>
+        <w:t xml:space="preserve">— and, critically, wired it to the mining engine:</w:t>
       </w:r>
     </w:p>
     <w:p>
@@ -871,13 +1125,29 @@
           <w:b/>
           <w:bCs/>
         </w:rPr>
-        <w:t xml:space="preserve">Strong</w:t>
-      </w:r>
-      <w:r>
-        <w:t xml:space="preserve"> </w:t>
-      </w:r>
-      <w:r>
-        <w:t xml:space="preserve">— clear public evidence of a matching or very close capability.</w:t>
+        <w:t xml:space="preserve">Risk &amp; Control on the process model.</w:t>
+      </w:r>
+      <w:r>
+        <w:t xml:space="preserve"> </w:t>
+      </w:r>
+      <w:r>
+        <w:t xml:space="preserve">Attach</w:t>
+      </w:r>
+      <w:r>
+        <w:t xml:space="preserve"> </w:t>
+      </w:r>
+      <w:r>
+        <w:rPr>
+          <w:b/>
+          <w:bCs/>
+        </w:rPr>
+        <w:t xml:space="preserve">Risks and Controls</w:t>
+      </w:r>
+      <w:r>
+        <w:t xml:space="preserve"> </w:t>
+      </w:r>
+      <w:r>
+        <w:t xml:space="preserve">(and Policies, Regulations, Audit Findings, KRIs, KPIs) to the real process steps, from an org-master catalog each project adopts. Controls carry type (preventive/detective/corrective), automation (manual/automated/IT-dependent), owner, framework reference, evidence, test method and residual-risk rating.</w:t>
       </w:r>
     </w:p>
     <w:p>
@@ -893,13 +1163,45 @@
           <w:b/>
           <w:bCs/>
         </w:rPr>
-        <w:t xml:space="preserve">Partial</w:t>
-      </w:r>
-      <w:r>
-        <w:t xml:space="preserve"> </w:t>
-      </w:r>
-      <w:r>
-        <w:t xml:space="preserve">— an adjacent capability, but not the exact Diagramatix feature as described.</w:t>
+        <w:t xml:space="preserve">Risk-Control Matrix (RCM) export.</w:t>
+      </w:r>
+      <w:r>
+        <w:t xml:space="preserve"> </w:t>
+      </w:r>
+      <w:r>
+        <w:t xml:space="preserve">One click produces the auditor-standard, flat</w:t>
+      </w:r>
+      <w:r>
+        <w:t xml:space="preserve"> </w:t>
+      </w:r>
+      <w:r>
+        <w:rPr>
+          <w:b/>
+          <w:bCs/>
+        </w:rPr>
+        <w:t xml:space="preserve">Activity × Risk × Control</w:t>
+      </w:r>
+      <w:r>
+        <w:t xml:space="preserve"> </w:t>
+      </w:r>
+      <w:r>
+        <w:t xml:space="preserve">grid (plus registers, a coverage summary and a full</w:t>
+      </w:r>
+      <w:r>
+        <w:t xml:space="preserve"> </w:t>
+      </w:r>
+      <w:r>
+        <w:rPr>
+          <w:b/>
+          <w:bCs/>
+        </w:rPr>
+        <w:t xml:space="preserve">traceability</w:t>
+      </w:r>
+      <w:r>
+        <w:t xml:space="preserve"> </w:t>
+      </w:r>
+      <w:r>
+        <w:t xml:space="preserve">sheet), in Excel.</w:t>
       </w:r>
     </w:p>
     <w:p>
@@ -915,29 +1217,189 @@
           <w:b/>
           <w:bCs/>
         </w:rPr>
-        <w:t xml:space="preserve">Not found</w:t>
-      </w:r>
-      <w:r>
-        <w:t xml:space="preserve"> </w:t>
-      </w:r>
-      <w:r>
-        <w:t xml:space="preserve">— no reliable public evidence for that exact feature (this does</w:t>
-      </w:r>
-      <w:r>
-        <w:t xml:space="preserve"> </w:t>
-      </w:r>
-      <w:r>
-        <w:rPr>
-          <w:b/>
-          <w:bCs/>
-        </w:rPr>
-        <w:t xml:space="preserve">not</w:t>
-      </w:r>
-      <w:r>
-        <w:t xml:space="preserve"> </w:t>
-      </w:r>
-      <w:r>
-        <w:t xml:space="preserve">prove absence).</w:t>
+        <w:t xml:space="preserve">Coverage + Segregation-of-Duties checks.</w:t>
+      </w:r>
+      <w:r>
+        <w:t xml:space="preserve"> </w:t>
+      </w:r>
+      <w:r>
+        <w:t xml:space="preserve">The diagram scan flags a Risk with no mitigating Control, and a lane that both raises and approves the same work.</w:t>
+      </w:r>
+    </w:p>
+    <w:p>
+      <w:pPr>
+        <w:pStyle w:val="Compact"/>
+        <w:numPr>
+          <w:ilvl w:val="0"/>
+          <w:numId w:val="1003"/>
+        </w:numPr>
+      </w:pPr>
+      <w:r>
+        <w:rPr>
+          <w:b/>
+          <w:bCs/>
+        </w:rPr>
+        <w:t xml:space="preserve">Traceability graph.</w:t>
+      </w:r>
+      <w:r>
+        <w:t xml:space="preserve"> </w:t>
+      </w:r>
+      <w:r>
+        <w:t xml:space="preserve">A directed</w:t>
+      </w:r>
+      <w:r>
+        <w:t xml:space="preserve"> </w:t>
+      </w:r>
+      <w:r>
+        <w:rPr>
+          <w:b/>
+          <w:bCs/>
+        </w:rPr>
+        <w:t xml:space="preserve">activity → risk → control → policy → regulation</w:t>
+      </w:r>
+      <w:r>
+        <w:t xml:space="preserve"> </w:t>
+      </w:r>
+      <w:r>
+        <w:t xml:space="preserve">(with KRIs/KPIs) graph, exportable — end-to-end from a BPMN step to the controls and regulations that govern it.</w:t>
+      </w:r>
+    </w:p>
+    <w:p>
+      <w:pPr>
+        <w:pStyle w:val="Compact"/>
+        <w:numPr>
+          <w:ilvl w:val="0"/>
+          <w:numId w:val="1003"/>
+        </w:numPr>
+      </w:pPr>
+      <w:r>
+        <w:rPr>
+          <w:b/>
+          <w:bCs/>
+        </w:rPr>
+        <w:t xml:space="preserve">Control operating-effectiveness from mined data.</w:t>
+      </w:r>
+      <w:r>
+        <w:t xml:space="preserve"> </w:t>
+      </w:r>
+      <w:r>
+        <w:t xml:space="preserve">Tie a Control to the mining-conformance deviation a bypass would produce, and the RCM shows it was</w:t>
+      </w:r>
+      <w:r>
+        <w:t xml:space="preserve"> </w:t>
+      </w:r>
+      <w:r>
+        <w:rPr>
+          <w:b/>
+          <w:bCs/>
+        </w:rPr>
+        <w:t xml:space="preserve">“bypassed in N of M cases”</w:t>
+      </w:r>
+      <w:r>
+        <w:t xml:space="preserve"> </w:t>
+      </w:r>
+      <w:r>
+        <w:t xml:space="preserve">— evidence the control is actually</w:t>
+      </w:r>
+      <w:r>
+        <w:t xml:space="preserve"> </w:t>
+      </w:r>
+      <w:r>
+        <w:rPr>
+          <w:i/>
+          <w:iCs/>
+        </w:rPr>
+        <w:t xml:space="preserve">operating</w:t>
+      </w:r>
+      <w:r>
+        <w:t xml:space="preserve">, computed from the real event log.</w:t>
+      </w:r>
+    </w:p>
+    <w:p>
+      <w:pPr>
+        <w:pStyle w:val="Compact"/>
+        <w:numPr>
+          <w:ilvl w:val="0"/>
+          <w:numId w:val="1003"/>
+        </w:numPr>
+      </w:pPr>
+      <w:r>
+        <w:rPr>
+          <w:b/>
+          <w:bCs/>
+        </w:rPr>
+        <w:t xml:space="preserve">A 3rd example catalog</w:t>
+      </w:r>
+      <w:r>
+        <w:t xml:space="preserve"> </w:t>
+      </w:r>
+      <w:r>
+        <w:t xml:space="preserve">—</w:t>
+      </w:r>
+      <w:r>
+        <w:t xml:space="preserve"> </w:t>
+      </w:r>
+      <w:r>
+        <w:rPr>
+          <w:i/>
+          <w:iCs/>
+        </w:rPr>
+        <w:t xml:space="preserve">Risk &amp; Control (GRC) Examples</w:t>
+      </w:r>
+      <w:r>
+        <w:t xml:space="preserve"> </w:t>
+      </w:r>
+      <w:r>
+        <w:t xml:space="preserve">— parallel to the Simulator and Mining galleries, with a one-click Order-to-Cash study (real process + risks/controls + a mined run proving effectiveness).</w:t>
+      </w:r>
+    </w:p>
+    <w:p>
+      <w:pPr>
+        <w:pStyle w:val="FirstParagraph"/>
+      </w:pPr>
+      <w:r>
+        <w:t xml:space="preserve">Net effect: Diagramatix now spans</w:t>
+      </w:r>
+      <w:r>
+        <w:t xml:space="preserve"> </w:t>
+      </w:r>
+      <w:r>
+        <w:rPr>
+          <w:b/>
+          <w:bCs/>
+        </w:rPr>
+        <w:t xml:space="preserve">model → publish → mine → conform → simulate → govern → improve</w:t>
+      </w:r>
+      <w:r>
+        <w:t xml:space="preserve"> </w:t>
+      </w:r>
+      <w:r>
+        <w:t xml:space="preserve">in one workspace. The two capabilities that used to be</w:t>
+      </w:r>
+      <w:r>
+        <w:t xml:space="preserve"> </w:t>
+      </w:r>
+      <w:r>
+        <w:t xml:space="preserve">“enterprise-suite only”</w:t>
+      </w:r>
+      <w:r>
+        <w:t xml:space="preserve"> </w:t>
+      </w:r>
+      <w:r>
+        <w:t xml:space="preserve">— process mining and GRC — are both present</w:t>
+      </w:r>
+      <w:r>
+        <w:t xml:space="preserve"> </w:t>
+      </w:r>
+      <w:r>
+        <w:rPr>
+          <w:i/>
+          <w:iCs/>
+        </w:rPr>
+        <w:t xml:space="preserve">and integrated with each other</w:t>
+      </w:r>
+      <w:r>
+        <w:t xml:space="preserve">, which even the enterprise suites keep in separate products.</w:t>
       </w:r>
     </w:p>
     <w:p>
@@ -948,13 +1410,13 @@
       </w:r>
     </w:p>
     <w:bookmarkEnd w:id="12"/>
-    <w:bookmarkStart w:id="13" w:name="executive-summary"/>
+    <w:bookmarkStart w:id="13" w:name="basis-of-comparison"/>
     <w:p>
       <w:pPr>
         <w:pStyle w:val="Heading2"/>
       </w:pPr>
       <w:r>
-        <w:t xml:space="preserve">Executive summary</w:t>
+        <w:t xml:space="preserve">Basis of comparison</w:t>
       </w:r>
     </w:p>
     <w:p>
@@ -962,60 +1424,20 @@
         <w:pStyle w:val="FirstParagraph"/>
       </w:pPr>
       <w:r>
-        <w:rPr>
-          <w:b/>
-          <w:bCs/>
-        </w:rPr>
-        <w:t xml:space="preserve">Diagramatix</w:t>
-      </w:r>
-      <w:r>
-        <w:t xml:space="preserve"> </w:t>
-      </w:r>
-      <w:r>
-        <w:t xml:space="preserve">is now a</w:t>
-      </w:r>
-      <w:r>
-        <w:t xml:space="preserve"> </w:t>
-      </w:r>
-      <w:r>
-        <w:rPr>
-          <w:b/>
-          <w:bCs/>
-        </w:rPr>
-        <w:t xml:space="preserve">full-loop process</w:t>
-      </w:r>
-      <w:r>
-        <w:rPr>
-          <w:b/>
-          <w:bCs/>
-        </w:rPr>
-        <w:t xml:space="preserve"> </w:t>
-      </w:r>
-      <w:r>
-        <w:rPr>
-          <w:b/>
-          <w:bCs/>
-          <w:i/>
-          <w:iCs/>
-        </w:rPr>
-        <w:t xml:space="preserve">and governance</w:t>
-      </w:r>
-      <w:r>
-        <w:rPr>
-          <w:b/>
-          <w:bCs/>
-        </w:rPr>
-        <w:t xml:space="preserve"> </w:t>
-      </w:r>
-      <w:r>
-        <w:rPr>
-          <w:b/>
-          <w:bCs/>
-        </w:rPr>
-        <w:t xml:space="preserve">platform for the SMB and mid-market</w:t>
-      </w:r>
-      <w:r>
-        <w:t xml:space="preserve">: author in any notation, publish to a business audience, mine the real process from event logs, check conformance, calibrate a digital twin, simulate the redesign — and govern it with risks, controls and a Risk-Control Matrix, all without leaving the tool. Its distinctive, hard-to-match claims are now:</w:t>
+        <w:t xml:space="preserve">The Diagramatix side is grounded in the shipped feature catalogue. The comparator side is based on public product pages and documentation — this is a</w:t>
+      </w:r>
+      <w:r>
+        <w:t xml:space="preserve"> </w:t>
+      </w:r>
+      <w:r>
+        <w:rPr>
+          <w:b/>
+          <w:bCs/>
+        </w:rPr>
+        <w:t xml:space="preserve">public-document comparison, not a hands-on bake-off</w:t>
+      </w:r>
+      <w:r>
+        <w:t xml:space="preserve">:</w:t>
       </w:r>
     </w:p>
     <w:p>
@@ -1031,61 +1453,13 @@
           <w:b/>
           <w:bCs/>
         </w:rPr>
-        <w:t xml:space="preserve">A closed mine → conform → simulate → improve loop in one product.</w:t>
-      </w:r>
-      <w:r>
-        <w:t xml:space="preserve"> </w:t>
-      </w:r>
-      <w:r>
-        <w:t xml:space="preserve">Most tools do</w:t>
-      </w:r>
-      <w:r>
-        <w:t xml:space="preserve"> </w:t>
-      </w:r>
-      <w:r>
-        <w:rPr>
-          <w:i/>
-          <w:iCs/>
-        </w:rPr>
-        <w:t xml:space="preserve">either</w:t>
-      </w:r>
-      <w:r>
-        <w:t xml:space="preserve"> </w:t>
-      </w:r>
-      <w:r>
-        <w:t xml:space="preserve">mining (Celonis, Signavio PI, ARIS Mining)</w:t>
-      </w:r>
-      <w:r>
-        <w:t xml:space="preserve"> </w:t>
-      </w:r>
-      <w:r>
-        <w:rPr>
-          <w:i/>
-          <w:iCs/>
-        </w:rPr>
-        <w:t xml:space="preserve">or</w:t>
-      </w:r>
-      <w:r>
-        <w:t xml:space="preserve"> </w:t>
-      </w:r>
-      <w:r>
-        <w:t xml:space="preserve">modelling+simulation (Signavio Modeler, ARIS, PRIME). Diagramatix does both and</w:t>
-      </w:r>
-      <w:r>
-        <w:t xml:space="preserve"> </w:t>
-      </w:r>
-      <w:r>
-        <w:rPr>
-          <w:b/>
-          <w:bCs/>
-        </w:rPr>
-        <w:t xml:space="preserve">wires mining output straight into a calibrated simulation twin</w:t>
-      </w:r>
-      <w:r>
-        <w:t xml:space="preserve"> </w:t>
-      </w:r>
-      <w:r>
-        <w:t xml:space="preserve">— a workflow even the enterprise suites keep in separate modules.</w:t>
+        <w:t xml:space="preserve">Strong</w:t>
+      </w:r>
+      <w:r>
+        <w:t xml:space="preserve"> </w:t>
+      </w:r>
+      <w:r>
+        <w:t xml:space="preserve">— clear public evidence of a matching or very close capability.</w:t>
       </w:r>
     </w:p>
     <w:p>
@@ -1101,96 +1475,13 @@
           <w:b/>
           <w:bCs/>
         </w:rPr>
-        <w:t xml:space="preserve">Governance on the process, proven by data — and monitored over time.</w:t>
-      </w:r>
-      <w:r>
-        <w:t xml:space="preserve"> </w:t>
-      </w:r>
-      <w:r>
-        <w:t xml:space="preserve">Attach Risks &amp; Controls to the real steps, produce a Risk-Control Matrix, and — uniquely at this tier — see each control’s</w:t>
-      </w:r>
-      <w:r>
-        <w:t xml:space="preserve"> </w:t>
-      </w:r>
-      <w:r>
-        <w:rPr>
-          <w:b/>
-          <w:bCs/>
-        </w:rPr>
-        <w:t xml:space="preserve">operating effectiveness</w:t>
-      </w:r>
-      <w:r>
-        <w:t xml:space="preserve"> </w:t>
-      </w:r>
-      <w:r>
-        <w:t xml:space="preserve">(</w:t>
-      </w:r>
-      <w:r>
-        <w:t xml:space="preserve">“bypassed in N of M cases”</w:t>
-      </w:r>
-      <w:r>
-        <w:t xml:space="preserve">) computed from the</w:t>
-      </w:r>
-      <w:r>
-        <w:t xml:space="preserve"> </w:t>
-      </w:r>
-      <w:r>
-        <w:rPr>
-          <w:i/>
-          <w:iCs/>
-        </w:rPr>
-        <w:t xml:space="preserve">mined conformance</w:t>
-      </w:r>
-      <w:r>
-        <w:t xml:space="preserve">, now</w:t>
-      </w:r>
-      <w:r>
-        <w:t xml:space="preserve"> </w:t>
-      </w:r>
-      <w:r>
-        <w:rPr>
-          <w:b/>
-          <w:bCs/>
-        </w:rPr>
-        <w:t xml:space="preserve">trended organisation-wide over time</w:t>
-      </w:r>
-      <w:r>
-        <w:t xml:space="preserve"> </w:t>
-      </w:r>
-      <w:r>
-        <w:t xml:space="preserve">in a dedicated</w:t>
-      </w:r>
-      <w:r>
-        <w:t xml:space="preserve"> </w:t>
-      </w:r>
-      <w:r>
-        <w:rPr>
-          <w:b/>
-          <w:bCs/>
-        </w:rPr>
-        <w:t xml:space="preserve">Compliance Monitoring</w:t>
-      </w:r>
-      <w:r>
-        <w:t xml:space="preserve"> </w:t>
-      </w:r>
-      <w:r>
-        <w:t xml:space="preserve">console with declining-control alerts. Enterprise GRC suites keep risk/control and process mining in separate products; Diagramatix does both on one model</w:t>
-      </w:r>
-      <w:r>
-        <w:t xml:space="preserve"> </w:t>
-      </w:r>
-      <w:r>
-        <w:rPr>
-          <w:i/>
-          <w:iCs/>
-        </w:rPr>
-        <w:t xml:space="preserve">and</w:t>
-      </w:r>
-      <w:r>
-        <w:t xml:space="preserve"> </w:t>
-      </w:r>
-      <w:r>
-        <w:t xml:space="preserve">monitors compliance continuously.</w:t>
+        <w:t xml:space="preserve">Partial</w:t>
+      </w:r>
+      <w:r>
+        <w:t xml:space="preserve"> </w:t>
+      </w:r>
+      <w:r>
+        <w:t xml:space="preserve">— an adjacent capability, but not the exact Diagramatix feature as described.</w:t>
       </w:r>
     </w:p>
     <w:p>
@@ -1206,42 +1497,107 @@
           <w:b/>
           <w:bCs/>
         </w:rPr>
-        <w:t xml:space="preserve">Entity-lifecycle mining + state-machine conformance.</w:t>
-      </w:r>
-      <w:r>
-        <w:t xml:space="preserve"> </w:t>
-      </w:r>
-      <w:r>
-        <w:t xml:space="preserve">Beyond directly-follows BPMN discovery, Diagramatix mines the business entity’s</w:t>
-      </w:r>
-      <w:r>
-        <w:t xml:space="preserve"> </w:t>
-      </w:r>
-      <w:r>
-        <w:rPr>
-          <w:b/>
-          <w:bCs/>
-        </w:rPr>
-        <w:t xml:space="preserve">state machine</w:t>
-      </w:r>
-      <w:r>
-        <w:t xml:space="preserve"> </w:t>
-      </w:r>
-      <w:r>
-        <w:t xml:space="preserve">and replays it against a reference lifecycle — conformance framed as</w:t>
-      </w:r>
-      <w:r>
-        <w:t xml:space="preserve"> </w:t>
-      </w:r>
-      <w:r>
-        <w:rPr>
+        <w:t xml:space="preserve">Not found</w:t>
+      </w:r>
+      <w:r>
+        <w:t xml:space="preserve"> </w:t>
+      </w:r>
+      <w:r>
+        <w:t xml:space="preserve">— no reliable public evidence for that exact feature (this does</w:t>
+      </w:r>
+      <w:r>
+        <w:t xml:space="preserve"> </w:t>
+      </w:r>
+      <w:r>
+        <w:rPr>
+          <w:b/>
+          <w:bCs/>
+        </w:rPr>
+        <w:t xml:space="preserve">not</w:t>
+      </w:r>
+      <w:r>
+        <w:t xml:space="preserve"> </w:t>
+      </w:r>
+      <w:r>
+        <w:t xml:space="preserve">prove absence).</w:t>
+      </w:r>
+    </w:p>
+    <w:p>
+      <w:r>
+        <w:pict>
+          <v:rect style="width:0;height:1.5pt" o:hralign="center" o:hrstd="t" o:hr="t"/>
+        </w:pict>
+      </w:r>
+    </w:p>
+    <w:bookmarkEnd w:id="13"/>
+    <w:bookmarkStart w:id="14" w:name="executive-summary"/>
+    <w:p>
+      <w:pPr>
+        <w:pStyle w:val="Heading2"/>
+      </w:pPr>
+      <w:r>
+        <w:t xml:space="preserve">Executive summary</w:t>
+      </w:r>
+    </w:p>
+    <w:p>
+      <w:pPr>
+        <w:pStyle w:val="FirstParagraph"/>
+      </w:pPr>
+      <w:r>
+        <w:rPr>
+          <w:b/>
+          <w:bCs/>
+        </w:rPr>
+        <w:t xml:space="preserve">Diagramatix</w:t>
+      </w:r>
+      <w:r>
+        <w:t xml:space="preserve"> </w:t>
+      </w:r>
+      <w:r>
+        <w:t xml:space="preserve">is now a</w:t>
+      </w:r>
+      <w:r>
+        <w:t xml:space="preserve"> </w:t>
+      </w:r>
+      <w:r>
+        <w:rPr>
+          <w:b/>
+          <w:bCs/>
+        </w:rPr>
+        <w:t xml:space="preserve">full-loop process</w:t>
+      </w:r>
+      <w:r>
+        <w:rPr>
+          <w:b/>
+          <w:bCs/>
+        </w:rPr>
+        <w:t xml:space="preserve"> </w:t>
+      </w:r>
+      <w:r>
+        <w:rPr>
+          <w:b/>
+          <w:bCs/>
           <w:i/>
           <w:iCs/>
         </w:rPr>
-        <w:t xml:space="preserve">legal states/transitions</w:t>
-      </w:r>
-      <w:r>
-        <w:t xml:space="preserve">, unusually precise for this tier.</w:t>
+        <w:t xml:space="preserve">and governance</w:t>
+      </w:r>
+      <w:r>
+        <w:rPr>
+          <w:b/>
+          <w:bCs/>
+        </w:rPr>
+        <w:t xml:space="preserve"> </w:t>
+      </w:r>
+      <w:r>
+        <w:rPr>
+          <w:b/>
+          <w:bCs/>
+        </w:rPr>
+        <w:t xml:space="preserve">platform for the SMB and mid-market</w:t>
+      </w:r>
+      <w:r>
+        <w:t xml:space="preserve">: author in any notation, publish to a business audience, mine the real process from event logs, check conformance, calibrate a digital twin, simulate the redesign — and govern it with risks, controls and a Risk-Control Matrix, all without leaving the tool. Its distinctive, hard-to-match claims are now:</w:t>
       </w:r>
     </w:p>
     <w:p>
@@ -1249,7 +1605,7 @@
         <w:pStyle w:val="Compact"/>
         <w:numPr>
           <w:ilvl w:val="0"/>
-          <w:numId w:val="1004"/>
+          <w:numId w:val="1005"/>
         </w:numPr>
       </w:pPr>
       <w:r>
@@ -1257,42 +1613,13 @@
           <w:b/>
           <w:bCs/>
         </w:rPr>
-        <w:t xml:space="preserve">Broad multi-notation editing</w:t>
-      </w:r>
-      <w:r>
-        <w:t xml:space="preserve"> </w:t>
-      </w:r>
-      <w:r>
-        <w:t xml:space="preserve">(BPMN, ArchiMate, UML, Value Chain, State Machine, Domain, Context…),</w:t>
-      </w:r>
-      <w:r>
-        <w:t xml:space="preserve"> </w:t>
-      </w:r>
-      <w:r>
-        <w:rPr>
-          <w:b/>
-          <w:bCs/>
-        </w:rPr>
-        <w:t xml:space="preserve">text-, image- and voice-to-diagram</w:t>
-      </w:r>
-      <w:r>
-        <w:t xml:space="preserve">,</w:t>
-      </w:r>
-      <w:r>
-        <w:t xml:space="preserve"> </w:t>
-      </w:r>
-      <w:r>
-        <w:rPr>
-          <w:b/>
-          <w:bCs/>
-        </w:rPr>
-        <w:t xml:space="preserve">Microsoft Visio round-trip</w:t>
-      </w:r>
-      <w:r>
-        <w:t xml:space="preserve"> </w:t>
-      </w:r>
-      <w:r>
-        <w:t xml:space="preserve">(VSDX export</w:t>
+        <w:t xml:space="preserve">A closed mine → conform → simulate → improve loop in one product.</w:t>
+      </w:r>
+      <w:r>
+        <w:t xml:space="preserve"> </w:t>
+      </w:r>
+      <w:r>
+        <w:t xml:space="preserve">Most tools do</w:t>
       </w:r>
       <w:r>
         <w:t xml:space="preserve"> </w:t>
@@ -1302,156 +1629,476 @@
           <w:i/>
           <w:iCs/>
         </w:rPr>
-        <w:t xml:space="preserve">and</w:t>
-      </w:r>
-      <w:r>
-        <w:t xml:space="preserve"> </w:t>
-      </w:r>
-      <w:r>
-        <w:t xml:space="preserve">re-import),</w:t>
-      </w:r>
-      <w:r>
-        <w:t xml:space="preserve"> </w:t>
-      </w:r>
-      <w:r>
-        <w:rPr>
-          <w:b/>
-          <w:bCs/>
-        </w:rPr>
-        <w:t xml:space="preserve">diagram health checking</w:t>
-      </w:r>
-      <w:r>
-        <w:t xml:space="preserve">, and</w:t>
-      </w:r>
-      <w:r>
-        <w:t xml:space="preserve"> </w:t>
-      </w:r>
-      <w:r>
-        <w:rPr>
-          <w:b/>
-          <w:bCs/>
-        </w:rPr>
-        <w:t xml:space="preserve">automatic sub-process linking</w:t>
-      </w:r>
-      <w:r>
-        <w:t xml:space="preserve"> </w:t>
-      </w:r>
-      <w:r>
-        <w:t xml:space="preserve">— a self-service experience the enterprise suites don’t emphasise.</w:t>
+        <w:t xml:space="preserve">either</w:t>
+      </w:r>
+      <w:r>
+        <w:t xml:space="preserve"> </w:t>
+      </w:r>
+      <w:r>
+        <w:t xml:space="preserve">mining (Celonis, Signavio PI, ARIS Mining)</w:t>
+      </w:r>
+      <w:r>
+        <w:t xml:space="preserve"> </w:t>
+      </w:r>
+      <w:r>
+        <w:rPr>
+          <w:i/>
+          <w:iCs/>
+        </w:rPr>
+        <w:t xml:space="preserve">or</w:t>
+      </w:r>
+      <w:r>
+        <w:t xml:space="preserve"> </w:t>
+      </w:r>
+      <w:r>
+        <w:t xml:space="preserve">modelling+simulation (Signavio Modeler, ARIS, PRIME). Diagramatix does both and</w:t>
+      </w:r>
+      <w:r>
+        <w:t xml:space="preserve"> </w:t>
+      </w:r>
+      <w:r>
+        <w:rPr>
+          <w:b/>
+          <w:bCs/>
+        </w:rPr>
+        <w:t xml:space="preserve">wires mining output straight into a calibrated simulation twin</w:t>
+      </w:r>
+      <w:r>
+        <w:t xml:space="preserve"> </w:t>
+      </w:r>
+      <w:r>
+        <w:t xml:space="preserve">— a workflow even the enterprise suites keep in separate modules.</w:t>
       </w:r>
     </w:p>
     <w:p>
       <w:pPr>
-        <w:pStyle w:val="FirstParagraph"/>
-      </w:pPr>
-      <w:r>
-        <w:rPr>
-          <w:b/>
-          <w:bCs/>
-        </w:rPr>
-        <w:t xml:space="preserve">SAP Signavio</w:t>
-      </w:r>
-      <w:r>
-        <w:t xml:space="preserve"> </w:t>
-      </w:r>
-      <w:r>
-        <w:t xml:space="preserve">remains the strongest comparator for</w:t>
-      </w:r>
-      <w:r>
-        <w:t xml:space="preserve"> </w:t>
-      </w:r>
-      <w:r>
-        <w:rPr>
-          <w:b/>
-          <w:bCs/>
-        </w:rPr>
-        <w:t xml:space="preserve">enterprise process transformation</w:t>
-      </w:r>
-      <w:r>
-        <w:t xml:space="preserve"> </w:t>
-      </w:r>
-      <w:r>
-        <w:t xml:space="preserve">at SAP-aligned organisations: process repository, Collaboration Hub, governance/versioning,</w:t>
-      </w:r>
-      <w:r>
-        <w:t xml:space="preserve"> </w:t>
-      </w:r>
-      <w:r>
-        <w:rPr>
-          <w:b/>
-          <w:bCs/>
-        </w:rPr>
-        <w:t xml:space="preserve">Process Intelligence</w:t>
-      </w:r>
-      <w:r>
-        <w:t xml:space="preserve"> </w:t>
-      </w:r>
-      <w:r>
-        <w:t xml:space="preserve">mining with live system connectors, and</w:t>
-      </w:r>
-      <w:r>
-        <w:t xml:space="preserve"> </w:t>
-      </w:r>
-      <w:r>
-        <w:rPr>
-          <w:b/>
-          <w:bCs/>
-        </w:rPr>
-        <w:t xml:space="preserve">SAP-GRC-aligned</w:t>
-      </w:r>
-      <w:r>
-        <w:t xml:space="preserve"> </w:t>
-      </w:r>
-      <w:r>
-        <w:t xml:space="preserve">risk/control. It out-scales Diagramatix on repository governance, enterprise mining connectors and org-wide analytics — but is heavier, costlier, keeps mining and GRC in separate products, and isn’t a self-service multi-notation + Visio round-trip editor.</w:t>
+        <w:pStyle w:val="Compact"/>
+        <w:numPr>
+          <w:ilvl w:val="0"/>
+          <w:numId w:val="1005"/>
+        </w:numPr>
+      </w:pPr>
+      <w:r>
+        <w:rPr>
+          <w:b/>
+          <w:bCs/>
+        </w:rPr>
+        <w:t xml:space="preserve">Governance on the process, proven by data — and monitored over time.</w:t>
+      </w:r>
+      <w:r>
+        <w:t xml:space="preserve"> </w:t>
+      </w:r>
+      <w:r>
+        <w:t xml:space="preserve">Attach Risks &amp; Controls to the real steps, produce a Risk-Control Matrix, and — uniquely at this tier — see each control’s</w:t>
+      </w:r>
+      <w:r>
+        <w:t xml:space="preserve"> </w:t>
+      </w:r>
+      <w:r>
+        <w:rPr>
+          <w:b/>
+          <w:bCs/>
+        </w:rPr>
+        <w:t xml:space="preserve">operating effectiveness</w:t>
+      </w:r>
+      <w:r>
+        <w:t xml:space="preserve"> </w:t>
+      </w:r>
+      <w:r>
+        <w:t xml:space="preserve">(</w:t>
+      </w:r>
+      <w:r>
+        <w:t xml:space="preserve">“bypassed in N of M cases”</w:t>
+      </w:r>
+      <w:r>
+        <w:t xml:space="preserve">) computed from the</w:t>
+      </w:r>
+      <w:r>
+        <w:t xml:space="preserve"> </w:t>
+      </w:r>
+      <w:r>
+        <w:rPr>
+          <w:i/>
+          <w:iCs/>
+        </w:rPr>
+        <w:t xml:space="preserve">mined conformance</w:t>
+      </w:r>
+      <w:r>
+        <w:t xml:space="preserve">, now</w:t>
+      </w:r>
+      <w:r>
+        <w:t xml:space="preserve"> </w:t>
+      </w:r>
+      <w:r>
+        <w:rPr>
+          <w:b/>
+          <w:bCs/>
+        </w:rPr>
+        <w:t xml:space="preserve">trended organisation-wide over time</w:t>
+      </w:r>
+      <w:r>
+        <w:t xml:space="preserve"> </w:t>
+      </w:r>
+      <w:r>
+        <w:t xml:space="preserve">in a dedicated</w:t>
+      </w:r>
+      <w:r>
+        <w:t xml:space="preserve"> </w:t>
+      </w:r>
+      <w:r>
+        <w:rPr>
+          <w:b/>
+          <w:bCs/>
+        </w:rPr>
+        <w:t xml:space="preserve">Compliance Monitoring</w:t>
+      </w:r>
+      <w:r>
+        <w:t xml:space="preserve"> </w:t>
+      </w:r>
+      <w:r>
+        <w:t xml:space="preserve">console with declining-control alerts. Enterprise GRC suites keep risk/control and process mining in separate products; Diagramatix does both on one model</w:t>
+      </w:r>
+      <w:r>
+        <w:t xml:space="preserve"> </w:t>
+      </w:r>
+      <w:r>
+        <w:rPr>
+          <w:i/>
+          <w:iCs/>
+        </w:rPr>
+        <w:t xml:space="preserve">and</w:t>
+      </w:r>
+      <w:r>
+        <w:t xml:space="preserve"> </w:t>
+      </w:r>
+      <w:r>
+        <w:t xml:space="preserve">monitors compliance continuously.</w:t>
       </w:r>
     </w:p>
     <w:p>
       <w:pPr>
-        <w:pStyle w:val="BodyText"/>
-      </w:pPr>
-      <w:r>
-        <w:rPr>
-          <w:b/>
-          <w:bCs/>
-        </w:rPr>
-        <w:t xml:space="preserve">ARIS</w:t>
-      </w:r>
-      <w:r>
-        <w:t xml:space="preserve"> </w:t>
-      </w:r>
-      <w:r>
-        <w:t xml:space="preserve">is still the</w:t>
-      </w:r>
-      <w:r>
-        <w:t xml:space="preserve"> </w:t>
-      </w:r>
-      <w:r>
-        <w:rPr>
-          <w:b/>
-          <w:bCs/>
-        </w:rPr>
-        <w:t xml:space="preserve">deepest enterprise-architecture platform</w:t>
-      </w:r>
-      <w:r>
-        <w:t xml:space="preserve">: large-scale architecture, repository governance, multi-method modelling, process mining/intelligence, simulation, and a dedicated</w:t>
-      </w:r>
-      <w:r>
-        <w:t xml:space="preserve"> </w:t>
-      </w:r>
-      <w:r>
-        <w:rPr>
-          <w:b/>
-          <w:bCs/>
-        </w:rPr>
-        <w:t xml:space="preserve">Risk &amp; Compliance Manager (ARCM)</w:t>
-      </w:r>
-      <w:r>
-        <w:t xml:space="preserve">. It leads Diagramatix on enterprise scale, governance discipline and formal GRC depth; Diagramatix leads on self-service, AI/image/voice generation, Visio round-trip, the integrated mining-to-twin loop, and control-effectiveness proven directly from mined data.</w:t>
+        <w:pStyle w:val="Compact"/>
+        <w:numPr>
+          <w:ilvl w:val="0"/>
+          <w:numId w:val="1005"/>
+        </w:numPr>
+      </w:pPr>
+      <w:r>
+        <w:rPr>
+          <w:b/>
+          <w:bCs/>
+        </w:rPr>
+        <w:t xml:space="preserve">APQC PCF as a living framework, not a static library.</w:t>
+      </w:r>
+      <w:r>
+        <w:t xml:space="preserve"> </w:t>
+      </w:r>
+      <w:r>
+        <w:t xml:space="preserve">Classify diagrams against the standard,</w:t>
+      </w:r>
+      <w:r>
+        <w:t xml:space="preserve"> </w:t>
+      </w:r>
+      <w:r>
+        <w:rPr>
+          <w:b/>
+          <w:bCs/>
+        </w:rPr>
+        <w:t xml:space="preserve">generate a running BPMN model from an APQC process</w:t>
+      </w:r>
+      <w:r>
+        <w:t xml:space="preserve"> </w:t>
+      </w:r>
+      <w:r>
+        <w:t xml:space="preserve">in one click, measure</w:t>
+      </w:r>
+      <w:r>
+        <w:t xml:space="preserve"> </w:t>
+      </w:r>
+      <w:r>
+        <w:rPr>
+          <w:b/>
+          <w:bCs/>
+        </w:rPr>
+        <w:t xml:space="preserve">coverage</w:t>
+      </w:r>
+      <w:r>
+        <w:t xml:space="preserve"> </w:t>
+      </w:r>
+      <w:r>
+        <w:t xml:space="preserve">and roll</w:t>
+      </w:r>
+      <w:r>
+        <w:t xml:space="preserve"> </w:t>
+      </w:r>
+      <w:r>
+        <w:rPr>
+          <w:b/>
+          <w:bCs/>
+        </w:rPr>
+        <w:t xml:space="preserve">control-effectiveness up by APQC category</w:t>
+      </w:r>
+      <w:r>
+        <w:t xml:space="preserve">, and</w:t>
+      </w:r>
+      <w:r>
+        <w:t xml:space="preserve"> </w:t>
+      </w:r>
+      <w:r>
+        <w:rPr>
+          <w:b/>
+          <w:bCs/>
+        </w:rPr>
+        <w:t xml:space="preserve">compose/version/divisionalise your own tailored framework</w:t>
+      </w:r>
+      <w:r>
+        <w:t xml:space="preserve"> </w:t>
+      </w:r>
+      <w:r>
+        <w:t xml:space="preserve">with provenance back to APQC and an upgrade wizard that re-points by stable id. PRIME BPM ships the APQC</w:t>
+      </w:r>
+      <w:r>
+        <w:t xml:space="preserve"> </w:t>
+      </w:r>
+      <w:r>
+        <w:rPr>
+          <w:i/>
+          <w:iCs/>
+        </w:rPr>
+        <w:t xml:space="preserve">library</w:t>
+      </w:r>
+      <w:r>
+        <w:t xml:space="preserve">; ARIS/Signavio ship APQC-aligned</w:t>
+      </w:r>
+      <w:r>
+        <w:t xml:space="preserve"> </w:t>
+      </w:r>
+      <w:r>
+        <w:rPr>
+          <w:i/>
+          <w:iCs/>
+        </w:rPr>
+        <w:t xml:space="preserve">reference models</w:t>
+      </w:r>
+      <w:r>
+        <w:t xml:space="preserve">; none turn it into a generate-from, coverage-measured, org-tailorable framework wired to live models, mining and controls.</w:t>
       </w:r>
     </w:p>
     <w:p>
       <w:pPr>
+        <w:pStyle w:val="Compact"/>
+        <w:numPr>
+          <w:ilvl w:val="0"/>
+          <w:numId w:val="1005"/>
+        </w:numPr>
+      </w:pPr>
+      <w:r>
+        <w:rPr>
+          <w:b/>
+          <w:bCs/>
+        </w:rPr>
+        <w:t xml:space="preserve">Entity-lifecycle mining + state-machine conformance.</w:t>
+      </w:r>
+      <w:r>
+        <w:t xml:space="preserve"> </w:t>
+      </w:r>
+      <w:r>
+        <w:t xml:space="preserve">Beyond directly-follows BPMN discovery, Diagramatix mines the business entity’s</w:t>
+      </w:r>
+      <w:r>
+        <w:t xml:space="preserve"> </w:t>
+      </w:r>
+      <w:r>
+        <w:rPr>
+          <w:b/>
+          <w:bCs/>
+        </w:rPr>
+        <w:t xml:space="preserve">state machine</w:t>
+      </w:r>
+      <w:r>
+        <w:t xml:space="preserve"> </w:t>
+      </w:r>
+      <w:r>
+        <w:t xml:space="preserve">and replays it against a reference lifecycle — conformance framed as</w:t>
+      </w:r>
+      <w:r>
+        <w:t xml:space="preserve"> </w:t>
+      </w:r>
+      <w:r>
+        <w:rPr>
+          <w:i/>
+          <w:iCs/>
+        </w:rPr>
+        <w:t xml:space="preserve">legal states/transitions</w:t>
+      </w:r>
+      <w:r>
+        <w:t xml:space="preserve">, unusually precise for this tier.</w:t>
+      </w:r>
+    </w:p>
+    <w:p>
+      <w:pPr>
+        <w:pStyle w:val="Compact"/>
+        <w:numPr>
+          <w:ilvl w:val="0"/>
+          <w:numId w:val="1005"/>
+        </w:numPr>
+      </w:pPr>
+      <w:r>
+        <w:rPr>
+          <w:b/>
+          <w:bCs/>
+        </w:rPr>
+        <w:t xml:space="preserve">Broad multi-notation editing</w:t>
+      </w:r>
+      <w:r>
+        <w:t xml:space="preserve"> </w:t>
+      </w:r>
+      <w:r>
+        <w:t xml:space="preserve">(BPMN, ArchiMate, UML, Value Chain, State Machine, Domain, Context…),</w:t>
+      </w:r>
+      <w:r>
+        <w:t xml:space="preserve"> </w:t>
+      </w:r>
+      <w:r>
+        <w:rPr>
+          <w:b/>
+          <w:bCs/>
+        </w:rPr>
+        <w:t xml:space="preserve">text-, image- and voice-to-diagram</w:t>
+      </w:r>
+      <w:r>
+        <w:t xml:space="preserve">,</w:t>
+      </w:r>
+      <w:r>
+        <w:t xml:space="preserve"> </w:t>
+      </w:r>
+      <w:r>
+        <w:rPr>
+          <w:b/>
+          <w:bCs/>
+        </w:rPr>
+        <w:t xml:space="preserve">Microsoft Visio round-trip</w:t>
+      </w:r>
+      <w:r>
+        <w:t xml:space="preserve"> </w:t>
+      </w:r>
+      <w:r>
+        <w:t xml:space="preserve">(VSDX export</w:t>
+      </w:r>
+      <w:r>
+        <w:t xml:space="preserve"> </w:t>
+      </w:r>
+      <w:r>
+        <w:rPr>
+          <w:i/>
+          <w:iCs/>
+        </w:rPr>
+        <w:t xml:space="preserve">and</w:t>
+      </w:r>
+      <w:r>
+        <w:t xml:space="preserve"> </w:t>
+      </w:r>
+      <w:r>
+        <w:t xml:space="preserve">re-import),</w:t>
+      </w:r>
+      <w:r>
+        <w:t xml:space="preserve"> </w:t>
+      </w:r>
+      <w:r>
+        <w:rPr>
+          <w:b/>
+          <w:bCs/>
+        </w:rPr>
+        <w:t xml:space="preserve">diagram health checking</w:t>
+      </w:r>
+      <w:r>
+        <w:t xml:space="preserve">, and</w:t>
+      </w:r>
+      <w:r>
+        <w:t xml:space="preserve"> </w:t>
+      </w:r>
+      <w:r>
+        <w:rPr>
+          <w:b/>
+          <w:bCs/>
+        </w:rPr>
+        <w:t xml:space="preserve">automatic sub-process linking</w:t>
+      </w:r>
+      <w:r>
+        <w:t xml:space="preserve"> </w:t>
+      </w:r>
+      <w:r>
+        <w:t xml:space="preserve">— a self-service experience the enterprise suites don’t emphasise.</w:t>
+      </w:r>
+    </w:p>
+    <w:p>
+      <w:pPr>
+        <w:pStyle w:val="FirstParagraph"/>
+      </w:pPr>
+      <w:r>
+        <w:rPr>
+          <w:b/>
+          <w:bCs/>
+        </w:rPr>
+        <w:t xml:space="preserve">SAP Signavio</w:t>
+      </w:r>
+      <w:r>
+        <w:t xml:space="preserve"> </w:t>
+      </w:r>
+      <w:r>
+        <w:t xml:space="preserve">remains the strongest comparator for</w:t>
+      </w:r>
+      <w:r>
+        <w:t xml:space="preserve"> </w:t>
+      </w:r>
+      <w:r>
+        <w:rPr>
+          <w:b/>
+          <w:bCs/>
+        </w:rPr>
+        <w:t xml:space="preserve">enterprise process transformation</w:t>
+      </w:r>
+      <w:r>
+        <w:t xml:space="preserve"> </w:t>
+      </w:r>
+      <w:r>
+        <w:t xml:space="preserve">at SAP-aligned organisations: process repository, Collaboration Hub, governance/versioning,</w:t>
+      </w:r>
+      <w:r>
+        <w:t xml:space="preserve"> </w:t>
+      </w:r>
+      <w:r>
+        <w:rPr>
+          <w:b/>
+          <w:bCs/>
+        </w:rPr>
+        <w:t xml:space="preserve">Process Intelligence</w:t>
+      </w:r>
+      <w:r>
+        <w:t xml:space="preserve"> </w:t>
+      </w:r>
+      <w:r>
+        <w:t xml:space="preserve">mining with live system connectors, and</w:t>
+      </w:r>
+      <w:r>
+        <w:t xml:space="preserve"> </w:t>
+      </w:r>
+      <w:r>
+        <w:rPr>
+          <w:b/>
+          <w:bCs/>
+        </w:rPr>
+        <w:t xml:space="preserve">SAP-GRC-aligned</w:t>
+      </w:r>
+      <w:r>
+        <w:t xml:space="preserve"> </w:t>
+      </w:r>
+      <w:r>
+        <w:t xml:space="preserve">risk/control. It out-scales Diagramatix on repository governance, enterprise mining connectors and org-wide analytics — but is heavier, costlier, keeps mining and GRC in separate products, and isn’t a self-service multi-notation + Visio round-trip editor.</w:t>
+      </w:r>
+    </w:p>
+    <w:p>
+      <w:pPr>
         <w:pStyle w:val="BodyText"/>
       </w:pPr>
       <w:r>
@@ -1459,6 +2106,50 @@
           <w:b/>
           <w:bCs/>
         </w:rPr>
+        <w:t xml:space="preserve">ARIS</w:t>
+      </w:r>
+      <w:r>
+        <w:t xml:space="preserve"> </w:t>
+      </w:r>
+      <w:r>
+        <w:t xml:space="preserve">is still the</w:t>
+      </w:r>
+      <w:r>
+        <w:t xml:space="preserve"> </w:t>
+      </w:r>
+      <w:r>
+        <w:rPr>
+          <w:b/>
+          <w:bCs/>
+        </w:rPr>
+        <w:t xml:space="preserve">deepest enterprise-architecture platform</w:t>
+      </w:r>
+      <w:r>
+        <w:t xml:space="preserve">: large-scale architecture, repository governance, multi-method modelling, process mining/intelligence, simulation, and a dedicated</w:t>
+      </w:r>
+      <w:r>
+        <w:t xml:space="preserve"> </w:t>
+      </w:r>
+      <w:r>
+        <w:rPr>
+          <w:b/>
+          <w:bCs/>
+        </w:rPr>
+        <w:t xml:space="preserve">Risk &amp; Compliance Manager (ARCM)</w:t>
+      </w:r>
+      <w:r>
+        <w:t xml:space="preserve">. It leads Diagramatix on enterprise scale, governance discipline and formal GRC depth; Diagramatix leads on self-service, AI/image/voice generation, Visio round-trip, the integrated mining-to-twin loop, and control-effectiveness proven directly from mined data.</w:t>
+      </w:r>
+    </w:p>
+    <w:p>
+      <w:pPr>
+        <w:pStyle w:val="BodyText"/>
+      </w:pPr>
+      <w:r>
+        <w:rPr>
+          <w:b/>
+          <w:bCs/>
+        </w:rPr>
         <w:t xml:space="preserve">PRIME BPM</w:t>
       </w:r>
       <w:r>
@@ -1494,7 +2185,52 @@
         <w:t xml:space="preserve">process mining, conformance, digital-twin simulation, risk/control + RCM, multi-notation breadth and Visio round-trip</w:t>
       </w:r>
       <w:r>
-        <w:t xml:space="preserve">.</w:t>
+        <w:t xml:space="preserve"> </w:t>
+      </w:r>
+      <w:r>
+        <w:t xml:space="preserve">— and, on PRIME’s own home turf, has turned the</w:t>
+      </w:r>
+      <w:r>
+        <w:t xml:space="preserve"> </w:t>
+      </w:r>
+      <w:r>
+        <w:rPr>
+          <w:b/>
+          <w:bCs/>
+        </w:rPr>
+        <w:t xml:space="preserve">APQC library</w:t>
+      </w:r>
+      <w:r>
+        <w:t xml:space="preserve"> </w:t>
+      </w:r>
+      <w:r>
+        <w:t xml:space="preserve">into a</w:t>
+      </w:r>
+      <w:r>
+        <w:t xml:space="preserve"> </w:t>
+      </w:r>
+      <w:r>
+        <w:rPr>
+          <w:i/>
+          <w:iCs/>
+        </w:rPr>
+        <w:t xml:space="preserve">living framework</w:t>
+      </w:r>
+      <w:r>
+        <w:t xml:space="preserve">: classify,</w:t>
+      </w:r>
+      <w:r>
+        <w:t xml:space="preserve"> </w:t>
+      </w:r>
+      <w:r>
+        <w:rPr>
+          <w:b/>
+          <w:bCs/>
+        </w:rPr>
+        <w:t xml:space="preserve">generate a model from a PCF process</w:t>
+      </w:r>
+      <w:r>
+        <w:t xml:space="preserve">, coverage analytics, control-effectiveness by category, and org-tailored/upgradeable frameworks with provenance — well beyond a browsable library.</w:t>
       </w:r>
     </w:p>
     <w:p>
@@ -1570,8 +2306,8 @@
         </w:pict>
       </w:r>
     </w:p>
-    <w:bookmarkEnd w:id="13"/>
-    <w:bookmarkStart w:id="14" w:name="high-level-positioning"/>
+    <w:bookmarkEnd w:id="14"/>
+    <w:bookmarkStart w:id="15" w:name="high-level-positioning"/>
     <w:p>
       <w:pPr>
         <w:pStyle w:val="Heading2"/>
@@ -1692,6 +2428,19 @@
               <w:t xml:space="preserve">continuous org-wide compliance monitoring</w:t>
             </w:r>
             <w:r>
+              <w:t xml:space="preserve">,</w:t>
+            </w:r>
+            <w:r>
+              <w:t xml:space="preserve"> </w:t>
+            </w:r>
+            <w:r>
+              <w:rPr>
+                <w:b/>
+                <w:bCs/>
+              </w:rPr>
+              <w:t xml:space="preserve">APQC PCF as a living framework (classify / generate-from / coverage / by-category compliance / tailor + version + divisions with provenance)</w:t>
+            </w:r>
+            <w:r>
               <w:t xml:space="preserve">, health checking</w:t>
             </w:r>
           </w:p>
@@ -1820,7 +2569,23 @@
               <w:pStyle w:val="Compact"/>
             </w:pPr>
             <w:r>
-              <w:t xml:space="preserve">No comparable process mining/conformance, digital-twin simulation, or Risk-Control Matrix; narrower notation range; no Visio round-trip</w:t>
+              <w:t xml:space="preserve">No comparable process mining/conformance, digital-twin simulation, or Risk-Control Matrix; narrower notation range; no Visio round-trip;</w:t>
+            </w:r>
+            <w:r>
+              <w:t xml:space="preserve"> </w:t>
+            </w:r>
+            <w:r>
+              <w:rPr>
+                <w:b/>
+                <w:bCs/>
+              </w:rPr>
+              <w:t xml:space="preserve">its APQC library is browse/reference only</w:t>
+            </w:r>
+            <w:r>
+              <w:t xml:space="preserve"> </w:t>
+            </w:r>
+            <w:r>
+              <w:t xml:space="preserve">— no generate-from-PCF, coverage, by-category compliance, or org-tailored/upgradeable framework</w:t>
             </w:r>
           </w:p>
         </w:tc>
@@ -1833,8 +2598,8 @@
         </w:pict>
       </w:r>
     </w:p>
-    <w:bookmarkEnd w:id="14"/>
-    <w:bookmarkStart w:id="15" w:name="capability-comparison-grouped"/>
+    <w:bookmarkEnd w:id="15"/>
+    <w:bookmarkStart w:id="16" w:name="capability-comparison-grouped"/>
     <w:p>
       <w:pPr>
         <w:pStyle w:val="Heading2"/>
@@ -3740,6 +4505,487 @@
               <w:pStyle w:val="Compact"/>
             </w:pPr>
             <w:r>
+              <w:t xml:space="preserve">APQC PCF reference library (Cross-Industry + all industry variants, searchable, versioned)</w:t>
+            </w:r>
+          </w:p>
+        </w:tc>
+        <w:tc>
+          <w:tcPr/>
+          <w:p>
+            <w:pPr>
+              <w:pStyle w:val="Compact"/>
+            </w:pPr>
+            <w:r>
+              <w:rPr>
+                <w:b/>
+                <w:bCs/>
+              </w:rPr>
+              <w:t xml:space="preserve">Strong</w:t>
+            </w:r>
+          </w:p>
+        </w:tc>
+        <w:tc>
+          <w:tcPr/>
+          <w:p>
+            <w:pPr>
+              <w:pStyle w:val="Compact"/>
+            </w:pPr>
+            <w:r>
+              <w:t xml:space="preserve">Partial (reference content)</w:t>
+            </w:r>
+          </w:p>
+        </w:tc>
+        <w:tc>
+          <w:tcPr/>
+          <w:p>
+            <w:pPr>
+              <w:pStyle w:val="Compact"/>
+            </w:pPr>
+            <w:r>
+              <w:t xml:space="preserve">Partial (reference models)</w:t>
+            </w:r>
+          </w:p>
+        </w:tc>
+        <w:tc>
+          <w:tcPr/>
+          <w:p>
+            <w:pPr>
+              <w:pStyle w:val="Compact"/>
+            </w:pPr>
+            <w:r>
+              <w:rPr>
+                <w:b/>
+                <w:bCs/>
+              </w:rPr>
+              <w:t xml:space="preserve">Strong</w:t>
+            </w:r>
+            <w:r>
+              <w:t xml:space="preserve"> </w:t>
+            </w:r>
+            <w:r>
+              <w:t xml:space="preserve">(APQC library)</w:t>
+            </w:r>
+          </w:p>
+        </w:tc>
+      </w:tr>
+      <w:tr>
+        <w:tc>
+          <w:tcPr/>
+          <w:p>
+            <w:pPr>
+              <w:pStyle w:val="Compact"/>
+            </w:pPr>
+            <w:r>
+              <w:t xml:space="preserve">Classify diagrams against a PCF element (keyed on APQC’s stable process id)</w:t>
+            </w:r>
+          </w:p>
+        </w:tc>
+        <w:tc>
+          <w:tcPr/>
+          <w:p>
+            <w:pPr>
+              <w:pStyle w:val="Compact"/>
+            </w:pPr>
+            <w:r>
+              <w:rPr>
+                <w:b/>
+                <w:bCs/>
+              </w:rPr>
+              <w:t xml:space="preserve">Strong</w:t>
+            </w:r>
+          </w:p>
+        </w:tc>
+        <w:tc>
+          <w:tcPr/>
+          <w:p>
+            <w:pPr>
+              <w:pStyle w:val="Compact"/>
+            </w:pPr>
+            <w:r>
+              <w:t xml:space="preserve">Partial</w:t>
+            </w:r>
+          </w:p>
+        </w:tc>
+        <w:tc>
+          <w:tcPr/>
+          <w:p>
+            <w:pPr>
+              <w:pStyle w:val="Compact"/>
+            </w:pPr>
+            <w:r>
+              <w:t xml:space="preserve">Partial</w:t>
+            </w:r>
+          </w:p>
+        </w:tc>
+        <w:tc>
+          <w:tcPr/>
+          <w:p>
+            <w:pPr>
+              <w:pStyle w:val="Compact"/>
+            </w:pPr>
+            <w:r>
+              <w:t xml:space="preserve">Partial (map to APQC)</w:t>
+            </w:r>
+          </w:p>
+        </w:tc>
+      </w:tr>
+      <w:tr>
+        <w:tc>
+          <w:tcPr/>
+          <w:p>
+            <w:pPr>
+              <w:pStyle w:val="Compact"/>
+            </w:pPr>
+            <w:r>
+              <w:rPr>
+                <w:b/>
+                <w:bCs/>
+              </w:rPr>
+              <w:t xml:space="preserve">Generate a running BPMN model from a PCF process (decompose → sub-processes / AI, APQC-numbered)</w:t>
+            </w:r>
+          </w:p>
+        </w:tc>
+        <w:tc>
+          <w:tcPr/>
+          <w:p>
+            <w:pPr>
+              <w:pStyle w:val="Compact"/>
+            </w:pPr>
+            <w:r>
+              <w:rPr>
+                <w:b/>
+                <w:bCs/>
+              </w:rPr>
+              <w:t xml:space="preserve">Strong</w:t>
+            </w:r>
+            <w:r>
+              <w:t xml:space="preserve"> </w:t>
+            </w:r>
+            <w:r>
+              <w:t xml:space="preserve">(distinctive)</w:t>
+            </w:r>
+          </w:p>
+        </w:tc>
+        <w:tc>
+          <w:tcPr/>
+          <w:p>
+            <w:pPr>
+              <w:pStyle w:val="Compact"/>
+            </w:pPr>
+            <w:r>
+              <w:t xml:space="preserve">Not found</w:t>
+            </w:r>
+          </w:p>
+        </w:tc>
+        <w:tc>
+          <w:tcPr/>
+          <w:p>
+            <w:pPr>
+              <w:pStyle w:val="Compact"/>
+            </w:pPr>
+            <w:r>
+              <w:t xml:space="preserve">Not found</w:t>
+            </w:r>
+          </w:p>
+        </w:tc>
+        <w:tc>
+          <w:tcPr/>
+          <w:p>
+            <w:pPr>
+              <w:pStyle w:val="Compact"/>
+            </w:pPr>
+            <w:r>
+              <w:t xml:space="preserve">Not found</w:t>
+            </w:r>
+          </w:p>
+        </w:tc>
+      </w:tr>
+      <w:tr>
+        <w:tc>
+          <w:tcPr/>
+          <w:p>
+            <w:pPr>
+              <w:pStyle w:val="Compact"/>
+            </w:pPr>
+            <w:r>
+              <w:rPr>
+                <w:b/>
+                <w:bCs/>
+              </w:rPr>
+              <w:t xml:space="preserve">APQC coverage analytics (which standard processes are modelled vs. gaps, by category/level)</w:t>
+            </w:r>
+          </w:p>
+        </w:tc>
+        <w:tc>
+          <w:tcPr/>
+          <w:p>
+            <w:pPr>
+              <w:pStyle w:val="Compact"/>
+            </w:pPr>
+            <w:r>
+              <w:rPr>
+                <w:b/>
+                <w:bCs/>
+              </w:rPr>
+              <w:t xml:space="preserve">Strong</w:t>
+            </w:r>
+          </w:p>
+        </w:tc>
+        <w:tc>
+          <w:tcPr/>
+          <w:p>
+            <w:pPr>
+              <w:pStyle w:val="Compact"/>
+            </w:pPr>
+            <w:r>
+              <w:t xml:space="preserve">Partial</w:t>
+            </w:r>
+          </w:p>
+        </w:tc>
+        <w:tc>
+          <w:tcPr/>
+          <w:p>
+            <w:pPr>
+              <w:pStyle w:val="Compact"/>
+            </w:pPr>
+            <w:r>
+              <w:t xml:space="preserve">Partial</w:t>
+            </w:r>
+          </w:p>
+        </w:tc>
+        <w:tc>
+          <w:tcPr/>
+          <w:p>
+            <w:pPr>
+              <w:pStyle w:val="Compact"/>
+            </w:pPr>
+            <w:r>
+              <w:t xml:space="preserve">Not found</w:t>
+            </w:r>
+          </w:p>
+        </w:tc>
+      </w:tr>
+      <w:tr>
+        <w:tc>
+          <w:tcPr/>
+          <w:p>
+            <w:pPr>
+              <w:pStyle w:val="Compact"/>
+            </w:pPr>
+            <w:r>
+              <w:rPr>
+                <w:b/>
+                <w:bCs/>
+              </w:rPr>
+              <w:t xml:space="preserve">Control-effectiveness / conformance rolled up by APQC category</w:t>
+            </w:r>
+          </w:p>
+        </w:tc>
+        <w:tc>
+          <w:tcPr/>
+          <w:p>
+            <w:pPr>
+              <w:pStyle w:val="Compact"/>
+            </w:pPr>
+            <w:r>
+              <w:rPr>
+                <w:b/>
+                <w:bCs/>
+              </w:rPr>
+              <w:t xml:space="preserve">Strong</w:t>
+            </w:r>
+            <w:r>
+              <w:t xml:space="preserve"> </w:t>
+            </w:r>
+            <w:r>
+              <w:t xml:space="preserve">(distinctive, integrated)</w:t>
+            </w:r>
+          </w:p>
+        </w:tc>
+        <w:tc>
+          <w:tcPr/>
+          <w:p>
+            <w:pPr>
+              <w:pStyle w:val="Compact"/>
+            </w:pPr>
+            <w:r>
+              <w:t xml:space="preserve">Partial (separate PI + GRC)</w:t>
+            </w:r>
+          </w:p>
+        </w:tc>
+        <w:tc>
+          <w:tcPr/>
+          <w:p>
+            <w:pPr>
+              <w:pStyle w:val="Compact"/>
+            </w:pPr>
+            <w:r>
+              <w:t xml:space="preserve">Partial (separate mining + ARCM)</w:t>
+            </w:r>
+          </w:p>
+        </w:tc>
+        <w:tc>
+          <w:tcPr/>
+          <w:p>
+            <w:pPr>
+              <w:pStyle w:val="Compact"/>
+            </w:pPr>
+            <w:r>
+              <w:t xml:space="preserve">Not found</w:t>
+            </w:r>
+          </w:p>
+        </w:tc>
+      </w:tr>
+      <w:tr>
+        <w:tc>
+          <w:tcPr/>
+          <w:p>
+            <w:pPr>
+              <w:pStyle w:val="Compact"/>
+            </w:pPr>
+            <w:r>
+              <w:rPr>
+                <w:b/>
+                <w:bCs/>
+              </w:rPr>
+              <w:t xml:space="preserve">Org-tailored PCF framework — compose from variants + extend + curate + divisions, with provenance to APQC</w:t>
+            </w:r>
+          </w:p>
+        </w:tc>
+        <w:tc>
+          <w:tcPr/>
+          <w:p>
+            <w:pPr>
+              <w:pStyle w:val="Compact"/>
+            </w:pPr>
+            <w:r>
+              <w:rPr>
+                <w:b/>
+                <w:bCs/>
+              </w:rPr>
+              <w:t xml:space="preserve">Strong</w:t>
+            </w:r>
+            <w:r>
+              <w:t xml:space="preserve"> </w:t>
+            </w:r>
+            <w:r>
+              <w:t xml:space="preserve">(distinctive)</w:t>
+            </w:r>
+          </w:p>
+        </w:tc>
+        <w:tc>
+          <w:tcPr/>
+          <w:p>
+            <w:pPr>
+              <w:pStyle w:val="Compact"/>
+            </w:pPr>
+            <w:r>
+              <w:t xml:space="preserve">Partial (repository customisation)</w:t>
+            </w:r>
+          </w:p>
+        </w:tc>
+        <w:tc>
+          <w:tcPr/>
+          <w:p>
+            <w:pPr>
+              <w:pStyle w:val="Compact"/>
+            </w:pPr>
+            <w:r>
+              <w:t xml:space="preserve">Partial (repository/method)</w:t>
+            </w:r>
+          </w:p>
+        </w:tc>
+        <w:tc>
+          <w:tcPr/>
+          <w:p>
+            <w:pPr>
+              <w:pStyle w:val="Compact"/>
+            </w:pPr>
+            <w:r>
+              <w:t xml:space="preserve">Not found</w:t>
+            </w:r>
+          </w:p>
+        </w:tc>
+      </w:tr>
+      <w:tr>
+        <w:tc>
+          <w:tcPr/>
+          <w:p>
+            <w:pPr>
+              <w:pStyle w:val="Compact"/>
+            </w:pPr>
+            <w:r>
+              <w:rPr>
+                <w:b/>
+                <w:bCs/>
+              </w:rPr>
+              <w:t xml:space="preserve">APQC version-upgrade wizard — diff (added/renamed/removed) + re-point classifications &amp; provenance by stable id</w:t>
+            </w:r>
+          </w:p>
+        </w:tc>
+        <w:tc>
+          <w:tcPr/>
+          <w:p>
+            <w:pPr>
+              <w:pStyle w:val="Compact"/>
+            </w:pPr>
+            <w:r>
+              <w:rPr>
+                <w:b/>
+                <w:bCs/>
+              </w:rPr>
+              <w:t xml:space="preserve">Strong</w:t>
+            </w:r>
+            <w:r>
+              <w:t xml:space="preserve"> </w:t>
+            </w:r>
+            <w:r>
+              <w:t xml:space="preserve">(distinctive)</w:t>
+            </w:r>
+          </w:p>
+        </w:tc>
+        <w:tc>
+          <w:tcPr/>
+          <w:p>
+            <w:pPr>
+              <w:pStyle w:val="Compact"/>
+            </w:pPr>
+            <w:r>
+              <w:t xml:space="preserve">Not found</w:t>
+            </w:r>
+          </w:p>
+        </w:tc>
+        <w:tc>
+          <w:tcPr/>
+          <w:p>
+            <w:pPr>
+              <w:pStyle w:val="Compact"/>
+            </w:pPr>
+            <w:r>
+              <w:t xml:space="preserve">Not found</w:t>
+            </w:r>
+          </w:p>
+        </w:tc>
+        <w:tc>
+          <w:tcPr/>
+          <w:p>
+            <w:pPr>
+              <w:pStyle w:val="Compact"/>
+            </w:pPr>
+            <w:r>
+              <w:t xml:space="preserve">Not found</w:t>
+            </w:r>
+          </w:p>
+        </w:tc>
+      </w:tr>
+      <w:tr>
+        <w:tc>
+          <w:tcPr/>
+          <w:p>
+            <w:pPr>
+              <w:pStyle w:val="Compact"/>
+            </w:pPr>
+            <w:r>
               <w:t xml:space="preserve">Enterprise-scale mining connectors (live system extraction)</w:t>
             </w:r>
           </w:p>
@@ -4118,172 +5364,14 @@
         </w:pict>
       </w:r>
     </w:p>
-    <w:bookmarkEnd w:id="15"/>
-    <w:bookmarkStart w:id="16" w:name="where-diagramatix-now-leads"/>
+    <w:bookmarkEnd w:id="16"/>
+    <w:bookmarkStart w:id="17" w:name="where-diagramatix-now-leads"/>
     <w:p>
       <w:pPr>
         <w:pStyle w:val="Heading2"/>
       </w:pPr>
       <w:r>
         <w:t xml:space="preserve">Where Diagramatix now leads</w:t>
-      </w:r>
-    </w:p>
-    <w:p>
-      <w:pPr>
-        <w:pStyle w:val="Compact"/>
-        <w:numPr>
-          <w:ilvl w:val="0"/>
-          <w:numId w:val="1005"/>
-        </w:numPr>
-      </w:pPr>
-      <w:r>
-        <w:rPr>
-          <w:b/>
-          <w:bCs/>
-        </w:rPr>
-        <w:t xml:space="preserve">Mining-proven control effectiveness on one model.</w:t>
-      </w:r>
-      <w:r>
-        <w:t xml:space="preserve"> </w:t>
-      </w:r>
-      <w:r>
-        <w:t xml:space="preserve">Risks/controls sit on the same process the mining engine analyses, so the Risk-Control Matrix shows whether each control actually</w:t>
-      </w:r>
-      <w:r>
-        <w:t xml:space="preserve"> </w:t>
-      </w:r>
-      <w:r>
-        <w:rPr>
-          <w:i/>
-          <w:iCs/>
-        </w:rPr>
-        <w:t xml:space="preserve">operates</w:t>
-      </w:r>
-      <w:r>
-        <w:t xml:space="preserve"> </w:t>
-      </w:r>
-      <w:r>
-        <w:t xml:space="preserve">(</w:t>
-      </w:r>
-      <w:r>
-        <w:t xml:space="preserve">“bypassed in N of M cases”</w:t>
-      </w:r>
-      <w:r>
-        <w:t xml:space="preserve">) — the enterprise suites keep GRC and process mining in separate products.</w:t>
-      </w:r>
-    </w:p>
-    <w:p>
-      <w:pPr>
-        <w:pStyle w:val="Compact"/>
-        <w:numPr>
-          <w:ilvl w:val="0"/>
-          <w:numId w:val="1005"/>
-        </w:numPr>
-      </w:pPr>
-      <w:r>
-        <w:rPr>
-          <w:b/>
-          <w:bCs/>
-        </w:rPr>
-        <w:t xml:space="preserve">Continuous, org-wide compliance monitoring.</w:t>
-      </w:r>
-      <w:r>
-        <w:t xml:space="preserve"> </w:t>
-      </w:r>
-      <w:r>
-        <w:t xml:space="preserve">The Compliance Monitoring console trends each control’s operating-effectiveness</w:t>
-      </w:r>
-      <w:r>
-        <w:t xml:space="preserve"> </w:t>
-      </w:r>
-      <w:r>
-        <w:rPr>
-          <w:i/>
-          <w:iCs/>
-        </w:rPr>
-        <w:t xml:space="preserve">over time</w:t>
-      </w:r>
-      <w:r>
-        <w:t xml:space="preserve"> </w:t>
-      </w:r>
-      <w:r>
-        <w:t xml:space="preserve">across every project in the organisation, with declining-control and below-threshold alerts and a by-project posture view — governance as an ongoing monitor, not a one-off matrix. Enterprise suites provide this only by stitching a process-intelligence product to a separate GRC product.</w:t>
-      </w:r>
-    </w:p>
-    <w:p>
-      <w:pPr>
-        <w:pStyle w:val="Compact"/>
-        <w:numPr>
-          <w:ilvl w:val="0"/>
-          <w:numId w:val="1005"/>
-        </w:numPr>
-      </w:pPr>
-      <w:r>
-        <w:rPr>
-          <w:b/>
-          <w:bCs/>
-        </w:rPr>
-        <w:t xml:space="preserve">The integrated loop.</w:t>
-      </w:r>
-      <w:r>
-        <w:t xml:space="preserve"> </w:t>
-      </w:r>
-      <w:r>
-        <w:t xml:space="preserve">Mining output feeds a calibrated simulation twin in one click — discovery, conformance and simulation aren’t separate modules with separate effort.</w:t>
-      </w:r>
-    </w:p>
-    <w:p>
-      <w:pPr>
-        <w:pStyle w:val="Compact"/>
-        <w:numPr>
-          <w:ilvl w:val="0"/>
-          <w:numId w:val="1005"/>
-        </w:numPr>
-      </w:pPr>
-      <w:r>
-        <w:rPr>
-          <w:b/>
-          <w:bCs/>
-        </w:rPr>
-        <w:t xml:space="preserve">Entity-lifecycle conformance.</w:t>
-      </w:r>
-      <w:r>
-        <w:t xml:space="preserve"> </w:t>
-      </w:r>
-      <w:r>
-        <w:t xml:space="preserve">State-machine discovery + replay against a reference lifecycle (legal states/transitions) is more precise than DFG-only conformance and rare at this tier.</w:t>
-      </w:r>
-    </w:p>
-    <w:p>
-      <w:pPr>
-        <w:pStyle w:val="Compact"/>
-        <w:numPr>
-          <w:ilvl w:val="0"/>
-          <w:numId w:val="1005"/>
-        </w:numPr>
-      </w:pPr>
-      <w:r>
-        <w:rPr>
-          <w:b/>
-          <w:bCs/>
-        </w:rPr>
-        <w:t xml:space="preserve">Input breadth + self-service economics.</w:t>
-      </w:r>
-      <w:r>
-        <w:t xml:space="preserve"> </w:t>
-      </w:r>
-      <w:r>
-        <w:t xml:space="preserve">Text, image and voice to diagram across every notation; Visio round-trip both directions; free tier + self-serve upgrade vs enterprise sales motions.</w:t>
-      </w:r>
-    </w:p>
-    <w:bookmarkEnd w:id="16"/>
-    <w:bookmarkStart w:id="17" w:name="Xc5c32f78889ee5584ab9078a5332f3e65567679"/>
-    <w:p>
-      <w:pPr>
-        <w:pStyle w:val="Heading2"/>
-      </w:pPr>
-      <w:r>
-        <w:t xml:space="preserve">Where Diagramatix still trails (honest gaps)</w:t>
       </w:r>
     </w:p>
     <w:p>
@@ -4299,13 +5387,35 @@
           <w:b/>
           <w:bCs/>
         </w:rPr>
-        <w:t xml:space="preserve">Enterprise mining at scale.</w:t>
-      </w:r>
-      <w:r>
-        <w:t xml:space="preserve"> </w:t>
-      </w:r>
-      <w:r>
-        <w:t xml:space="preserve">Diagramatix mines uploaded event logs; Celonis/Signavio PI/ARIS extract live from source systems (SAP, ServiceNow…) with pre-built connectors and org-wide dashboards.</w:t>
+        <w:t xml:space="preserve">Mining-proven control effectiveness on one model.</w:t>
+      </w:r>
+      <w:r>
+        <w:t xml:space="preserve"> </w:t>
+      </w:r>
+      <w:r>
+        <w:t xml:space="preserve">Risks/controls sit on the same process the mining engine analyses, so the Risk-Control Matrix shows whether each control actually</w:t>
+      </w:r>
+      <w:r>
+        <w:t xml:space="preserve"> </w:t>
+      </w:r>
+      <w:r>
+        <w:rPr>
+          <w:i/>
+          <w:iCs/>
+        </w:rPr>
+        <w:t xml:space="preserve">operates</w:t>
+      </w:r>
+      <w:r>
+        <w:t xml:space="preserve"> </w:t>
+      </w:r>
+      <w:r>
+        <w:t xml:space="preserve">(</w:t>
+      </w:r>
+      <w:r>
+        <w:t xml:space="preserve">“bypassed in N of M cases”</w:t>
+      </w:r>
+      <w:r>
+        <w:t xml:space="preserve">) — the enterprise suites keep GRC and process mining in separate products.</w:t>
       </w:r>
     </w:p>
     <w:p>
@@ -4321,13 +5431,29 @@
           <w:b/>
           <w:bCs/>
         </w:rPr>
-        <w:t xml:space="preserve">Repository governance.</w:t>
-      </w:r>
-      <w:r>
-        <w:t xml:space="preserve"> </w:t>
-      </w:r>
-      <w:r>
-        <w:t xml:space="preserve">ARIS/Signavio offer deep repository objects, glossaries, lifecycle governance and enterprise access control beyond project sharing.</w:t>
+        <w:t xml:space="preserve">Continuous, org-wide compliance monitoring.</w:t>
+      </w:r>
+      <w:r>
+        <w:t xml:space="preserve"> </w:t>
+      </w:r>
+      <w:r>
+        <w:t xml:space="preserve">The Compliance Monitoring console trends each control’s operating-effectiveness</w:t>
+      </w:r>
+      <w:r>
+        <w:t xml:space="preserve"> </w:t>
+      </w:r>
+      <w:r>
+        <w:rPr>
+          <w:i/>
+          <w:iCs/>
+        </w:rPr>
+        <w:t xml:space="preserve">over time</w:t>
+      </w:r>
+      <w:r>
+        <w:t xml:space="preserve"> </w:t>
+      </w:r>
+      <w:r>
+        <w:t xml:space="preserve">across every project in the organisation, with declining-control and below-threshold alerts and a by-project posture view — governance as an ongoing monitor, not a one-off matrix. Enterprise suites provide this only by stitching a process-intelligence product to a separate GRC product.</w:t>
       </w:r>
     </w:p>
     <w:p>
@@ -4343,74 +5469,159 @@
           <w:b/>
           <w:bCs/>
         </w:rPr>
-        <w:t xml:space="preserve">Org-wide analytics surface (general process intelligence).</w:t>
-      </w:r>
-      <w:r>
-        <w:t xml:space="preserve"> </w:t>
-      </w:r>
-      <w:r>
-        <w:t xml:space="preserve">For</w:t>
-      </w:r>
-      <w:r>
-        <w:t xml:space="preserve"> </w:t>
-      </w:r>
-      <w:r>
-        <w:rPr>
-          <w:b/>
-          <w:bCs/>
-        </w:rPr>
-        <w:t xml:space="preserve">compliance</w:t>
-      </w:r>
-      <w:r>
-        <w:t xml:space="preserve"> </w:t>
-      </w:r>
-      <w:r>
-        <w:t xml:space="preserve">specifically this is now covered — the Compliance Monitoring console trends control effectiveness org-wide across projects. A general</w:t>
-      </w:r>
-      <w:r>
-        <w:t xml:space="preserve"> </w:t>
-      </w:r>
-      <w:r>
-        <w:rPr>
-          <w:b/>
-          <w:bCs/>
-        </w:rPr>
-        <w:t xml:space="preserve">process-intelligence KPI dashboard</w:t>
-      </w:r>
-      <w:r>
-        <w:t xml:space="preserve"> </w:t>
-      </w:r>
-      <w:r>
-        <w:t xml:space="preserve">(throughput, cycle-time and cost analytics across the whole organisation, live) is still not present.</w:t>
+        <w:t xml:space="preserve">The integrated loop.</w:t>
+      </w:r>
+      <w:r>
+        <w:t xml:space="preserve"> </w:t>
+      </w:r>
+      <w:r>
+        <w:t xml:space="preserve">Mining output feeds a calibrated simulation twin in one click — discovery, conformance and simulation aren’t separate modules with separate effort.</w:t>
       </w:r>
     </w:p>
     <w:p>
       <w:pPr>
-        <w:pStyle w:val="FirstParagraph"/>
-      </w:pPr>
-      <w:r>
-        <w:rPr>
-          <w:i/>
-          <w:iCs/>
-        </w:rPr>
-        <w:t xml:space="preserve">(Risk/compliance is no longer a gap — see the GRC rows above; org-wide compliance trending is now shipped.)</w:t>
+        <w:pStyle w:val="Compact"/>
+        <w:numPr>
+          <w:ilvl w:val="0"/>
+          <w:numId w:val="1006"/>
+        </w:numPr>
+      </w:pPr>
+      <w:r>
+        <w:rPr>
+          <w:b/>
+          <w:bCs/>
+        </w:rPr>
+        <w:t xml:space="preserve">Entity-lifecycle conformance.</w:t>
+      </w:r>
+      <w:r>
+        <w:t xml:space="preserve"> </w:t>
+      </w:r>
+      <w:r>
+        <w:t xml:space="preserve">State-machine discovery + replay against a reference lifecycle (legal states/transitions) is more precise than DFG-only conformance and rare at this tier.</w:t>
       </w:r>
     </w:p>
     <w:p>
-      <w:r>
-        <w:pict>
-          <v:rect style="width:0;height:1.5pt" o:hralign="center" o:hrstd="t" o:hr="t"/>
-        </w:pict>
+      <w:pPr>
+        <w:pStyle w:val="Compact"/>
+        <w:numPr>
+          <w:ilvl w:val="0"/>
+          <w:numId w:val="1006"/>
+        </w:numPr>
+      </w:pPr>
+      <w:r>
+        <w:rPr>
+          <w:b/>
+          <w:bCs/>
+        </w:rPr>
+        <w:t xml:space="preserve">APQC as a living, org-owned framework.</w:t>
+      </w:r>
+      <w:r>
+        <w:t xml:space="preserve"> </w:t>
+      </w:r>
+      <w:r>
+        <w:t xml:space="preserve">Not just a browsable library (PRIME) or static reference models (ARIS/Signavio): classify against it,</w:t>
+      </w:r>
+      <w:r>
+        <w:t xml:space="preserve"> </w:t>
+      </w:r>
+      <w:r>
+        <w:rPr>
+          <w:b/>
+          <w:bCs/>
+        </w:rPr>
+        <w:t xml:space="preserve">generate running models from it</w:t>
+      </w:r>
+      <w:r>
+        <w:t xml:space="preserve">, measure</w:t>
+      </w:r>
+      <w:r>
+        <w:t xml:space="preserve"> </w:t>
+      </w:r>
+      <w:r>
+        <w:rPr>
+          <w:b/>
+          <w:bCs/>
+        </w:rPr>
+        <w:t xml:space="preserve">coverage</w:t>
+      </w:r>
+      <w:r>
+        <w:t xml:space="preserve"> </w:t>
+      </w:r>
+      <w:r>
+        <w:t xml:space="preserve">and</w:t>
+      </w:r>
+      <w:r>
+        <w:t xml:space="preserve"> </w:t>
+      </w:r>
+      <w:r>
+        <w:rPr>
+          <w:b/>
+          <w:bCs/>
+        </w:rPr>
+        <w:t xml:space="preserve">compliance by category</w:t>
+      </w:r>
+      <w:r>
+        <w:t xml:space="preserve">, and</w:t>
+      </w:r>
+      <w:r>
+        <w:t xml:space="preserve"> </w:t>
+      </w:r>
+      <w:r>
+        <w:rPr>
+          <w:b/>
+          <w:bCs/>
+        </w:rPr>
+        <w:t xml:space="preserve">compose/version/divisionalise</w:t>
+      </w:r>
+      <w:r>
+        <w:t xml:space="preserve"> </w:t>
+      </w:r>
+      <w:r>
+        <w:t xml:space="preserve">your own tailored framework with provenance and a stable-id upgrade wizard. This is the</w:t>
+      </w:r>
+      <w:r>
+        <w:t xml:space="preserve"> </w:t>
+      </w:r>
+      <w:r>
+        <w:t xml:space="preserve">“governed process architecture, provenance-linked to APQC, wired to live models/mining/controls”</w:t>
+      </w:r>
+      <w:r>
+        <w:t xml:space="preserve"> </w:t>
+      </w:r>
+      <w:r>
+        <w:t xml:space="preserve">that no single competitor product offers.</w:t>
+      </w:r>
+    </w:p>
+    <w:p>
+      <w:pPr>
+        <w:pStyle w:val="Compact"/>
+        <w:numPr>
+          <w:ilvl w:val="0"/>
+          <w:numId w:val="1006"/>
+        </w:numPr>
+      </w:pPr>
+      <w:r>
+        <w:rPr>
+          <w:b/>
+          <w:bCs/>
+        </w:rPr>
+        <w:t xml:space="preserve">Input breadth + self-service economics.</w:t>
+      </w:r>
+      <w:r>
+        <w:t xml:space="preserve"> </w:t>
+      </w:r>
+      <w:r>
+        <w:t xml:space="preserve">Text, image and voice to diagram across every notation; Visio round-trip both directions; free tier + self-serve upgrade vs enterprise sales motions.</w:t>
       </w:r>
     </w:p>
     <w:bookmarkEnd w:id="17"/>
-    <w:bookmarkStart w:id="18" w:name="recommended-positioning-statements"/>
+    <w:bookmarkStart w:id="18" w:name="Xc5c32f78889ee5584ab9078a5332f3e65567679"/>
     <w:p>
       <w:pPr>
         <w:pStyle w:val="Heading2"/>
       </w:pPr>
       <w:r>
-        <w:t xml:space="preserve">Recommended positioning statements</w:t>
+        <w:t xml:space="preserve">Where Diagramatix still trails (honest gaps)</w:t>
       </w:r>
     </w:p>
     <w:p>
@@ -4426,13 +5637,13 @@
           <w:b/>
           <w:bCs/>
         </w:rPr>
-        <w:t xml:space="preserve">vs Signavio/ARIS:</w:t>
-      </w:r>
-      <w:r>
-        <w:t xml:space="preserve"> </w:t>
-      </w:r>
-      <w:r>
-        <w:t xml:space="preserve">“The full model-to-mine-to-govern-to-simulate loop, self-service, without the enterprise stack or the enterprise bill — with control effectiveness proven from your own event data on the same model, and monitored organisation-wide over time.”</w:t>
+        <w:t xml:space="preserve">Enterprise mining at scale.</w:t>
+      </w:r>
+      <w:r>
+        <w:t xml:space="preserve"> </w:t>
+      </w:r>
+      <w:r>
+        <w:t xml:space="preserve">Diagramatix mines uploaded event logs; Celonis/Signavio PI/ARIS extract live from source systems (SAP, ServiceNow…) with pre-built connectors and org-wide dashboards.</w:t>
       </w:r>
     </w:p>
     <w:p>
@@ -4448,29 +5659,13 @@
           <w:b/>
           <w:bCs/>
         </w:rPr>
-        <w:t xml:space="preserve">vs Celonis:</w:t>
-      </w:r>
-      <w:r>
-        <w:t xml:space="preserve"> </w:t>
-      </w:r>
-      <w:r>
-        <w:t xml:space="preserve">“Bring your event log; get discovery, conformance, a runnable digital twin</w:t>
-      </w:r>
-      <w:r>
-        <w:t xml:space="preserve"> </w:t>
-      </w:r>
-      <w:r>
-        <w:rPr>
-          <w:b/>
-          <w:bCs/>
-        </w:rPr>
-        <w:t xml:space="preserve">and</w:t>
-      </w:r>
-      <w:r>
-        <w:t xml:space="preserve"> </w:t>
-      </w:r>
-      <w:r>
-        <w:t xml:space="preserve">a Risk-Control Matrix that shows which controls were bypassed — not just a dashboard.”</w:t>
+        <w:t xml:space="preserve">Repository governance.</w:t>
+      </w:r>
+      <w:r>
+        <w:t xml:space="preserve"> </w:t>
+      </w:r>
+      <w:r>
+        <w:t xml:space="preserve">ARIS/Signavio offer deep repository objects, glossaries, lifecycle governance and enterprise access control beyond project sharing.</w:t>
       </w:r>
     </w:p>
     <w:p>
@@ -4486,13 +5681,74 @@
           <w:b/>
           <w:bCs/>
         </w:rPr>
-        <w:t xml:space="preserve">vs PRIME BPM:</w:t>
-      </w:r>
-      <w:r>
-        <w:t xml:space="preserve"> </w:t>
-      </w:r>
-      <w:r>
-        <w:t xml:space="preserve">“Everything PRIME does for BPMN improvement, plus real process mining, conformance, digital-twin simulation and a data-proven Risk-Control Matrix.”</w:t>
+        <w:t xml:space="preserve">Org-wide analytics surface (general process intelligence).</w:t>
+      </w:r>
+      <w:r>
+        <w:t xml:space="preserve"> </w:t>
+      </w:r>
+      <w:r>
+        <w:t xml:space="preserve">For</w:t>
+      </w:r>
+      <w:r>
+        <w:t xml:space="preserve"> </w:t>
+      </w:r>
+      <w:r>
+        <w:rPr>
+          <w:b/>
+          <w:bCs/>
+        </w:rPr>
+        <w:t xml:space="preserve">compliance</w:t>
+      </w:r>
+      <w:r>
+        <w:t xml:space="preserve"> </w:t>
+      </w:r>
+      <w:r>
+        <w:t xml:space="preserve">specifically this is now covered — the Compliance Monitoring console trends control effectiveness org-wide across projects. A general</w:t>
+      </w:r>
+      <w:r>
+        <w:t xml:space="preserve"> </w:t>
+      </w:r>
+      <w:r>
+        <w:rPr>
+          <w:b/>
+          <w:bCs/>
+        </w:rPr>
+        <w:t xml:space="preserve">process-intelligence KPI dashboard</w:t>
+      </w:r>
+      <w:r>
+        <w:t xml:space="preserve"> </w:t>
+      </w:r>
+      <w:r>
+        <w:t xml:space="preserve">(throughput, cycle-time and cost analytics across the whole organisation, live) is still not present.</w:t>
+      </w:r>
+    </w:p>
+    <w:p>
+      <w:pPr>
+        <w:pStyle w:val="FirstParagraph"/>
+      </w:pPr>
+      <w:r>
+        <w:rPr>
+          <w:i/>
+          <w:iCs/>
+        </w:rPr>
+        <w:t xml:space="preserve">(Risk/compliance is no longer a gap — see the GRC rows above; org-wide compliance trending is now shipped.)</w:t>
+      </w:r>
+    </w:p>
+    <w:p>
+      <w:r>
+        <w:pict>
+          <v:rect style="width:0;height:1.5pt" o:hralign="center" o:hrstd="t" o:hr="t"/>
+        </w:pict>
+      </w:r>
+    </w:p>
+    <w:bookmarkEnd w:id="18"/>
+    <w:bookmarkStart w:id="19" w:name="recommended-positioning-statements"/>
+    <w:p>
+      <w:pPr>
+        <w:pStyle w:val="Heading2"/>
+      </w:pPr>
+      <w:r>
+        <w:t xml:space="preserve">Recommended positioning statements</w:t>
       </w:r>
     </w:p>
     <w:p>
@@ -4500,7 +5756,137 @@
         <w:pStyle w:val="Compact"/>
         <w:numPr>
           <w:ilvl w:val="0"/>
-          <w:numId w:val="1007"/>
+          <w:numId w:val="1008"/>
+        </w:numPr>
+      </w:pPr>
+      <w:r>
+        <w:rPr>
+          <w:b/>
+          <w:bCs/>
+        </w:rPr>
+        <w:t xml:space="preserve">vs Signavio/ARIS:</w:t>
+      </w:r>
+      <w:r>
+        <w:t xml:space="preserve"> </w:t>
+      </w:r>
+      <w:r>
+        <w:t xml:space="preserve">“The full model-to-mine-to-govern-to-simulate loop, self-service, without the enterprise stack or the enterprise bill — with control effectiveness proven from your own event data on the same model, and monitored organisation-wide over time.”</w:t>
+      </w:r>
+    </w:p>
+    <w:p>
+      <w:pPr>
+        <w:pStyle w:val="Compact"/>
+        <w:numPr>
+          <w:ilvl w:val="0"/>
+          <w:numId w:val="1008"/>
+        </w:numPr>
+      </w:pPr>
+      <w:r>
+        <w:rPr>
+          <w:b/>
+          <w:bCs/>
+        </w:rPr>
+        <w:t xml:space="preserve">vs Celonis:</w:t>
+      </w:r>
+      <w:r>
+        <w:t xml:space="preserve"> </w:t>
+      </w:r>
+      <w:r>
+        <w:t xml:space="preserve">“Bring your event log; get discovery, conformance, a runnable digital twin</w:t>
+      </w:r>
+      <w:r>
+        <w:t xml:space="preserve"> </w:t>
+      </w:r>
+      <w:r>
+        <w:rPr>
+          <w:b/>
+          <w:bCs/>
+        </w:rPr>
+        <w:t xml:space="preserve">and</w:t>
+      </w:r>
+      <w:r>
+        <w:t xml:space="preserve"> </w:t>
+      </w:r>
+      <w:r>
+        <w:t xml:space="preserve">a Risk-Control Matrix that shows which controls were bypassed — not just a dashboard.”</w:t>
+      </w:r>
+    </w:p>
+    <w:p>
+      <w:pPr>
+        <w:pStyle w:val="Compact"/>
+        <w:numPr>
+          <w:ilvl w:val="0"/>
+          <w:numId w:val="1008"/>
+        </w:numPr>
+      </w:pPr>
+      <w:r>
+        <w:rPr>
+          <w:b/>
+          <w:bCs/>
+        </w:rPr>
+        <w:t xml:space="preserve">vs PRIME BPM:</w:t>
+      </w:r>
+      <w:r>
+        <w:t xml:space="preserve"> </w:t>
+      </w:r>
+      <w:r>
+        <w:t xml:space="preserve">“Everything PRIME does for BPMN improvement, plus real process mining, conformance, digital-twin simulation and a data-proven Risk-Control Matrix — and where PRIME gives you the APQC</w:t>
+      </w:r>
+      <w:r>
+        <w:t xml:space="preserve"> </w:t>
+      </w:r>
+      <w:r>
+        <w:rPr>
+          <w:i/>
+          <w:iCs/>
+        </w:rPr>
+        <w:t xml:space="preserve">library</w:t>
+      </w:r>
+      <w:r>
+        <w:t xml:space="preserve">, we let you</w:t>
+      </w:r>
+      <w:r>
+        <w:t xml:space="preserve"> </w:t>
+      </w:r>
+      <w:r>
+        <w:rPr>
+          <w:b/>
+          <w:bCs/>
+        </w:rPr>
+        <w:t xml:space="preserve">generate models from it, measure coverage, report compliance by category, and build your own tailored, upgradeable framework</w:t>
+      </w:r>
+      <w:r>
+        <w:t xml:space="preserve">.”</w:t>
+      </w:r>
+    </w:p>
+    <w:p>
+      <w:pPr>
+        <w:pStyle w:val="Compact"/>
+        <w:numPr>
+          <w:ilvl w:val="0"/>
+          <w:numId w:val="1008"/>
+        </w:numPr>
+      </w:pPr>
+      <w:r>
+        <w:rPr>
+          <w:b/>
+          <w:bCs/>
+        </w:rPr>
+        <w:t xml:space="preserve">On process standards / APQC:</w:t>
+      </w:r>
+      <w:r>
+        <w:t xml:space="preserve"> </w:t>
+      </w:r>
+      <w:r>
+        <w:t xml:space="preserve">“Don’t just browse the APQC framework — classify against it, generate running models from it, see exactly what you’ve modelled versus the standard, report control-effectiveness by APQC category, and compose your own governed, upgradeable framework that stays provenance-linked to APQC across releases.”</w:t>
+      </w:r>
+    </w:p>
+    <w:p>
+      <w:pPr>
+        <w:pStyle w:val="Compact"/>
+        <w:numPr>
+          <w:ilvl w:val="0"/>
+          <w:numId w:val="1008"/>
         </w:numPr>
       </w:pPr>
       <w:r>
@@ -4533,7 +5919,7 @@
           <w:i/>
           <w:iCs/>
         </w:rPr>
-        <w:t xml:space="preserve">Assessments reflect public product material as of 7 July 2026 and the current Diagramatix feature catalogue.</w:t>
+        <w:t xml:space="preserve">Assessments reflect public product material as of 8 July 2026 and the current Diagramatix feature catalogue.</w:t>
       </w:r>
       <w:r>
         <w:rPr>
@@ -4561,11 +5947,11 @@
           <w:i/>
           <w:iCs/>
         </w:rPr>
-        <w:t xml:space="preserve">indicates no confirmed public evidence, not proven absence. Competitor GRC / process-intelligence cells (SAP GRC + Signavio PI / ARIS ARCM + ARIS Mining) reflect documented enterprise modules and warrant a human verification pass before external use.</w:t>
+        <w:t xml:space="preserve">indicates no confirmed public evidence, not proven absence. Competitor GRC / process-intelligence / APQC-content cells (SAP GRC + Signavio PI / ARIS ARCM + ARIS Mining; PRIME BPM’s APQC library; ARIS/Signavio reference models) reflect documented capabilities and warrant a human verification pass before external use.</w:t>
       </w:r>
     </w:p>
-    <w:bookmarkEnd w:id="18"/>
     <w:bookmarkEnd w:id="19"/>
+    <w:bookmarkEnd w:id="20"/>
     <w:sectPr>
       <w:footnotePr>
         <w:numRestart w:val="eachSect"/>
@@ -4880,34 +6266,7 @@
     <w:abstractNumId w:val="991"/>
   </w:num>
   <w:num w:numId="1005">
-    <w:abstractNumId w:val="99411"/>
-    <w:lvlOverride w:ilvl="0">
-      <w:startOverride w:val="1"/>
-    </w:lvlOverride>
-    <w:lvlOverride w:ilvl="1">
-      <w:startOverride w:val="1"/>
-    </w:lvlOverride>
-    <w:lvlOverride w:ilvl="2">
-      <w:startOverride w:val="1"/>
-    </w:lvlOverride>
-    <w:lvlOverride w:ilvl="3">
-      <w:startOverride w:val="1"/>
-    </w:lvlOverride>
-    <w:lvlOverride w:ilvl="4">
-      <w:startOverride w:val="1"/>
-    </w:lvlOverride>
-    <w:lvlOverride w:ilvl="5">
-      <w:startOverride w:val="1"/>
-    </w:lvlOverride>
-    <w:lvlOverride w:ilvl="6">
-      <w:startOverride w:val="1"/>
-    </w:lvlOverride>
-    <w:lvlOverride w:ilvl="7">
-      <w:startOverride w:val="1"/>
-    </w:lvlOverride>
-    <w:lvlOverride w:ilvl="8">
-      <w:startOverride w:val="1"/>
-    </w:lvlOverride>
+    <w:abstractNumId w:val="991"/>
   </w:num>
   <w:num w:numId="1006">
     <w:abstractNumId w:val="99411"/>
@@ -4940,6 +6299,36 @@
     </w:lvlOverride>
   </w:num>
   <w:num w:numId="1007">
+    <w:abstractNumId w:val="99411"/>
+    <w:lvlOverride w:ilvl="0">
+      <w:startOverride w:val="1"/>
+    </w:lvlOverride>
+    <w:lvlOverride w:ilvl="1">
+      <w:startOverride w:val="1"/>
+    </w:lvlOverride>
+    <w:lvlOverride w:ilvl="2">
+      <w:startOverride w:val="1"/>
+    </w:lvlOverride>
+    <w:lvlOverride w:ilvl="3">
+      <w:startOverride w:val="1"/>
+    </w:lvlOverride>
+    <w:lvlOverride w:ilvl="4">
+      <w:startOverride w:val="1"/>
+    </w:lvlOverride>
+    <w:lvlOverride w:ilvl="5">
+      <w:startOverride w:val="1"/>
+    </w:lvlOverride>
+    <w:lvlOverride w:ilvl="6">
+      <w:startOverride w:val="1"/>
+    </w:lvlOverride>
+    <w:lvlOverride w:ilvl="7">
+      <w:startOverride w:val="1"/>
+    </w:lvlOverride>
+    <w:lvlOverride w:ilvl="8">
+      <w:startOverride w:val="1"/>
+    </w:lvlOverride>
+  </w:num>
+  <w:num w:numId="1008">
     <w:abstractNumId w:val="991"/>
   </w:num>
 </w:numbering>

--- a/competitors/diagramatix-vs-signavio-aris-primebpm-2026-07.docx
+++ b/competitors/diagramatix-vs-signavio-aris-primebpm-2026-07.docx
@@ -2,13 +2,39 @@
 <file path=word/document.xml><?xml version="1.0" encoding="utf-8"?>
 <w:document xmlns:w="http://schemas.openxmlformats.org/wordprocessingml/2006/main" xmlns:m="http://schemas.openxmlformats.org/officeDocument/2006/math" xmlns:r="http://schemas.openxmlformats.org/officeDocument/2006/relationships" xmlns:o="urn:schemas-microsoft-com:office:office" xmlns:v="urn:schemas-microsoft-com:vml" xmlns:w10="urn:schemas-microsoft-com:office:word" xmlns:a="http://schemas.openxmlformats.org/drawingml/2006/main" xmlns:pic="http://schemas.openxmlformats.org/drawingml/2006/picture" xmlns:wp="http://schemas.openxmlformats.org/drawingml/2006/wordprocessingDrawing">
   <w:body>
-    <w:bookmarkStart w:id="20" w:name="X150a55a7268fb9b6f6afad6bddc2b7289c28f59"/>
+    <w:sdt>
+      <w:sdtPr>
+        <w:docPartObj>
+          <w:docPartGallery w:val="Table of Contents"/>
+          <w:docPartUnique/>
+        </w:docPartObj>
+      </w:sdtPr>
+      <w:sdtContent>
+        <w:p>
+          <w:pPr>
+            <w:pStyle w:val="TOCHeading"/>
+          </w:pPr>
+          <w:r>
+            <w:t xml:space="preserve">Table of Contents</w:t>
+          </w:r>
+        </w:p>
+        <w:p>
+          <w:r>
+            <w:fldChar w:fldCharType="begin" w:dirty="true"/>
+            <w:instrText xml:space="preserve">TOC \o "1-2" \h \z \u</w:instrText>
+            <w:fldChar w:fldCharType="separate"/>
+            <w:fldChar w:fldCharType="end"/>
+          </w:r>
+        </w:p>
+      </w:sdtContent>
+    </w:sdt>
+    <w:bookmarkStart w:id="21" w:name="X2ac101f15c7027ad82a974780d4ccbd904b7a62"/>
     <w:p>
       <w:pPr>
         <w:pStyle w:val="Heading1"/>
       </w:pPr>
       <w:r>
-        <w:t xml:space="preserve">Diagramatix Feature Comparison — July 2026 (rev 4)</w:t>
+        <w:t xml:space="preserve">Diagramatix Feature Comparison — July 2026 (rev 5)</w:t>
       </w:r>
     </w:p>
     <w:bookmarkStart w:id="9" w:name="X40bfa75883298e912b1b0b744ef0242ee75b805"/>
@@ -35,7 +61,7 @@
         <w:t xml:space="preserve"> </w:t>
       </w:r>
       <w:r>
-        <w:t xml:space="preserve">8 July 2026</w:t>
+        <w:t xml:space="preserve">10 July 2026</w:t>
       </w:r>
       <w:r>
         <w:t xml:space="preserve"> </w:t>
@@ -51,7 +77,7 @@
         <w:t xml:space="preserve"> </w:t>
       </w:r>
       <w:r>
-        <w:t xml:space="preserve">the 7 July 2026 edition (rev 3) — which superseded the 5 July (rev 2), 4 July refresh and 21 June editions</w:t>
+        <w:t xml:space="preserve">the 8 July 2026 edition (rev 4) — which superseded the 7 July (rev 3), 5 July (rev 2), 4 July refresh and 21 June editions</w:t>
       </w:r>
       <w:r>
         <w:t xml:space="preserve"> </w:t>
@@ -104,13 +130,13 @@
       </w:r>
     </w:p>
     <w:bookmarkEnd w:id="9"/>
-    <w:bookmarkStart w:id="10" w:name="X6ff754e623684859bdea32038466e9f80536bc2"/>
+    <w:bookmarkStart w:id="10" w:name="Xd2b61d41fa659caf2de0a4f03827fe36a136b15"/>
     <w:p>
       <w:pPr>
         <w:pStyle w:val="Heading2"/>
       </w:pPr>
       <w:r>
-        <w:t xml:space="preserve">Update — 8 July 2026 (rev 4): the APQC Process Classification Framework, done as a living framework</w:t>
+        <w:t xml:space="preserve">Update — 10 July 2026 (rev 5): the Process Portal &amp; entity "where-used" search</w:t>
       </w:r>
     </w:p>
     <w:p>
@@ -118,23 +144,23 @@
         <w:pStyle w:val="FirstParagraph"/>
       </w:pPr>
       <w:r>
-        <w:t xml:space="preserve">Since rev 3, Diagramatix added a full</w:t>
-      </w:r>
-      <w:r>
-        <w:t xml:space="preserve"> </w:t>
-      </w:r>
-      <w:r>
-        <w:rPr>
-          <w:b/>
-          <w:bCs/>
-        </w:rPr>
-        <w:t xml:space="preserve">APQC Process Classification Framework® (PCF)</w:t>
-      </w:r>
-      <w:r>
-        <w:t xml:space="preserve"> </w:t>
-      </w:r>
-      <w:r>
-        <w:t xml:space="preserve">capability — and, importantly, went past</w:t>
+        <w:t xml:space="preserve">Since rev 4, Diagramatix added a</w:t>
+      </w:r>
+      <w:r>
+        <w:t xml:space="preserve"> </w:t>
+      </w:r>
+      <w:r>
+        <w:rPr>
+          <w:b/>
+          <w:bCs/>
+        </w:rPr>
+        <w:t xml:space="preserve">consumption layer</w:t>
+      </w:r>
+      <w:r>
+        <w:t xml:space="preserve"> </w:t>
+      </w:r>
+      <w:r>
+        <w:t xml:space="preserve">on top of the publishing engine — turning the authored process estate into something the</w:t>
       </w:r>
       <w:r>
         <w:t xml:space="preserve"> </w:t>
@@ -144,26 +170,29 @@
           <w:i/>
           <w:iCs/>
         </w:rPr>
-        <w:t xml:space="preserve">“we ship the APQC library”</w:t>
-      </w:r>
-      <w:r>
-        <w:t xml:space="preserve"> </w:t>
-      </w:r>
-      <w:r>
-        <w:t xml:space="preserve">(PRIME BPM’s headline claim, and an ARIS/Signavio reference-content feature) to</w:t>
-      </w:r>
-      <w:r>
-        <w:t xml:space="preserve"> </w:t>
-      </w:r>
-      <w:r>
-        <w:rPr>
-          <w:b/>
-          <w:bCs/>
-        </w:rPr>
-        <w:t xml:space="preserve">wire the standard into the live process estate</w:t>
-      </w:r>
-      <w:r>
-        <w:t xml:space="preserve">:</w:t>
+        <w:t xml:space="preserve">whole organisation</w:t>
+      </w:r>
+      <w:r>
+        <w:t xml:space="preserve"> </w:t>
+      </w:r>
+      <w:r>
+        <w:t xml:space="preserve">can find and self-serve, and adding the cross-model</w:t>
+      </w:r>
+      <w:r>
+        <w:t xml:space="preserve"> </w:t>
+      </w:r>
+      <w:r>
+        <w:rPr>
+          <w:b/>
+          <w:bCs/>
+        </w:rPr>
+        <w:t xml:space="preserve">"where-used"</w:t>
+      </w:r>
+      <w:r>
+        <w:t xml:space="preserve"> </w:t>
+      </w:r>
+      <w:r>
+        <w:t xml:space="preserve">query that has historically been an enterprise-repository differentiator (ARIS, Signavio Collaboration Hub):</w:t>
       </w:r>
     </w:p>
     <w:p>
@@ -179,29 +208,52 @@
           <w:b/>
           <w:bCs/>
         </w:rPr>
-        <w:t xml:space="preserve">Reference library (L0).</w:t>
-      </w:r>
-      <w:r>
-        <w:t xml:space="preserve"> </w:t>
-      </w:r>
-      <w:r>
-        <w:t xml:space="preserve">The Cross-Industry framework</w:t>
-      </w:r>
-      <w:r>
-        <w:t xml:space="preserve"> </w:t>
-      </w:r>
-      <w:r>
-        <w:rPr>
-          <w:b/>
-          <w:bCs/>
-        </w:rPr>
-        <w:t xml:space="preserve">plus every industry variant</w:t>
-      </w:r>
-      <w:r>
-        <w:t xml:space="preserve"> </w:t>
-      </w:r>
-      <w:r>
-        <w:t xml:space="preserve">(Banking, Healthcare, Retail, Telecommunications, Utilities, Aerospace, Automotive, Consumer Products/Electronics, Education, Government, Life Sciences, Petroleum, Insurance…) imported from the APQC workbooks as a searchable 5-level hierarchy (Category → Process Group → Process → Activity → Task), including the legacy workbook format and per-family version history.</w:t>
+        <w:t xml:space="preserve">Process Portal.</w:t>
+      </w:r>
+      <w:r>
+        <w:t xml:space="preserve"> </w:t>
+      </w:r>
+      <w:r>
+        <w:t xml:space="preserve">A</w:t>
+      </w:r>
+      <w:r>
+        <w:t xml:space="preserve"> </w:t>
+      </w:r>
+      <w:r>
+        <w:rPr>
+          <w:b/>
+          <w:bCs/>
+        </w:rPr>
+        <w:t xml:space="preserve">search-first</w:t>
+      </w:r>
+      <w:r>
+        <w:t xml:space="preserve">, org-wide surface where any member browses and finds the published processes they can access — without knowing which project a process lives in. Facets for</w:t>
+      </w:r>
+      <w:r>
+        <w:t xml:space="preserve"> </w:t>
+      </w:r>
+      <w:r>
+        <w:rPr>
+          <w:b/>
+          <w:bCs/>
+        </w:rPr>
+        <w:t xml:space="preserve">APQC category, diagram type, owner and review status</w:t>
+      </w:r>
+      <w:r>
+        <w:t xml:space="preserve">, each with live combining counts, plus recently-viewed/updated shortcuts, opening straight into the read-only viewer. Crucially it is</w:t>
+      </w:r>
+      <w:r>
+        <w:t xml:space="preserve"> </w:t>
+      </w:r>
+      <w:r>
+        <w:rPr>
+          <w:b/>
+          <w:bCs/>
+        </w:rPr>
+        <w:t xml:space="preserve">access-scoped</w:t>
+      </w:r>
+      <w:r>
+        <w:t xml:space="preserve">: it adds discovery, never new exposure.</w:t>
       </w:r>
     </w:p>
     <w:p>
@@ -217,42 +269,122 @@
           <w:b/>
           <w:bCs/>
         </w:rPr>
-        <w:t xml:space="preserve">Classify + structure (L1–L2).</w:t>
-      </w:r>
-      <w:r>
-        <w:t xml:space="preserve"> </w:t>
-      </w:r>
-      <w:r>
-        <w:t xml:space="preserve">Tag any diagram against a PCF element (keyed on APQC’s</w:t>
-      </w:r>
-      <w:r>
-        <w:t xml:space="preserve"> </w:t>
-      </w:r>
-      <w:r>
-        <w:rPr>
-          <w:b/>
-          <w:bCs/>
-        </w:rPr>
-        <w:t xml:space="preserve">stable process id</w:t>
-      </w:r>
-      <w:r>
-        <w:t xml:space="preserve">, so tags survive version changes), and</w:t>
-      </w:r>
-      <w:r>
-        <w:t xml:space="preserve"> </w:t>
-      </w:r>
-      <w:r>
-        <w:rPr>
-          <w:b/>
-          <w:bCs/>
-        </w:rPr>
-        <w:t xml:space="preserve">Create APQC Project</w:t>
-      </w:r>
-      <w:r>
-        <w:t xml:space="preserve"> </w:t>
-      </w:r>
-      <w:r>
-        <w:t xml:space="preserve">— spin up a project whose folder tree mirrors a chosen PCF branch to any depth.</w:t>
+        <w:t xml:space="preserve">Entity "where-used" search.</w:t>
+      </w:r>
+      <w:r>
+        <w:t xml:space="preserve"> </w:t>
+      </w:r>
+      <w:r>
+        <w:t xml:space="preserve">Every published process is mapped to the</w:t>
+      </w:r>
+      <w:r>
+        <w:t xml:space="preserve"> </w:t>
+      </w:r>
+      <w:r>
+        <w:rPr>
+          <w:b/>
+          <w:bCs/>
+        </w:rPr>
+        <w:t xml:space="preserve">IT systems</w:t>
+      </w:r>
+      <w:r>
+        <w:t xml:space="preserve"> </w:t>
+      </w:r>
+      <w:r>
+        <w:t xml:space="preserve">and</w:t>
+      </w:r>
+      <w:r>
+        <w:t xml:space="preserve"> </w:t>
+      </w:r>
+      <w:r>
+        <w:rPr>
+          <w:b/>
+          <w:bCs/>
+        </w:rPr>
+        <w:t xml:space="preserve">teams/roles</w:t>
+      </w:r>
+      <w:r>
+        <w:t xml:space="preserve"> </w:t>
+      </w:r>
+      <w:r>
+        <w:t xml:space="preserve">it references (read off its pools/lanes/system shapes), matched to the organisation's</w:t>
+      </w:r>
+      <w:r>
+        <w:t xml:space="preserve"> </w:t>
+      </w:r>
+      <w:r>
+        <w:rPr>
+          <w:b/>
+          <w:bCs/>
+        </w:rPr>
+        <w:t xml:space="preserve">Entity Lists</w:t>
+      </w:r>
+      <w:r>
+        <w:t xml:space="preserve">. Readers filter by</w:t>
+      </w:r>
+      <w:r>
+        <w:t xml:space="preserve"> </w:t>
+      </w:r>
+      <w:r>
+        <w:rPr>
+          <w:i/>
+          <w:iCs/>
+        </w:rPr>
+        <w:t xml:space="preserve">"which processes use System X?"</w:t>
+      </w:r>
+      <w:r>
+        <w:t xml:space="preserve"> </w:t>
+      </w:r>
+      <w:r>
+        <w:t xml:space="preserve">or</w:t>
+      </w:r>
+      <w:r>
+        <w:t xml:space="preserve"> </w:t>
+      </w:r>
+      <w:r>
+        <w:rPr>
+          <w:i/>
+          <w:iCs/>
+        </w:rPr>
+        <w:t xml:space="preserve">"which involve Team Y?"</w:t>
+      </w:r>
+      <w:r>
+        <w:t xml:space="preserve"> </w:t>
+      </w:r>
+      <w:r>
+        <w:t xml:space="preserve">— with</w:t>
+      </w:r>
+      <w:r>
+        <w:t xml:space="preserve"> </w:t>
+      </w:r>
+      <w:r>
+        <w:rPr>
+          <w:b/>
+          <w:bCs/>
+        </w:rPr>
+        <w:t xml:space="preserve">team→role roll-up</w:t>
+      </w:r>
+      <w:r>
+        <w:t xml:space="preserve"> </w:t>
+      </w:r>
+      <w:r>
+        <w:t xml:space="preserve">(a team surfaces its child-role processes) and</w:t>
+      </w:r>
+      <w:r>
+        <w:t xml:space="preserve"> </w:t>
+      </w:r>
+      <w:r>
+        <w:rPr>
+          <w:b/>
+          <w:bCs/>
+        </w:rPr>
+        <w:t xml:space="preserve">uncatalogued labels flagged</w:t>
+      </w:r>
+      <w:r>
+        <w:t xml:space="preserve"> </w:t>
+      </w:r>
+      <w:r>
+        <w:t xml:space="preserve">as a catalogue-coverage signal.</w:t>
       </w:r>
     </w:p>
     <w:p>
@@ -268,68 +400,29 @@
           <w:b/>
           <w:bCs/>
         </w:rPr>
-        <w:t xml:space="preserve">Generate from the standard (the flagship).</w:t>
-      </w:r>
-      <w:r>
-        <w:t xml:space="preserve"> </w:t>
-      </w:r>
-      <w:r>
-        <w:rPr>
-          <w:b/>
-          <w:bCs/>
-        </w:rPr>
-        <w:t xml:space="preserve">Create APQC Process</w:t>
-      </w:r>
-      <w:r>
-        <w:t xml:space="preserve"> </w:t>
-      </w:r>
-      <w:r>
-        <w:t xml:space="preserve">turns a standard process into a real BPMN model in one click: a higher-level process</w:t>
-      </w:r>
-      <w:r>
-        <w:t xml:space="preserve"> </w:t>
-      </w:r>
-      <w:r>
-        <w:rPr>
-          <w:b/>
-          <w:bCs/>
-        </w:rPr>
-        <w:t xml:space="preserve">decomposes</w:t>
-      </w:r>
-      <w:r>
-        <w:t xml:space="preserve"> </w:t>
-      </w:r>
-      <w:r>
-        <w:t xml:space="preserve">into collapsed sub-processes; a task-level process is</w:t>
-      </w:r>
-      <w:r>
-        <w:t xml:space="preserve"> </w:t>
-      </w:r>
-      <w:r>
-        <w:rPr>
-          <w:b/>
-          <w:bCs/>
-        </w:rPr>
-        <w:t xml:space="preserve">AI-generated</w:t>
-      </w:r>
-      <w:r>
-        <w:t xml:space="preserve">, grounded on the APQC branch; optional</w:t>
-      </w:r>
-      <w:r>
-        <w:t xml:space="preserve"> </w:t>
-      </w:r>
-      <w:r>
-        <w:rPr>
-          <w:b/>
-          <w:bCs/>
-        </w:rPr>
-        <w:t xml:space="preserve">APQC numbering</w:t>
-      </w:r>
-      <w:r>
-        <w:t xml:space="preserve"> </w:t>
-      </w:r>
-      <w:r>
-        <w:t xml:space="preserve">codes every step. Nobody else turns an APQC entry into a running, editable model.</w:t>
+        <w:t xml:space="preserve">"Involving me" + admin-managed team membership.</w:t>
+      </w:r>
+      <w:r>
+        <w:t xml:space="preserve"> </w:t>
+      </w:r>
+      <w:r>
+        <w:t xml:space="preserve">A one-click personal view of every process that references a team/role you belong to. Membership is</w:t>
+      </w:r>
+      <w:r>
+        <w:t xml:space="preserve"> </w:t>
+      </w:r>
+      <w:r>
+        <w:rPr>
+          <w:b/>
+          <w:bCs/>
+        </w:rPr>
+        <w:t xml:space="preserve">governed</w:t>
+      </w:r>
+      <w:r>
+        <w:t xml:space="preserve"> </w:t>
+      </w:r>
+      <w:r>
+        <w:t xml:space="preserve">(OrgAdmin for their org, SuperAdmin for all), not self-declared.</w:t>
       </w:r>
     </w:p>
     <w:p>
@@ -345,26 +438,29 @@
           <w:b/>
           <w:bCs/>
         </w:rPr>
-        <w:t xml:space="preserve">Coverage analytics (L4a).</w:t>
-      </w:r>
-      <w:r>
-        <w:t xml:space="preserve"> </w:t>
-      </w:r>
-      <w:r>
-        <w:t xml:space="preserve">A live view of which APQC processes are</w:t>
-      </w:r>
-      <w:r>
-        <w:t xml:space="preserve"> </w:t>
-      </w:r>
-      <w:r>
-        <w:rPr>
-          <w:b/>
-          <w:bCs/>
-        </w:rPr>
-        <w:t xml:space="preserve">modelled vs. gaps</w:t>
-      </w:r>
-      <w:r>
-        <w:t xml:space="preserve">, by category and level — a standards-coverage map of the whole estate.</w:t>
+        <w:t xml:space="preserve">Primary procedure document.</w:t>
+      </w:r>
+      <w:r>
+        <w:t xml:space="preserve"> </w:t>
+      </w:r>
+      <w:r>
+        <w:t xml:space="preserve">Each model can carry its written</w:t>
+      </w:r>
+      <w:r>
+        <w:t xml:space="preserve"> </w:t>
+      </w:r>
+      <w:r>
+        <w:rPr>
+          <w:b/>
+          <w:bCs/>
+        </w:rPr>
+        <w:t xml:space="preserve">SOP</w:t>
+      </w:r>
+      <w:r>
+        <w:t xml:space="preserve"> </w:t>
+      </w:r>
+      <w:r>
+        <w:t xml:space="preserve">link, surfaced beside the diagram in the Portal and viewer — the diagram and the words together.</w:t>
       </w:r>
     </w:p>
     <w:p>
@@ -380,179 +476,29 @@
           <w:b/>
           <w:bCs/>
         </w:rPr>
-        <w:t xml:space="preserve">Control-effectiveness by APQC category (L4b).</w:t>
-      </w:r>
-      <w:r>
-        <w:t xml:space="preserve"> </w:t>
-      </w:r>
-      <w:r>
-        <w:t xml:space="preserve">The org compliance monitor rolls control operating-effectiveness and conformance fitness up</w:t>
-      </w:r>
-      <w:r>
-        <w:t xml:space="preserve"> </w:t>
-      </w:r>
-      <w:r>
-        <w:rPr>
-          <w:b/>
-          <w:bCs/>
-        </w:rPr>
-        <w:t xml:space="preserve">by APQC category</w:t>
-      </w:r>
-      <w:r>
-        <w:t xml:space="preserve"> </w:t>
-      </w:r>
-      <w:r>
-        <w:t xml:space="preserve">— the standard becomes the reporting spine for governance.</w:t>
-      </w:r>
-    </w:p>
-    <w:p>
-      <w:pPr>
-        <w:pStyle w:val="Compact"/>
-        <w:numPr>
-          <w:ilvl w:val="0"/>
-          <w:numId w:val="1001"/>
-        </w:numPr>
-      </w:pPr>
-      <w:r>
-        <w:rPr>
-          <w:b/>
-          <w:bCs/>
-        </w:rPr>
-        <w:t xml:space="preserve">Tailored, upgradeable frameworks (L5 — the standout).</w:t>
-      </w:r>
-      <w:r>
-        <w:t xml:space="preserve"> </w:t>
-      </w:r>
-      <w:r>
-        <w:t xml:space="preserve">An org</w:t>
-      </w:r>
-      <w:r>
-        <w:t xml:space="preserve"> </w:t>
-      </w:r>
-      <w:r>
-        <w:rPr>
-          <w:b/>
-          <w:bCs/>
-        </w:rPr>
-        <w:t xml:space="preserve">composes its own framework</w:t>
-      </w:r>
-      <w:r>
-        <w:t xml:space="preserve"> </w:t>
-      </w:r>
-      <w:r>
-        <w:t xml:space="preserve">from one or more industry variants,</w:t>
-      </w:r>
-      <w:r>
-        <w:t xml:space="preserve"> </w:t>
-      </w:r>
-      <w:r>
-        <w:rPr>
-          <w:b/>
-          <w:bCs/>
-        </w:rPr>
-        <w:t xml:space="preserve">extends</w:t>
-      </w:r>
-      <w:r>
-        <w:t xml:space="preserve"> </w:t>
-      </w:r>
-      <w:r>
-        <w:t xml:space="preserve">it with custom processes,</w:t>
-      </w:r>
-      <w:r>
-        <w:t xml:space="preserve"> </w:t>
-      </w:r>
-      <w:r>
-        <w:rPr>
-          <w:b/>
-          <w:bCs/>
-        </w:rPr>
-        <w:t xml:space="preserve">curates</w:t>
-      </w:r>
-      <w:r>
-        <w:t xml:space="preserve"> </w:t>
-      </w:r>
-      <w:r>
-        <w:t xml:space="preserve">it to its own terminology and codes, and</w:t>
-      </w:r>
-      <w:r>
-        <w:t xml:space="preserve"> </w:t>
-      </w:r>
-      <w:r>
-        <w:rPr>
-          <w:b/>
-          <w:bCs/>
-        </w:rPr>
-        <w:t xml:space="preserve">scopes it to divisions</w:t>
-      </w:r>
-      <w:r>
-        <w:t xml:space="preserve"> </w:t>
-      </w:r>
-      <w:r>
-        <w:t xml:space="preserve">— every node keeping</w:t>
-      </w:r>
-      <w:r>
-        <w:t xml:space="preserve"> </w:t>
-      </w:r>
-      <w:r>
-        <w:rPr>
-          <w:b/>
-          <w:bCs/>
-        </w:rPr>
-        <w:t xml:space="preserve">provenance</w:t>
-      </w:r>
-      <w:r>
-        <w:t xml:space="preserve"> </w:t>
-      </w:r>
-      <w:r>
-        <w:t xml:space="preserve">back to APQC. A</w:t>
-      </w:r>
-      <w:r>
-        <w:t xml:space="preserve"> </w:t>
-      </w:r>
-      <w:r>
-        <w:rPr>
-          <w:b/>
-          <w:bCs/>
-        </w:rPr>
-        <w:t xml:space="preserve">version-upgrade wizard</w:t>
-      </w:r>
-      <w:r>
-        <w:t xml:space="preserve"> </w:t>
-      </w:r>
-      <w:r>
-        <w:t xml:space="preserve">imports a newer APQC release,</w:t>
-      </w:r>
-      <w:r>
-        <w:t xml:space="preserve"> </w:t>
-      </w:r>
-      <w:r>
-        <w:rPr>
-          <w:b/>
-          <w:bCs/>
-        </w:rPr>
-        <w:t xml:space="preserve">diffs</w:t>
-      </w:r>
-      <w:r>
-        <w:t xml:space="preserve"> </w:t>
-      </w:r>
-      <w:r>
-        <w:t xml:space="preserve">it (added / renamed / removed) and</w:t>
-      </w:r>
-      <w:r>
-        <w:t xml:space="preserve"> </w:t>
-      </w:r>
-      <w:r>
-        <w:rPr>
-          <w:b/>
-          <w:bCs/>
-        </w:rPr>
-        <w:t xml:space="preserve">re-points</w:t>
-      </w:r>
-      <w:r>
-        <w:t xml:space="preserve"> </w:t>
-      </w:r>
-      <w:r>
-        <w:t xml:space="preserve">classifications and tailored nodes by stable id, flagging anything removed. Attribution travels automatically into every export that carries PCF content.</w:t>
+        <w:t xml:space="preserve">Review-due reminders.</w:t>
+      </w:r>
+      <w:r>
+        <w:t xml:space="preserve"> </w:t>
+      </w:r>
+      <w:r>
+        <w:t xml:space="preserve">The publish lifecycle's scheduled re-review now actively</w:t>
+      </w:r>
+      <w:r>
+        <w:t xml:space="preserve"> </w:t>
+      </w:r>
+      <w:r>
+        <w:rPr>
+          <w:b/>
+          <w:bCs/>
+        </w:rPr>
+        <w:t xml:space="preserve">fires a "review due" notification</w:t>
+      </w:r>
+      <w:r>
+        <w:t xml:space="preserve"> </w:t>
+      </w:r>
+      <w:r>
+        <w:t xml:space="preserve">to the accountable owner, and the Portal badges overdue/ due-soon processes.</w:t>
       </w:r>
     </w:p>
     <w:p>
@@ -570,112 +516,142 @@
         <w:t xml:space="preserve"> </w:t>
       </w:r>
       <w:r>
-        <w:t xml:space="preserve">competitors treat APQC as a</w:t>
-      </w:r>
-      <w:r>
-        <w:t xml:space="preserve"> </w:t>
-      </w:r>
-      <w:r>
-        <w:rPr>
-          <w:b/>
-          <w:bCs/>
-        </w:rPr>
-        <w:t xml:space="preserve">static content library</w:t>
-      </w:r>
-      <w:r>
-        <w:t xml:space="preserve"> </w:t>
-      </w:r>
-      <w:r>
-        <w:t xml:space="preserve">you copy from. Diagramatix treats it as a</w:t>
-      </w:r>
-      <w:r>
-        <w:t xml:space="preserve"> </w:t>
-      </w:r>
-      <w:r>
-        <w:rPr>
-          <w:b/>
-          <w:bCs/>
-        </w:rPr>
-        <w:t xml:space="preserve">living framework</w:t>
-      </w:r>
-      <w:r>
-        <w:t xml:space="preserve"> </w:t>
-      </w:r>
-      <w:r>
-        <w:t xml:space="preserve">you classify against,</w:t>
-      </w:r>
-      <w:r>
-        <w:t xml:space="preserve"> </w:t>
-      </w:r>
-      <w:r>
-        <w:rPr>
-          <w:b/>
-          <w:bCs/>
-        </w:rPr>
-        <w:t xml:space="preserve">generate from</w:t>
-      </w:r>
-      <w:r>
-        <w:t xml:space="preserve">, measure</w:t>
-      </w:r>
-      <w:r>
-        <w:t xml:space="preserve"> </w:t>
-      </w:r>
-      <w:r>
-        <w:rPr>
-          <w:b/>
-          <w:bCs/>
-        </w:rPr>
-        <w:t xml:space="preserve">coverage</w:t>
-      </w:r>
-      <w:r>
-        <w:t xml:space="preserve"> </w:t>
-      </w:r>
-      <w:r>
-        <w:t xml:space="preserve">and</w:t>
-      </w:r>
-      <w:r>
-        <w:t xml:space="preserve"> </w:t>
-      </w:r>
-      <w:r>
-        <w:rPr>
-          <w:b/>
-          <w:bCs/>
-        </w:rPr>
-        <w:t xml:space="preserve">compliance</w:t>
-      </w:r>
-      <w:r>
-        <w:t xml:space="preserve"> </w:t>
-      </w:r>
-      <w:r>
-        <w:t xml:space="preserve">against, and</w:t>
-      </w:r>
-      <w:r>
-        <w:t xml:space="preserve"> </w:t>
-      </w:r>
-      <w:r>
-        <w:rPr>
-          <w:b/>
-          <w:bCs/>
-        </w:rPr>
-        <w:t xml:space="preserve">compose, version and divisionalise</w:t>
-      </w:r>
-      <w:r>
-        <w:t xml:space="preserve"> </w:t>
-      </w:r>
-      <w:r>
-        <w:t xml:space="preserve">as your own — provenance-linked back to the standard. This converts PRIME BPM’s</w:t>
-      </w:r>
-      <w:r>
-        <w:t xml:space="preserve"> </w:t>
-      </w:r>
-      <w:r>
-        <w:t xml:space="preserve">“we have the APQC library”</w:t>
-      </w:r>
-      <w:r>
-        <w:t xml:space="preserve"> </w:t>
-      </w:r>
-      <w:r>
-        <w:t xml:space="preserve">from a differentiator into table stakes, and gives Diagramatix a governed-process-architecture story that the enterprise suites deliver only across multiple products.</w:t>
+        <w:t xml:space="preserve">Diagramatix moves from</w:t>
+      </w:r>
+      <w:r>
+        <w:t xml:space="preserve"> </w:t>
+      </w:r>
+      <w:r>
+        <w:rPr>
+          <w:i/>
+          <w:iCs/>
+        </w:rPr>
+        <w:t xml:space="preserve">"author and publish"</w:t>
+      </w:r>
+      <w:r>
+        <w:t xml:space="preserve"> </w:t>
+      </w:r>
+      <w:r>
+        <w:t xml:space="preserve">to</w:t>
+      </w:r>
+      <w:r>
+        <w:t xml:space="preserve"> </w:t>
+      </w:r>
+      <w:r>
+        <w:rPr>
+          <w:i/>
+          <w:iCs/>
+        </w:rPr>
+        <w:t xml:space="preserve">"author → publish →</w:t>
+      </w:r>
+      <w:r>
+        <w:rPr>
+          <w:i/>
+          <w:iCs/>
+        </w:rPr>
+        <w:t xml:space="preserve"> </w:t>
+      </w:r>
+      <w:r>
+        <w:rPr>
+          <w:b/>
+          <w:bCs/>
+          <w:i/>
+          <w:iCs/>
+        </w:rPr>
+        <w:t xml:space="preserve">discover / self-serve / govern usage</w:t>
+      </w:r>
+      <w:r>
+        <w:rPr>
+          <w:i/>
+          <w:iCs/>
+        </w:rPr>
+        <w:t xml:space="preserve">."</w:t>
+      </w:r>
+      <w:r>
+        <w:t xml:space="preserve"> </w:t>
+      </w:r>
+      <w:r>
+        <w:t xml:space="preserve">The</w:t>
+      </w:r>
+      <w:r>
+        <w:t xml:space="preserve"> </w:t>
+      </w:r>
+      <w:r>
+        <w:rPr>
+          <w:b/>
+          <w:bCs/>
+        </w:rPr>
+        <w:t xml:space="preserve">Process Portal</w:t>
+      </w:r>
+      <w:r>
+        <w:t xml:space="preserve"> </w:t>
+      </w:r>
+      <w:r>
+        <w:t xml:space="preserve">answers the enterprise "process handbook / repository portal" need (Signavio Collaboration Hub, ARIS repository) but scoped to a lean single product, and the</w:t>
+      </w:r>
+      <w:r>
+        <w:t xml:space="preserve"> </w:t>
+      </w:r>
+      <w:r>
+        <w:rPr>
+          <w:b/>
+          <w:bCs/>
+        </w:rPr>
+        <w:t xml:space="preserve">entity where-used</w:t>
+      </w:r>
+      <w:r>
+        <w:t xml:space="preserve"> </w:t>
+      </w:r>
+      <w:r>
+        <w:t xml:space="preserve">query —</w:t>
+      </w:r>
+      <w:r>
+        <w:t xml:space="preserve"> </w:t>
+      </w:r>
+      <w:r>
+        <w:rPr>
+          <w:i/>
+          <w:iCs/>
+        </w:rPr>
+        <w:t xml:space="preserve">which processes touch this system or this team</w:t>
+      </w:r>
+      <w:r>
+        <w:t xml:space="preserve"> </w:t>
+      </w:r>
+      <w:r>
+        <w:t xml:space="preserve">— is a genuine</w:t>
+      </w:r>
+      <w:r>
+        <w:t xml:space="preserve"> </w:t>
+      </w:r>
+      <w:r>
+        <w:rPr>
+          <w:b/>
+          <w:bCs/>
+        </w:rPr>
+        <w:t xml:space="preserve">impact-analysis / cross-model</w:t>
+      </w:r>
+      <w:r>
+        <w:t xml:space="preserve"> </w:t>
+      </w:r>
+      <w:r>
+        <w:t xml:space="preserve">capability normally reserved for the enterprise repositories. Positioned against Celonis specifically: Diagramatix keeps its state-machine/BPMN modelling stance and consumes the</w:t>
+      </w:r>
+      <w:r>
+        <w:t xml:space="preserve"> </w:t>
+      </w:r>
+      <w:r>
+        <w:rPr>
+          <w:i/>
+          <w:iCs/>
+        </w:rPr>
+        <w:t xml:space="preserve">authored</w:t>
+      </w:r>
+      <w:r>
+        <w:t xml:space="preserve"> </w:t>
+      </w:r>
+      <w:r>
+        <w:t xml:space="preserve">estate, rather than chasing object-centric mining visuals.</w:t>
       </w:r>
     </w:p>
     <w:p>
@@ -686,13 +662,13 @@
       </w:r>
     </w:p>
     <w:bookmarkEnd w:id="10"/>
-    <w:bookmarkStart w:id="11" w:name="X647fdb4e345d24d5a5c7e95282f780678929a39"/>
+    <w:bookmarkStart w:id="11" w:name="Xd743e5b0f85e3f17196bea7903883d988a9dfd3"/>
     <w:p>
       <w:pPr>
         <w:pStyle w:val="Heading2"/>
       </w:pPr>
       <w:r>
-        <w:t xml:space="preserve">Update — 7 July 2026 (rev 3): continuous, org-wide compliance monitoring</w:t>
+        <w:t xml:space="preserve">Update — 8 July 2026 (rev 4): the APQC Process Classification Framework, done as a living framework</w:t>
       </w:r>
     </w:p>
     <w:p>
@@ -700,17 +676,49 @@
         <w:pStyle w:val="FirstParagraph"/>
       </w:pPr>
       <w:r>
-        <w:t xml:space="preserve">Since the 5 July edition, Diagramatix extended GRC from a point-in-time matrix to</w:t>
-      </w:r>
-      <w:r>
-        <w:t xml:space="preserve"> </w:t>
-      </w:r>
-      <w:r>
-        <w:rPr>
-          <w:b/>
-          <w:bCs/>
-        </w:rPr>
-        <w:t xml:space="preserve">continuous, organisation-wide compliance monitoring</w:t>
+        <w:t xml:space="preserve">Since rev 3, Diagramatix added a full</w:t>
+      </w:r>
+      <w:r>
+        <w:t xml:space="preserve"> </w:t>
+      </w:r>
+      <w:r>
+        <w:rPr>
+          <w:b/>
+          <w:bCs/>
+        </w:rPr>
+        <w:t xml:space="preserve">APQC Process Classification Framework® (PCF)</w:t>
+      </w:r>
+      <w:r>
+        <w:t xml:space="preserve"> </w:t>
+      </w:r>
+      <w:r>
+        <w:t xml:space="preserve">capability — and, importantly, went past</w:t>
+      </w:r>
+      <w:r>
+        <w:t xml:space="preserve"> </w:t>
+      </w:r>
+      <w:r>
+        <w:rPr>
+          <w:i/>
+          <w:iCs/>
+        </w:rPr>
+        <w:t xml:space="preserve">"we ship the APQC library"</w:t>
+      </w:r>
+      <w:r>
+        <w:t xml:space="preserve"> </w:t>
+      </w:r>
+      <w:r>
+        <w:t xml:space="preserve">(PRIME BPM's headline claim, and an ARIS/Signavio reference-content feature) to</w:t>
+      </w:r>
+      <w:r>
+        <w:t xml:space="preserve"> </w:t>
+      </w:r>
+      <w:r>
+        <w:rPr>
+          <w:b/>
+          <w:bCs/>
+        </w:rPr>
+        <w:t xml:space="preserve">wire the standard into the live process estate</w:t>
       </w:r>
       <w:r>
         <w:t xml:space="preserve">:</w:t>
@@ -729,103 +737,29 @@
           <w:b/>
           <w:bCs/>
         </w:rPr>
-        <w:t xml:space="preserve">Compliance Monitoring console.</w:t>
-      </w:r>
-      <w:r>
-        <w:t xml:space="preserve"> </w:t>
-      </w:r>
-      <w:r>
-        <w:t xml:space="preserve">A new</w:t>
-      </w:r>
-      <w:r>
-        <w:t xml:space="preserve"> </w:t>
-      </w:r>
-      <w:r>
-        <w:rPr>
-          <w:b/>
-          <w:bCs/>
-        </w:rPr>
-        <w:t xml:space="preserve">org-level</w:t>
-      </w:r>
-      <w:r>
-        <w:t xml:space="preserve"> </w:t>
-      </w:r>
-      <w:r>
-        <w:t xml:space="preserve">console (a peer of the Simulator, Miner and Risk &amp; Control screens) that trends</w:t>
-      </w:r>
-      <w:r>
-        <w:t xml:space="preserve"> </w:t>
-      </w:r>
-      <w:r>
-        <w:rPr>
-          <w:b/>
-          <w:bCs/>
-        </w:rPr>
-        <w:t xml:space="preserve">control operating-effectiveness over time</w:t>
-      </w:r>
-      <w:r>
-        <w:t xml:space="preserve"> </w:t>
-      </w:r>
-      <w:r>
-        <w:t xml:space="preserve">across</w:t>
-      </w:r>
-      <w:r>
-        <w:t xml:space="preserve"> </w:t>
-      </w:r>
-      <w:r>
-        <w:rPr>
-          <w:i/>
-          <w:iCs/>
-        </w:rPr>
-        <w:t xml:space="preserve">every</w:t>
-      </w:r>
-      <w:r>
-        <w:t xml:space="preserve"> </w:t>
-      </w:r>
-      <w:r>
-        <w:t xml:space="preserve">project in the organisation, assembled from the retained process-mining runs. It shows an org-wide</w:t>
-      </w:r>
-      <w:r>
-        <w:t xml:space="preserve"> </w:t>
-      </w:r>
-      <w:r>
-        <w:rPr>
-          <w:b/>
-          <w:bCs/>
-        </w:rPr>
-        <w:t xml:space="preserve">effectiveness-vs-conformance-fitness trend</w:t>
-      </w:r>
-      <w:r>
-        <w:t xml:space="preserve">, per-control trend charts,</w:t>
-      </w:r>
-      <w:r>
-        <w:t xml:space="preserve"> </w:t>
-      </w:r>
-      <w:r>
-        <w:rPr>
-          <w:b/>
-          <w:bCs/>
-        </w:rPr>
-        <w:t xml:space="preserve">below-threshold and declining-control alerts</w:t>
-      </w:r>
-      <w:r>
-        <w:t xml:space="preserve">, and a by-project posture table — with per-run</w:t>
-      </w:r>
-      <w:r>
-        <w:t xml:space="preserve"> </w:t>
-      </w:r>
-      <w:r>
-        <w:rPr>
-          <w:b/>
-          <w:bCs/>
-        </w:rPr>
-        <w:t xml:space="preserve">include/exclude</w:t>
-      </w:r>
-      <w:r>
-        <w:t xml:space="preserve"> </w:t>
-      </w:r>
-      <w:r>
-        <w:t xml:space="preserve">so throwaway/test runs don’t skew the trend.</w:t>
+        <w:t xml:space="preserve">Reference library (L0).</w:t>
+      </w:r>
+      <w:r>
+        <w:t xml:space="preserve"> </w:t>
+      </w:r>
+      <w:r>
+        <w:t xml:space="preserve">The Cross-Industry framework</w:t>
+      </w:r>
+      <w:r>
+        <w:t xml:space="preserve"> </w:t>
+      </w:r>
+      <w:r>
+        <w:rPr>
+          <w:b/>
+          <w:bCs/>
+        </w:rPr>
+        <w:t xml:space="preserve">plus every industry variant</w:t>
+      </w:r>
+      <w:r>
+        <w:t xml:space="preserve"> </w:t>
+      </w:r>
+      <w:r>
+        <w:t xml:space="preserve">(Banking, Healthcare, Retail, Telecommunications, Utilities, Aerospace, Automotive, Consumer Products/Electronics, Education, Government, Life Sciences, Petroleum, Insurance…) imported from the APQC workbooks as a searchable 5-level hierarchy (Category → Process Group → Process → Activity → Task), including the legacy workbook format and per-family version history.</w:t>
       </w:r>
     </w:p>
     <w:p>
@@ -841,66 +775,42 @@
           <w:b/>
           <w:bCs/>
         </w:rPr>
-        <w:t xml:space="preserve">Org-wide Risk &amp; Control numbering + Org Owner.</w:t>
-      </w:r>
-      <w:r>
-        <w:t xml:space="preserve"> </w:t>
-      </w:r>
-      <w:r>
-        <w:t xml:space="preserve">Risk / Control / Policy codes (</w:t>
-      </w:r>
-      <w:r>
-        <w:rPr>
-          <w:rStyle w:val="VerbatimChar"/>
-        </w:rPr>
-        <w:t xml:space="preserve">R-001</w:t>
-      </w:r>
-      <w:r>
-        <w:t xml:space="preserve">,</w:t>
-      </w:r>
-      <w:r>
-        <w:t xml:space="preserve"> </w:t>
-      </w:r>
-      <w:r>
-        <w:rPr>
-          <w:rStyle w:val="VerbatimChar"/>
-        </w:rPr>
-        <w:t xml:space="preserve">C-001</w:t>
-      </w:r>
-      <w:r>
-        <w:t xml:space="preserve">…) are now a single</w:t>
-      </w:r>
-      <w:r>
-        <w:t xml:space="preserve"> </w:t>
-      </w:r>
-      <w:r>
-        <w:rPr>
-          <w:b/>
-          <w:bCs/>
-        </w:rPr>
-        <w:t xml:space="preserve">organisation-wide</w:t>
-      </w:r>
-      <w:r>
-        <w:t xml:space="preserve"> </w:t>
-      </w:r>
-      <w:r>
-        <w:t xml:space="preserve">sequence shared across all of an org’s projects, so the same control reads the same code everywhere. A SuperAdmin-settable</w:t>
-      </w:r>
-      <w:r>
-        <w:t xml:space="preserve"> </w:t>
-      </w:r>
-      <w:r>
-        <w:rPr>
-          <w:b/>
-          <w:bCs/>
-        </w:rPr>
-        <w:t xml:space="preserve">Org Owner</w:t>
-      </w:r>
-      <w:r>
-        <w:t xml:space="preserve"> </w:t>
-      </w:r>
-      <w:r>
-        <w:t xml:space="preserve">governs which organisation a project — and its numbering — belongs to.</w:t>
+        <w:t xml:space="preserve">Classify + structure (L1–L2).</w:t>
+      </w:r>
+      <w:r>
+        <w:t xml:space="preserve"> </w:t>
+      </w:r>
+      <w:r>
+        <w:t xml:space="preserve">Tag any diagram against a PCF element (keyed on APQC's</w:t>
+      </w:r>
+      <w:r>
+        <w:t xml:space="preserve"> </w:t>
+      </w:r>
+      <w:r>
+        <w:rPr>
+          <w:b/>
+          <w:bCs/>
+        </w:rPr>
+        <w:t xml:space="preserve">stable process id</w:t>
+      </w:r>
+      <w:r>
+        <w:t xml:space="preserve">, so tags survive version changes), and</w:t>
+      </w:r>
+      <w:r>
+        <w:t xml:space="preserve"> </w:t>
+      </w:r>
+      <w:r>
+        <w:rPr>
+          <w:b/>
+          <w:bCs/>
+        </w:rPr>
+        <w:t xml:space="preserve">Create APQC Project</w:t>
+      </w:r>
+      <w:r>
+        <w:t xml:space="preserve"> </w:t>
+      </w:r>
+      <w:r>
+        <w:t xml:space="preserve">— spin up a project whose folder tree mirrors a chosen PCF branch to any depth.</w:t>
       </w:r>
     </w:p>
     <w:p>
@@ -916,45 +826,291 @@
           <w:b/>
           <w:bCs/>
         </w:rPr>
-        <w:t xml:space="preserve">RCM analytics + on-model highlight.</w:t>
-      </w:r>
-      <w:r>
-        <w:t xml:space="preserve"> </w:t>
-      </w:r>
-      <w:r>
-        <w:t xml:space="preserve">An in-console</w:t>
-      </w:r>
-      <w:r>
-        <w:t xml:space="preserve"> </w:t>
-      </w:r>
-      <w:r>
-        <w:rPr>
-          <w:b/>
-          <w:bCs/>
-        </w:rPr>
-        <w:t xml:space="preserve">analytics</w:t>
-      </w:r>
-      <w:r>
-        <w:t xml:space="preserve"> </w:t>
-      </w:r>
-      <w:r>
-        <w:t xml:space="preserve">view (coverage, inherent/residual risk posture, control type/automation mix, operating-effectiveness distribution) plus</w:t>
-      </w:r>
-      <w:r>
-        <w:t xml:space="preserve"> </w:t>
-      </w:r>
-      <w:r>
-        <w:rPr>
-          <w:b/>
-          <w:bCs/>
-        </w:rPr>
-        <w:t xml:space="preserve">red/green highlighting</w:t>
-      </w:r>
-      <w:r>
-        <w:t xml:space="preserve"> </w:t>
-      </w:r>
-      <w:r>
-        <w:t xml:space="preserve">of risk- and control-carrying steps directly on the diagram, and one-click navigation from a control to the exact step it guards.</w:t>
+        <w:t xml:space="preserve">Generate from the standard (the flagship).</w:t>
+      </w:r>
+      <w:r>
+        <w:t xml:space="preserve"> </w:t>
+      </w:r>
+      <w:r>
+        <w:rPr>
+          <w:b/>
+          <w:bCs/>
+        </w:rPr>
+        <w:t xml:space="preserve">Create APQC Process</w:t>
+      </w:r>
+      <w:r>
+        <w:t xml:space="preserve"> </w:t>
+      </w:r>
+      <w:r>
+        <w:t xml:space="preserve">turns a standard process into a real BPMN model in one click: a higher-level process</w:t>
+      </w:r>
+      <w:r>
+        <w:t xml:space="preserve"> </w:t>
+      </w:r>
+      <w:r>
+        <w:rPr>
+          <w:b/>
+          <w:bCs/>
+        </w:rPr>
+        <w:t xml:space="preserve">decomposes</w:t>
+      </w:r>
+      <w:r>
+        <w:t xml:space="preserve"> </w:t>
+      </w:r>
+      <w:r>
+        <w:t xml:space="preserve">into collapsed sub-processes; a task-level process is</w:t>
+      </w:r>
+      <w:r>
+        <w:t xml:space="preserve"> </w:t>
+      </w:r>
+      <w:r>
+        <w:rPr>
+          <w:b/>
+          <w:bCs/>
+        </w:rPr>
+        <w:t xml:space="preserve">AI-generated</w:t>
+      </w:r>
+      <w:r>
+        <w:t xml:space="preserve">, grounded on the APQC branch; optional</w:t>
+      </w:r>
+      <w:r>
+        <w:t xml:space="preserve"> </w:t>
+      </w:r>
+      <w:r>
+        <w:rPr>
+          <w:b/>
+          <w:bCs/>
+        </w:rPr>
+        <w:t xml:space="preserve">APQC numbering</w:t>
+      </w:r>
+      <w:r>
+        <w:t xml:space="preserve"> </w:t>
+      </w:r>
+      <w:r>
+        <w:t xml:space="preserve">codes every step. Nobody else turns an APQC entry into a running, editable model.</w:t>
+      </w:r>
+    </w:p>
+    <w:p>
+      <w:pPr>
+        <w:pStyle w:val="Compact"/>
+        <w:numPr>
+          <w:ilvl w:val="0"/>
+          <w:numId w:val="1002"/>
+        </w:numPr>
+      </w:pPr>
+      <w:r>
+        <w:rPr>
+          <w:b/>
+          <w:bCs/>
+        </w:rPr>
+        <w:t xml:space="preserve">Coverage analytics (L4a).</w:t>
+      </w:r>
+      <w:r>
+        <w:t xml:space="preserve"> </w:t>
+      </w:r>
+      <w:r>
+        <w:t xml:space="preserve">A live view of which APQC processes are</w:t>
+      </w:r>
+      <w:r>
+        <w:t xml:space="preserve"> </w:t>
+      </w:r>
+      <w:r>
+        <w:rPr>
+          <w:b/>
+          <w:bCs/>
+        </w:rPr>
+        <w:t xml:space="preserve">modelled vs. gaps</w:t>
+      </w:r>
+      <w:r>
+        <w:t xml:space="preserve">, by category and level — a standards-coverage map of the whole estate.</w:t>
+      </w:r>
+    </w:p>
+    <w:p>
+      <w:pPr>
+        <w:pStyle w:val="Compact"/>
+        <w:numPr>
+          <w:ilvl w:val="0"/>
+          <w:numId w:val="1002"/>
+        </w:numPr>
+      </w:pPr>
+      <w:r>
+        <w:rPr>
+          <w:b/>
+          <w:bCs/>
+        </w:rPr>
+        <w:t xml:space="preserve">Control-effectiveness by APQC category (L4b).</w:t>
+      </w:r>
+      <w:r>
+        <w:t xml:space="preserve"> </w:t>
+      </w:r>
+      <w:r>
+        <w:t xml:space="preserve">The org compliance monitor rolls control operating-effectiveness and conformance fitness up</w:t>
+      </w:r>
+      <w:r>
+        <w:t xml:space="preserve"> </w:t>
+      </w:r>
+      <w:r>
+        <w:rPr>
+          <w:b/>
+          <w:bCs/>
+        </w:rPr>
+        <w:t xml:space="preserve">by APQC category</w:t>
+      </w:r>
+      <w:r>
+        <w:t xml:space="preserve"> </w:t>
+      </w:r>
+      <w:r>
+        <w:t xml:space="preserve">— the standard becomes the reporting spine for governance.</w:t>
+      </w:r>
+    </w:p>
+    <w:p>
+      <w:pPr>
+        <w:pStyle w:val="Compact"/>
+        <w:numPr>
+          <w:ilvl w:val="0"/>
+          <w:numId w:val="1002"/>
+        </w:numPr>
+      </w:pPr>
+      <w:r>
+        <w:rPr>
+          <w:b/>
+          <w:bCs/>
+        </w:rPr>
+        <w:t xml:space="preserve">Tailored, upgradeable frameworks (L5 — the standout).</w:t>
+      </w:r>
+      <w:r>
+        <w:t xml:space="preserve"> </w:t>
+      </w:r>
+      <w:r>
+        <w:t xml:space="preserve">An org</w:t>
+      </w:r>
+      <w:r>
+        <w:t xml:space="preserve"> </w:t>
+      </w:r>
+      <w:r>
+        <w:rPr>
+          <w:b/>
+          <w:bCs/>
+        </w:rPr>
+        <w:t xml:space="preserve">composes its own framework</w:t>
+      </w:r>
+      <w:r>
+        <w:t xml:space="preserve"> </w:t>
+      </w:r>
+      <w:r>
+        <w:t xml:space="preserve">from one or more industry variants,</w:t>
+      </w:r>
+      <w:r>
+        <w:t xml:space="preserve"> </w:t>
+      </w:r>
+      <w:r>
+        <w:rPr>
+          <w:b/>
+          <w:bCs/>
+        </w:rPr>
+        <w:t xml:space="preserve">extends</w:t>
+      </w:r>
+      <w:r>
+        <w:t xml:space="preserve"> </w:t>
+      </w:r>
+      <w:r>
+        <w:t xml:space="preserve">it with custom processes,</w:t>
+      </w:r>
+      <w:r>
+        <w:t xml:space="preserve"> </w:t>
+      </w:r>
+      <w:r>
+        <w:rPr>
+          <w:b/>
+          <w:bCs/>
+        </w:rPr>
+        <w:t xml:space="preserve">curates</w:t>
+      </w:r>
+      <w:r>
+        <w:t xml:space="preserve"> </w:t>
+      </w:r>
+      <w:r>
+        <w:t xml:space="preserve">it to its own terminology and codes, and</w:t>
+      </w:r>
+      <w:r>
+        <w:t xml:space="preserve"> </w:t>
+      </w:r>
+      <w:r>
+        <w:rPr>
+          <w:b/>
+          <w:bCs/>
+        </w:rPr>
+        <w:t xml:space="preserve">scopes it to divisions</w:t>
+      </w:r>
+      <w:r>
+        <w:t xml:space="preserve"> </w:t>
+      </w:r>
+      <w:r>
+        <w:t xml:space="preserve">— every node keeping</w:t>
+      </w:r>
+      <w:r>
+        <w:t xml:space="preserve"> </w:t>
+      </w:r>
+      <w:r>
+        <w:rPr>
+          <w:b/>
+          <w:bCs/>
+        </w:rPr>
+        <w:t xml:space="preserve">provenance</w:t>
+      </w:r>
+      <w:r>
+        <w:t xml:space="preserve"> </w:t>
+      </w:r>
+      <w:r>
+        <w:t xml:space="preserve">back to APQC. A</w:t>
+      </w:r>
+      <w:r>
+        <w:t xml:space="preserve"> </w:t>
+      </w:r>
+      <w:r>
+        <w:rPr>
+          <w:b/>
+          <w:bCs/>
+        </w:rPr>
+        <w:t xml:space="preserve">version-upgrade wizard</w:t>
+      </w:r>
+      <w:r>
+        <w:t xml:space="preserve"> </w:t>
+      </w:r>
+      <w:r>
+        <w:t xml:space="preserve">imports a newer APQC release,</w:t>
+      </w:r>
+      <w:r>
+        <w:t xml:space="preserve"> </w:t>
+      </w:r>
+      <w:r>
+        <w:rPr>
+          <w:b/>
+          <w:bCs/>
+        </w:rPr>
+        <w:t xml:space="preserve">diffs</w:t>
+      </w:r>
+      <w:r>
+        <w:t xml:space="preserve"> </w:t>
+      </w:r>
+      <w:r>
+        <w:t xml:space="preserve">it (added / renamed / removed) and</w:t>
+      </w:r>
+      <w:r>
+        <w:t xml:space="preserve"> </w:t>
+      </w:r>
+      <w:r>
+        <w:rPr>
+          <w:b/>
+          <w:bCs/>
+        </w:rPr>
+        <w:t xml:space="preserve">re-points</w:t>
+      </w:r>
+      <w:r>
+        <w:t xml:space="preserve"> </w:t>
+      </w:r>
+      <w:r>
+        <w:t xml:space="preserve">classifications and tailored nodes by stable id, flagging anything removed. Attribution travels automatically into every export that carries PCF content.</w:t>
       </w:r>
     </w:p>
     <w:p>
@@ -972,55 +1128,68 @@
         <w:t xml:space="preserve"> </w:t>
       </w:r>
       <w:r>
-        <w:t xml:space="preserve">the governance story moves from</w:t>
-      </w:r>
-      <w:r>
-        <w:t xml:space="preserve"> </w:t>
-      </w:r>
-      <w:r>
-        <w:rPr>
-          <w:i/>
-          <w:iCs/>
-        </w:rPr>
-        <w:t xml:space="preserve">“produce a Risk-Control Matrix”</w:t>
-      </w:r>
-      <w:r>
-        <w:t xml:space="preserve"> </w:t>
-      </w:r>
-      <w:r>
-        <w:t xml:space="preserve">to</w:t>
-      </w:r>
-      <w:r>
-        <w:t xml:space="preserve"> </w:t>
-      </w:r>
-      <w:r>
-        <w:rPr>
-          <w:i/>
-          <w:iCs/>
-        </w:rPr>
-        <w:t xml:space="preserve">“monitor whether controls keep operating — organisation-wide, over time.”</w:t>
-      </w:r>
-      <w:r>
-        <w:t xml:space="preserve"> </w:t>
-      </w:r>
-      <w:r>
-        <w:t xml:space="preserve">This begins to close the previously-noted</w:t>
-      </w:r>
-      <w:r>
-        <w:t xml:space="preserve"> </w:t>
-      </w:r>
-      <w:r>
-        <w:rPr>
-          <w:b/>
-          <w:bCs/>
-        </w:rPr>
-        <w:t xml:space="preserve">org-wide analytics</w:t>
-      </w:r>
-      <w:r>
-        <w:t xml:space="preserve"> </w:t>
-      </w:r>
-      <w:r>
-        <w:t xml:space="preserve">gap for the</w:t>
+        <w:t xml:space="preserve">competitors treat APQC as a</w:t>
+      </w:r>
+      <w:r>
+        <w:t xml:space="preserve"> </w:t>
+      </w:r>
+      <w:r>
+        <w:rPr>
+          <w:b/>
+          <w:bCs/>
+        </w:rPr>
+        <w:t xml:space="preserve">static content library</w:t>
+      </w:r>
+      <w:r>
+        <w:t xml:space="preserve"> </w:t>
+      </w:r>
+      <w:r>
+        <w:t xml:space="preserve">you copy from. Diagramatix treats it as a</w:t>
+      </w:r>
+      <w:r>
+        <w:t xml:space="preserve"> </w:t>
+      </w:r>
+      <w:r>
+        <w:rPr>
+          <w:b/>
+          <w:bCs/>
+        </w:rPr>
+        <w:t xml:space="preserve">living framework</w:t>
+      </w:r>
+      <w:r>
+        <w:t xml:space="preserve"> </w:t>
+      </w:r>
+      <w:r>
+        <w:t xml:space="preserve">you classify against,</w:t>
+      </w:r>
+      <w:r>
+        <w:t xml:space="preserve"> </w:t>
+      </w:r>
+      <w:r>
+        <w:rPr>
+          <w:b/>
+          <w:bCs/>
+        </w:rPr>
+        <w:t xml:space="preserve">generate from</w:t>
+      </w:r>
+      <w:r>
+        <w:t xml:space="preserve">, measure</w:t>
+      </w:r>
+      <w:r>
+        <w:t xml:space="preserve"> </w:t>
+      </w:r>
+      <w:r>
+        <w:rPr>
+          <w:b/>
+          <w:bCs/>
+        </w:rPr>
+        <w:t xml:space="preserve">coverage</w:t>
+      </w:r>
+      <w:r>
+        <w:t xml:space="preserve"> </w:t>
+      </w:r>
+      <w:r>
+        <w:t xml:space="preserve">and</w:t>
       </w:r>
       <w:r>
         <w:t xml:space="preserve"> </w:t>
@@ -1036,7 +1205,23 @@
         <w:t xml:space="preserve"> </w:t>
       </w:r>
       <w:r>
-        <w:t xml:space="preserve">domain specifically (control-effectiveness trending across projects) — a capability the enterprise suites deliver only by combining a separate process-intelligence product with a separate GRC product.</w:t>
+        <w:t xml:space="preserve">against, and</w:t>
+      </w:r>
+      <w:r>
+        <w:t xml:space="preserve"> </w:t>
+      </w:r>
+      <w:r>
+        <w:rPr>
+          <w:b/>
+          <w:bCs/>
+        </w:rPr>
+        <w:t xml:space="preserve">compose, version and divisionalise</w:t>
+      </w:r>
+      <w:r>
+        <w:t xml:space="preserve"> </w:t>
+      </w:r>
+      <w:r>
+        <w:t xml:space="preserve">as your own — provenance-linked back to the standard. This converts PRIME BPM's "we have the APQC library" from a differentiator into table stakes, and gives Diagramatix a governed-process-architecture story that the enterprise suites deliver only across multiple products.</w:t>
       </w:r>
     </w:p>
     <w:p>
@@ -1047,13 +1232,13 @@
       </w:r>
     </w:p>
     <w:bookmarkEnd w:id="11"/>
-    <w:bookmarkStart w:id="12" w:name="X56b099fa31e9f47fe03cd0e7033c7a6a1668206"/>
+    <w:bookmarkStart w:id="12" w:name="Xb24fe0e61dcb1a5ee50cbcc52f9e49c5d44b475"/>
     <w:p>
       <w:pPr>
         <w:pStyle w:val="Heading2"/>
       </w:pPr>
       <w:r>
-        <w:t xml:space="preserve">Earlier context — the GRC addition (5 July 2026)</w:t>
+        <w:t xml:space="preserve">Update — 7 July 2026 (rev 3): continuous, org-wide compliance monitoring</w:t>
       </w:r>
     </w:p>
     <w:p>
@@ -1061,55 +1246,20 @@
         <w:pStyle w:val="FirstParagraph"/>
       </w:pPr>
       <w:r>
-        <w:t xml:space="preserve">The 21 June comparison called out</w:t>
-      </w:r>
-      <w:r>
-        <w:t xml:space="preserve"> </w:t>
-      </w:r>
-      <w:r>
-        <w:rPr>
-          <w:b/>
-          <w:bCs/>
-        </w:rPr>
-        <w:t xml:space="preserve">process mining/conformance</w:t>
-      </w:r>
-      <w:r>
-        <w:t xml:space="preserve"> </w:t>
-      </w:r>
-      <w:r>
-        <w:t xml:space="preserve">as Diagramatix’s clearest gap; the 4 July refresh closed it. Since then Diagramatix has also shipped the</w:t>
-      </w:r>
-      <w:r>
-        <w:t xml:space="preserve"> </w:t>
-      </w:r>
-      <w:r>
-        <w:rPr>
-          <w:i/>
-          <w:iCs/>
-        </w:rPr>
-        <w:t xml:space="preserve">other</w:t>
-      </w:r>
-      <w:r>
-        <w:t xml:space="preserve"> </w:t>
-      </w:r>
-      <w:r>
-        <w:t xml:space="preserve">historically-missing enterprise pillar —</w:t>
-      </w:r>
-      <w:r>
-        <w:t xml:space="preserve"> </w:t>
-      </w:r>
-      <w:r>
-        <w:rPr>
-          <w:b/>
-          <w:bCs/>
-        </w:rPr>
-        <w:t xml:space="preserve">Risk &amp; Compliance / GRC</w:t>
-      </w:r>
-      <w:r>
-        <w:t xml:space="preserve"> </w:t>
-      </w:r>
-      <w:r>
-        <w:t xml:space="preserve">— and, critically, wired it to the mining engine:</w:t>
+        <w:t xml:space="preserve">Since the 5 July edition, Diagramatix extended GRC from a point-in-time matrix to</w:t>
+      </w:r>
+      <w:r>
+        <w:t xml:space="preserve"> </w:t>
+      </w:r>
+      <w:r>
+        <w:rPr>
+          <w:b/>
+          <w:bCs/>
+        </w:rPr>
+        <w:t xml:space="preserve">continuous, organisation-wide compliance monitoring</w:t>
+      </w:r>
+      <w:r>
+        <w:t xml:space="preserve">:</w:t>
       </w:r>
     </w:p>
     <w:p>
@@ -1125,29 +1275,103 @@
           <w:b/>
           <w:bCs/>
         </w:rPr>
-        <w:t xml:space="preserve">Risk &amp; Control on the process model.</w:t>
-      </w:r>
-      <w:r>
-        <w:t xml:space="preserve"> </w:t>
-      </w:r>
-      <w:r>
-        <w:t xml:space="preserve">Attach</w:t>
-      </w:r>
-      <w:r>
-        <w:t xml:space="preserve"> </w:t>
-      </w:r>
-      <w:r>
-        <w:rPr>
-          <w:b/>
-          <w:bCs/>
-        </w:rPr>
-        <w:t xml:space="preserve">Risks and Controls</w:t>
-      </w:r>
-      <w:r>
-        <w:t xml:space="preserve"> </w:t>
-      </w:r>
-      <w:r>
-        <w:t xml:space="preserve">(and Policies, Regulations, Audit Findings, KRIs, KPIs) to the real process steps, from an org-master catalog each project adopts. Controls carry type (preventive/detective/corrective), automation (manual/automated/IT-dependent), owner, framework reference, evidence, test method and residual-risk rating.</w:t>
+        <w:t xml:space="preserve">Compliance Monitoring console.</w:t>
+      </w:r>
+      <w:r>
+        <w:t xml:space="preserve"> </w:t>
+      </w:r>
+      <w:r>
+        <w:t xml:space="preserve">A new</w:t>
+      </w:r>
+      <w:r>
+        <w:t xml:space="preserve"> </w:t>
+      </w:r>
+      <w:r>
+        <w:rPr>
+          <w:b/>
+          <w:bCs/>
+        </w:rPr>
+        <w:t xml:space="preserve">org-level</w:t>
+      </w:r>
+      <w:r>
+        <w:t xml:space="preserve"> </w:t>
+      </w:r>
+      <w:r>
+        <w:t xml:space="preserve">console (a peer of the Simulator, Miner and Risk &amp; Control screens) that trends</w:t>
+      </w:r>
+      <w:r>
+        <w:t xml:space="preserve"> </w:t>
+      </w:r>
+      <w:r>
+        <w:rPr>
+          <w:b/>
+          <w:bCs/>
+        </w:rPr>
+        <w:t xml:space="preserve">control operating-effectiveness over time</w:t>
+      </w:r>
+      <w:r>
+        <w:t xml:space="preserve"> </w:t>
+      </w:r>
+      <w:r>
+        <w:t xml:space="preserve">across</w:t>
+      </w:r>
+      <w:r>
+        <w:t xml:space="preserve"> </w:t>
+      </w:r>
+      <w:r>
+        <w:rPr>
+          <w:i/>
+          <w:iCs/>
+        </w:rPr>
+        <w:t xml:space="preserve">every</w:t>
+      </w:r>
+      <w:r>
+        <w:t xml:space="preserve"> </w:t>
+      </w:r>
+      <w:r>
+        <w:t xml:space="preserve">project in the organisation, assembled from the retained process-mining runs. It shows an org-wide</w:t>
+      </w:r>
+      <w:r>
+        <w:t xml:space="preserve"> </w:t>
+      </w:r>
+      <w:r>
+        <w:rPr>
+          <w:b/>
+          <w:bCs/>
+        </w:rPr>
+        <w:t xml:space="preserve">effectiveness-vs-conformance-fitness trend</w:t>
+      </w:r>
+      <w:r>
+        <w:t xml:space="preserve">, per-control trend charts,</w:t>
+      </w:r>
+      <w:r>
+        <w:t xml:space="preserve"> </w:t>
+      </w:r>
+      <w:r>
+        <w:rPr>
+          <w:b/>
+          <w:bCs/>
+        </w:rPr>
+        <w:t xml:space="preserve">below-threshold and declining-control alerts</w:t>
+      </w:r>
+      <w:r>
+        <w:t xml:space="preserve">, and a by-project posture table — with per-run</w:t>
+      </w:r>
+      <w:r>
+        <w:t xml:space="preserve"> </w:t>
+      </w:r>
+      <w:r>
+        <w:rPr>
+          <w:b/>
+          <w:bCs/>
+        </w:rPr>
+        <w:t xml:space="preserve">include/exclude</w:t>
+      </w:r>
+      <w:r>
+        <w:t xml:space="preserve"> </w:t>
+      </w:r>
+      <w:r>
+        <w:t xml:space="preserve">so throwaway/test runs don't skew the trend.</w:t>
       </w:r>
     </w:p>
     <w:p>
@@ -1163,45 +1387,66 @@
           <w:b/>
           <w:bCs/>
         </w:rPr>
-        <w:t xml:space="preserve">Risk-Control Matrix (RCM) export.</w:t>
-      </w:r>
-      <w:r>
-        <w:t xml:space="preserve"> </w:t>
-      </w:r>
-      <w:r>
-        <w:t xml:space="preserve">One click produces the auditor-standard, flat</w:t>
-      </w:r>
-      <w:r>
-        <w:t xml:space="preserve"> </w:t>
-      </w:r>
-      <w:r>
-        <w:rPr>
-          <w:b/>
-          <w:bCs/>
-        </w:rPr>
-        <w:t xml:space="preserve">Activity × Risk × Control</w:t>
-      </w:r>
-      <w:r>
-        <w:t xml:space="preserve"> </w:t>
-      </w:r>
-      <w:r>
-        <w:t xml:space="preserve">grid (plus registers, a coverage summary and a full</w:t>
-      </w:r>
-      <w:r>
-        <w:t xml:space="preserve"> </w:t>
-      </w:r>
-      <w:r>
-        <w:rPr>
-          <w:b/>
-          <w:bCs/>
-        </w:rPr>
-        <w:t xml:space="preserve">traceability</w:t>
-      </w:r>
-      <w:r>
-        <w:t xml:space="preserve"> </w:t>
-      </w:r>
-      <w:r>
-        <w:t xml:space="preserve">sheet), in Excel.</w:t>
+        <w:t xml:space="preserve">Org-wide Risk &amp; Control numbering + Org Owner.</w:t>
+      </w:r>
+      <w:r>
+        <w:t xml:space="preserve"> </w:t>
+      </w:r>
+      <w:r>
+        <w:t xml:space="preserve">Risk / Control / Policy codes (</w:t>
+      </w:r>
+      <w:r>
+        <w:rPr>
+          <w:rStyle w:val="VerbatimChar"/>
+        </w:rPr>
+        <w:t xml:space="preserve">R-001</w:t>
+      </w:r>
+      <w:r>
+        <w:t xml:space="preserve">,</w:t>
+      </w:r>
+      <w:r>
+        <w:t xml:space="preserve"> </w:t>
+      </w:r>
+      <w:r>
+        <w:rPr>
+          <w:rStyle w:val="VerbatimChar"/>
+        </w:rPr>
+        <w:t xml:space="preserve">C-001</w:t>
+      </w:r>
+      <w:r>
+        <w:t xml:space="preserve">…) are now a single</w:t>
+      </w:r>
+      <w:r>
+        <w:t xml:space="preserve"> </w:t>
+      </w:r>
+      <w:r>
+        <w:rPr>
+          <w:b/>
+          <w:bCs/>
+        </w:rPr>
+        <w:t xml:space="preserve">organisation-wide</w:t>
+      </w:r>
+      <w:r>
+        <w:t xml:space="preserve"> </w:t>
+      </w:r>
+      <w:r>
+        <w:t xml:space="preserve">sequence shared across all of an org's projects, so the same control reads the same code everywhere. A SuperAdmin-settable</w:t>
+      </w:r>
+      <w:r>
+        <w:t xml:space="preserve"> </w:t>
+      </w:r>
+      <w:r>
+        <w:rPr>
+          <w:b/>
+          <w:bCs/>
+        </w:rPr>
+        <w:t xml:space="preserve">Org Owner</w:t>
+      </w:r>
+      <w:r>
+        <w:t xml:space="preserve"> </w:t>
+      </w:r>
+      <w:r>
+        <w:t xml:space="preserve">governs which organisation a project — and its numbering — belongs to.</w:t>
       </w:r>
     </w:p>
     <w:p>
@@ -1217,89 +1462,63 @@
           <w:b/>
           <w:bCs/>
         </w:rPr>
-        <w:t xml:space="preserve">Coverage + Segregation-of-Duties checks.</w:t>
-      </w:r>
-      <w:r>
-        <w:t xml:space="preserve"> </w:t>
-      </w:r>
-      <w:r>
-        <w:t xml:space="preserve">The diagram scan flags a Risk with no mitigating Control, and a lane that both raises and approves the same work.</w:t>
-      </w:r>
-    </w:p>
-    <w:p>
-      <w:pPr>
-        <w:pStyle w:val="Compact"/>
-        <w:numPr>
-          <w:ilvl w:val="0"/>
-          <w:numId w:val="1003"/>
-        </w:numPr>
-      </w:pPr>
-      <w:r>
-        <w:rPr>
-          <w:b/>
-          <w:bCs/>
-        </w:rPr>
-        <w:t xml:space="preserve">Traceability graph.</w:t>
-      </w:r>
-      <w:r>
-        <w:t xml:space="preserve"> </w:t>
-      </w:r>
-      <w:r>
-        <w:t xml:space="preserve">A directed</w:t>
-      </w:r>
-      <w:r>
-        <w:t xml:space="preserve"> </w:t>
-      </w:r>
-      <w:r>
-        <w:rPr>
-          <w:b/>
-          <w:bCs/>
-        </w:rPr>
-        <w:t xml:space="preserve">activity → risk → control → policy → regulation</w:t>
-      </w:r>
-      <w:r>
-        <w:t xml:space="preserve"> </w:t>
-      </w:r>
-      <w:r>
-        <w:t xml:space="preserve">(with KRIs/KPIs) graph, exportable — end-to-end from a BPMN step to the controls and regulations that govern it.</w:t>
-      </w:r>
-    </w:p>
-    <w:p>
-      <w:pPr>
-        <w:pStyle w:val="Compact"/>
-        <w:numPr>
-          <w:ilvl w:val="0"/>
-          <w:numId w:val="1003"/>
-        </w:numPr>
-      </w:pPr>
-      <w:r>
-        <w:rPr>
-          <w:b/>
-          <w:bCs/>
-        </w:rPr>
-        <w:t xml:space="preserve">Control operating-effectiveness from mined data.</w:t>
-      </w:r>
-      <w:r>
-        <w:t xml:space="preserve"> </w:t>
-      </w:r>
-      <w:r>
-        <w:t xml:space="preserve">Tie a Control to the mining-conformance deviation a bypass would produce, and the RCM shows it was</w:t>
-      </w:r>
-      <w:r>
-        <w:t xml:space="preserve"> </w:t>
-      </w:r>
-      <w:r>
-        <w:rPr>
-          <w:b/>
-          <w:bCs/>
-        </w:rPr>
-        <w:t xml:space="preserve">“bypassed in N of M cases”</w:t>
-      </w:r>
-      <w:r>
-        <w:t xml:space="preserve"> </w:t>
-      </w:r>
-      <w:r>
-        <w:t xml:space="preserve">— evidence the control is actually</w:t>
+        <w:t xml:space="preserve">RCM analytics + on-model highlight.</w:t>
+      </w:r>
+      <w:r>
+        <w:t xml:space="preserve"> </w:t>
+      </w:r>
+      <w:r>
+        <w:t xml:space="preserve">An in-console</w:t>
+      </w:r>
+      <w:r>
+        <w:t xml:space="preserve"> </w:t>
+      </w:r>
+      <w:r>
+        <w:rPr>
+          <w:b/>
+          <w:bCs/>
+        </w:rPr>
+        <w:t xml:space="preserve">analytics</w:t>
+      </w:r>
+      <w:r>
+        <w:t xml:space="preserve"> </w:t>
+      </w:r>
+      <w:r>
+        <w:t xml:space="preserve">view (coverage, inherent/residual risk posture, control type/automation mix, operating-effectiveness distribution) plus</w:t>
+      </w:r>
+      <w:r>
+        <w:t xml:space="preserve"> </w:t>
+      </w:r>
+      <w:r>
+        <w:rPr>
+          <w:b/>
+          <w:bCs/>
+        </w:rPr>
+        <w:t xml:space="preserve">red/green highlighting</w:t>
+      </w:r>
+      <w:r>
+        <w:t xml:space="preserve"> </w:t>
+      </w:r>
+      <w:r>
+        <w:t xml:space="preserve">of risk- and control-carrying steps directly on the diagram, and one-click navigation from a control to the exact step it guards.</w:t>
+      </w:r>
+    </w:p>
+    <w:p>
+      <w:pPr>
+        <w:pStyle w:val="FirstParagraph"/>
+      </w:pPr>
+      <w:r>
+        <w:rPr>
+          <w:b/>
+          <w:bCs/>
+        </w:rPr>
+        <w:t xml:space="preserve">Net effect:</w:t>
+      </w:r>
+      <w:r>
+        <w:t xml:space="preserve"> </w:t>
+      </w:r>
+      <w:r>
+        <w:t xml:space="preserve">the governance story moves from</w:t>
       </w:r>
       <w:r>
         <w:t xml:space="preserve"> </w:t>
@@ -1309,32 +1528,13 @@
           <w:i/>
           <w:iCs/>
         </w:rPr>
-        <w:t xml:space="preserve">operating</w:t>
-      </w:r>
-      <w:r>
-        <w:t xml:space="preserve">, computed from the real event log.</w:t>
-      </w:r>
-    </w:p>
-    <w:p>
-      <w:pPr>
-        <w:pStyle w:val="Compact"/>
-        <w:numPr>
-          <w:ilvl w:val="0"/>
-          <w:numId w:val="1003"/>
-        </w:numPr>
-      </w:pPr>
-      <w:r>
-        <w:rPr>
-          <w:b/>
-          <w:bCs/>
-        </w:rPr>
-        <w:t xml:space="preserve">A 3rd example catalog</w:t>
-      </w:r>
-      <w:r>
-        <w:t xml:space="preserve"> </w:t>
-      </w:r>
-      <w:r>
-        <w:t xml:space="preserve">—</w:t>
+        <w:t xml:space="preserve">"produce a Risk-Control Matrix"</w:t>
+      </w:r>
+      <w:r>
+        <w:t xml:space="preserve"> </w:t>
+      </w:r>
+      <w:r>
+        <w:t xml:space="preserve">to</w:t>
       </w:r>
       <w:r>
         <w:t xml:space="preserve"> </w:t>
@@ -1344,62 +1544,45 @@
           <w:i/>
           <w:iCs/>
         </w:rPr>
-        <w:t xml:space="preserve">Risk &amp; Control (GRC) Examples</w:t>
-      </w:r>
-      <w:r>
-        <w:t xml:space="preserve"> </w:t>
-      </w:r>
-      <w:r>
-        <w:t xml:space="preserve">— parallel to the Simulator and Mining galleries, with a one-click Order-to-Cash study (real process + risks/controls + a mined run proving effectiveness).</w:t>
-      </w:r>
-    </w:p>
-    <w:p>
-      <w:pPr>
-        <w:pStyle w:val="FirstParagraph"/>
-      </w:pPr>
-      <w:r>
-        <w:t xml:space="preserve">Net effect: Diagramatix now spans</w:t>
-      </w:r>
-      <w:r>
-        <w:t xml:space="preserve"> </w:t>
-      </w:r>
-      <w:r>
-        <w:rPr>
-          <w:b/>
-          <w:bCs/>
-        </w:rPr>
-        <w:t xml:space="preserve">model → publish → mine → conform → simulate → govern → improve</w:t>
-      </w:r>
-      <w:r>
-        <w:t xml:space="preserve"> </w:t>
-      </w:r>
-      <w:r>
-        <w:t xml:space="preserve">in one workspace. The two capabilities that used to be</w:t>
-      </w:r>
-      <w:r>
-        <w:t xml:space="preserve"> </w:t>
-      </w:r>
-      <w:r>
-        <w:t xml:space="preserve">“enterprise-suite only”</w:t>
-      </w:r>
-      <w:r>
-        <w:t xml:space="preserve"> </w:t>
-      </w:r>
-      <w:r>
-        <w:t xml:space="preserve">— process mining and GRC — are both present</w:t>
-      </w:r>
-      <w:r>
-        <w:t xml:space="preserve"> </w:t>
-      </w:r>
-      <w:r>
-        <w:rPr>
-          <w:i/>
-          <w:iCs/>
-        </w:rPr>
-        <w:t xml:space="preserve">and integrated with each other</w:t>
-      </w:r>
-      <w:r>
-        <w:t xml:space="preserve">, which even the enterprise suites keep in separate products.</w:t>
+        <w:t xml:space="preserve">"monitor whether controls keep operating — organisation-wide, over time."</w:t>
+      </w:r>
+      <w:r>
+        <w:t xml:space="preserve"> </w:t>
+      </w:r>
+      <w:r>
+        <w:t xml:space="preserve">This begins to close the previously-noted</w:t>
+      </w:r>
+      <w:r>
+        <w:t xml:space="preserve"> </w:t>
+      </w:r>
+      <w:r>
+        <w:rPr>
+          <w:b/>
+          <w:bCs/>
+        </w:rPr>
+        <w:t xml:space="preserve">org-wide analytics</w:t>
+      </w:r>
+      <w:r>
+        <w:t xml:space="preserve"> </w:t>
+      </w:r>
+      <w:r>
+        <w:t xml:space="preserve">gap for the</w:t>
+      </w:r>
+      <w:r>
+        <w:t xml:space="preserve"> </w:t>
+      </w:r>
+      <w:r>
+        <w:rPr>
+          <w:b/>
+          <w:bCs/>
+        </w:rPr>
+        <w:t xml:space="preserve">compliance</w:t>
+      </w:r>
+      <w:r>
+        <w:t xml:space="preserve"> </w:t>
+      </w:r>
+      <w:r>
+        <w:t xml:space="preserve">domain specifically (control-effectiveness trending across projects) — a capability the enterprise suites deliver only by combining a separate process-intelligence product with a separate GRC product.</w:t>
       </w:r>
     </w:p>
     <w:p>
@@ -1410,13 +1593,13 @@
       </w:r>
     </w:p>
     <w:bookmarkEnd w:id="12"/>
-    <w:bookmarkStart w:id="13" w:name="basis-of-comparison"/>
+    <w:bookmarkStart w:id="13" w:name="X2beb0b9928826452e14c865c2dfc827da6f4f07"/>
     <w:p>
       <w:pPr>
         <w:pStyle w:val="Heading2"/>
       </w:pPr>
       <w:r>
-        <w:t xml:space="preserve">Basis of comparison</w:t>
+        <w:t xml:space="preserve">Earlier context — the GRC addition (5 July 2026)</w:t>
       </w:r>
     </w:p>
     <w:p>
@@ -1424,20 +1607,55 @@
         <w:pStyle w:val="FirstParagraph"/>
       </w:pPr>
       <w:r>
-        <w:t xml:space="preserve">The Diagramatix side is grounded in the shipped feature catalogue. The comparator side is based on public product pages and documentation — this is a</w:t>
-      </w:r>
-      <w:r>
-        <w:t xml:space="preserve"> </w:t>
-      </w:r>
-      <w:r>
-        <w:rPr>
-          <w:b/>
-          <w:bCs/>
-        </w:rPr>
-        <w:t xml:space="preserve">public-document comparison, not a hands-on bake-off</w:t>
-      </w:r>
-      <w:r>
-        <w:t xml:space="preserve">:</w:t>
+        <w:t xml:space="preserve">The 21 June comparison called out</w:t>
+      </w:r>
+      <w:r>
+        <w:t xml:space="preserve"> </w:t>
+      </w:r>
+      <w:r>
+        <w:rPr>
+          <w:b/>
+          <w:bCs/>
+        </w:rPr>
+        <w:t xml:space="preserve">process mining/conformance</w:t>
+      </w:r>
+      <w:r>
+        <w:t xml:space="preserve"> </w:t>
+      </w:r>
+      <w:r>
+        <w:t xml:space="preserve">as Diagramatix's clearest gap; the 4 July refresh closed it. Since then Diagramatix has also shipped the</w:t>
+      </w:r>
+      <w:r>
+        <w:t xml:space="preserve"> </w:t>
+      </w:r>
+      <w:r>
+        <w:rPr>
+          <w:i/>
+          <w:iCs/>
+        </w:rPr>
+        <w:t xml:space="preserve">other</w:t>
+      </w:r>
+      <w:r>
+        <w:t xml:space="preserve"> </w:t>
+      </w:r>
+      <w:r>
+        <w:t xml:space="preserve">historically-missing enterprise pillar —</w:t>
+      </w:r>
+      <w:r>
+        <w:t xml:space="preserve"> </w:t>
+      </w:r>
+      <w:r>
+        <w:rPr>
+          <w:b/>
+          <w:bCs/>
+        </w:rPr>
+        <w:t xml:space="preserve">Risk &amp; Compliance / GRC</w:t>
+      </w:r>
+      <w:r>
+        <w:t xml:space="preserve"> </w:t>
+      </w:r>
+      <w:r>
+        <w:t xml:space="preserve">— and, critically, wired it to the mining engine:</w:t>
       </w:r>
     </w:p>
     <w:p>
@@ -1453,13 +1671,29 @@
           <w:b/>
           <w:bCs/>
         </w:rPr>
-        <w:t xml:space="preserve">Strong</w:t>
-      </w:r>
-      <w:r>
-        <w:t xml:space="preserve"> </w:t>
-      </w:r>
-      <w:r>
-        <w:t xml:space="preserve">— clear public evidence of a matching or very close capability.</w:t>
+        <w:t xml:space="preserve">Risk &amp; Control on the process model.</w:t>
+      </w:r>
+      <w:r>
+        <w:t xml:space="preserve"> </w:t>
+      </w:r>
+      <w:r>
+        <w:t xml:space="preserve">Attach</w:t>
+      </w:r>
+      <w:r>
+        <w:t xml:space="preserve"> </w:t>
+      </w:r>
+      <w:r>
+        <w:rPr>
+          <w:b/>
+          <w:bCs/>
+        </w:rPr>
+        <w:t xml:space="preserve">Risks and Controls</w:t>
+      </w:r>
+      <w:r>
+        <w:t xml:space="preserve"> </w:t>
+      </w:r>
+      <w:r>
+        <w:t xml:space="preserve">(and Policies, Regulations, Audit Findings, KRIs, KPIs) to the real process steps, from an org-master catalog each project adopts. Controls carry type (preventive/detective/corrective), automation (manual/automated/IT-dependent), owner, framework reference, evidence, test method and residual-risk rating.</w:t>
       </w:r>
     </w:p>
     <w:p>
@@ -1475,13 +1709,45 @@
           <w:b/>
           <w:bCs/>
         </w:rPr>
-        <w:t xml:space="preserve">Partial</w:t>
-      </w:r>
-      <w:r>
-        <w:t xml:space="preserve"> </w:t>
-      </w:r>
-      <w:r>
-        <w:t xml:space="preserve">— an adjacent capability, but not the exact Diagramatix feature as described.</w:t>
+        <w:t xml:space="preserve">Risk-Control Matrix (RCM) export.</w:t>
+      </w:r>
+      <w:r>
+        <w:t xml:space="preserve"> </w:t>
+      </w:r>
+      <w:r>
+        <w:t xml:space="preserve">One click produces the auditor-standard, flat</w:t>
+      </w:r>
+      <w:r>
+        <w:t xml:space="preserve"> </w:t>
+      </w:r>
+      <w:r>
+        <w:rPr>
+          <w:b/>
+          <w:bCs/>
+        </w:rPr>
+        <w:t xml:space="preserve">Activity × Risk × Control</w:t>
+      </w:r>
+      <w:r>
+        <w:t xml:space="preserve"> </w:t>
+      </w:r>
+      <w:r>
+        <w:t xml:space="preserve">grid (plus registers, a coverage summary and a full</w:t>
+      </w:r>
+      <w:r>
+        <w:t xml:space="preserve"> </w:t>
+      </w:r>
+      <w:r>
+        <w:rPr>
+          <w:b/>
+          <w:bCs/>
+        </w:rPr>
+        <w:t xml:space="preserve">traceability</w:t>
+      </w:r>
+      <w:r>
+        <w:t xml:space="preserve"> </w:t>
+      </w:r>
+      <w:r>
+        <w:t xml:space="preserve">sheet), in Excel.</w:t>
       </w:r>
     </w:p>
     <w:p>
@@ -1497,29 +1763,177 @@
           <w:b/>
           <w:bCs/>
         </w:rPr>
-        <w:t xml:space="preserve">Not found</w:t>
-      </w:r>
-      <w:r>
-        <w:t xml:space="preserve"> </w:t>
-      </w:r>
-      <w:r>
-        <w:t xml:space="preserve">— no reliable public evidence for that exact feature (this does</w:t>
-      </w:r>
-      <w:r>
-        <w:t xml:space="preserve"> </w:t>
-      </w:r>
-      <w:r>
-        <w:rPr>
-          <w:b/>
-          <w:bCs/>
-        </w:rPr>
-        <w:t xml:space="preserve">not</w:t>
-      </w:r>
-      <w:r>
-        <w:t xml:space="preserve"> </w:t>
-      </w:r>
-      <w:r>
-        <w:t xml:space="preserve">prove absence).</w:t>
+        <w:t xml:space="preserve">Coverage + Segregation-of-Duties checks.</w:t>
+      </w:r>
+      <w:r>
+        <w:t xml:space="preserve"> </w:t>
+      </w:r>
+      <w:r>
+        <w:t xml:space="preserve">The diagram scan flags a Risk with no mitigating Control, and a lane that both raises and approves the same work.</w:t>
+      </w:r>
+    </w:p>
+    <w:p>
+      <w:pPr>
+        <w:pStyle w:val="Compact"/>
+        <w:numPr>
+          <w:ilvl w:val="0"/>
+          <w:numId w:val="1004"/>
+        </w:numPr>
+      </w:pPr>
+      <w:r>
+        <w:rPr>
+          <w:b/>
+          <w:bCs/>
+        </w:rPr>
+        <w:t xml:space="preserve">Traceability graph.</w:t>
+      </w:r>
+      <w:r>
+        <w:t xml:space="preserve"> </w:t>
+      </w:r>
+      <w:r>
+        <w:t xml:space="preserve">A directed</w:t>
+      </w:r>
+      <w:r>
+        <w:t xml:space="preserve"> </w:t>
+      </w:r>
+      <w:r>
+        <w:rPr>
+          <w:b/>
+          <w:bCs/>
+        </w:rPr>
+        <w:t xml:space="preserve">activity → risk → control → policy → regulation</w:t>
+      </w:r>
+      <w:r>
+        <w:t xml:space="preserve"> </w:t>
+      </w:r>
+      <w:r>
+        <w:t xml:space="preserve">(with KRIs/KPIs) graph, exportable — end-to-end from a BPMN step to the controls and regulations that govern it.</w:t>
+      </w:r>
+    </w:p>
+    <w:p>
+      <w:pPr>
+        <w:pStyle w:val="Compact"/>
+        <w:numPr>
+          <w:ilvl w:val="0"/>
+          <w:numId w:val="1004"/>
+        </w:numPr>
+      </w:pPr>
+      <w:r>
+        <w:rPr>
+          <w:b/>
+          <w:bCs/>
+        </w:rPr>
+        <w:t xml:space="preserve">Control operating-effectiveness from mined data.</w:t>
+      </w:r>
+      <w:r>
+        <w:t xml:space="preserve"> </w:t>
+      </w:r>
+      <w:r>
+        <w:t xml:space="preserve">Tie a Control to the mining-conformance deviation a bypass would produce, and the RCM shows it was</w:t>
+      </w:r>
+      <w:r>
+        <w:t xml:space="preserve"> </w:t>
+      </w:r>
+      <w:r>
+        <w:rPr>
+          <w:b/>
+          <w:bCs/>
+        </w:rPr>
+        <w:t xml:space="preserve">"bypassed in N of M cases"</w:t>
+      </w:r>
+      <w:r>
+        <w:t xml:space="preserve"> </w:t>
+      </w:r>
+      <w:r>
+        <w:t xml:space="preserve">— evidence the control is actually</w:t>
+      </w:r>
+      <w:r>
+        <w:t xml:space="preserve"> </w:t>
+      </w:r>
+      <w:r>
+        <w:rPr>
+          <w:i/>
+          <w:iCs/>
+        </w:rPr>
+        <w:t xml:space="preserve">operating</w:t>
+      </w:r>
+      <w:r>
+        <w:t xml:space="preserve">, computed from the real event log.</w:t>
+      </w:r>
+    </w:p>
+    <w:p>
+      <w:pPr>
+        <w:pStyle w:val="Compact"/>
+        <w:numPr>
+          <w:ilvl w:val="0"/>
+          <w:numId w:val="1004"/>
+        </w:numPr>
+      </w:pPr>
+      <w:r>
+        <w:rPr>
+          <w:b/>
+          <w:bCs/>
+        </w:rPr>
+        <w:t xml:space="preserve">A 3rd example catalog</w:t>
+      </w:r>
+      <w:r>
+        <w:t xml:space="preserve"> </w:t>
+      </w:r>
+      <w:r>
+        <w:t xml:space="preserve">—</w:t>
+      </w:r>
+      <w:r>
+        <w:t xml:space="preserve"> </w:t>
+      </w:r>
+      <w:r>
+        <w:rPr>
+          <w:i/>
+          <w:iCs/>
+        </w:rPr>
+        <w:t xml:space="preserve">Risk &amp; Control (GRC) Examples</w:t>
+      </w:r>
+      <w:r>
+        <w:t xml:space="preserve"> </w:t>
+      </w:r>
+      <w:r>
+        <w:t xml:space="preserve">— parallel to the Simulator and Mining galleries, with a one-click Order-to-Cash study (real process + risks/controls + a mined run proving effectiveness).</w:t>
+      </w:r>
+    </w:p>
+    <w:p>
+      <w:pPr>
+        <w:pStyle w:val="FirstParagraph"/>
+      </w:pPr>
+      <w:r>
+        <w:t xml:space="preserve">Net effect: Diagramatix now spans</w:t>
+      </w:r>
+      <w:r>
+        <w:t xml:space="preserve"> </w:t>
+      </w:r>
+      <w:r>
+        <w:rPr>
+          <w:b/>
+          <w:bCs/>
+        </w:rPr>
+        <w:t xml:space="preserve">model → publish → mine → conform → simulate → govern → improve</w:t>
+      </w:r>
+      <w:r>
+        <w:t xml:space="preserve"> </w:t>
+      </w:r>
+      <w:r>
+        <w:t xml:space="preserve">in one workspace. The two capabilities that used to be "enterprise-suite only" — process mining and GRC — are both present</w:t>
+      </w:r>
+      <w:r>
+        <w:t xml:space="preserve"> </w:t>
+      </w:r>
+      <w:r>
+        <w:rPr>
+          <w:i/>
+          <w:iCs/>
+        </w:rPr>
+        <w:t xml:space="preserve">and integrated with each other</w:t>
+      </w:r>
+      <w:r>
+        <w:t xml:space="preserve">, which even the enterprise suites keep in separate products.</w:t>
       </w:r>
     </w:p>
     <w:p>
@@ -1530,13 +1944,13 @@
       </w:r>
     </w:p>
     <w:bookmarkEnd w:id="13"/>
-    <w:bookmarkStart w:id="14" w:name="executive-summary"/>
+    <w:bookmarkStart w:id="14" w:name="basis-of-comparison"/>
     <w:p>
       <w:pPr>
         <w:pStyle w:val="Heading2"/>
       </w:pPr>
       <w:r>
-        <w:t xml:space="preserve">Executive summary</w:t>
+        <w:t xml:space="preserve">Basis of comparison</w:t>
       </w:r>
     </w:p>
     <w:p>
@@ -1544,60 +1958,20 @@
         <w:pStyle w:val="FirstParagraph"/>
       </w:pPr>
       <w:r>
-        <w:rPr>
-          <w:b/>
-          <w:bCs/>
-        </w:rPr>
-        <w:t xml:space="preserve">Diagramatix</w:t>
-      </w:r>
-      <w:r>
-        <w:t xml:space="preserve"> </w:t>
-      </w:r>
-      <w:r>
-        <w:t xml:space="preserve">is now a</w:t>
-      </w:r>
-      <w:r>
-        <w:t xml:space="preserve"> </w:t>
-      </w:r>
-      <w:r>
-        <w:rPr>
-          <w:b/>
-          <w:bCs/>
-        </w:rPr>
-        <w:t xml:space="preserve">full-loop process</w:t>
-      </w:r>
-      <w:r>
-        <w:rPr>
-          <w:b/>
-          <w:bCs/>
-        </w:rPr>
-        <w:t xml:space="preserve"> </w:t>
-      </w:r>
-      <w:r>
-        <w:rPr>
-          <w:b/>
-          <w:bCs/>
-          <w:i/>
-          <w:iCs/>
-        </w:rPr>
-        <w:t xml:space="preserve">and governance</w:t>
-      </w:r>
-      <w:r>
-        <w:rPr>
-          <w:b/>
-          <w:bCs/>
-        </w:rPr>
-        <w:t xml:space="preserve"> </w:t>
-      </w:r>
-      <w:r>
-        <w:rPr>
-          <w:b/>
-          <w:bCs/>
-        </w:rPr>
-        <w:t xml:space="preserve">platform for the SMB and mid-market</w:t>
-      </w:r>
-      <w:r>
-        <w:t xml:space="preserve">: author in any notation, publish to a business audience, mine the real process from event logs, check conformance, calibrate a digital twin, simulate the redesign — and govern it with risks, controls and a Risk-Control Matrix, all without leaving the tool. Its distinctive, hard-to-match claims are now:</w:t>
+        <w:t xml:space="preserve">The Diagramatix side is grounded in the shipped feature catalogue. The comparator side is based on public product pages and documentation — this is a</w:t>
+      </w:r>
+      <w:r>
+        <w:t xml:space="preserve"> </w:t>
+      </w:r>
+      <w:r>
+        <w:rPr>
+          <w:b/>
+          <w:bCs/>
+        </w:rPr>
+        <w:t xml:space="preserve">public-document comparison, not a hands-on bake-off</w:t>
+      </w:r>
+      <w:r>
+        <w:t xml:space="preserve">:</w:t>
       </w:r>
     </w:p>
     <w:p>
@@ -1613,61 +1987,13 @@
           <w:b/>
           <w:bCs/>
         </w:rPr>
-        <w:t xml:space="preserve">A closed mine → conform → simulate → improve loop in one product.</w:t>
-      </w:r>
-      <w:r>
-        <w:t xml:space="preserve"> </w:t>
-      </w:r>
-      <w:r>
-        <w:t xml:space="preserve">Most tools do</w:t>
-      </w:r>
-      <w:r>
-        <w:t xml:space="preserve"> </w:t>
-      </w:r>
-      <w:r>
-        <w:rPr>
-          <w:i/>
-          <w:iCs/>
-        </w:rPr>
-        <w:t xml:space="preserve">either</w:t>
-      </w:r>
-      <w:r>
-        <w:t xml:space="preserve"> </w:t>
-      </w:r>
-      <w:r>
-        <w:t xml:space="preserve">mining (Celonis, Signavio PI, ARIS Mining)</w:t>
-      </w:r>
-      <w:r>
-        <w:t xml:space="preserve"> </w:t>
-      </w:r>
-      <w:r>
-        <w:rPr>
-          <w:i/>
-          <w:iCs/>
-        </w:rPr>
-        <w:t xml:space="preserve">or</w:t>
-      </w:r>
-      <w:r>
-        <w:t xml:space="preserve"> </w:t>
-      </w:r>
-      <w:r>
-        <w:t xml:space="preserve">modelling+simulation (Signavio Modeler, ARIS, PRIME). Diagramatix does both and</w:t>
-      </w:r>
-      <w:r>
-        <w:t xml:space="preserve"> </w:t>
-      </w:r>
-      <w:r>
-        <w:rPr>
-          <w:b/>
-          <w:bCs/>
-        </w:rPr>
-        <w:t xml:space="preserve">wires mining output straight into a calibrated simulation twin</w:t>
-      </w:r>
-      <w:r>
-        <w:t xml:space="preserve"> </w:t>
-      </w:r>
-      <w:r>
-        <w:t xml:space="preserve">— a workflow even the enterprise suites keep in separate modules.</w:t>
+        <w:t xml:space="preserve">Strong</w:t>
+      </w:r>
+      <w:r>
+        <w:t xml:space="preserve"> </w:t>
+      </w:r>
+      <w:r>
+        <w:t xml:space="preserve">— clear public evidence of a matching or very close capability.</w:t>
       </w:r>
     </w:p>
     <w:p>
@@ -1683,96 +2009,13 @@
           <w:b/>
           <w:bCs/>
         </w:rPr>
-        <w:t xml:space="preserve">Governance on the process, proven by data — and monitored over time.</w:t>
-      </w:r>
-      <w:r>
-        <w:t xml:space="preserve"> </w:t>
-      </w:r>
-      <w:r>
-        <w:t xml:space="preserve">Attach Risks &amp; Controls to the real steps, produce a Risk-Control Matrix, and — uniquely at this tier — see each control’s</w:t>
-      </w:r>
-      <w:r>
-        <w:t xml:space="preserve"> </w:t>
-      </w:r>
-      <w:r>
-        <w:rPr>
-          <w:b/>
-          <w:bCs/>
-        </w:rPr>
-        <w:t xml:space="preserve">operating effectiveness</w:t>
-      </w:r>
-      <w:r>
-        <w:t xml:space="preserve"> </w:t>
-      </w:r>
-      <w:r>
-        <w:t xml:space="preserve">(</w:t>
-      </w:r>
-      <w:r>
-        <w:t xml:space="preserve">“bypassed in N of M cases”</w:t>
-      </w:r>
-      <w:r>
-        <w:t xml:space="preserve">) computed from the</w:t>
-      </w:r>
-      <w:r>
-        <w:t xml:space="preserve"> </w:t>
-      </w:r>
-      <w:r>
-        <w:rPr>
-          <w:i/>
-          <w:iCs/>
-        </w:rPr>
-        <w:t xml:space="preserve">mined conformance</w:t>
-      </w:r>
-      <w:r>
-        <w:t xml:space="preserve">, now</w:t>
-      </w:r>
-      <w:r>
-        <w:t xml:space="preserve"> </w:t>
-      </w:r>
-      <w:r>
-        <w:rPr>
-          <w:b/>
-          <w:bCs/>
-        </w:rPr>
-        <w:t xml:space="preserve">trended organisation-wide over time</w:t>
-      </w:r>
-      <w:r>
-        <w:t xml:space="preserve"> </w:t>
-      </w:r>
-      <w:r>
-        <w:t xml:space="preserve">in a dedicated</w:t>
-      </w:r>
-      <w:r>
-        <w:t xml:space="preserve"> </w:t>
-      </w:r>
-      <w:r>
-        <w:rPr>
-          <w:b/>
-          <w:bCs/>
-        </w:rPr>
-        <w:t xml:space="preserve">Compliance Monitoring</w:t>
-      </w:r>
-      <w:r>
-        <w:t xml:space="preserve"> </w:t>
-      </w:r>
-      <w:r>
-        <w:t xml:space="preserve">console with declining-control alerts. Enterprise GRC suites keep risk/control and process mining in separate products; Diagramatix does both on one model</w:t>
-      </w:r>
-      <w:r>
-        <w:t xml:space="preserve"> </w:t>
-      </w:r>
-      <w:r>
-        <w:rPr>
-          <w:i/>
-          <w:iCs/>
-        </w:rPr>
-        <w:t xml:space="preserve">and</w:t>
-      </w:r>
-      <w:r>
-        <w:t xml:space="preserve"> </w:t>
-      </w:r>
-      <w:r>
-        <w:t xml:space="preserve">monitors compliance continuously.</w:t>
+        <w:t xml:space="preserve">Partial</w:t>
+      </w:r>
+      <w:r>
+        <w:t xml:space="preserve"> </w:t>
+      </w:r>
+      <w:r>
+        <w:t xml:space="preserve">— an adjacent capability, but not the exact Diagramatix feature as described.</w:t>
       </w:r>
     </w:p>
     <w:p>
@@ -1788,100 +2031,107 @@
           <w:b/>
           <w:bCs/>
         </w:rPr>
-        <w:t xml:space="preserve">APQC PCF as a living framework, not a static library.</w:t>
-      </w:r>
-      <w:r>
-        <w:t xml:space="preserve"> </w:t>
-      </w:r>
-      <w:r>
-        <w:t xml:space="preserve">Classify diagrams against the standard,</w:t>
-      </w:r>
-      <w:r>
-        <w:t xml:space="preserve"> </w:t>
-      </w:r>
-      <w:r>
-        <w:rPr>
-          <w:b/>
-          <w:bCs/>
-        </w:rPr>
-        <w:t xml:space="preserve">generate a running BPMN model from an APQC process</w:t>
-      </w:r>
-      <w:r>
-        <w:t xml:space="preserve"> </w:t>
-      </w:r>
-      <w:r>
-        <w:t xml:space="preserve">in one click, measure</w:t>
-      </w:r>
-      <w:r>
-        <w:t xml:space="preserve"> </w:t>
-      </w:r>
-      <w:r>
-        <w:rPr>
-          <w:b/>
-          <w:bCs/>
-        </w:rPr>
-        <w:t xml:space="preserve">coverage</w:t>
-      </w:r>
-      <w:r>
-        <w:t xml:space="preserve"> </w:t>
-      </w:r>
-      <w:r>
-        <w:t xml:space="preserve">and roll</w:t>
-      </w:r>
-      <w:r>
-        <w:t xml:space="preserve"> </w:t>
-      </w:r>
-      <w:r>
-        <w:rPr>
-          <w:b/>
-          <w:bCs/>
-        </w:rPr>
-        <w:t xml:space="preserve">control-effectiveness up by APQC category</w:t>
-      </w:r>
-      <w:r>
-        <w:t xml:space="preserve">, and</w:t>
-      </w:r>
-      <w:r>
-        <w:t xml:space="preserve"> </w:t>
-      </w:r>
-      <w:r>
-        <w:rPr>
-          <w:b/>
-          <w:bCs/>
-        </w:rPr>
-        <w:t xml:space="preserve">compose/version/divisionalise your own tailored framework</w:t>
-      </w:r>
-      <w:r>
-        <w:t xml:space="preserve"> </w:t>
-      </w:r>
-      <w:r>
-        <w:t xml:space="preserve">with provenance back to APQC and an upgrade wizard that re-points by stable id. PRIME BPM ships the APQC</w:t>
-      </w:r>
-      <w:r>
-        <w:t xml:space="preserve"> </w:t>
-      </w:r>
-      <w:r>
-        <w:rPr>
+        <w:t xml:space="preserve">Not found</w:t>
+      </w:r>
+      <w:r>
+        <w:t xml:space="preserve"> </w:t>
+      </w:r>
+      <w:r>
+        <w:t xml:space="preserve">— no reliable public evidence for that exact feature (this does</w:t>
+      </w:r>
+      <w:r>
+        <w:t xml:space="preserve"> </w:t>
+      </w:r>
+      <w:r>
+        <w:rPr>
+          <w:b/>
+          <w:bCs/>
+        </w:rPr>
+        <w:t xml:space="preserve">not</w:t>
+      </w:r>
+      <w:r>
+        <w:t xml:space="preserve"> </w:t>
+      </w:r>
+      <w:r>
+        <w:t xml:space="preserve">prove absence).</w:t>
+      </w:r>
+    </w:p>
+    <w:p>
+      <w:r>
+        <w:pict>
+          <v:rect style="width:0;height:1.5pt" o:hralign="center" o:hrstd="t" o:hr="t"/>
+        </w:pict>
+      </w:r>
+    </w:p>
+    <w:bookmarkEnd w:id="14"/>
+    <w:bookmarkStart w:id="15" w:name="executive-summary"/>
+    <w:p>
+      <w:pPr>
+        <w:pStyle w:val="Heading2"/>
+      </w:pPr>
+      <w:r>
+        <w:t xml:space="preserve">Executive summary</w:t>
+      </w:r>
+    </w:p>
+    <w:p>
+      <w:pPr>
+        <w:pStyle w:val="FirstParagraph"/>
+      </w:pPr>
+      <w:r>
+        <w:rPr>
+          <w:b/>
+          <w:bCs/>
+        </w:rPr>
+        <w:t xml:space="preserve">Diagramatix</w:t>
+      </w:r>
+      <w:r>
+        <w:t xml:space="preserve"> </w:t>
+      </w:r>
+      <w:r>
+        <w:t xml:space="preserve">is now a</w:t>
+      </w:r>
+      <w:r>
+        <w:t xml:space="preserve"> </w:t>
+      </w:r>
+      <w:r>
+        <w:rPr>
+          <w:b/>
+          <w:bCs/>
+        </w:rPr>
+        <w:t xml:space="preserve">full-loop process</w:t>
+      </w:r>
+      <w:r>
+        <w:rPr>
+          <w:b/>
+          <w:bCs/>
+        </w:rPr>
+        <w:t xml:space="preserve"> </w:t>
+      </w:r>
+      <w:r>
+        <w:rPr>
+          <w:b/>
+          <w:bCs/>
           <w:i/>
           <w:iCs/>
         </w:rPr>
-        <w:t xml:space="preserve">library</w:t>
-      </w:r>
-      <w:r>
-        <w:t xml:space="preserve">; ARIS/Signavio ship APQC-aligned</w:t>
-      </w:r>
-      <w:r>
-        <w:t xml:space="preserve"> </w:t>
-      </w:r>
-      <w:r>
-        <w:rPr>
-          <w:i/>
-          <w:iCs/>
-        </w:rPr>
-        <w:t xml:space="preserve">reference models</w:t>
-      </w:r>
-      <w:r>
-        <w:t xml:space="preserve">; none turn it into a generate-from, coverage-measured, org-tailorable framework wired to live models, mining and controls.</w:t>
+        <w:t xml:space="preserve">and governance</w:t>
+      </w:r>
+      <w:r>
+        <w:rPr>
+          <w:b/>
+          <w:bCs/>
+        </w:rPr>
+        <w:t xml:space="preserve"> </w:t>
+      </w:r>
+      <w:r>
+        <w:rPr>
+          <w:b/>
+          <w:bCs/>
+        </w:rPr>
+        <w:t xml:space="preserve">platform for the SMB and mid-market</w:t>
+      </w:r>
+      <w:r>
+        <w:t xml:space="preserve">: author in any notation, publish to a business audience, mine the real process from event logs, check conformance, calibrate a digital twin, simulate the redesign — and govern it with risks, controls and a Risk-Control Matrix, all without leaving the tool. Its distinctive, hard-to-match claims are now:</w:t>
       </w:r>
     </w:p>
     <w:p>
@@ -1889,7 +2139,7 @@
         <w:pStyle w:val="Compact"/>
         <w:numPr>
           <w:ilvl w:val="0"/>
-          <w:numId w:val="1005"/>
+          <w:numId w:val="1006"/>
         </w:numPr>
       </w:pPr>
       <w:r>
@@ -1897,29 +2147,13 @@
           <w:b/>
           <w:bCs/>
         </w:rPr>
-        <w:t xml:space="preserve">Entity-lifecycle mining + state-machine conformance.</w:t>
-      </w:r>
-      <w:r>
-        <w:t xml:space="preserve"> </w:t>
-      </w:r>
-      <w:r>
-        <w:t xml:space="preserve">Beyond directly-follows BPMN discovery, Diagramatix mines the business entity’s</w:t>
-      </w:r>
-      <w:r>
-        <w:t xml:space="preserve"> </w:t>
-      </w:r>
-      <w:r>
-        <w:rPr>
-          <w:b/>
-          <w:bCs/>
-        </w:rPr>
-        <w:t xml:space="preserve">state machine</w:t>
-      </w:r>
-      <w:r>
-        <w:t xml:space="preserve"> </w:t>
-      </w:r>
-      <w:r>
-        <w:t xml:space="preserve">and replays it against a reference lifecycle — conformance framed as</w:t>
+        <w:t xml:space="preserve">A closed mine → conform → simulate → improve loop in one product.</w:t>
+      </w:r>
+      <w:r>
+        <w:t xml:space="preserve"> </w:t>
+      </w:r>
+      <w:r>
+        <w:t xml:space="preserve">Most tools do</w:t>
       </w:r>
       <w:r>
         <w:t xml:space="preserve"> </w:t>
@@ -1929,10 +2163,45 @@
           <w:i/>
           <w:iCs/>
         </w:rPr>
-        <w:t xml:space="preserve">legal states/transitions</w:t>
-      </w:r>
-      <w:r>
-        <w:t xml:space="preserve">, unusually precise for this tier.</w:t>
+        <w:t xml:space="preserve">either</w:t>
+      </w:r>
+      <w:r>
+        <w:t xml:space="preserve"> </w:t>
+      </w:r>
+      <w:r>
+        <w:t xml:space="preserve">mining (Celonis, Signavio PI, ARIS Mining)</w:t>
+      </w:r>
+      <w:r>
+        <w:t xml:space="preserve"> </w:t>
+      </w:r>
+      <w:r>
+        <w:rPr>
+          <w:i/>
+          <w:iCs/>
+        </w:rPr>
+        <w:t xml:space="preserve">or</w:t>
+      </w:r>
+      <w:r>
+        <w:t xml:space="preserve"> </w:t>
+      </w:r>
+      <w:r>
+        <w:t xml:space="preserve">modelling+simulation (Signavio Modeler, ARIS, PRIME). Diagramatix does both and</w:t>
+      </w:r>
+      <w:r>
+        <w:t xml:space="preserve"> </w:t>
+      </w:r>
+      <w:r>
+        <w:rPr>
+          <w:b/>
+          <w:bCs/>
+        </w:rPr>
+        <w:t xml:space="preserve">wires mining output straight into a calibrated simulation twin</w:t>
+      </w:r>
+      <w:r>
+        <w:t xml:space="preserve"> </w:t>
+      </w:r>
+      <w:r>
+        <w:t xml:space="preserve">— a workflow even the enterprise suites keep in separate modules.</w:t>
       </w:r>
     </w:p>
     <w:p>
@@ -1940,7 +2209,7 @@
         <w:pStyle w:val="Compact"/>
         <w:numPr>
           <w:ilvl w:val="0"/>
-          <w:numId w:val="1005"/>
+          <w:numId w:val="1006"/>
         </w:numPr>
       </w:pPr>
       <w:r>
@@ -1948,42 +2217,29 @@
           <w:b/>
           <w:bCs/>
         </w:rPr>
-        <w:t xml:space="preserve">Broad multi-notation editing</w:t>
-      </w:r>
-      <w:r>
-        <w:t xml:space="preserve"> </w:t>
-      </w:r>
-      <w:r>
-        <w:t xml:space="preserve">(BPMN, ArchiMate, UML, Value Chain, State Machine, Domain, Context…),</w:t>
-      </w:r>
-      <w:r>
-        <w:t xml:space="preserve"> </w:t>
-      </w:r>
-      <w:r>
-        <w:rPr>
-          <w:b/>
-          <w:bCs/>
-        </w:rPr>
-        <w:t xml:space="preserve">text-, image- and voice-to-diagram</w:t>
-      </w:r>
-      <w:r>
-        <w:t xml:space="preserve">,</w:t>
-      </w:r>
-      <w:r>
-        <w:t xml:space="preserve"> </w:t>
-      </w:r>
-      <w:r>
-        <w:rPr>
-          <w:b/>
-          <w:bCs/>
-        </w:rPr>
-        <w:t xml:space="preserve">Microsoft Visio round-trip</w:t>
-      </w:r>
-      <w:r>
-        <w:t xml:space="preserve"> </w:t>
-      </w:r>
-      <w:r>
-        <w:t xml:space="preserve">(VSDX export</w:t>
+        <w:t xml:space="preserve">Governance on the process, proven by data — and monitored over time.</w:t>
+      </w:r>
+      <w:r>
+        <w:t xml:space="preserve"> </w:t>
+      </w:r>
+      <w:r>
+        <w:t xml:space="preserve">Attach Risks &amp; Controls to the real steps, produce a Risk-Control Matrix, and — uniquely at this tier — see each control's</w:t>
+      </w:r>
+      <w:r>
+        <w:t xml:space="preserve"> </w:t>
+      </w:r>
+      <w:r>
+        <w:rPr>
+          <w:b/>
+          <w:bCs/>
+        </w:rPr>
+        <w:t xml:space="preserve">operating effectiveness</w:t>
+      </w:r>
+      <w:r>
+        <w:t xml:space="preserve"> </w:t>
+      </w:r>
+      <w:r>
+        <w:t xml:space="preserve">("bypassed in N of M cases") computed from the</w:t>
       </w:r>
       <w:r>
         <w:t xml:space="preserve"> </w:t>
@@ -1993,218 +2249,42 @@
           <w:i/>
           <w:iCs/>
         </w:rPr>
-        <w:t xml:space="preserve">and</w:t>
-      </w:r>
-      <w:r>
-        <w:t xml:space="preserve"> </w:t>
-      </w:r>
-      <w:r>
-        <w:t xml:space="preserve">re-import),</w:t>
-      </w:r>
-      <w:r>
-        <w:t xml:space="preserve"> </w:t>
-      </w:r>
-      <w:r>
-        <w:rPr>
-          <w:b/>
-          <w:bCs/>
-        </w:rPr>
-        <w:t xml:space="preserve">diagram health checking</w:t>
-      </w:r>
-      <w:r>
-        <w:t xml:space="preserve">, and</w:t>
-      </w:r>
-      <w:r>
-        <w:t xml:space="preserve"> </w:t>
-      </w:r>
-      <w:r>
-        <w:rPr>
-          <w:b/>
-          <w:bCs/>
-        </w:rPr>
-        <w:t xml:space="preserve">automatic sub-process linking</w:t>
-      </w:r>
-      <w:r>
-        <w:t xml:space="preserve"> </w:t>
-      </w:r>
-      <w:r>
-        <w:t xml:space="preserve">— a self-service experience the enterprise suites don’t emphasise.</w:t>
-      </w:r>
-    </w:p>
-    <w:p>
-      <w:pPr>
-        <w:pStyle w:val="FirstParagraph"/>
-      </w:pPr>
-      <w:r>
-        <w:rPr>
-          <w:b/>
-          <w:bCs/>
-        </w:rPr>
-        <w:t xml:space="preserve">SAP Signavio</w:t>
-      </w:r>
-      <w:r>
-        <w:t xml:space="preserve"> </w:t>
-      </w:r>
-      <w:r>
-        <w:t xml:space="preserve">remains the strongest comparator for</w:t>
-      </w:r>
-      <w:r>
-        <w:t xml:space="preserve"> </w:t>
-      </w:r>
-      <w:r>
-        <w:rPr>
-          <w:b/>
-          <w:bCs/>
-        </w:rPr>
-        <w:t xml:space="preserve">enterprise process transformation</w:t>
-      </w:r>
-      <w:r>
-        <w:t xml:space="preserve"> </w:t>
-      </w:r>
-      <w:r>
-        <w:t xml:space="preserve">at SAP-aligned organisations: process repository, Collaboration Hub, governance/versioning,</w:t>
-      </w:r>
-      <w:r>
-        <w:t xml:space="preserve"> </w:t>
-      </w:r>
-      <w:r>
-        <w:rPr>
-          <w:b/>
-          <w:bCs/>
-        </w:rPr>
-        <w:t xml:space="preserve">Process Intelligence</w:t>
-      </w:r>
-      <w:r>
-        <w:t xml:space="preserve"> </w:t>
-      </w:r>
-      <w:r>
-        <w:t xml:space="preserve">mining with live system connectors, and</w:t>
-      </w:r>
-      <w:r>
-        <w:t xml:space="preserve"> </w:t>
-      </w:r>
-      <w:r>
-        <w:rPr>
-          <w:b/>
-          <w:bCs/>
-        </w:rPr>
-        <w:t xml:space="preserve">SAP-GRC-aligned</w:t>
-      </w:r>
-      <w:r>
-        <w:t xml:space="preserve"> </w:t>
-      </w:r>
-      <w:r>
-        <w:t xml:space="preserve">risk/control. It out-scales Diagramatix on repository governance, enterprise mining connectors and org-wide analytics — but is heavier, costlier, keeps mining and GRC in separate products, and isn’t a self-service multi-notation + Visio round-trip editor.</w:t>
-      </w:r>
-    </w:p>
-    <w:p>
-      <w:pPr>
-        <w:pStyle w:val="BodyText"/>
-      </w:pPr>
-      <w:r>
-        <w:rPr>
-          <w:b/>
-          <w:bCs/>
-        </w:rPr>
-        <w:t xml:space="preserve">ARIS</w:t>
-      </w:r>
-      <w:r>
-        <w:t xml:space="preserve"> </w:t>
-      </w:r>
-      <w:r>
-        <w:t xml:space="preserve">is still the</w:t>
-      </w:r>
-      <w:r>
-        <w:t xml:space="preserve"> </w:t>
-      </w:r>
-      <w:r>
-        <w:rPr>
-          <w:b/>
-          <w:bCs/>
-        </w:rPr>
-        <w:t xml:space="preserve">deepest enterprise-architecture platform</w:t>
-      </w:r>
-      <w:r>
-        <w:t xml:space="preserve">: large-scale architecture, repository governance, multi-method modelling, process mining/intelligence, simulation, and a dedicated</w:t>
-      </w:r>
-      <w:r>
-        <w:t xml:space="preserve"> </w:t>
-      </w:r>
-      <w:r>
-        <w:rPr>
-          <w:b/>
-          <w:bCs/>
-        </w:rPr>
-        <w:t xml:space="preserve">Risk &amp; Compliance Manager (ARCM)</w:t>
-      </w:r>
-      <w:r>
-        <w:t xml:space="preserve">. It leads Diagramatix on enterprise scale, governance discipline and formal GRC depth; Diagramatix leads on self-service, AI/image/voice generation, Visio round-trip, the integrated mining-to-twin loop, and control-effectiveness proven directly from mined data.</w:t>
-      </w:r>
-    </w:p>
-    <w:p>
-      <w:pPr>
-        <w:pStyle w:val="BodyText"/>
-      </w:pPr>
-      <w:r>
-        <w:rPr>
-          <w:b/>
-          <w:bCs/>
-        </w:rPr>
-        <w:t xml:space="preserve">PRIME BPM</w:t>
-      </w:r>
-      <w:r>
-        <w:t xml:space="preserve"> </w:t>
-      </w:r>
-      <w:r>
-        <w:t xml:space="preserve">stays closest to Diagramatix in the</w:t>
-      </w:r>
-      <w:r>
-        <w:t xml:space="preserve"> </w:t>
-      </w:r>
-      <w:r>
-        <w:rPr>
-          <w:b/>
-          <w:bCs/>
-        </w:rPr>
-        <w:t xml:space="preserve">business-user improvement segment</w:t>
-      </w:r>
-      <w:r>
-        <w:t xml:space="preserve"> </w:t>
-      </w:r>
-      <w:r>
-        <w:t xml:space="preserve">(BPMN mapping, APQC libraries, RACI, value/time/cost analysis, approvals). Diagramatix now clearly leads it on</w:t>
-      </w:r>
-      <w:r>
-        <w:t xml:space="preserve"> </w:t>
-      </w:r>
-      <w:r>
-        <w:rPr>
-          <w:b/>
-          <w:bCs/>
-        </w:rPr>
-        <w:t xml:space="preserve">process mining, conformance, digital-twin simulation, risk/control + RCM, multi-notation breadth and Visio round-trip</w:t>
-      </w:r>
-      <w:r>
-        <w:t xml:space="preserve"> </w:t>
-      </w:r>
-      <w:r>
-        <w:t xml:space="preserve">— and, on PRIME’s own home turf, has turned the</w:t>
-      </w:r>
-      <w:r>
-        <w:t xml:space="preserve"> </w:t>
-      </w:r>
-      <w:r>
-        <w:rPr>
-          <w:b/>
-          <w:bCs/>
-        </w:rPr>
-        <w:t xml:space="preserve">APQC library</w:t>
-      </w:r>
-      <w:r>
-        <w:t xml:space="preserve"> </w:t>
-      </w:r>
-      <w:r>
-        <w:t xml:space="preserve">into a</w:t>
+        <w:t xml:space="preserve">mined conformance</w:t>
+      </w:r>
+      <w:r>
+        <w:t xml:space="preserve">, now</w:t>
+      </w:r>
+      <w:r>
+        <w:t xml:space="preserve"> </w:t>
+      </w:r>
+      <w:r>
+        <w:rPr>
+          <w:b/>
+          <w:bCs/>
+        </w:rPr>
+        <w:t xml:space="preserve">trended organisation-wide over time</w:t>
+      </w:r>
+      <w:r>
+        <w:t xml:space="preserve"> </w:t>
+      </w:r>
+      <w:r>
+        <w:t xml:space="preserve">in a dedicated</w:t>
+      </w:r>
+      <w:r>
+        <w:t xml:space="preserve"> </w:t>
+      </w:r>
+      <w:r>
+        <w:rPr>
+          <w:b/>
+          <w:bCs/>
+        </w:rPr>
+        <w:t xml:space="preserve">Compliance Monitoring</w:t>
+      </w:r>
+      <w:r>
+        <w:t xml:space="preserve"> </w:t>
+      </w:r>
+      <w:r>
+        <w:t xml:space="preserve">console with declining-control alerts. Enterprise GRC suites keep risk/control and process mining in separate products; Diagramatix does both on one model</w:t>
       </w:r>
       <w:r>
         <w:t xml:space="preserve"> </w:t>
@@ -2214,41 +2294,96 @@
           <w:i/>
           <w:iCs/>
         </w:rPr>
-        <w:t xml:space="preserve">living framework</w:t>
-      </w:r>
-      <w:r>
-        <w:t xml:space="preserve">: classify,</w:t>
-      </w:r>
-      <w:r>
-        <w:t xml:space="preserve"> </w:t>
-      </w:r>
-      <w:r>
-        <w:rPr>
-          <w:b/>
-          <w:bCs/>
-        </w:rPr>
-        <w:t xml:space="preserve">generate a model from a PCF process</w:t>
-      </w:r>
-      <w:r>
-        <w:t xml:space="preserve">, coverage analytics, control-effectiveness by category, and org-tailored/upgradeable frameworks with provenance — well beyond a browsable library.</w:t>
-      </w:r>
-    </w:p>
-    <w:p>
-      <w:pPr>
-        <w:pStyle w:val="BodyText"/>
-      </w:pPr>
-      <w:r>
-        <w:rPr>
-          <w:b/>
-          <w:bCs/>
-        </w:rPr>
-        <w:t xml:space="preserve">Bottom line:</w:t>
-      </w:r>
-      <w:r>
-        <w:t xml:space="preserve"> </w:t>
-      </w:r>
-      <w:r>
-        <w:t xml:space="preserve">For an organisation that wants to</w:t>
+        <w:t xml:space="preserve">and</w:t>
+      </w:r>
+      <w:r>
+        <w:t xml:space="preserve"> </w:t>
+      </w:r>
+      <w:r>
+        <w:t xml:space="preserve">monitors compliance continuously.</w:t>
+      </w:r>
+    </w:p>
+    <w:p>
+      <w:pPr>
+        <w:pStyle w:val="Compact"/>
+        <w:numPr>
+          <w:ilvl w:val="0"/>
+          <w:numId w:val="1006"/>
+        </w:numPr>
+      </w:pPr>
+      <w:r>
+        <w:rPr>
+          <w:b/>
+          <w:bCs/>
+        </w:rPr>
+        <w:t xml:space="preserve">APQC PCF as a living framework, not a static library.</w:t>
+      </w:r>
+      <w:r>
+        <w:t xml:space="preserve"> </w:t>
+      </w:r>
+      <w:r>
+        <w:t xml:space="preserve">Classify diagrams against the standard,</w:t>
+      </w:r>
+      <w:r>
+        <w:t xml:space="preserve"> </w:t>
+      </w:r>
+      <w:r>
+        <w:rPr>
+          <w:b/>
+          <w:bCs/>
+        </w:rPr>
+        <w:t xml:space="preserve">generate a running BPMN model from an APQC process</w:t>
+      </w:r>
+      <w:r>
+        <w:t xml:space="preserve"> </w:t>
+      </w:r>
+      <w:r>
+        <w:t xml:space="preserve">in one click, measure</w:t>
+      </w:r>
+      <w:r>
+        <w:t xml:space="preserve"> </w:t>
+      </w:r>
+      <w:r>
+        <w:rPr>
+          <w:b/>
+          <w:bCs/>
+        </w:rPr>
+        <w:t xml:space="preserve">coverage</w:t>
+      </w:r>
+      <w:r>
+        <w:t xml:space="preserve"> </w:t>
+      </w:r>
+      <w:r>
+        <w:t xml:space="preserve">and roll</w:t>
+      </w:r>
+      <w:r>
+        <w:t xml:space="preserve"> </w:t>
+      </w:r>
+      <w:r>
+        <w:rPr>
+          <w:b/>
+          <w:bCs/>
+        </w:rPr>
+        <w:t xml:space="preserve">control-effectiveness up by APQC category</w:t>
+      </w:r>
+      <w:r>
+        <w:t xml:space="preserve">, and</w:t>
+      </w:r>
+      <w:r>
+        <w:t xml:space="preserve"> </w:t>
+      </w:r>
+      <w:r>
+        <w:rPr>
+          <w:b/>
+          <w:bCs/>
+        </w:rPr>
+        <w:t xml:space="preserve">compose/version/divisionalise your own tailored framework</w:t>
+      </w:r>
+      <w:r>
+        <w:t xml:space="preserve"> </w:t>
+      </w:r>
+      <w:r>
+        <w:t xml:space="preserve">with provenance back to APQC and an upgrade wizard that re-points by stable id. PRIME BPM ships the APQC</w:t>
       </w:r>
       <w:r>
         <w:t xml:space="preserve"> </w:t>
@@ -2258,6 +2393,399 @@
           <w:i/>
           <w:iCs/>
         </w:rPr>
+        <w:t xml:space="preserve">library</w:t>
+      </w:r>
+      <w:r>
+        <w:t xml:space="preserve">; ARIS/Signavio ship APQC-aligned</w:t>
+      </w:r>
+      <w:r>
+        <w:t xml:space="preserve"> </w:t>
+      </w:r>
+      <w:r>
+        <w:rPr>
+          <w:i/>
+          <w:iCs/>
+        </w:rPr>
+        <w:t xml:space="preserve">reference models</w:t>
+      </w:r>
+      <w:r>
+        <w:t xml:space="preserve">; none turn it into a generate-from, coverage-measured, org-tailorable framework wired to live models, mining and controls.</w:t>
+      </w:r>
+    </w:p>
+    <w:p>
+      <w:pPr>
+        <w:pStyle w:val="Compact"/>
+        <w:numPr>
+          <w:ilvl w:val="0"/>
+          <w:numId w:val="1006"/>
+        </w:numPr>
+      </w:pPr>
+      <w:r>
+        <w:rPr>
+          <w:b/>
+          <w:bCs/>
+        </w:rPr>
+        <w:t xml:space="preserve">Entity-lifecycle mining + state-machine conformance.</w:t>
+      </w:r>
+      <w:r>
+        <w:t xml:space="preserve"> </w:t>
+      </w:r>
+      <w:r>
+        <w:t xml:space="preserve">Beyond directly-follows BPMN discovery, Diagramatix mines the business entity's</w:t>
+      </w:r>
+      <w:r>
+        <w:t xml:space="preserve"> </w:t>
+      </w:r>
+      <w:r>
+        <w:rPr>
+          <w:b/>
+          <w:bCs/>
+        </w:rPr>
+        <w:t xml:space="preserve">state machine</w:t>
+      </w:r>
+      <w:r>
+        <w:t xml:space="preserve"> </w:t>
+      </w:r>
+      <w:r>
+        <w:t xml:space="preserve">and replays it against a reference lifecycle — conformance framed as</w:t>
+      </w:r>
+      <w:r>
+        <w:t xml:space="preserve"> </w:t>
+      </w:r>
+      <w:r>
+        <w:rPr>
+          <w:i/>
+          <w:iCs/>
+        </w:rPr>
+        <w:t xml:space="preserve">legal states/transitions</w:t>
+      </w:r>
+      <w:r>
+        <w:t xml:space="preserve">, unusually precise for this tier.</w:t>
+      </w:r>
+    </w:p>
+    <w:p>
+      <w:pPr>
+        <w:pStyle w:val="Compact"/>
+        <w:numPr>
+          <w:ilvl w:val="0"/>
+          <w:numId w:val="1006"/>
+        </w:numPr>
+      </w:pPr>
+      <w:r>
+        <w:rPr>
+          <w:b/>
+          <w:bCs/>
+        </w:rPr>
+        <w:t xml:space="preserve">Broad multi-notation editing</w:t>
+      </w:r>
+      <w:r>
+        <w:t xml:space="preserve"> </w:t>
+      </w:r>
+      <w:r>
+        <w:t xml:space="preserve">(BPMN, ArchiMate, UML, Value Chain, State Machine, Domain, Context…),</w:t>
+      </w:r>
+      <w:r>
+        <w:t xml:space="preserve"> </w:t>
+      </w:r>
+      <w:r>
+        <w:rPr>
+          <w:b/>
+          <w:bCs/>
+        </w:rPr>
+        <w:t xml:space="preserve">text-, image- and voice-to-diagram</w:t>
+      </w:r>
+      <w:r>
+        <w:t xml:space="preserve">,</w:t>
+      </w:r>
+      <w:r>
+        <w:t xml:space="preserve"> </w:t>
+      </w:r>
+      <w:r>
+        <w:rPr>
+          <w:b/>
+          <w:bCs/>
+        </w:rPr>
+        <w:t xml:space="preserve">Microsoft Visio round-trip</w:t>
+      </w:r>
+      <w:r>
+        <w:t xml:space="preserve"> </w:t>
+      </w:r>
+      <w:r>
+        <w:t xml:space="preserve">(VSDX export</w:t>
+      </w:r>
+      <w:r>
+        <w:t xml:space="preserve"> </w:t>
+      </w:r>
+      <w:r>
+        <w:rPr>
+          <w:i/>
+          <w:iCs/>
+        </w:rPr>
+        <w:t xml:space="preserve">and</w:t>
+      </w:r>
+      <w:r>
+        <w:t xml:space="preserve"> </w:t>
+      </w:r>
+      <w:r>
+        <w:t xml:space="preserve">re-import),</w:t>
+      </w:r>
+      <w:r>
+        <w:t xml:space="preserve"> </w:t>
+      </w:r>
+      <w:r>
+        <w:rPr>
+          <w:b/>
+          <w:bCs/>
+        </w:rPr>
+        <w:t xml:space="preserve">diagram health checking</w:t>
+      </w:r>
+      <w:r>
+        <w:t xml:space="preserve">, and</w:t>
+      </w:r>
+      <w:r>
+        <w:t xml:space="preserve"> </w:t>
+      </w:r>
+      <w:r>
+        <w:rPr>
+          <w:b/>
+          <w:bCs/>
+        </w:rPr>
+        <w:t xml:space="preserve">automatic sub-process linking</w:t>
+      </w:r>
+      <w:r>
+        <w:t xml:space="preserve"> </w:t>
+      </w:r>
+      <w:r>
+        <w:t xml:space="preserve">— a self-service experience the enterprise suites don't emphasise.</w:t>
+      </w:r>
+    </w:p>
+    <w:p>
+      <w:pPr>
+        <w:pStyle w:val="FirstParagraph"/>
+      </w:pPr>
+      <w:r>
+        <w:rPr>
+          <w:b/>
+          <w:bCs/>
+        </w:rPr>
+        <w:t xml:space="preserve">SAP Signavio</w:t>
+      </w:r>
+      <w:r>
+        <w:t xml:space="preserve"> </w:t>
+      </w:r>
+      <w:r>
+        <w:t xml:space="preserve">remains the strongest comparator for</w:t>
+      </w:r>
+      <w:r>
+        <w:t xml:space="preserve"> </w:t>
+      </w:r>
+      <w:r>
+        <w:rPr>
+          <w:b/>
+          <w:bCs/>
+        </w:rPr>
+        <w:t xml:space="preserve">enterprise process transformation</w:t>
+      </w:r>
+      <w:r>
+        <w:t xml:space="preserve"> </w:t>
+      </w:r>
+      <w:r>
+        <w:t xml:space="preserve">at SAP-aligned organisations: process repository, Collaboration Hub, governance/versioning,</w:t>
+      </w:r>
+      <w:r>
+        <w:t xml:space="preserve"> </w:t>
+      </w:r>
+      <w:r>
+        <w:rPr>
+          <w:b/>
+          <w:bCs/>
+        </w:rPr>
+        <w:t xml:space="preserve">Process Intelligence</w:t>
+      </w:r>
+      <w:r>
+        <w:t xml:space="preserve"> </w:t>
+      </w:r>
+      <w:r>
+        <w:t xml:space="preserve">mining with live system connectors, and</w:t>
+      </w:r>
+      <w:r>
+        <w:t xml:space="preserve"> </w:t>
+      </w:r>
+      <w:r>
+        <w:rPr>
+          <w:b/>
+          <w:bCs/>
+        </w:rPr>
+        <w:t xml:space="preserve">SAP-GRC-aligned</w:t>
+      </w:r>
+      <w:r>
+        <w:t xml:space="preserve"> </w:t>
+      </w:r>
+      <w:r>
+        <w:t xml:space="preserve">risk/control. It out-scales Diagramatix on repository governance, enterprise mining connectors and org-wide analytics — but is heavier, costlier, keeps mining and GRC in separate products, and isn't a self-service multi-notation + Visio round-trip editor.</w:t>
+      </w:r>
+    </w:p>
+    <w:p>
+      <w:pPr>
+        <w:pStyle w:val="BodyText"/>
+      </w:pPr>
+      <w:r>
+        <w:rPr>
+          <w:b/>
+          <w:bCs/>
+        </w:rPr>
+        <w:t xml:space="preserve">ARIS</w:t>
+      </w:r>
+      <w:r>
+        <w:t xml:space="preserve"> </w:t>
+      </w:r>
+      <w:r>
+        <w:t xml:space="preserve">is still the</w:t>
+      </w:r>
+      <w:r>
+        <w:t xml:space="preserve"> </w:t>
+      </w:r>
+      <w:r>
+        <w:rPr>
+          <w:b/>
+          <w:bCs/>
+        </w:rPr>
+        <w:t xml:space="preserve">deepest enterprise-architecture platform</w:t>
+      </w:r>
+      <w:r>
+        <w:t xml:space="preserve">: large-scale architecture, repository governance, multi-method modelling, process mining/intelligence, simulation, and a dedicated</w:t>
+      </w:r>
+      <w:r>
+        <w:t xml:space="preserve"> </w:t>
+      </w:r>
+      <w:r>
+        <w:rPr>
+          <w:b/>
+          <w:bCs/>
+        </w:rPr>
+        <w:t xml:space="preserve">Risk &amp; Compliance Manager (ARCM)</w:t>
+      </w:r>
+      <w:r>
+        <w:t xml:space="preserve">. It leads Diagramatix on enterprise scale, governance discipline and formal GRC depth; Diagramatix leads on self-service, AI/image/voice generation, Visio round-trip, the integrated mining-to-twin loop, and control-effectiveness proven directly from mined data.</w:t>
+      </w:r>
+    </w:p>
+    <w:p>
+      <w:pPr>
+        <w:pStyle w:val="BodyText"/>
+      </w:pPr>
+      <w:r>
+        <w:rPr>
+          <w:b/>
+          <w:bCs/>
+        </w:rPr>
+        <w:t xml:space="preserve">PRIME BPM</w:t>
+      </w:r>
+      <w:r>
+        <w:t xml:space="preserve"> </w:t>
+      </w:r>
+      <w:r>
+        <w:t xml:space="preserve">stays closest to Diagramatix in the</w:t>
+      </w:r>
+      <w:r>
+        <w:t xml:space="preserve"> </w:t>
+      </w:r>
+      <w:r>
+        <w:rPr>
+          <w:b/>
+          <w:bCs/>
+        </w:rPr>
+        <w:t xml:space="preserve">business-user improvement segment</w:t>
+      </w:r>
+      <w:r>
+        <w:t xml:space="preserve"> </w:t>
+      </w:r>
+      <w:r>
+        <w:t xml:space="preserve">(BPMN mapping, APQC libraries, RACI, value/time/cost analysis, approvals). Diagramatix now clearly leads it on</w:t>
+      </w:r>
+      <w:r>
+        <w:t xml:space="preserve"> </w:t>
+      </w:r>
+      <w:r>
+        <w:rPr>
+          <w:b/>
+          <w:bCs/>
+        </w:rPr>
+        <w:t xml:space="preserve">process mining, conformance, digital-twin simulation, risk/control + RCM, multi-notation breadth and Visio round-trip</w:t>
+      </w:r>
+      <w:r>
+        <w:t xml:space="preserve"> </w:t>
+      </w:r>
+      <w:r>
+        <w:t xml:space="preserve">— and, on PRIME's own home turf, has turned the</w:t>
+      </w:r>
+      <w:r>
+        <w:t xml:space="preserve"> </w:t>
+      </w:r>
+      <w:r>
+        <w:rPr>
+          <w:b/>
+          <w:bCs/>
+        </w:rPr>
+        <w:t xml:space="preserve">APQC library</w:t>
+      </w:r>
+      <w:r>
+        <w:t xml:space="preserve"> </w:t>
+      </w:r>
+      <w:r>
+        <w:t xml:space="preserve">into a</w:t>
+      </w:r>
+      <w:r>
+        <w:t xml:space="preserve"> </w:t>
+      </w:r>
+      <w:r>
+        <w:rPr>
+          <w:i/>
+          <w:iCs/>
+        </w:rPr>
+        <w:t xml:space="preserve">living framework</w:t>
+      </w:r>
+      <w:r>
+        <w:t xml:space="preserve">: classify,</w:t>
+      </w:r>
+      <w:r>
+        <w:t xml:space="preserve"> </w:t>
+      </w:r>
+      <w:r>
+        <w:rPr>
+          <w:b/>
+          <w:bCs/>
+        </w:rPr>
+        <w:t xml:space="preserve">generate a model from a PCF process</w:t>
+      </w:r>
+      <w:r>
+        <w:t xml:space="preserve">, coverage analytics, control-effectiveness by category, and org-tailored/upgradeable frameworks with provenance — well beyond a browsable library.</w:t>
+      </w:r>
+    </w:p>
+    <w:p>
+      <w:pPr>
+        <w:pStyle w:val="BodyText"/>
+      </w:pPr>
+      <w:r>
+        <w:rPr>
+          <w:b/>
+          <w:bCs/>
+        </w:rPr>
+        <w:t xml:space="preserve">Bottom line:</w:t>
+      </w:r>
+      <w:r>
+        <w:t xml:space="preserve"> </w:t>
+      </w:r>
+      <w:r>
+        <w:t xml:space="preserve">For an organisation that wants to</w:t>
+      </w:r>
+      <w:r>
+        <w:t xml:space="preserve"> </w:t>
+      </w:r>
+      <w:r>
+        <w:rPr>
+          <w:i/>
+          <w:iCs/>
+        </w:rPr>
         <w:t xml:space="preserve">model, publish, mine, govern and simulate its processes as one workflow</w:t>
       </w:r>
       <w:r>
@@ -2280,7 +2808,7 @@
         <w:t xml:space="preserve"> </w:t>
       </w:r>
       <w:r>
-        <w:t xml:space="preserve">is something even Signavio/ARIS don’t offer on a single model. The remaining honest gaps versus Signavio/ARIS/Celonis are</w:t>
+        <w:t xml:space="preserve">is something even Signavio/ARIS don't offer on a single model. The remaining honest gaps versus Signavio/ARIS/Celonis are</w:t>
       </w:r>
       <w:r>
         <w:t xml:space="preserve"> </w:t>
@@ -2306,8 +2834,8 @@
         </w:pict>
       </w:r>
     </w:p>
-    <w:bookmarkEnd w:id="14"/>
-    <w:bookmarkStart w:id="15" w:name="high-level-positioning"/>
+    <w:bookmarkEnd w:id="15"/>
+    <w:bookmarkStart w:id="16" w:name="high-level-positioning"/>
     <w:p>
       <w:pPr>
         <w:pStyle w:val="Heading2"/>
@@ -2319,8 +2847,7 @@
     <w:tbl>
       <w:tblPr>
         <w:tblStyle w:val="Table"/>
-        <w:tblW w:type="pct" w:w="5000"/>
-        <w:tblLayout w:type="fixed"/>
+        <w:tblW w:type="auto" w:w="0"/>
         <w:tblLook w:firstRow="1" w:lastRow="0" w:firstColumn="0" w:lastColumn="0" w:noHBand="0" w:noVBand="0" w:val="0020"/>
       </w:tblPr>
       <w:tblGrid>
@@ -2598,8 +3125,8 @@
         </w:pict>
       </w:r>
     </w:p>
-    <w:bookmarkEnd w:id="15"/>
-    <w:bookmarkStart w:id="16" w:name="capability-comparison-grouped"/>
+    <w:bookmarkEnd w:id="16"/>
+    <w:bookmarkStart w:id="17" w:name="capability-comparison-grouped"/>
     <w:p>
       <w:pPr>
         <w:pStyle w:val="Heading2"/>
@@ -2611,8 +3138,7 @@
     <w:tbl>
       <w:tblPr>
         <w:tblStyle w:val="Table"/>
-        <w:tblW w:type="pct" w:w="5000"/>
-        <w:tblLayout w:type="fixed"/>
+        <w:tblW w:type="auto" w:w="0"/>
         <w:tblLook w:firstRow="1" w:lastRow="0" w:firstColumn="0" w:lastColumn="0" w:noHBand="0" w:noVBand="0" w:val="0020"/>
       </w:tblPr>
       <w:tblGrid>
@@ -3376,7 +3902,7 @@
               <w:pStyle w:val="Compact"/>
             </w:pPr>
             <w:r>
-              <w:t xml:space="preserve">Publishing &amp; review lifecycle (versioned, re-review reminders)</w:t>
+              <w:t xml:space="preserve">Publishing &amp; review lifecycle (versioned, re-review reminders fire)</w:t>
             </w:r>
           </w:p>
         </w:tc>
@@ -3534,7 +4060,11 @@
               <w:pStyle w:val="Compact"/>
             </w:pPr>
             <w:r>
-              <w:t xml:space="preserve">Governed naming from org/entity lists</w:t>
+              <w:rPr>
+                <w:b/>
+                <w:bCs/>
+              </w:rPr>
+              <w:t xml:space="preserve">Process portal — org-wide search/browse of published processes</w:t>
             </w:r>
           </w:p>
         </w:tc>
@@ -3551,16 +4081,11 @@
               </w:rPr>
               <w:t xml:space="preserve">Strong</w:t>
             </w:r>
-          </w:p>
-        </w:tc>
-        <w:tc>
-          <w:tcPr/>
-          <w:p>
-            <w:pPr>
-              <w:pStyle w:val="Compact"/>
-            </w:pPr>
-            <w:r>
-              <w:t xml:space="preserve">Partial (dictionary/glossary)</w:t>
+            <w:r>
+              <w:t xml:space="preserve"> </w:t>
+            </w:r>
+            <w:r>
+              <w:t xml:space="preserve">(Process Portal, access-scoped)</w:t>
             </w:r>
           </w:p>
         </w:tc>
@@ -3581,18 +4106,39 @@
               <w:t xml:space="preserve"> </w:t>
             </w:r>
             <w:r>
-              <w:t xml:space="preserve">(repository objects)</w:t>
-            </w:r>
-          </w:p>
-        </w:tc>
-        <w:tc>
-          <w:tcPr/>
-          <w:p>
-            <w:pPr>
-              <w:pStyle w:val="Compact"/>
-            </w:pPr>
-            <w:r>
-              <w:t xml:space="preserve">Partial</w:t>
+              <w:t xml:space="preserve">(Collaboration Hub)</w:t>
+            </w:r>
+          </w:p>
+        </w:tc>
+        <w:tc>
+          <w:tcPr/>
+          <w:p>
+            <w:pPr>
+              <w:pStyle w:val="Compact"/>
+            </w:pPr>
+            <w:r>
+              <w:rPr>
+                <w:b/>
+                <w:bCs/>
+              </w:rPr>
+              <w:t xml:space="preserve">Strong</w:t>
+            </w:r>
+            <w:r>
+              <w:t xml:space="preserve"> </w:t>
+            </w:r>
+            <w:r>
+              <w:t xml:space="preserve">(ARIS repository/portal)</w:t>
+            </w:r>
+          </w:p>
+        </w:tc>
+        <w:tc>
+          <w:tcPr/>
+          <w:p>
+            <w:pPr>
+              <w:pStyle w:val="Compact"/>
+            </w:pPr>
+            <w:r>
+              <w:t xml:space="preserve">Partial (published viewer)</w:t>
             </w:r>
           </w:p>
         </w:tc>
@@ -3609,7 +4155,13 @@
                 <w:b/>
                 <w:bCs/>
               </w:rPr>
-              <w:t xml:space="preserve">Process discovery from event logs (→ BPMN)</w:t>
+              <w:t xml:space="preserve">Entity where-used / cross-model impact search</w:t>
+            </w:r>
+            <w:r>
+              <w:t xml:space="preserve"> </w:t>
+            </w:r>
+            <w:r>
+              <w:t xml:space="preserve">(which processes use system/team)</w:t>
             </w:r>
           </w:p>
         </w:tc>
@@ -3630,7 +4182,18 @@
               <w:t xml:space="preserve"> </w:t>
             </w:r>
             <w:r>
-              <w:t xml:space="preserve">(DiagramatixMINER)</w:t>
+              <w:t xml:space="preserve">(matched to Entity Lists, team→role roll-up)</w:t>
+            </w:r>
+          </w:p>
+        </w:tc>
+        <w:tc>
+          <w:tcPr/>
+          <w:p>
+            <w:pPr>
+              <w:pStyle w:val="Compact"/>
+            </w:pPr>
+            <w:r>
+              <w:t xml:space="preserve">Partial (dictionary/where-used in repository)</w:t>
             </w:r>
           </w:p>
         </w:tc>
@@ -3651,28 +4214,7 @@
               <w:t xml:space="preserve"> </w:t>
             </w:r>
             <w:r>
-              <w:t xml:space="preserve">(Process Intelligence)</w:t>
-            </w:r>
-          </w:p>
-        </w:tc>
-        <w:tc>
-          <w:tcPr/>
-          <w:p>
-            <w:pPr>
-              <w:pStyle w:val="Compact"/>
-            </w:pPr>
-            <w:r>
-              <w:rPr>
-                <w:b/>
-                <w:bCs/>
-              </w:rPr>
-              <w:t xml:space="preserve">Strong</w:t>
-            </w:r>
-            <w:r>
-              <w:t xml:space="preserve"> </w:t>
-            </w:r>
-            <w:r>
-              <w:t xml:space="preserve">(ARIS Mining)</w:t>
+              <w:t xml:space="preserve">(repository object usage)</w:t>
             </w:r>
           </w:p>
         </w:tc>
@@ -3700,7 +4242,7 @@
                 <w:b/>
                 <w:bCs/>
               </w:rPr>
-              <w:t xml:space="preserve">Entity state-machine lifecycle mining</w:t>
+              <w:t xml:space="preserve">Personal "processes involving me" view</w:t>
             </w:r>
           </w:p>
         </w:tc>
@@ -3721,7 +4263,7 @@
               <w:t xml:space="preserve"> </w:t>
             </w:r>
             <w:r>
-              <w:t xml:space="preserve">(distinctive)</w:t>
+              <w:t xml:space="preserve">(admin-managed team membership)</w:t>
             </w:r>
           </w:p>
         </w:tc>
@@ -3767,11 +4309,7 @@
               <w:pStyle w:val="Compact"/>
             </w:pPr>
             <w:r>
-              <w:rPr>
-                <w:b/>
-                <w:bCs/>
-              </w:rPr>
-              <w:t xml:space="preserve">Conformance checking (token replay, fitness %)</w:t>
+              <w:t xml:space="preserve">Linked procedure/SOP document per model</w:t>
             </w:r>
           </w:p>
         </w:tc>
@@ -3788,6 +4326,12 @@
               </w:rPr>
               <w:t xml:space="preserve">Strong</w:t>
             </w:r>
+            <w:r>
+              <w:t xml:space="preserve"> </w:t>
+            </w:r>
+            <w:r>
+              <w:t xml:space="preserve">(Portal + viewer)</w:t>
+            </w:r>
           </w:p>
         </w:tc>
         <w:tc>
@@ -3803,6 +4347,12 @@
               </w:rPr>
               <w:t xml:space="preserve">Strong</w:t>
             </w:r>
+            <w:r>
+              <w:t xml:space="preserve"> </w:t>
+            </w:r>
+            <w:r>
+              <w:t xml:space="preserve">(attachments/links)</w:t>
+            </w:r>
           </w:p>
         </w:tc>
         <w:tc>
@@ -3827,7 +4377,7 @@
               <w:pStyle w:val="Compact"/>
             </w:pPr>
             <w:r>
-              <w:t xml:space="preserve">Not found</w:t>
+              <w:t xml:space="preserve">Partial</w:t>
             </w:r>
           </w:p>
         </w:tc>
@@ -3840,11 +4390,7 @@
               <w:pStyle w:val="Compact"/>
             </w:pPr>
             <w:r>
-              <w:rPr>
-                <w:b/>
-                <w:bCs/>
-              </w:rPr>
-              <w:t xml:space="preserve">Digital-twin calibration from the log</w:t>
+              <w:t xml:space="preserve">Governed naming from org/entity lists</w:t>
             </w:r>
           </w:p>
         </w:tc>
@@ -3861,44 +4407,48 @@
               </w:rPr>
               <w:t xml:space="preserve">Strong</w:t>
             </w:r>
+          </w:p>
+        </w:tc>
+        <w:tc>
+          <w:tcPr/>
+          <w:p>
+            <w:pPr>
+              <w:pStyle w:val="Compact"/>
+            </w:pPr>
+            <w:r>
+              <w:t xml:space="preserve">Partial (dictionary/glossary)</w:t>
+            </w:r>
+          </w:p>
+        </w:tc>
+        <w:tc>
+          <w:tcPr/>
+          <w:p>
+            <w:pPr>
+              <w:pStyle w:val="Compact"/>
+            </w:pPr>
+            <w:r>
+              <w:rPr>
+                <w:b/>
+                <w:bCs/>
+              </w:rPr>
+              <w:t xml:space="preserve">Strong</w:t>
+            </w:r>
             <w:r>
               <w:t xml:space="preserve"> </w:t>
             </w:r>
             <w:r>
-              <w:t xml:space="preserve">(one-click, integrated)</w:t>
-            </w:r>
-          </w:p>
-        </w:tc>
-        <w:tc>
-          <w:tcPr/>
-          <w:p>
-            <w:pPr>
-              <w:pStyle w:val="Compact"/>
-            </w:pPr>
-            <w:r>
-              <w:t xml:space="preserve">Partial (PI + separate sim)</w:t>
-            </w:r>
-          </w:p>
-        </w:tc>
-        <w:tc>
-          <w:tcPr/>
-          <w:p>
-            <w:pPr>
-              <w:pStyle w:val="Compact"/>
-            </w:pPr>
-            <w:r>
-              <w:t xml:space="preserve">Partial (mining + separate sim)</w:t>
-            </w:r>
-          </w:p>
-        </w:tc>
-        <w:tc>
-          <w:tcPr/>
-          <w:p>
-            <w:pPr>
-              <w:pStyle w:val="Compact"/>
-            </w:pPr>
-            <w:r>
-              <w:t xml:space="preserve">Not found</w:t>
+              <w:t xml:space="preserve">(repository objects)</w:t>
+            </w:r>
+          </w:p>
+        </w:tc>
+        <w:tc>
+          <w:tcPr/>
+          <w:p>
+            <w:pPr>
+              <w:pStyle w:val="Compact"/>
+            </w:pPr>
+            <w:r>
+              <w:t xml:space="preserve">Partial</w:t>
             </w:r>
           </w:p>
         </w:tc>
@@ -3911,7 +4461,11 @@
               <w:pStyle w:val="Compact"/>
             </w:pPr>
             <w:r>
-              <w:t xml:space="preserve">Discrete-event / BPSim simulation, scenarios, Monte Carlo</w:t>
+              <w:rPr>
+                <w:b/>
+                <w:bCs/>
+              </w:rPr>
+              <w:t xml:space="preserve">Process discovery from event logs (→ BPMN)</w:t>
             </w:r>
           </w:p>
         </w:tc>
@@ -3928,6 +4482,12 @@
               </w:rPr>
               <w:t xml:space="preserve">Strong</w:t>
             </w:r>
+            <w:r>
+              <w:t xml:space="preserve"> </w:t>
+            </w:r>
+            <w:r>
+              <w:t xml:space="preserve">(DiagramatixMINER)</w:t>
+            </w:r>
           </w:p>
         </w:tc>
         <w:tc>
@@ -3943,6 +4503,12 @@
               </w:rPr>
               <w:t xml:space="preserve">Strong</w:t>
             </w:r>
+            <w:r>
+              <w:t xml:space="preserve"> </w:t>
+            </w:r>
+            <w:r>
+              <w:t xml:space="preserve">(Process Intelligence)</w:t>
+            </w:r>
           </w:p>
         </w:tc>
         <w:tc>
@@ -3958,16 +4524,22 @@
               </w:rPr>
               <w:t xml:space="preserve">Strong</w:t>
             </w:r>
-          </w:p>
-        </w:tc>
-        <w:tc>
-          <w:tcPr/>
-          <w:p>
-            <w:pPr>
-              <w:pStyle w:val="Compact"/>
-            </w:pPr>
-            <w:r>
-              <w:t xml:space="preserve">Partial</w:t>
+            <w:r>
+              <w:t xml:space="preserve"> </w:t>
+            </w:r>
+            <w:r>
+              <w:t xml:space="preserve">(ARIS Mining)</w:t>
+            </w:r>
+          </w:p>
+        </w:tc>
+        <w:tc>
+          <w:tcPr/>
+          <w:p>
+            <w:pPr>
+              <w:pStyle w:val="Compact"/>
+            </w:pPr>
+            <w:r>
+              <w:t xml:space="preserve">Not found</w:t>
             </w:r>
           </w:p>
         </w:tc>
@@ -3980,7 +4552,11 @@
               <w:pStyle w:val="Compact"/>
             </w:pPr>
             <w:r>
-              <w:t xml:space="preserve">Working-hours calendars in simulation</w:t>
+              <w:rPr>
+                <w:b/>
+                <w:bCs/>
+              </w:rPr>
+              <w:t xml:space="preserve">Entity state-machine lifecycle mining</w:t>
             </w:r>
           </w:p>
         </w:tc>
@@ -3997,6 +4573,12 @@
               </w:rPr>
               <w:t xml:space="preserve">Strong</w:t>
             </w:r>
+            <w:r>
+              <w:t xml:space="preserve"> </w:t>
+            </w:r>
+            <w:r>
+              <w:t xml:space="preserve">(distinctive)</w:t>
+            </w:r>
           </w:p>
         </w:tc>
         <w:tc>
@@ -4017,11 +4599,7 @@
               <w:pStyle w:val="Compact"/>
             </w:pPr>
             <w:r>
-              <w:rPr>
-                <w:b/>
-                <w:bCs/>
-              </w:rPr>
-              <w:t xml:space="preserve">Strong</w:t>
+              <w:t xml:space="preserve">Partial</w:t>
             </w:r>
           </w:p>
         </w:tc>
@@ -4049,7 +4627,7 @@
                 <w:b/>
                 <w:bCs/>
               </w:rPr>
-              <w:t xml:space="preserve">Risk &amp; Control on the process model (attach to steps)</w:t>
+              <w:t xml:space="preserve">Conformance checking (token replay, fitness %)</w:t>
             </w:r>
           </w:p>
         </w:tc>
@@ -4081,12 +4659,6 @@
               </w:rPr>
               <w:t xml:space="preserve">Strong</w:t>
             </w:r>
-            <w:r>
-              <w:t xml:space="preserve"> </w:t>
-            </w:r>
-            <w:r>
-              <w:t xml:space="preserve">(SAP GRC)</w:t>
-            </w:r>
           </w:p>
         </w:tc>
         <w:tc>
@@ -4102,22 +4674,16 @@
               </w:rPr>
               <w:t xml:space="preserve">Strong</w:t>
             </w:r>
-            <w:r>
-              <w:t xml:space="preserve"> </w:t>
-            </w:r>
-            <w:r>
-              <w:t xml:space="preserve">(ARCM)</w:t>
-            </w:r>
-          </w:p>
-        </w:tc>
-        <w:tc>
-          <w:tcPr/>
-          <w:p>
-            <w:pPr>
-              <w:pStyle w:val="Compact"/>
-            </w:pPr>
-            <w:r>
-              <w:t xml:space="preserve">Partial (RACI/notes)</w:t>
+          </w:p>
+        </w:tc>
+        <w:tc>
+          <w:tcPr/>
+          <w:p>
+            <w:pPr>
+              <w:pStyle w:val="Compact"/>
+            </w:pPr>
+            <w:r>
+              <w:t xml:space="preserve">Not found</w:t>
             </w:r>
           </w:p>
         </w:tc>
@@ -4134,7 +4700,7 @@
                 <w:b/>
                 <w:bCs/>
               </w:rPr>
-              <w:t xml:space="preserve">Risk-Control Matrix (RCM) export + coverage / SoD checks</w:t>
+              <w:t xml:space="preserve">Digital-twin calibration from the log</w:t>
             </w:r>
           </w:p>
         </w:tc>
@@ -4151,58 +4717,44 @@
               </w:rPr>
               <w:t xml:space="preserve">Strong</w:t>
             </w:r>
-          </w:p>
-        </w:tc>
-        <w:tc>
-          <w:tcPr/>
-          <w:p>
-            <w:pPr>
-              <w:pStyle w:val="Compact"/>
-            </w:pPr>
-            <w:r>
-              <w:rPr>
-                <w:b/>
-                <w:bCs/>
-              </w:rPr>
-              <w:t xml:space="preserve">Strong</w:t>
-            </w:r>
             <w:r>
               <w:t xml:space="preserve"> </w:t>
             </w:r>
             <w:r>
-              <w:t xml:space="preserve">(GRC module)</w:t>
-            </w:r>
-          </w:p>
-        </w:tc>
-        <w:tc>
-          <w:tcPr/>
-          <w:p>
-            <w:pPr>
-              <w:pStyle w:val="Compact"/>
-            </w:pPr>
-            <w:r>
-              <w:rPr>
-                <w:b/>
-                <w:bCs/>
-              </w:rPr>
-              <w:t xml:space="preserve">Strong</w:t>
-            </w:r>
-            <w:r>
-              <w:t xml:space="preserve"> </w:t>
-            </w:r>
-            <w:r>
-              <w:t xml:space="preserve">(ARCM)</w:t>
-            </w:r>
-          </w:p>
-        </w:tc>
-        <w:tc>
-          <w:tcPr/>
-          <w:p>
-            <w:pPr>
-              <w:pStyle w:val="Compact"/>
-            </w:pPr>
-            <w:r>
-              <w:t xml:space="preserve">Partial</w:t>
+              <w:t xml:space="preserve">(one-click, integrated)</w:t>
+            </w:r>
+          </w:p>
+        </w:tc>
+        <w:tc>
+          <w:tcPr/>
+          <w:p>
+            <w:pPr>
+              <w:pStyle w:val="Compact"/>
+            </w:pPr>
+            <w:r>
+              <w:t xml:space="preserve">Partial (PI + separate sim)</w:t>
+            </w:r>
+          </w:p>
+        </w:tc>
+        <w:tc>
+          <w:tcPr/>
+          <w:p>
+            <w:pPr>
+              <w:pStyle w:val="Compact"/>
+            </w:pPr>
+            <w:r>
+              <w:t xml:space="preserve">Partial (mining + separate sim)</w:t>
+            </w:r>
+          </w:p>
+        </w:tc>
+        <w:tc>
+          <w:tcPr/>
+          <w:p>
+            <w:pPr>
+              <w:pStyle w:val="Compact"/>
+            </w:pPr>
+            <w:r>
+              <w:t xml:space="preserve">Not found</w:t>
             </w:r>
           </w:p>
         </w:tc>
@@ -4215,11 +4767,7 @@
               <w:pStyle w:val="Compact"/>
             </w:pPr>
             <w:r>
-              <w:rPr>
-                <w:b/>
-                <w:bCs/>
-              </w:rPr>
-              <w:t xml:space="preserve">GRC traceability graph (risk ↔ control ↔ policy ↔ regulation ↔ KRI/KPI)</w:t>
+              <w:t xml:space="preserve">Discrete-event / BPSim simulation, scenarios, Monte Carlo</w:t>
             </w:r>
           </w:p>
         </w:tc>
@@ -4275,7 +4823,7 @@
               <w:pStyle w:val="Compact"/>
             </w:pPr>
             <w:r>
-              <w:t xml:space="preserve">Not found</w:t>
+              <w:t xml:space="preserve">Partial</w:t>
             </w:r>
           </w:p>
         </w:tc>
@@ -4288,11 +4836,7 @@
               <w:pStyle w:val="Compact"/>
             </w:pPr>
             <w:r>
-              <w:rPr>
-                <w:b/>
-                <w:bCs/>
-              </w:rPr>
-              <w:t xml:space="preserve">Control operating-effectiveness from mined conformance (on the model)</w:t>
+              <w:t xml:space="preserve">Working-hours calendars in simulation</w:t>
             </w:r>
           </w:p>
         </w:tc>
@@ -4309,33 +4853,31 @@
               </w:rPr>
               <w:t xml:space="preserve">Strong</w:t>
             </w:r>
-            <w:r>
-              <w:t xml:space="preserve"> </w:t>
-            </w:r>
-            <w:r>
-              <w:t xml:space="preserve">(distinctive, integrated)</w:t>
-            </w:r>
-          </w:p>
-        </w:tc>
-        <w:tc>
-          <w:tcPr/>
-          <w:p>
-            <w:pPr>
-              <w:pStyle w:val="Compact"/>
-            </w:pPr>
-            <w:r>
-              <w:t xml:space="preserve">Partial (separate PI + GRC)</w:t>
-            </w:r>
-          </w:p>
-        </w:tc>
-        <w:tc>
-          <w:tcPr/>
-          <w:p>
-            <w:pPr>
-              <w:pStyle w:val="Compact"/>
-            </w:pPr>
-            <w:r>
-              <w:t xml:space="preserve">Partial (separate mining + ARCM)</w:t>
+          </w:p>
+        </w:tc>
+        <w:tc>
+          <w:tcPr/>
+          <w:p>
+            <w:pPr>
+              <w:pStyle w:val="Compact"/>
+            </w:pPr>
+            <w:r>
+              <w:t xml:space="preserve">Partial</w:t>
+            </w:r>
+          </w:p>
+        </w:tc>
+        <w:tc>
+          <w:tcPr/>
+          <w:p>
+            <w:pPr>
+              <w:pStyle w:val="Compact"/>
+            </w:pPr>
+            <w:r>
+              <w:rPr>
+                <w:b/>
+                <w:bCs/>
+              </w:rPr>
+              <w:t xml:space="preserve">Strong</w:t>
             </w:r>
           </w:p>
         </w:tc>
@@ -4363,7 +4905,7 @@
                 <w:b/>
                 <w:bCs/>
               </w:rPr>
-              <w:t xml:space="preserve">Continuous compliance monitoring — control effectiveness trended over time, org-wide across all projects</w:t>
+              <w:t xml:space="preserve">Risk &amp; Control on the process model (attach to steps)</w:t>
             </w:r>
           </w:p>
         </w:tc>
@@ -4380,44 +4922,58 @@
               </w:rPr>
               <w:t xml:space="preserve">Strong</w:t>
             </w:r>
+          </w:p>
+        </w:tc>
+        <w:tc>
+          <w:tcPr/>
+          <w:p>
+            <w:pPr>
+              <w:pStyle w:val="Compact"/>
+            </w:pPr>
+            <w:r>
+              <w:rPr>
+                <w:b/>
+                <w:bCs/>
+              </w:rPr>
+              <w:t xml:space="preserve">Strong</w:t>
+            </w:r>
             <w:r>
               <w:t xml:space="preserve"> </w:t>
             </w:r>
             <w:r>
-              <w:t xml:space="preserve">(distinctive, integrated)</w:t>
-            </w:r>
-          </w:p>
-        </w:tc>
-        <w:tc>
-          <w:tcPr/>
-          <w:p>
-            <w:pPr>
-              <w:pStyle w:val="Compact"/>
-            </w:pPr>
-            <w:r>
-              <w:t xml:space="preserve">Partial (separate PI + GRC)</w:t>
-            </w:r>
-          </w:p>
-        </w:tc>
-        <w:tc>
-          <w:tcPr/>
-          <w:p>
-            <w:pPr>
-              <w:pStyle w:val="Compact"/>
-            </w:pPr>
-            <w:r>
-              <w:t xml:space="preserve">Partial (separate mining + ARCM)</w:t>
-            </w:r>
-          </w:p>
-        </w:tc>
-        <w:tc>
-          <w:tcPr/>
-          <w:p>
-            <w:pPr>
-              <w:pStyle w:val="Compact"/>
-            </w:pPr>
-            <w:r>
-              <w:t xml:space="preserve">Not found</w:t>
+              <w:t xml:space="preserve">(SAP GRC)</w:t>
+            </w:r>
+          </w:p>
+        </w:tc>
+        <w:tc>
+          <w:tcPr/>
+          <w:p>
+            <w:pPr>
+              <w:pStyle w:val="Compact"/>
+            </w:pPr>
+            <w:r>
+              <w:rPr>
+                <w:b/>
+                <w:bCs/>
+              </w:rPr>
+              <w:t xml:space="preserve">Strong</w:t>
+            </w:r>
+            <w:r>
+              <w:t xml:space="preserve"> </w:t>
+            </w:r>
+            <w:r>
+              <w:t xml:space="preserve">(ARCM)</w:t>
+            </w:r>
+          </w:p>
+        </w:tc>
+        <w:tc>
+          <w:tcPr/>
+          <w:p>
+            <w:pPr>
+              <w:pStyle w:val="Compact"/>
+            </w:pPr>
+            <w:r>
+              <w:t xml:space="preserve">Partial (RACI/notes)</w:t>
             </w:r>
           </w:p>
         </w:tc>
@@ -4434,7 +4990,7 @@
                 <w:b/>
                 <w:bCs/>
               </w:rPr>
-              <w:t xml:space="preserve">Org-wide risk/control numbering + SuperAdmin Org Owner</w:t>
+              <w:t xml:space="preserve">Risk-Control Matrix (RCM) export + coverage / SoD checks</w:t>
             </w:r>
           </w:p>
         </w:tc>
@@ -4460,39 +5016,49 @@
               <w:pStyle w:val="Compact"/>
             </w:pPr>
             <w:r>
+              <w:rPr>
+                <w:b/>
+                <w:bCs/>
+              </w:rPr>
+              <w:t xml:space="preserve">Strong</w:t>
+            </w:r>
+            <w:r>
+              <w:t xml:space="preserve"> </w:t>
+            </w:r>
+            <w:r>
+              <w:t xml:space="preserve">(GRC module)</w:t>
+            </w:r>
+          </w:p>
+        </w:tc>
+        <w:tc>
+          <w:tcPr/>
+          <w:p>
+            <w:pPr>
+              <w:pStyle w:val="Compact"/>
+            </w:pPr>
+            <w:r>
+              <w:rPr>
+                <w:b/>
+                <w:bCs/>
+              </w:rPr>
+              <w:t xml:space="preserve">Strong</w:t>
+            </w:r>
+            <w:r>
+              <w:t xml:space="preserve"> </w:t>
+            </w:r>
+            <w:r>
+              <w:t xml:space="preserve">(ARCM)</w:t>
+            </w:r>
+          </w:p>
+        </w:tc>
+        <w:tc>
+          <w:tcPr/>
+          <w:p>
+            <w:pPr>
+              <w:pStyle w:val="Compact"/>
+            </w:pPr>
+            <w:r>
               <w:t xml:space="preserve">Partial</w:t>
-            </w:r>
-          </w:p>
-        </w:tc>
-        <w:tc>
-          <w:tcPr/>
-          <w:p>
-            <w:pPr>
-              <w:pStyle w:val="Compact"/>
-            </w:pPr>
-            <w:r>
-              <w:rPr>
-                <w:b/>
-                <w:bCs/>
-              </w:rPr>
-              <w:t xml:space="preserve">Strong</w:t>
-            </w:r>
-            <w:r>
-              <w:t xml:space="preserve"> </w:t>
-            </w:r>
-            <w:r>
-              <w:t xml:space="preserve">(repository)</w:t>
-            </w:r>
-          </w:p>
-        </w:tc>
-        <w:tc>
-          <w:tcPr/>
-          <w:p>
-            <w:pPr>
-              <w:pStyle w:val="Compact"/>
-            </w:pPr>
-            <w:r>
-              <w:t xml:space="preserve">Not found</w:t>
             </w:r>
           </w:p>
         </w:tc>
@@ -4505,7 +5071,11 @@
               <w:pStyle w:val="Compact"/>
             </w:pPr>
             <w:r>
-              <w:t xml:space="preserve">APQC PCF reference library (Cross-Industry + all industry variants, searchable, versioned)</w:t>
+              <w:rPr>
+                <w:b/>
+                <w:bCs/>
+              </w:rPr>
+              <w:t xml:space="preserve">GRC traceability graph (risk ↔ control ↔ policy ↔ regulation ↔ KRI/KPI)</w:t>
             </w:r>
           </w:p>
         </w:tc>
@@ -4531,39 +5101,37 @@
               <w:pStyle w:val="Compact"/>
             </w:pPr>
             <w:r>
-              <w:t xml:space="preserve">Partial (reference content)</w:t>
-            </w:r>
-          </w:p>
-        </w:tc>
-        <w:tc>
-          <w:tcPr/>
-          <w:p>
-            <w:pPr>
-              <w:pStyle w:val="Compact"/>
-            </w:pPr>
-            <w:r>
-              <w:t xml:space="preserve">Partial (reference models)</w:t>
-            </w:r>
-          </w:p>
-        </w:tc>
-        <w:tc>
-          <w:tcPr/>
-          <w:p>
-            <w:pPr>
-              <w:pStyle w:val="Compact"/>
-            </w:pPr>
-            <w:r>
               <w:rPr>
                 <w:b/>
                 <w:bCs/>
               </w:rPr>
               <w:t xml:space="preserve">Strong</w:t>
             </w:r>
-            <w:r>
-              <w:t xml:space="preserve"> </w:t>
-            </w:r>
-            <w:r>
-              <w:t xml:space="preserve">(APQC library)</w:t>
+          </w:p>
+        </w:tc>
+        <w:tc>
+          <w:tcPr/>
+          <w:p>
+            <w:pPr>
+              <w:pStyle w:val="Compact"/>
+            </w:pPr>
+            <w:r>
+              <w:rPr>
+                <w:b/>
+                <w:bCs/>
+              </w:rPr>
+              <w:t xml:space="preserve">Strong</w:t>
+            </w:r>
+          </w:p>
+        </w:tc>
+        <w:tc>
+          <w:tcPr/>
+          <w:p>
+            <w:pPr>
+              <w:pStyle w:val="Compact"/>
+            </w:pPr>
+            <w:r>
+              <w:t xml:space="preserve">Not found</w:t>
             </w:r>
           </w:p>
         </w:tc>
@@ -4576,7 +5144,11 @@
               <w:pStyle w:val="Compact"/>
             </w:pPr>
             <w:r>
-              <w:t xml:space="preserve">Classify diagrams against a PCF element (keyed on APQC’s stable process id)</w:t>
+              <w:rPr>
+                <w:b/>
+                <w:bCs/>
+              </w:rPr>
+              <w:t xml:space="preserve">Control operating-effectiveness from mined conformance (on the model)</w:t>
             </w:r>
           </w:p>
         </w:tc>
@@ -4593,38 +5165,44 @@
               </w:rPr>
               <w:t xml:space="preserve">Strong</w:t>
             </w:r>
-          </w:p>
-        </w:tc>
-        <w:tc>
-          <w:tcPr/>
-          <w:p>
-            <w:pPr>
-              <w:pStyle w:val="Compact"/>
-            </w:pPr>
-            <w:r>
-              <w:t xml:space="preserve">Partial</w:t>
-            </w:r>
-          </w:p>
-        </w:tc>
-        <w:tc>
-          <w:tcPr/>
-          <w:p>
-            <w:pPr>
-              <w:pStyle w:val="Compact"/>
-            </w:pPr>
-            <w:r>
-              <w:t xml:space="preserve">Partial</w:t>
-            </w:r>
-          </w:p>
-        </w:tc>
-        <w:tc>
-          <w:tcPr/>
-          <w:p>
-            <w:pPr>
-              <w:pStyle w:val="Compact"/>
-            </w:pPr>
-            <w:r>
-              <w:t xml:space="preserve">Partial (map to APQC)</w:t>
+            <w:r>
+              <w:t xml:space="preserve"> </w:t>
+            </w:r>
+            <w:r>
+              <w:t xml:space="preserve">(distinctive, integrated)</w:t>
+            </w:r>
+          </w:p>
+        </w:tc>
+        <w:tc>
+          <w:tcPr/>
+          <w:p>
+            <w:pPr>
+              <w:pStyle w:val="Compact"/>
+            </w:pPr>
+            <w:r>
+              <w:t xml:space="preserve">Partial (separate PI + GRC)</w:t>
+            </w:r>
+          </w:p>
+        </w:tc>
+        <w:tc>
+          <w:tcPr/>
+          <w:p>
+            <w:pPr>
+              <w:pStyle w:val="Compact"/>
+            </w:pPr>
+            <w:r>
+              <w:t xml:space="preserve">Partial (separate mining + ARCM)</w:t>
+            </w:r>
+          </w:p>
+        </w:tc>
+        <w:tc>
+          <w:tcPr/>
+          <w:p>
+            <w:pPr>
+              <w:pStyle w:val="Compact"/>
+            </w:pPr>
+            <w:r>
+              <w:t xml:space="preserve">Not found</w:t>
             </w:r>
           </w:p>
         </w:tc>
@@ -4641,7 +5219,7 @@
                 <w:b/>
                 <w:bCs/>
               </w:rPr>
-              <w:t xml:space="preserve">Generate a running BPMN model from a PCF process (decompose → sub-processes / AI, APQC-numbered)</w:t>
+              <w:t xml:space="preserve">Continuous compliance monitoring — control effectiveness trended over time, org-wide across all projects</w:t>
             </w:r>
           </w:p>
         </w:tc>
@@ -4662,29 +5240,29 @@
               <w:t xml:space="preserve"> </w:t>
             </w:r>
             <w:r>
-              <w:t xml:space="preserve">(distinctive)</w:t>
-            </w:r>
-          </w:p>
-        </w:tc>
-        <w:tc>
-          <w:tcPr/>
-          <w:p>
-            <w:pPr>
-              <w:pStyle w:val="Compact"/>
-            </w:pPr>
-            <w:r>
-              <w:t xml:space="preserve">Not found</w:t>
-            </w:r>
-          </w:p>
-        </w:tc>
-        <w:tc>
-          <w:tcPr/>
-          <w:p>
-            <w:pPr>
-              <w:pStyle w:val="Compact"/>
-            </w:pPr>
-            <w:r>
-              <w:t xml:space="preserve">Not found</w:t>
+              <w:t xml:space="preserve">(distinctive, integrated)</w:t>
+            </w:r>
+          </w:p>
+        </w:tc>
+        <w:tc>
+          <w:tcPr/>
+          <w:p>
+            <w:pPr>
+              <w:pStyle w:val="Compact"/>
+            </w:pPr>
+            <w:r>
+              <w:t xml:space="preserve">Partial (separate PI + GRC)</w:t>
+            </w:r>
+          </w:p>
+        </w:tc>
+        <w:tc>
+          <w:tcPr/>
+          <w:p>
+            <w:pPr>
+              <w:pStyle w:val="Compact"/>
+            </w:pPr>
+            <w:r>
+              <w:t xml:space="preserve">Partial (separate mining + ARCM)</w:t>
             </w:r>
           </w:p>
         </w:tc>
@@ -4712,7 +5290,285 @@
                 <w:b/>
                 <w:bCs/>
               </w:rPr>
-              <w:t xml:space="preserve">APQC coverage analytics (which standard processes are modelled vs. gaps, by category/level)</w:t>
+              <w:t xml:space="preserve">Org-wide risk/control numbering + SuperAdmin Org Owner</w:t>
+            </w:r>
+          </w:p>
+        </w:tc>
+        <w:tc>
+          <w:tcPr/>
+          <w:p>
+            <w:pPr>
+              <w:pStyle w:val="Compact"/>
+            </w:pPr>
+            <w:r>
+              <w:rPr>
+                <w:b/>
+                <w:bCs/>
+              </w:rPr>
+              <w:t xml:space="preserve">Strong</w:t>
+            </w:r>
+          </w:p>
+        </w:tc>
+        <w:tc>
+          <w:tcPr/>
+          <w:p>
+            <w:pPr>
+              <w:pStyle w:val="Compact"/>
+            </w:pPr>
+            <w:r>
+              <w:t xml:space="preserve">Partial</w:t>
+            </w:r>
+          </w:p>
+        </w:tc>
+        <w:tc>
+          <w:tcPr/>
+          <w:p>
+            <w:pPr>
+              <w:pStyle w:val="Compact"/>
+            </w:pPr>
+            <w:r>
+              <w:rPr>
+                <w:b/>
+                <w:bCs/>
+              </w:rPr>
+              <w:t xml:space="preserve">Strong</w:t>
+            </w:r>
+            <w:r>
+              <w:t xml:space="preserve"> </w:t>
+            </w:r>
+            <w:r>
+              <w:t xml:space="preserve">(repository)</w:t>
+            </w:r>
+          </w:p>
+        </w:tc>
+        <w:tc>
+          <w:tcPr/>
+          <w:p>
+            <w:pPr>
+              <w:pStyle w:val="Compact"/>
+            </w:pPr>
+            <w:r>
+              <w:t xml:space="preserve">Not found</w:t>
+            </w:r>
+          </w:p>
+        </w:tc>
+      </w:tr>
+      <w:tr>
+        <w:tc>
+          <w:tcPr/>
+          <w:p>
+            <w:pPr>
+              <w:pStyle w:val="Compact"/>
+            </w:pPr>
+            <w:r>
+              <w:t xml:space="preserve">APQC PCF reference library (Cross-Industry + all industry variants, searchable, versioned)</w:t>
+            </w:r>
+          </w:p>
+        </w:tc>
+        <w:tc>
+          <w:tcPr/>
+          <w:p>
+            <w:pPr>
+              <w:pStyle w:val="Compact"/>
+            </w:pPr>
+            <w:r>
+              <w:rPr>
+                <w:b/>
+                <w:bCs/>
+              </w:rPr>
+              <w:t xml:space="preserve">Strong</w:t>
+            </w:r>
+          </w:p>
+        </w:tc>
+        <w:tc>
+          <w:tcPr/>
+          <w:p>
+            <w:pPr>
+              <w:pStyle w:val="Compact"/>
+            </w:pPr>
+            <w:r>
+              <w:t xml:space="preserve">Partial (reference content)</w:t>
+            </w:r>
+          </w:p>
+        </w:tc>
+        <w:tc>
+          <w:tcPr/>
+          <w:p>
+            <w:pPr>
+              <w:pStyle w:val="Compact"/>
+            </w:pPr>
+            <w:r>
+              <w:t xml:space="preserve">Partial (reference models)</w:t>
+            </w:r>
+          </w:p>
+        </w:tc>
+        <w:tc>
+          <w:tcPr/>
+          <w:p>
+            <w:pPr>
+              <w:pStyle w:val="Compact"/>
+            </w:pPr>
+            <w:r>
+              <w:rPr>
+                <w:b/>
+                <w:bCs/>
+              </w:rPr>
+              <w:t xml:space="preserve">Strong</w:t>
+            </w:r>
+            <w:r>
+              <w:t xml:space="preserve"> </w:t>
+            </w:r>
+            <w:r>
+              <w:t xml:space="preserve">(APQC library)</w:t>
+            </w:r>
+          </w:p>
+        </w:tc>
+      </w:tr>
+      <w:tr>
+        <w:tc>
+          <w:tcPr/>
+          <w:p>
+            <w:pPr>
+              <w:pStyle w:val="Compact"/>
+            </w:pPr>
+            <w:r>
+              <w:t xml:space="preserve">Classify diagrams against a PCF element (keyed on APQC's stable process id)</w:t>
+            </w:r>
+          </w:p>
+        </w:tc>
+        <w:tc>
+          <w:tcPr/>
+          <w:p>
+            <w:pPr>
+              <w:pStyle w:val="Compact"/>
+            </w:pPr>
+            <w:r>
+              <w:rPr>
+                <w:b/>
+                <w:bCs/>
+              </w:rPr>
+              <w:t xml:space="preserve">Strong</w:t>
+            </w:r>
+          </w:p>
+        </w:tc>
+        <w:tc>
+          <w:tcPr/>
+          <w:p>
+            <w:pPr>
+              <w:pStyle w:val="Compact"/>
+            </w:pPr>
+            <w:r>
+              <w:t xml:space="preserve">Partial</w:t>
+            </w:r>
+          </w:p>
+        </w:tc>
+        <w:tc>
+          <w:tcPr/>
+          <w:p>
+            <w:pPr>
+              <w:pStyle w:val="Compact"/>
+            </w:pPr>
+            <w:r>
+              <w:t xml:space="preserve">Partial</w:t>
+            </w:r>
+          </w:p>
+        </w:tc>
+        <w:tc>
+          <w:tcPr/>
+          <w:p>
+            <w:pPr>
+              <w:pStyle w:val="Compact"/>
+            </w:pPr>
+            <w:r>
+              <w:t xml:space="preserve">Partial (map to APQC)</w:t>
+            </w:r>
+          </w:p>
+        </w:tc>
+      </w:tr>
+      <w:tr>
+        <w:tc>
+          <w:tcPr/>
+          <w:p>
+            <w:pPr>
+              <w:pStyle w:val="Compact"/>
+            </w:pPr>
+            <w:r>
+              <w:rPr>
+                <w:b/>
+                <w:bCs/>
+              </w:rPr>
+              <w:t xml:space="preserve">Generate a running BPMN model from a PCF process (decompose → sub-processes / AI, APQC-numbered)</w:t>
+            </w:r>
+          </w:p>
+        </w:tc>
+        <w:tc>
+          <w:tcPr/>
+          <w:p>
+            <w:pPr>
+              <w:pStyle w:val="Compact"/>
+            </w:pPr>
+            <w:r>
+              <w:rPr>
+                <w:b/>
+                <w:bCs/>
+              </w:rPr>
+              <w:t xml:space="preserve">Strong</w:t>
+            </w:r>
+            <w:r>
+              <w:t xml:space="preserve"> </w:t>
+            </w:r>
+            <w:r>
+              <w:t xml:space="preserve">(distinctive)</w:t>
+            </w:r>
+          </w:p>
+        </w:tc>
+        <w:tc>
+          <w:tcPr/>
+          <w:p>
+            <w:pPr>
+              <w:pStyle w:val="Compact"/>
+            </w:pPr>
+            <w:r>
+              <w:t xml:space="preserve">Not found</w:t>
+            </w:r>
+          </w:p>
+        </w:tc>
+        <w:tc>
+          <w:tcPr/>
+          <w:p>
+            <w:pPr>
+              <w:pStyle w:val="Compact"/>
+            </w:pPr>
+            <w:r>
+              <w:t xml:space="preserve">Not found</w:t>
+            </w:r>
+          </w:p>
+        </w:tc>
+        <w:tc>
+          <w:tcPr/>
+          <w:p>
+            <w:pPr>
+              <w:pStyle w:val="Compact"/>
+            </w:pPr>
+            <w:r>
+              <w:t xml:space="preserve">Not found</w:t>
+            </w:r>
+          </w:p>
+        </w:tc>
+      </w:tr>
+      <w:tr>
+        <w:tc>
+          <w:tcPr/>
+          <w:p>
+            <w:pPr>
+              <w:pStyle w:val="Compact"/>
+            </w:pPr>
+            <w:r>
+              <w:rPr>
+                <w:b/>
+                <w:bCs/>
+              </w:rPr>
+              <w:t xml:space="preserve">APQC coverage analytics (which standard processes are modelled vs. gaps, by category/level)</w:t>
             </w:r>
           </w:p>
         </w:tc>
@@ -5364,264 +6220,14 @@
         </w:pict>
       </w:r>
     </w:p>
-    <w:bookmarkEnd w:id="16"/>
-    <w:bookmarkStart w:id="17" w:name="where-diagramatix-now-leads"/>
+    <w:bookmarkEnd w:id="17"/>
+    <w:bookmarkStart w:id="18" w:name="where-diagramatix-now-leads"/>
     <w:p>
       <w:pPr>
         <w:pStyle w:val="Heading2"/>
       </w:pPr>
       <w:r>
         <w:t xml:space="preserve">Where Diagramatix now leads</w:t>
-      </w:r>
-    </w:p>
-    <w:p>
-      <w:pPr>
-        <w:pStyle w:val="Compact"/>
-        <w:numPr>
-          <w:ilvl w:val="0"/>
-          <w:numId w:val="1006"/>
-        </w:numPr>
-      </w:pPr>
-      <w:r>
-        <w:rPr>
-          <w:b/>
-          <w:bCs/>
-        </w:rPr>
-        <w:t xml:space="preserve">Mining-proven control effectiveness on one model.</w:t>
-      </w:r>
-      <w:r>
-        <w:t xml:space="preserve"> </w:t>
-      </w:r>
-      <w:r>
-        <w:t xml:space="preserve">Risks/controls sit on the same process the mining engine analyses, so the Risk-Control Matrix shows whether each control actually</w:t>
-      </w:r>
-      <w:r>
-        <w:t xml:space="preserve"> </w:t>
-      </w:r>
-      <w:r>
-        <w:rPr>
-          <w:i/>
-          <w:iCs/>
-        </w:rPr>
-        <w:t xml:space="preserve">operates</w:t>
-      </w:r>
-      <w:r>
-        <w:t xml:space="preserve"> </w:t>
-      </w:r>
-      <w:r>
-        <w:t xml:space="preserve">(</w:t>
-      </w:r>
-      <w:r>
-        <w:t xml:space="preserve">“bypassed in N of M cases”</w:t>
-      </w:r>
-      <w:r>
-        <w:t xml:space="preserve">) — the enterprise suites keep GRC and process mining in separate products.</w:t>
-      </w:r>
-    </w:p>
-    <w:p>
-      <w:pPr>
-        <w:pStyle w:val="Compact"/>
-        <w:numPr>
-          <w:ilvl w:val="0"/>
-          <w:numId w:val="1006"/>
-        </w:numPr>
-      </w:pPr>
-      <w:r>
-        <w:rPr>
-          <w:b/>
-          <w:bCs/>
-        </w:rPr>
-        <w:t xml:space="preserve">Continuous, org-wide compliance monitoring.</w:t>
-      </w:r>
-      <w:r>
-        <w:t xml:space="preserve"> </w:t>
-      </w:r>
-      <w:r>
-        <w:t xml:space="preserve">The Compliance Monitoring console trends each control’s operating-effectiveness</w:t>
-      </w:r>
-      <w:r>
-        <w:t xml:space="preserve"> </w:t>
-      </w:r>
-      <w:r>
-        <w:rPr>
-          <w:i/>
-          <w:iCs/>
-        </w:rPr>
-        <w:t xml:space="preserve">over time</w:t>
-      </w:r>
-      <w:r>
-        <w:t xml:space="preserve"> </w:t>
-      </w:r>
-      <w:r>
-        <w:t xml:space="preserve">across every project in the organisation, with declining-control and below-threshold alerts and a by-project posture view — governance as an ongoing monitor, not a one-off matrix. Enterprise suites provide this only by stitching a process-intelligence product to a separate GRC product.</w:t>
-      </w:r>
-    </w:p>
-    <w:p>
-      <w:pPr>
-        <w:pStyle w:val="Compact"/>
-        <w:numPr>
-          <w:ilvl w:val="0"/>
-          <w:numId w:val="1006"/>
-        </w:numPr>
-      </w:pPr>
-      <w:r>
-        <w:rPr>
-          <w:b/>
-          <w:bCs/>
-        </w:rPr>
-        <w:t xml:space="preserve">The integrated loop.</w:t>
-      </w:r>
-      <w:r>
-        <w:t xml:space="preserve"> </w:t>
-      </w:r>
-      <w:r>
-        <w:t xml:space="preserve">Mining output feeds a calibrated simulation twin in one click — discovery, conformance and simulation aren’t separate modules with separate effort.</w:t>
-      </w:r>
-    </w:p>
-    <w:p>
-      <w:pPr>
-        <w:pStyle w:val="Compact"/>
-        <w:numPr>
-          <w:ilvl w:val="0"/>
-          <w:numId w:val="1006"/>
-        </w:numPr>
-      </w:pPr>
-      <w:r>
-        <w:rPr>
-          <w:b/>
-          <w:bCs/>
-        </w:rPr>
-        <w:t xml:space="preserve">Entity-lifecycle conformance.</w:t>
-      </w:r>
-      <w:r>
-        <w:t xml:space="preserve"> </w:t>
-      </w:r>
-      <w:r>
-        <w:t xml:space="preserve">State-machine discovery + replay against a reference lifecycle (legal states/transitions) is more precise than DFG-only conformance and rare at this tier.</w:t>
-      </w:r>
-    </w:p>
-    <w:p>
-      <w:pPr>
-        <w:pStyle w:val="Compact"/>
-        <w:numPr>
-          <w:ilvl w:val="0"/>
-          <w:numId w:val="1006"/>
-        </w:numPr>
-      </w:pPr>
-      <w:r>
-        <w:rPr>
-          <w:b/>
-          <w:bCs/>
-        </w:rPr>
-        <w:t xml:space="preserve">APQC as a living, org-owned framework.</w:t>
-      </w:r>
-      <w:r>
-        <w:t xml:space="preserve"> </w:t>
-      </w:r>
-      <w:r>
-        <w:t xml:space="preserve">Not just a browsable library (PRIME) or static reference models (ARIS/Signavio): classify against it,</w:t>
-      </w:r>
-      <w:r>
-        <w:t xml:space="preserve"> </w:t>
-      </w:r>
-      <w:r>
-        <w:rPr>
-          <w:b/>
-          <w:bCs/>
-        </w:rPr>
-        <w:t xml:space="preserve">generate running models from it</w:t>
-      </w:r>
-      <w:r>
-        <w:t xml:space="preserve">, measure</w:t>
-      </w:r>
-      <w:r>
-        <w:t xml:space="preserve"> </w:t>
-      </w:r>
-      <w:r>
-        <w:rPr>
-          <w:b/>
-          <w:bCs/>
-        </w:rPr>
-        <w:t xml:space="preserve">coverage</w:t>
-      </w:r>
-      <w:r>
-        <w:t xml:space="preserve"> </w:t>
-      </w:r>
-      <w:r>
-        <w:t xml:space="preserve">and</w:t>
-      </w:r>
-      <w:r>
-        <w:t xml:space="preserve"> </w:t>
-      </w:r>
-      <w:r>
-        <w:rPr>
-          <w:b/>
-          <w:bCs/>
-        </w:rPr>
-        <w:t xml:space="preserve">compliance by category</w:t>
-      </w:r>
-      <w:r>
-        <w:t xml:space="preserve">, and</w:t>
-      </w:r>
-      <w:r>
-        <w:t xml:space="preserve"> </w:t>
-      </w:r>
-      <w:r>
-        <w:rPr>
-          <w:b/>
-          <w:bCs/>
-        </w:rPr>
-        <w:t xml:space="preserve">compose/version/divisionalise</w:t>
-      </w:r>
-      <w:r>
-        <w:t xml:space="preserve"> </w:t>
-      </w:r>
-      <w:r>
-        <w:t xml:space="preserve">your own tailored framework with provenance and a stable-id upgrade wizard. This is the</w:t>
-      </w:r>
-      <w:r>
-        <w:t xml:space="preserve"> </w:t>
-      </w:r>
-      <w:r>
-        <w:t xml:space="preserve">“governed process architecture, provenance-linked to APQC, wired to live models/mining/controls”</w:t>
-      </w:r>
-      <w:r>
-        <w:t xml:space="preserve"> </w:t>
-      </w:r>
-      <w:r>
-        <w:t xml:space="preserve">that no single competitor product offers.</w:t>
-      </w:r>
-    </w:p>
-    <w:p>
-      <w:pPr>
-        <w:pStyle w:val="Compact"/>
-        <w:numPr>
-          <w:ilvl w:val="0"/>
-          <w:numId w:val="1006"/>
-        </w:numPr>
-      </w:pPr>
-      <w:r>
-        <w:rPr>
-          <w:b/>
-          <w:bCs/>
-        </w:rPr>
-        <w:t xml:space="preserve">Input breadth + self-service economics.</w:t>
-      </w:r>
-      <w:r>
-        <w:t xml:space="preserve"> </w:t>
-      </w:r>
-      <w:r>
-        <w:t xml:space="preserve">Text, image and voice to diagram across every notation; Visio round-trip both directions; free tier + self-serve upgrade vs enterprise sales motions.</w:t>
-      </w:r>
-    </w:p>
-    <w:bookmarkEnd w:id="17"/>
-    <w:bookmarkStart w:id="18" w:name="Xc5c32f78889ee5584ab9078a5332f3e65567679"/>
-    <w:p>
-      <w:pPr>
-        <w:pStyle w:val="Heading2"/>
-      </w:pPr>
-      <w:r>
-        <w:t xml:space="preserve">Where Diagramatix still trails (honest gaps)</w:t>
       </w:r>
     </w:p>
     <w:p>
@@ -5637,13 +6243,29 @@
           <w:b/>
           <w:bCs/>
         </w:rPr>
-        <w:t xml:space="preserve">Enterprise mining at scale.</w:t>
-      </w:r>
-      <w:r>
-        <w:t xml:space="preserve"> </w:t>
-      </w:r>
-      <w:r>
-        <w:t xml:space="preserve">Diagramatix mines uploaded event logs; Celonis/Signavio PI/ARIS extract live from source systems (SAP, ServiceNow…) with pre-built connectors and org-wide dashboards.</w:t>
+        <w:t xml:space="preserve">Mining-proven control effectiveness on one model.</w:t>
+      </w:r>
+      <w:r>
+        <w:t xml:space="preserve"> </w:t>
+      </w:r>
+      <w:r>
+        <w:t xml:space="preserve">Risks/controls sit on the same process the mining engine analyses, so the Risk-Control Matrix shows whether each control actually</w:t>
+      </w:r>
+      <w:r>
+        <w:t xml:space="preserve"> </w:t>
+      </w:r>
+      <w:r>
+        <w:rPr>
+          <w:i/>
+          <w:iCs/>
+        </w:rPr>
+        <w:t xml:space="preserve">operates</w:t>
+      </w:r>
+      <w:r>
+        <w:t xml:space="preserve"> </w:t>
+      </w:r>
+      <w:r>
+        <w:t xml:space="preserve">("bypassed in N of M cases") — the enterprise suites keep GRC and process mining in separate products.</w:t>
       </w:r>
     </w:p>
     <w:p>
@@ -5659,13 +6281,29 @@
           <w:b/>
           <w:bCs/>
         </w:rPr>
-        <w:t xml:space="preserve">Repository governance.</w:t>
-      </w:r>
-      <w:r>
-        <w:t xml:space="preserve"> </w:t>
-      </w:r>
-      <w:r>
-        <w:t xml:space="preserve">ARIS/Signavio offer deep repository objects, glossaries, lifecycle governance and enterprise access control beyond project sharing.</w:t>
+        <w:t xml:space="preserve">Continuous, org-wide compliance monitoring.</w:t>
+      </w:r>
+      <w:r>
+        <w:t xml:space="preserve"> </w:t>
+      </w:r>
+      <w:r>
+        <w:t xml:space="preserve">The Compliance Monitoring console trends each control's operating-effectiveness</w:t>
+      </w:r>
+      <w:r>
+        <w:t xml:space="preserve"> </w:t>
+      </w:r>
+      <w:r>
+        <w:rPr>
+          <w:i/>
+          <w:iCs/>
+        </w:rPr>
+        <w:t xml:space="preserve">over time</w:t>
+      </w:r>
+      <w:r>
+        <w:t xml:space="preserve"> </w:t>
+      </w:r>
+      <w:r>
+        <w:t xml:space="preserve">across every project in the organisation, with declining-control and below-threshold alerts and a by-project posture view — governance as an ongoing monitor, not a one-off matrix. Enterprise suites provide this only by stitching a process-intelligence product to a separate GRC product.</w:t>
       </w:r>
     </w:p>
     <w:p>
@@ -5681,74 +6319,147 @@
           <w:b/>
           <w:bCs/>
         </w:rPr>
-        <w:t xml:space="preserve">Org-wide analytics surface (general process intelligence).</w:t>
-      </w:r>
-      <w:r>
-        <w:t xml:space="preserve"> </w:t>
-      </w:r>
-      <w:r>
-        <w:t xml:space="preserve">For</w:t>
-      </w:r>
-      <w:r>
-        <w:t xml:space="preserve"> </w:t>
-      </w:r>
-      <w:r>
-        <w:rPr>
-          <w:b/>
-          <w:bCs/>
-        </w:rPr>
-        <w:t xml:space="preserve">compliance</w:t>
-      </w:r>
-      <w:r>
-        <w:t xml:space="preserve"> </w:t>
-      </w:r>
-      <w:r>
-        <w:t xml:space="preserve">specifically this is now covered — the Compliance Monitoring console trends control effectiveness org-wide across projects. A general</w:t>
-      </w:r>
-      <w:r>
-        <w:t xml:space="preserve"> </w:t>
-      </w:r>
-      <w:r>
-        <w:rPr>
-          <w:b/>
-          <w:bCs/>
-        </w:rPr>
-        <w:t xml:space="preserve">process-intelligence KPI dashboard</w:t>
-      </w:r>
-      <w:r>
-        <w:t xml:space="preserve"> </w:t>
-      </w:r>
-      <w:r>
-        <w:t xml:space="preserve">(throughput, cycle-time and cost analytics across the whole organisation, live) is still not present.</w:t>
-      </w:r>
-    </w:p>
-    <w:p>
-      <w:pPr>
-        <w:pStyle w:val="FirstParagraph"/>
-      </w:pPr>
-      <w:r>
-        <w:rPr>
-          <w:i/>
-          <w:iCs/>
-        </w:rPr>
-        <w:t xml:space="preserve">(Risk/compliance is no longer a gap — see the GRC rows above; org-wide compliance trending is now shipped.)</w:t>
-      </w:r>
-    </w:p>
-    <w:p>
-      <w:r>
-        <w:pict>
-          <v:rect style="width:0;height:1.5pt" o:hralign="center" o:hrstd="t" o:hr="t"/>
-        </w:pict>
+        <w:t xml:space="preserve">The integrated loop.</w:t>
+      </w:r>
+      <w:r>
+        <w:t xml:space="preserve"> </w:t>
+      </w:r>
+      <w:r>
+        <w:t xml:space="preserve">Mining output feeds a calibrated simulation twin in one click — discovery, conformance and simulation aren't separate modules with separate effort.</w:t>
+      </w:r>
+    </w:p>
+    <w:p>
+      <w:pPr>
+        <w:pStyle w:val="Compact"/>
+        <w:numPr>
+          <w:ilvl w:val="0"/>
+          <w:numId w:val="1007"/>
+        </w:numPr>
+      </w:pPr>
+      <w:r>
+        <w:rPr>
+          <w:b/>
+          <w:bCs/>
+        </w:rPr>
+        <w:t xml:space="preserve">Entity-lifecycle conformance.</w:t>
+      </w:r>
+      <w:r>
+        <w:t xml:space="preserve"> </w:t>
+      </w:r>
+      <w:r>
+        <w:t xml:space="preserve">State-machine discovery + replay against a reference lifecycle (legal states/transitions) is more precise than DFG-only conformance and rare at this tier.</w:t>
+      </w:r>
+    </w:p>
+    <w:p>
+      <w:pPr>
+        <w:pStyle w:val="Compact"/>
+        <w:numPr>
+          <w:ilvl w:val="0"/>
+          <w:numId w:val="1007"/>
+        </w:numPr>
+      </w:pPr>
+      <w:r>
+        <w:rPr>
+          <w:b/>
+          <w:bCs/>
+        </w:rPr>
+        <w:t xml:space="preserve">APQC as a living, org-owned framework.</w:t>
+      </w:r>
+      <w:r>
+        <w:t xml:space="preserve"> </w:t>
+      </w:r>
+      <w:r>
+        <w:t xml:space="preserve">Not just a browsable library (PRIME) or static reference models (ARIS/Signavio): classify against it,</w:t>
+      </w:r>
+      <w:r>
+        <w:t xml:space="preserve"> </w:t>
+      </w:r>
+      <w:r>
+        <w:rPr>
+          <w:b/>
+          <w:bCs/>
+        </w:rPr>
+        <w:t xml:space="preserve">generate running models from it</w:t>
+      </w:r>
+      <w:r>
+        <w:t xml:space="preserve">, measure</w:t>
+      </w:r>
+      <w:r>
+        <w:t xml:space="preserve"> </w:t>
+      </w:r>
+      <w:r>
+        <w:rPr>
+          <w:b/>
+          <w:bCs/>
+        </w:rPr>
+        <w:t xml:space="preserve">coverage</w:t>
+      </w:r>
+      <w:r>
+        <w:t xml:space="preserve"> </w:t>
+      </w:r>
+      <w:r>
+        <w:t xml:space="preserve">and</w:t>
+      </w:r>
+      <w:r>
+        <w:t xml:space="preserve"> </w:t>
+      </w:r>
+      <w:r>
+        <w:rPr>
+          <w:b/>
+          <w:bCs/>
+        </w:rPr>
+        <w:t xml:space="preserve">compliance by category</w:t>
+      </w:r>
+      <w:r>
+        <w:t xml:space="preserve">, and</w:t>
+      </w:r>
+      <w:r>
+        <w:t xml:space="preserve"> </w:t>
+      </w:r>
+      <w:r>
+        <w:rPr>
+          <w:b/>
+          <w:bCs/>
+        </w:rPr>
+        <w:t xml:space="preserve">compose/version/divisionalise</w:t>
+      </w:r>
+      <w:r>
+        <w:t xml:space="preserve"> </w:t>
+      </w:r>
+      <w:r>
+        <w:t xml:space="preserve">your own tailored framework with provenance and a stable-id upgrade wizard. This is the "governed process architecture, provenance-linked to APQC, wired to live models/mining/controls" that no single competitor product offers.</w:t>
+      </w:r>
+    </w:p>
+    <w:p>
+      <w:pPr>
+        <w:pStyle w:val="Compact"/>
+        <w:numPr>
+          <w:ilvl w:val="0"/>
+          <w:numId w:val="1007"/>
+        </w:numPr>
+      </w:pPr>
+      <w:r>
+        <w:rPr>
+          <w:b/>
+          <w:bCs/>
+        </w:rPr>
+        <w:t xml:space="preserve">Input breadth + self-service economics.</w:t>
+      </w:r>
+      <w:r>
+        <w:t xml:space="preserve"> </w:t>
+      </w:r>
+      <w:r>
+        <w:t xml:space="preserve">Text, image and voice to diagram across every notation; Visio round-trip both directions; free tier + self-serve upgrade vs enterprise sales motions.</w:t>
       </w:r>
     </w:p>
     <w:bookmarkEnd w:id="18"/>
-    <w:bookmarkStart w:id="19" w:name="recommended-positioning-statements"/>
+    <w:bookmarkStart w:id="19" w:name="Xc5c32f78889ee5584ab9078a5332f3e65567679"/>
     <w:p>
       <w:pPr>
         <w:pStyle w:val="Heading2"/>
       </w:pPr>
       <w:r>
-        <w:t xml:space="preserve">Recommended positioning statements</w:t>
+        <w:t xml:space="preserve">Where Diagramatix still trails (honest gaps)</w:t>
       </w:r>
     </w:p>
     <w:p>
@@ -5764,13 +6475,13 @@
           <w:b/>
           <w:bCs/>
         </w:rPr>
-        <w:t xml:space="preserve">vs Signavio/ARIS:</w:t>
-      </w:r>
-      <w:r>
-        <w:t xml:space="preserve"> </w:t>
-      </w:r>
-      <w:r>
-        <w:t xml:space="preserve">“The full model-to-mine-to-govern-to-simulate loop, self-service, without the enterprise stack or the enterprise bill — with control effectiveness proven from your own event data on the same model, and monitored organisation-wide over time.”</w:t>
+        <w:t xml:space="preserve">Enterprise mining at scale.</w:t>
+      </w:r>
+      <w:r>
+        <w:t xml:space="preserve"> </w:t>
+      </w:r>
+      <w:r>
+        <w:t xml:space="preserve">Diagramatix mines uploaded event logs; Celonis/Signavio PI/ARIS extract live from source systems (SAP, ServiceNow…) with pre-built connectors and org-wide dashboards.</w:t>
       </w:r>
     </w:p>
     <w:p>
@@ -5786,29 +6497,13 @@
           <w:b/>
           <w:bCs/>
         </w:rPr>
-        <w:t xml:space="preserve">vs Celonis:</w:t>
-      </w:r>
-      <w:r>
-        <w:t xml:space="preserve"> </w:t>
-      </w:r>
-      <w:r>
-        <w:t xml:space="preserve">“Bring your event log; get discovery, conformance, a runnable digital twin</w:t>
-      </w:r>
-      <w:r>
-        <w:t xml:space="preserve"> </w:t>
-      </w:r>
-      <w:r>
-        <w:rPr>
-          <w:b/>
-          <w:bCs/>
-        </w:rPr>
-        <w:t xml:space="preserve">and</w:t>
-      </w:r>
-      <w:r>
-        <w:t xml:space="preserve"> </w:t>
-      </w:r>
-      <w:r>
-        <w:t xml:space="preserve">a Risk-Control Matrix that shows which controls were bypassed — not just a dashboard.”</w:t>
+        <w:t xml:space="preserve">Repository governance.</w:t>
+      </w:r>
+      <w:r>
+        <w:t xml:space="preserve"> </w:t>
+      </w:r>
+      <w:r>
+        <w:t xml:space="preserve">ARIS/Signavio offer deep repository objects, glossaries, lifecycle governance and enterprise access control beyond project sharing.</w:t>
       </w:r>
     </w:p>
     <w:p>
@@ -5824,39 +6519,74 @@
           <w:b/>
           <w:bCs/>
         </w:rPr>
-        <w:t xml:space="preserve">vs PRIME BPM:</w:t>
-      </w:r>
-      <w:r>
-        <w:t xml:space="preserve"> </w:t>
-      </w:r>
-      <w:r>
-        <w:t xml:space="preserve">“Everything PRIME does for BPMN improvement, plus real process mining, conformance, digital-twin simulation and a data-proven Risk-Control Matrix — and where PRIME gives you the APQC</w:t>
-      </w:r>
-      <w:r>
-        <w:t xml:space="preserve"> </w:t>
-      </w:r>
+        <w:t xml:space="preserve">Org-wide analytics surface (general process intelligence).</w:t>
+      </w:r>
+      <w:r>
+        <w:t xml:space="preserve"> </w:t>
+      </w:r>
+      <w:r>
+        <w:t xml:space="preserve">For</w:t>
+      </w:r>
+      <w:r>
+        <w:t xml:space="preserve"> </w:t>
+      </w:r>
+      <w:r>
+        <w:rPr>
+          <w:b/>
+          <w:bCs/>
+        </w:rPr>
+        <w:t xml:space="preserve">compliance</w:t>
+      </w:r>
+      <w:r>
+        <w:t xml:space="preserve"> </w:t>
+      </w:r>
+      <w:r>
+        <w:t xml:space="preserve">specifically this is now covered — the Compliance Monitoring console trends control effectiveness org-wide across projects. A general</w:t>
+      </w:r>
+      <w:r>
+        <w:t xml:space="preserve"> </w:t>
+      </w:r>
+      <w:r>
+        <w:rPr>
+          <w:b/>
+          <w:bCs/>
+        </w:rPr>
+        <w:t xml:space="preserve">process-intelligence KPI dashboard</w:t>
+      </w:r>
+      <w:r>
+        <w:t xml:space="preserve"> </w:t>
+      </w:r>
+      <w:r>
+        <w:t xml:space="preserve">(throughput, cycle-time and cost analytics across the whole organisation, live) is still not present.</w:t>
+      </w:r>
+    </w:p>
+    <w:p>
+      <w:pPr>
+        <w:pStyle w:val="FirstParagraph"/>
+      </w:pPr>
       <w:r>
         <w:rPr>
           <w:i/>
           <w:iCs/>
         </w:rPr>
-        <w:t xml:space="preserve">library</w:t>
-      </w:r>
-      <w:r>
-        <w:t xml:space="preserve">, we let you</w:t>
-      </w:r>
-      <w:r>
-        <w:t xml:space="preserve"> </w:t>
-      </w:r>
-      <w:r>
-        <w:rPr>
-          <w:b/>
-          <w:bCs/>
-        </w:rPr>
-        <w:t xml:space="preserve">generate models from it, measure coverage, report compliance by category, and build your own tailored, upgradeable framework</w:t>
-      </w:r>
-      <w:r>
-        <w:t xml:space="preserve">.”</w:t>
+        <w:t xml:space="preserve">(Risk/compliance is no longer a gap — see the GRC rows above; org-wide compliance trending is now shipped.)</w:t>
+      </w:r>
+    </w:p>
+    <w:p>
+      <w:r>
+        <w:pict>
+          <v:rect style="width:0;height:1.5pt" o:hralign="center" o:hrstd="t" o:hr="t"/>
+        </w:pict>
+      </w:r>
+    </w:p>
+    <w:bookmarkEnd w:id="19"/>
+    <w:bookmarkStart w:id="20" w:name="recommended-positioning-statements"/>
+    <w:p>
+      <w:pPr>
+        <w:pStyle w:val="Heading2"/>
+      </w:pPr>
+      <w:r>
+        <w:t xml:space="preserve">Recommended positioning statements</w:t>
       </w:r>
     </w:p>
     <w:p>
@@ -5864,7 +6594,7 @@
         <w:pStyle w:val="Compact"/>
         <w:numPr>
           <w:ilvl w:val="0"/>
-          <w:numId w:val="1008"/>
+          <w:numId w:val="1009"/>
         </w:numPr>
       </w:pPr>
       <w:r>
@@ -5872,13 +6602,13 @@
           <w:b/>
           <w:bCs/>
         </w:rPr>
-        <w:t xml:space="preserve">On process standards / APQC:</w:t>
-      </w:r>
-      <w:r>
-        <w:t xml:space="preserve"> </w:t>
-      </w:r>
-      <w:r>
-        <w:t xml:space="preserve">“Don’t just browse the APQC framework — classify against it, generate running models from it, see exactly what you’ve modelled versus the standard, report control-effectiveness by APQC category, and compose your own governed, upgradeable framework that stays provenance-linked to APQC across releases.”</w:t>
+        <w:t xml:space="preserve">vs Signavio/ARIS:</w:t>
+      </w:r>
+      <w:r>
+        <w:t xml:space="preserve"> </w:t>
+      </w:r>
+      <w:r>
+        <w:t xml:space="preserve">"The full model-to-mine-to-govern-to-simulate loop, self-service, without the enterprise stack or the enterprise bill — with control effectiveness proven from your own event data on the same model, and monitored organisation-wide over time."</w:t>
       </w:r>
     </w:p>
     <w:p>
@@ -5886,7 +6616,7 @@
         <w:pStyle w:val="Compact"/>
         <w:numPr>
           <w:ilvl w:val="0"/>
-          <w:numId w:val="1008"/>
+          <w:numId w:val="1009"/>
         </w:numPr>
       </w:pPr>
       <w:r>
@@ -5894,13 +6624,121 @@
           <w:b/>
           <w:bCs/>
         </w:rPr>
+        <w:t xml:space="preserve">vs Celonis:</w:t>
+      </w:r>
+      <w:r>
+        <w:t xml:space="preserve"> </w:t>
+      </w:r>
+      <w:r>
+        <w:t xml:space="preserve">"Bring your event log; get discovery, conformance, a runnable digital twin</w:t>
+      </w:r>
+      <w:r>
+        <w:t xml:space="preserve"> </w:t>
+      </w:r>
+      <w:r>
+        <w:rPr>
+          <w:b/>
+          <w:bCs/>
+        </w:rPr>
+        <w:t xml:space="preserve">and</w:t>
+      </w:r>
+      <w:r>
+        <w:t xml:space="preserve"> </w:t>
+      </w:r>
+      <w:r>
+        <w:t xml:space="preserve">a Risk-Control Matrix that shows which controls were bypassed — not just a dashboard."</w:t>
+      </w:r>
+    </w:p>
+    <w:p>
+      <w:pPr>
+        <w:pStyle w:val="Compact"/>
+        <w:numPr>
+          <w:ilvl w:val="0"/>
+          <w:numId w:val="1009"/>
+        </w:numPr>
+      </w:pPr>
+      <w:r>
+        <w:rPr>
+          <w:b/>
+          <w:bCs/>
+        </w:rPr>
+        <w:t xml:space="preserve">vs PRIME BPM:</w:t>
+      </w:r>
+      <w:r>
+        <w:t xml:space="preserve"> </w:t>
+      </w:r>
+      <w:r>
+        <w:t xml:space="preserve">"Everything PRIME does for BPMN improvement, plus real process mining, conformance, digital-twin simulation and a data-proven Risk-Control Matrix — and where PRIME gives you the APQC</w:t>
+      </w:r>
+      <w:r>
+        <w:t xml:space="preserve"> </w:t>
+      </w:r>
+      <w:r>
+        <w:rPr>
+          <w:i/>
+          <w:iCs/>
+        </w:rPr>
+        <w:t xml:space="preserve">library</w:t>
+      </w:r>
+      <w:r>
+        <w:t xml:space="preserve">, we let you</w:t>
+      </w:r>
+      <w:r>
+        <w:t xml:space="preserve"> </w:t>
+      </w:r>
+      <w:r>
+        <w:rPr>
+          <w:b/>
+          <w:bCs/>
+        </w:rPr>
+        <w:t xml:space="preserve">generate models from it, measure coverage, report compliance by category, and build your own tailored, upgradeable framework</w:t>
+      </w:r>
+      <w:r>
+        <w:t xml:space="preserve">."</w:t>
+      </w:r>
+    </w:p>
+    <w:p>
+      <w:pPr>
+        <w:pStyle w:val="Compact"/>
+        <w:numPr>
+          <w:ilvl w:val="0"/>
+          <w:numId w:val="1009"/>
+        </w:numPr>
+      </w:pPr>
+      <w:r>
+        <w:rPr>
+          <w:b/>
+          <w:bCs/>
+        </w:rPr>
+        <w:t xml:space="preserve">On process standards / APQC:</w:t>
+      </w:r>
+      <w:r>
+        <w:t xml:space="preserve"> </w:t>
+      </w:r>
+      <w:r>
+        <w:t xml:space="preserve">"Don't just browse the APQC framework — classify against it, generate running models from it, see exactly what you've modelled versus the standard, report control-effectiveness by APQC category, and compose your own governed, upgradeable framework that stays provenance-linked to APQC across releases."</w:t>
+      </w:r>
+    </w:p>
+    <w:p>
+      <w:pPr>
+        <w:pStyle w:val="Compact"/>
+        <w:numPr>
+          <w:ilvl w:val="0"/>
+          <w:numId w:val="1009"/>
+        </w:numPr>
+      </w:pPr>
+      <w:r>
+        <w:rPr>
+          <w:b/>
+          <w:bCs/>
+        </w:rPr>
         <w:t xml:space="preserve">On compliance:</w:t>
       </w:r>
       <w:r>
         <w:t xml:space="preserve"> </w:t>
       </w:r>
       <w:r>
-        <w:t xml:space="preserve">“Not just a Risk-Control Matrix — a live compliance monitor that trends whether your controls keep operating, organisation-wide, from your own event data, and flags the ones sliding below threshold.”</w:t>
+        <w:t xml:space="preserve">"Not just a Risk-Control Matrix — a live compliance monitor that trends whether your controls keep operating, organisation-wide, from your own event data, and flags the ones sliding below threshold."</w:t>
       </w:r>
     </w:p>
     <w:p>
@@ -5919,39 +6757,11 @@
           <w:i/>
           <w:iCs/>
         </w:rPr>
-        <w:t xml:space="preserve">Assessments reflect public product material as of 8 July 2026 and the current Diagramatix feature catalogue.</w:t>
-      </w:r>
-      <w:r>
-        <w:rPr>
-          <w:i/>
-          <w:iCs/>
-        </w:rPr>
-        <w:t xml:space="preserve"> </w:t>
-      </w:r>
-      <w:r>
-        <w:rPr>
-          <w:i/>
-          <w:iCs/>
-        </w:rPr>
-        <w:t xml:space="preserve">“Not found”</w:t>
-      </w:r>
-      <w:r>
-        <w:rPr>
-          <w:i/>
-          <w:iCs/>
-        </w:rPr>
-        <w:t xml:space="preserve"> </w:t>
-      </w:r>
-      <w:r>
-        <w:rPr>
-          <w:i/>
-          <w:iCs/>
-        </w:rPr>
-        <w:t xml:space="preserve">indicates no confirmed public evidence, not proven absence. Competitor GRC / process-intelligence / APQC-content cells (SAP GRC + Signavio PI / ARIS ARCM + ARIS Mining; PRIME BPM’s APQC library; ARIS/Signavio reference models) reflect documented capabilities and warrant a human verification pass before external use.</w:t>
-      </w:r>
-    </w:p>
-    <w:bookmarkEnd w:id="19"/>
+        <w:t xml:space="preserve">Assessments reflect public product material as of 8 July 2026 and the current Diagramatix feature catalogue. "Not found" indicates no confirmed public evidence, not proven absence. Competitor GRC / process-intelligence / APQC-content cells (SAP GRC + Signavio PI / ARIS ARCM + ARIS Mining; PRIME BPM's APQC library; ARIS/Signavio reference models) reflect documented capabilities and warrant a human verification pass before external use.</w:t>
+      </w:r>
+    </w:p>
     <w:bookmarkEnd w:id="20"/>
+    <w:bookmarkEnd w:id="21"/>
     <w:sectPr>
       <w:footnotePr>
         <w:numRestart w:val="eachSect"/>
@@ -6269,34 +7079,7 @@
     <w:abstractNumId w:val="991"/>
   </w:num>
   <w:num w:numId="1006">
-    <w:abstractNumId w:val="99411"/>
-    <w:lvlOverride w:ilvl="0">
-      <w:startOverride w:val="1"/>
-    </w:lvlOverride>
-    <w:lvlOverride w:ilvl="1">
-      <w:startOverride w:val="1"/>
-    </w:lvlOverride>
-    <w:lvlOverride w:ilvl="2">
-      <w:startOverride w:val="1"/>
-    </w:lvlOverride>
-    <w:lvlOverride w:ilvl="3">
-      <w:startOverride w:val="1"/>
-    </w:lvlOverride>
-    <w:lvlOverride w:ilvl="4">
-      <w:startOverride w:val="1"/>
-    </w:lvlOverride>
-    <w:lvlOverride w:ilvl="5">
-      <w:startOverride w:val="1"/>
-    </w:lvlOverride>
-    <w:lvlOverride w:ilvl="6">
-      <w:startOverride w:val="1"/>
-    </w:lvlOverride>
-    <w:lvlOverride w:ilvl="7">
-      <w:startOverride w:val="1"/>
-    </w:lvlOverride>
-    <w:lvlOverride w:ilvl="8">
-      <w:startOverride w:val="1"/>
-    </w:lvlOverride>
+    <w:abstractNumId w:val="991"/>
   </w:num>
   <w:num w:numId="1007">
     <w:abstractNumId w:val="99411"/>
@@ -6329,6 +7112,36 @@
     </w:lvlOverride>
   </w:num>
   <w:num w:numId="1008">
+    <w:abstractNumId w:val="99411"/>
+    <w:lvlOverride w:ilvl="0">
+      <w:startOverride w:val="1"/>
+    </w:lvlOverride>
+    <w:lvlOverride w:ilvl="1">
+      <w:startOverride w:val="1"/>
+    </w:lvlOverride>
+    <w:lvlOverride w:ilvl="2">
+      <w:startOverride w:val="1"/>
+    </w:lvlOverride>
+    <w:lvlOverride w:ilvl="3">
+      <w:startOverride w:val="1"/>
+    </w:lvlOverride>
+    <w:lvlOverride w:ilvl="4">
+      <w:startOverride w:val="1"/>
+    </w:lvlOverride>
+    <w:lvlOverride w:ilvl="5">
+      <w:startOverride w:val="1"/>
+    </w:lvlOverride>
+    <w:lvlOverride w:ilvl="6">
+      <w:startOverride w:val="1"/>
+    </w:lvlOverride>
+    <w:lvlOverride w:ilvl="7">
+      <w:startOverride w:val="1"/>
+    </w:lvlOverride>
+    <w:lvlOverride w:ilvl="8">
+      <w:startOverride w:val="1"/>
+    </w:lvlOverride>
+  </w:num>
+  <w:num w:numId="1009">
     <w:abstractNumId w:val="991"/>
   </w:num>
 </w:numbering>
